--- a/rediseno_2026/4.5 Itinerarios formateados y corregidos/CPA-402 Contabilidad Agrícola y Ganadera.docx
+++ b/rediseno_2026/4.5 Itinerarios formateados y corregidos/CPA-402 Contabilidad Agrícola y Ganadera.docx
@@ -85,8 +85,10 @@
         </w:tblBorders>
         <w:tblLayout w:type="fixed"/>
         <w:tblCellMar>
-          <w:left w:w="10" w:type="dxa"/>
-          <w:right w:w="10" w:type="dxa"/>
+          <w:top w:w="40" w:type="dxa"/>
+          <w:left w:w="90" w:type="dxa"/>
+          <w:bottom w:w="40" w:type="dxa"/>
+          <w:right w:w="90" w:type="dxa"/>
         </w:tblCellMar>
         <w:tblLook w:val="0000" w:firstRow="0" w:lastRow="0" w:firstColumn="0" w:lastColumn="0" w:noHBand="0" w:noVBand="0"/>
       </w:tblPr>
@@ -120,12 +122,6 @@
               <w:right w:val="single" w:sz="6" w:space="0" w:color="1F3864"/>
             </w:tcBorders>
             <w:shd w:val="clear" w:color="auto" w:fill="4472C4"/>
-            <w:tcMar>
-              <w:top w:w="50" w:type="dxa"/>
-              <w:left w:w="90" w:type="dxa"/>
-              <w:bottom w:w="50" w:type="dxa"/>
-              <w:right w:w="90" w:type="dxa"/>
-            </w:tcMar>
             <w:vAlign w:val="center"/>
           </w:tcPr>
           <w:p>
@@ -166,12 +162,6 @@
               <w:right w:val="single" w:sz="6" w:space="0" w:color="1F3864"/>
             </w:tcBorders>
             <w:shd w:val="clear" w:color="auto" w:fill="4472C4"/>
-            <w:tcMar>
-              <w:top w:w="50" w:type="dxa"/>
-              <w:left w:w="90" w:type="dxa"/>
-              <w:bottom w:w="50" w:type="dxa"/>
-              <w:right w:w="90" w:type="dxa"/>
-            </w:tcMar>
             <w:vAlign w:val="center"/>
           </w:tcPr>
           <w:p>
@@ -212,12 +202,6 @@
               <w:right w:val="single" w:sz="6" w:space="0" w:color="1F3864"/>
             </w:tcBorders>
             <w:shd w:val="clear" w:color="auto" w:fill="4472C4"/>
-            <w:tcMar>
-              <w:top w:w="50" w:type="dxa"/>
-              <w:left w:w="90" w:type="dxa"/>
-              <w:bottom w:w="50" w:type="dxa"/>
-              <w:right w:w="90" w:type="dxa"/>
-            </w:tcMar>
             <w:vAlign w:val="center"/>
           </w:tcPr>
           <w:p>
@@ -258,12 +242,6 @@
               <w:right w:val="single" w:sz="6" w:space="0" w:color="1F3864"/>
             </w:tcBorders>
             <w:shd w:val="clear" w:color="auto" w:fill="4472C4"/>
-            <w:tcMar>
-              <w:top w:w="50" w:type="dxa"/>
-              <w:left w:w="90" w:type="dxa"/>
-              <w:bottom w:w="50" w:type="dxa"/>
-              <w:right w:w="90" w:type="dxa"/>
-            </w:tcMar>
             <w:vAlign w:val="center"/>
           </w:tcPr>
           <w:p>
@@ -306,12 +284,6 @@
               <w:right w:val="single" w:sz="6" w:space="0" w:color="1F3864"/>
             </w:tcBorders>
             <w:shd w:val="clear" w:color="auto" w:fill="4472C4"/>
-            <w:tcMar>
-              <w:top w:w="50" w:type="dxa"/>
-              <w:left w:w="90" w:type="dxa"/>
-              <w:bottom w:w="50" w:type="dxa"/>
-              <w:right w:w="90" w:type="dxa"/>
-            </w:tcMar>
             <w:vAlign w:val="center"/>
           </w:tcPr>
           <w:p>
@@ -352,12 +324,6 @@
               <w:right w:val="single" w:sz="6" w:space="0" w:color="1F3864"/>
             </w:tcBorders>
             <w:shd w:val="clear" w:color="auto" w:fill="4472C4"/>
-            <w:tcMar>
-              <w:top w:w="50" w:type="dxa"/>
-              <w:left w:w="90" w:type="dxa"/>
-              <w:bottom w:w="50" w:type="dxa"/>
-              <w:right w:w="90" w:type="dxa"/>
-            </w:tcMar>
             <w:vAlign w:val="center"/>
           </w:tcPr>
           <w:p>
@@ -398,12 +364,6 @@
               <w:right w:val="single" w:sz="6" w:space="0" w:color="1F3864"/>
             </w:tcBorders>
             <w:shd w:val="clear" w:color="auto" w:fill="4472C4"/>
-            <w:tcMar>
-              <w:top w:w="50" w:type="dxa"/>
-              <w:left w:w="90" w:type="dxa"/>
-              <w:bottom w:w="50" w:type="dxa"/>
-              <w:right w:w="90" w:type="dxa"/>
-            </w:tcMar>
             <w:vAlign w:val="center"/>
           </w:tcPr>
           <w:p>
@@ -444,12 +404,6 @@
               <w:right w:val="single" w:sz="6" w:space="0" w:color="1F3864"/>
             </w:tcBorders>
             <w:shd w:val="clear" w:color="auto" w:fill="4472C4"/>
-            <w:tcMar>
-              <w:top w:w="50" w:type="dxa"/>
-              <w:left w:w="90" w:type="dxa"/>
-              <w:bottom w:w="50" w:type="dxa"/>
-              <w:right w:w="90" w:type="dxa"/>
-            </w:tcMar>
             <w:vAlign w:val="center"/>
           </w:tcPr>
           <w:p>
@@ -492,12 +446,6 @@
               <w:right w:val="single" w:sz="6" w:space="0" w:color="1F3864"/>
             </w:tcBorders>
             <w:shd w:val="clear" w:color="auto" w:fill="4472C4"/>
-            <w:tcMar>
-              <w:top w:w="50" w:type="dxa"/>
-              <w:left w:w="90" w:type="dxa"/>
-              <w:bottom w:w="50" w:type="dxa"/>
-              <w:right w:w="90" w:type="dxa"/>
-            </w:tcMar>
             <w:vAlign w:val="center"/>
           </w:tcPr>
           <w:p>
@@ -538,12 +486,6 @@
               <w:right w:val="single" w:sz="6" w:space="0" w:color="1F3864"/>
             </w:tcBorders>
             <w:shd w:val="clear" w:color="auto" w:fill="4472C4"/>
-            <w:tcMar>
-              <w:top w:w="50" w:type="dxa"/>
-              <w:left w:w="90" w:type="dxa"/>
-              <w:bottom w:w="50" w:type="dxa"/>
-              <w:right w:w="90" w:type="dxa"/>
-            </w:tcMar>
             <w:vAlign w:val="center"/>
           </w:tcPr>
           <w:p>
@@ -585,12 +527,6 @@
               <w:right w:val="single" w:sz="6" w:space="0" w:color="1F3864"/>
             </w:tcBorders>
             <w:shd w:val="clear" w:color="auto" w:fill="4472C4"/>
-            <w:tcMar>
-              <w:top w:w="50" w:type="dxa"/>
-              <w:left w:w="90" w:type="dxa"/>
-              <w:bottom w:w="50" w:type="dxa"/>
-              <w:right w:w="90" w:type="dxa"/>
-            </w:tcMar>
             <w:vAlign w:val="center"/>
           </w:tcPr>
           <w:p>
@@ -630,12 +566,6 @@
               <w:right w:val="single" w:sz="6" w:space="0" w:color="1F3864"/>
             </w:tcBorders>
             <w:shd w:val="clear" w:color="auto" w:fill="4472C4"/>
-            <w:tcMar>
-              <w:top w:w="50" w:type="dxa"/>
-              <w:left w:w="90" w:type="dxa"/>
-              <w:bottom w:w="50" w:type="dxa"/>
-              <w:right w:w="90" w:type="dxa"/>
-            </w:tcMar>
             <w:vAlign w:val="center"/>
           </w:tcPr>
           <w:p>
@@ -675,12 +605,6 @@
               <w:right w:val="single" w:sz="6" w:space="0" w:color="1F3864"/>
             </w:tcBorders>
             <w:shd w:val="clear" w:color="auto" w:fill="4472C4"/>
-            <w:tcMar>
-              <w:top w:w="50" w:type="dxa"/>
-              <w:left w:w="90" w:type="dxa"/>
-              <w:bottom w:w="50" w:type="dxa"/>
-              <w:right w:w="90" w:type="dxa"/>
-            </w:tcMar>
             <w:vAlign w:val="center"/>
           </w:tcPr>
           <w:p>
@@ -720,12 +644,6 @@
               <w:right w:val="single" w:sz="6" w:space="0" w:color="1F3864"/>
             </w:tcBorders>
             <w:shd w:val="clear" w:color="auto" w:fill="4472C4"/>
-            <w:tcMar>
-              <w:top w:w="50" w:type="dxa"/>
-              <w:left w:w="90" w:type="dxa"/>
-              <w:bottom w:w="50" w:type="dxa"/>
-              <w:right w:w="90" w:type="dxa"/>
-            </w:tcMar>
             <w:vAlign w:val="center"/>
           </w:tcPr>
           <w:p>
@@ -765,12 +683,6 @@
               <w:right w:val="single" w:sz="6" w:space="0" w:color="1F3864"/>
             </w:tcBorders>
             <w:shd w:val="clear" w:color="auto" w:fill="4472C4"/>
-            <w:tcMar>
-              <w:top w:w="50" w:type="dxa"/>
-              <w:left w:w="90" w:type="dxa"/>
-              <w:bottom w:w="50" w:type="dxa"/>
-              <w:right w:w="90" w:type="dxa"/>
-            </w:tcMar>
             <w:vAlign w:val="center"/>
           </w:tcPr>
           <w:p>
@@ -810,12 +722,6 @@
               <w:right w:val="single" w:sz="6" w:space="0" w:color="1F3864"/>
             </w:tcBorders>
             <w:shd w:val="clear" w:color="auto" w:fill="4472C4"/>
-            <w:tcMar>
-              <w:top w:w="50" w:type="dxa"/>
-              <w:left w:w="90" w:type="dxa"/>
-              <w:bottom w:w="50" w:type="dxa"/>
-              <w:right w:w="90" w:type="dxa"/>
-            </w:tcMar>
             <w:vAlign w:val="center"/>
           </w:tcPr>
           <w:p>
@@ -856,12 +762,6 @@
               <w:right w:val="single" w:sz="6" w:space="0" w:color="1F3864"/>
             </w:tcBorders>
             <w:shd w:val="clear" w:color="auto" w:fill="D9E2F3"/>
-            <w:tcMar>
-              <w:top w:w="50" w:type="dxa"/>
-              <w:left w:w="90" w:type="dxa"/>
-              <w:bottom w:w="50" w:type="dxa"/>
-              <w:right w:w="90" w:type="dxa"/>
-            </w:tcMar>
             <w:vAlign w:val="center"/>
           </w:tcPr>
           <w:p>
@@ -896,12 +796,6 @@
               <w:right w:val="single" w:sz="6" w:space="0" w:color="1F3864"/>
             </w:tcBorders>
             <w:shd w:val="clear" w:color="auto" w:fill="D9E2F3"/>
-            <w:tcMar>
-              <w:top w:w="50" w:type="dxa"/>
-              <w:left w:w="90" w:type="dxa"/>
-              <w:bottom w:w="50" w:type="dxa"/>
-              <w:right w:w="90" w:type="dxa"/>
-            </w:tcMar>
             <w:vAlign w:val="center"/>
           </w:tcPr>
           <w:p>
@@ -935,12 +829,6 @@
               <w:right w:val="single" w:sz="6" w:space="0" w:color="1F3864"/>
             </w:tcBorders>
             <w:shd w:val="clear" w:color="auto" w:fill="D9E2F3"/>
-            <w:tcMar>
-              <w:top w:w="50" w:type="dxa"/>
-              <w:left w:w="90" w:type="dxa"/>
-              <w:bottom w:w="50" w:type="dxa"/>
-              <w:right w:w="90" w:type="dxa"/>
-            </w:tcMar>
             <w:vAlign w:val="center"/>
           </w:tcPr>
           <w:p>
@@ -974,12 +862,6 @@
               <w:right w:val="single" w:sz="6" w:space="0" w:color="1F3864"/>
             </w:tcBorders>
             <w:shd w:val="clear" w:color="auto" w:fill="D9E2F3"/>
-            <w:tcMar>
-              <w:top w:w="50" w:type="dxa"/>
-              <w:left w:w="90" w:type="dxa"/>
-              <w:bottom w:w="50" w:type="dxa"/>
-              <w:right w:w="90" w:type="dxa"/>
-            </w:tcMar>
             <w:vAlign w:val="center"/>
           </w:tcPr>
           <w:p>
@@ -1013,12 +895,6 @@
               <w:right w:val="single" w:sz="6" w:space="0" w:color="1F3864"/>
             </w:tcBorders>
             <w:shd w:val="clear" w:color="auto" w:fill="D9E2F3"/>
-            <w:tcMar>
-              <w:top w:w="50" w:type="dxa"/>
-              <w:left w:w="90" w:type="dxa"/>
-              <w:bottom w:w="50" w:type="dxa"/>
-              <w:right w:w="90" w:type="dxa"/>
-            </w:tcMar>
             <w:vAlign w:val="center"/>
           </w:tcPr>
           <w:p>
@@ -1052,12 +928,6 @@
               <w:right w:val="single" w:sz="6" w:space="0" w:color="1F3864"/>
             </w:tcBorders>
             <w:shd w:val="clear" w:color="auto" w:fill="D9E2F3"/>
-            <w:tcMar>
-              <w:top w:w="50" w:type="dxa"/>
-              <w:left w:w="90" w:type="dxa"/>
-              <w:bottom w:w="50" w:type="dxa"/>
-              <w:right w:w="90" w:type="dxa"/>
-            </w:tcMar>
             <w:vAlign w:val="center"/>
           </w:tcPr>
           <w:p>
@@ -1091,12 +961,6 @@
               <w:right w:val="single" w:sz="6" w:space="0" w:color="1F3864"/>
             </w:tcBorders>
             <w:shd w:val="clear" w:color="auto" w:fill="D9E2F3"/>
-            <w:tcMar>
-              <w:top w:w="50" w:type="dxa"/>
-              <w:left w:w="90" w:type="dxa"/>
-              <w:bottom w:w="50" w:type="dxa"/>
-              <w:right w:w="90" w:type="dxa"/>
-            </w:tcMar>
             <w:vAlign w:val="center"/>
           </w:tcPr>
           <w:p>
@@ -1156,12 +1020,6 @@
               <w:right w:val="single" w:sz="6" w:space="0" w:color="1F3864"/>
             </w:tcBorders>
             <w:shd w:val="clear" w:color="auto" w:fill="4472C4"/>
-            <w:tcMar>
-              <w:top w:w="50" w:type="dxa"/>
-              <w:left w:w="90" w:type="dxa"/>
-              <w:bottom w:w="50" w:type="dxa"/>
-              <w:right w:w="90" w:type="dxa"/>
-            </w:tcMar>
             <w:vAlign w:val="center"/>
           </w:tcPr>
           <w:p>
@@ -1204,12 +1062,6 @@
               <w:right w:val="single" w:sz="6" w:space="0" w:color="1F3864"/>
             </w:tcBorders>
             <w:shd w:val="clear" w:color="auto" w:fill="D9E2F3"/>
-            <w:tcMar>
-              <w:top w:w="50" w:type="dxa"/>
-              <w:left w:w="90" w:type="dxa"/>
-              <w:bottom w:w="50" w:type="dxa"/>
-              <w:right w:w="90" w:type="dxa"/>
-            </w:tcMar>
             <w:vAlign w:val="center"/>
           </w:tcPr>
           <w:p>
@@ -1262,12 +1114,6 @@
               <w:right w:val="single" w:sz="6" w:space="0" w:color="1F3864"/>
             </w:tcBorders>
             <w:shd w:val="clear" w:color="auto" w:fill="D9E2F3"/>
-            <w:tcMar>
-              <w:top w:w="50" w:type="dxa"/>
-              <w:left w:w="90" w:type="dxa"/>
-              <w:bottom w:w="50" w:type="dxa"/>
-              <w:right w:w="90" w:type="dxa"/>
-            </w:tcMar>
             <w:vAlign w:val="center"/>
           </w:tcPr>
           <w:p>
@@ -1315,12 +1161,6 @@
               <w:right w:val="single" w:sz="6" w:space="0" w:color="1F3864"/>
             </w:tcBorders>
             <w:shd w:val="clear" w:color="auto" w:fill="4472C4"/>
-            <w:tcMar>
-              <w:top w:w="50" w:type="dxa"/>
-              <w:left w:w="90" w:type="dxa"/>
-              <w:bottom w:w="50" w:type="dxa"/>
-              <w:right w:w="90" w:type="dxa"/>
-            </w:tcMar>
             <w:vAlign w:val="center"/>
           </w:tcPr>
           <w:p>
@@ -1361,12 +1201,6 @@
               <w:right w:val="single" w:sz="6" w:space="0" w:color="1F3864"/>
             </w:tcBorders>
             <w:shd w:val="clear" w:color="auto" w:fill="4472C4"/>
-            <w:tcMar>
-              <w:top w:w="50" w:type="dxa"/>
-              <w:left w:w="90" w:type="dxa"/>
-              <w:bottom w:w="50" w:type="dxa"/>
-              <w:right w:w="90" w:type="dxa"/>
-            </w:tcMar>
             <w:vAlign w:val="center"/>
           </w:tcPr>
           <w:p>
@@ -1407,12 +1241,6 @@
               <w:right w:val="single" w:sz="6" w:space="0" w:color="1F3864"/>
             </w:tcBorders>
             <w:shd w:val="clear" w:color="auto" w:fill="4472C4"/>
-            <w:tcMar>
-              <w:top w:w="50" w:type="dxa"/>
-              <w:left w:w="90" w:type="dxa"/>
-              <w:bottom w:w="50" w:type="dxa"/>
-              <w:right w:w="90" w:type="dxa"/>
-            </w:tcMar>
             <w:vAlign w:val="center"/>
           </w:tcPr>
           <w:p>
@@ -1457,12 +1285,6 @@
               <w:right w:val="single" w:sz="6" w:space="0" w:color="1F3864"/>
             </w:tcBorders>
             <w:shd w:val="clear" w:color="auto" w:fill="D9E2F3"/>
-            <w:tcMar>
-              <w:top w:w="50" w:type="dxa"/>
-              <w:left w:w="90" w:type="dxa"/>
-              <w:bottom w:w="50" w:type="dxa"/>
-              <w:right w:w="90" w:type="dxa"/>
-            </w:tcMar>
             <w:vAlign w:val="center"/>
           </w:tcPr>
           <w:p>
@@ -1495,12 +1317,6 @@
               <w:right w:val="single" w:sz="6" w:space="0" w:color="1F3864"/>
             </w:tcBorders>
             <w:shd w:val="clear" w:color="auto" w:fill="D9E2F3"/>
-            <w:tcMar>
-              <w:top w:w="50" w:type="dxa"/>
-              <w:left w:w="90" w:type="dxa"/>
-              <w:bottom w:w="50" w:type="dxa"/>
-              <w:right w:w="90" w:type="dxa"/>
-            </w:tcMar>
             <w:vAlign w:val="center"/>
           </w:tcPr>
           <w:p>
@@ -1533,12 +1349,6 @@
               <w:right w:val="single" w:sz="6" w:space="0" w:color="1F3864"/>
             </w:tcBorders>
             <w:shd w:val="clear" w:color="auto" w:fill="D9E2F3"/>
-            <w:tcMar>
-              <w:top w:w="50" w:type="dxa"/>
-              <w:left w:w="90" w:type="dxa"/>
-              <w:bottom w:w="50" w:type="dxa"/>
-              <w:right w:w="90" w:type="dxa"/>
-            </w:tcMar>
             <w:vAlign w:val="center"/>
           </w:tcPr>
           <w:p>
@@ -1608,12 +1418,6 @@
               <w:right w:val="single" w:sz="6" w:space="0" w:color="1F3864"/>
             </w:tcBorders>
             <w:shd w:val="clear" w:color="auto" w:fill="D9E2F3"/>
-            <w:tcMar>
-              <w:top w:w="50" w:type="dxa"/>
-              <w:left w:w="90" w:type="dxa"/>
-              <w:bottom w:w="50" w:type="dxa"/>
-              <w:right w:w="90" w:type="dxa"/>
-            </w:tcMar>
             <w:vAlign w:val="center"/>
           </w:tcPr>
           <w:p>
@@ -1646,12 +1450,6 @@
               <w:right w:val="single" w:sz="6" w:space="0" w:color="1F3864"/>
             </w:tcBorders>
             <w:shd w:val="clear" w:color="auto" w:fill="D9E2F3"/>
-            <w:tcMar>
-              <w:top w:w="50" w:type="dxa"/>
-              <w:left w:w="90" w:type="dxa"/>
-              <w:bottom w:w="50" w:type="dxa"/>
-              <w:right w:w="90" w:type="dxa"/>
-            </w:tcMar>
             <w:vAlign w:val="center"/>
           </w:tcPr>
           <w:p>
@@ -1698,12 +1496,6 @@
               <w:right w:val="single" w:sz="6" w:space="0" w:color="1F3864"/>
             </w:tcBorders>
             <w:shd w:val="clear" w:color="auto" w:fill="D9E2F3"/>
-            <w:tcMar>
-              <w:top w:w="50" w:type="dxa"/>
-              <w:left w:w="90" w:type="dxa"/>
-              <w:bottom w:w="50" w:type="dxa"/>
-              <w:right w:w="90" w:type="dxa"/>
-            </w:tcMar>
             <w:vAlign w:val="center"/>
           </w:tcPr>
           <w:p>
@@ -1736,12 +1528,6 @@
               <w:right w:val="single" w:sz="6" w:space="0" w:color="1F3864"/>
             </w:tcBorders>
             <w:shd w:val="clear" w:color="auto" w:fill="D9E2F3"/>
-            <w:tcMar>
-              <w:top w:w="50" w:type="dxa"/>
-              <w:left w:w="90" w:type="dxa"/>
-              <w:bottom w:w="50" w:type="dxa"/>
-              <w:right w:w="90" w:type="dxa"/>
-            </w:tcMar>
             <w:vAlign w:val="center"/>
           </w:tcPr>
           <w:p>
@@ -1774,12 +1560,6 @@
               <w:right w:val="single" w:sz="6" w:space="0" w:color="1F3864"/>
             </w:tcBorders>
             <w:shd w:val="clear" w:color="auto" w:fill="D9E2F3"/>
-            <w:tcMar>
-              <w:top w:w="50" w:type="dxa"/>
-              <w:left w:w="90" w:type="dxa"/>
-              <w:bottom w:w="50" w:type="dxa"/>
-              <w:right w:w="90" w:type="dxa"/>
-            </w:tcMar>
             <w:vAlign w:val="center"/>
           </w:tcPr>
           <w:p>
@@ -1849,12 +1629,6 @@
               <w:right w:val="single" w:sz="6" w:space="0" w:color="1F3864"/>
             </w:tcBorders>
             <w:shd w:val="clear" w:color="auto" w:fill="D9E2F3"/>
-            <w:tcMar>
-              <w:top w:w="50" w:type="dxa"/>
-              <w:left w:w="90" w:type="dxa"/>
-              <w:bottom w:w="50" w:type="dxa"/>
-              <w:right w:w="90" w:type="dxa"/>
-            </w:tcMar>
             <w:vAlign w:val="center"/>
           </w:tcPr>
           <w:p>
@@ -1887,12 +1661,6 @@
               <w:right w:val="single" w:sz="6" w:space="0" w:color="1F3864"/>
             </w:tcBorders>
             <w:shd w:val="clear" w:color="auto" w:fill="D9E2F3"/>
-            <w:tcMar>
-              <w:top w:w="50" w:type="dxa"/>
-              <w:left w:w="90" w:type="dxa"/>
-              <w:bottom w:w="50" w:type="dxa"/>
-              <w:right w:w="90" w:type="dxa"/>
-            </w:tcMar>
             <w:vAlign w:val="center"/>
           </w:tcPr>
           <w:p>
@@ -1937,12 +1705,6 @@
               <w:right w:val="single" w:sz="6" w:space="0" w:color="1F3864"/>
             </w:tcBorders>
             <w:shd w:val="clear" w:color="auto" w:fill="4472C4"/>
-            <w:tcMar>
-              <w:top w:w="50" w:type="dxa"/>
-              <w:left w:w="90" w:type="dxa"/>
-              <w:bottom w:w="50" w:type="dxa"/>
-              <w:right w:w="90" w:type="dxa"/>
-            </w:tcMar>
             <w:vAlign w:val="center"/>
           </w:tcPr>
           <w:p>
@@ -1985,12 +1747,6 @@
               <w:right w:val="single" w:sz="6" w:space="0" w:color="1F3864"/>
             </w:tcBorders>
             <w:shd w:val="clear" w:color="auto" w:fill="4472C4"/>
-            <w:tcMar>
-              <w:top w:w="50" w:type="dxa"/>
-              <w:left w:w="90" w:type="dxa"/>
-              <w:bottom w:w="50" w:type="dxa"/>
-              <w:right w:w="90" w:type="dxa"/>
-            </w:tcMar>
             <w:vAlign w:val="center"/>
           </w:tcPr>
           <w:p>
@@ -2030,12 +1786,6 @@
               <w:right w:val="single" w:sz="6" w:space="0" w:color="1F3864"/>
             </w:tcBorders>
             <w:shd w:val="clear" w:color="auto" w:fill="D9E2F3"/>
-            <w:tcMar>
-              <w:top w:w="50" w:type="dxa"/>
-              <w:left w:w="90" w:type="dxa"/>
-              <w:bottom w:w="50" w:type="dxa"/>
-              <w:right w:w="90" w:type="dxa"/>
-            </w:tcMar>
             <w:vAlign w:val="center"/>
           </w:tcPr>
           <w:p>
@@ -2094,12 +1844,6 @@
               <w:right w:val="single" w:sz="6" w:space="0" w:color="1F3864"/>
             </w:tcBorders>
             <w:shd w:val="clear" w:color="auto" w:fill="4472C4"/>
-            <w:tcMar>
-              <w:top w:w="50" w:type="dxa"/>
-              <w:left w:w="90" w:type="dxa"/>
-              <w:bottom w:w="50" w:type="dxa"/>
-              <w:right w:w="90" w:type="dxa"/>
-            </w:tcMar>
             <w:vAlign w:val="center"/>
           </w:tcPr>
           <w:p>
@@ -2141,12 +1885,6 @@
               <w:right w:val="single" w:sz="6" w:space="0" w:color="1F3864"/>
             </w:tcBorders>
             <w:shd w:val="clear" w:color="auto" w:fill="D9E2F3"/>
-            <w:tcMar>
-              <w:top w:w="50" w:type="dxa"/>
-              <w:left w:w="90" w:type="dxa"/>
-              <w:bottom w:w="50" w:type="dxa"/>
-              <w:right w:w="90" w:type="dxa"/>
-            </w:tcMar>
             <w:vAlign w:val="center"/>
           </w:tcPr>
           <w:p>
@@ -2187,12 +1925,6 @@
               <w:right w:val="single" w:sz="6" w:space="0" w:color="1F3864"/>
             </w:tcBorders>
             <w:shd w:val="clear" w:color="auto" w:fill="D9E2F3"/>
-            <w:tcMar>
-              <w:top w:w="50" w:type="dxa"/>
-              <w:left w:w="90" w:type="dxa"/>
-              <w:bottom w:w="50" w:type="dxa"/>
-              <w:right w:w="90" w:type="dxa"/>
-            </w:tcMar>
             <w:vAlign w:val="center"/>
           </w:tcPr>
           <w:p>
@@ -2461,12 +2193,6 @@
               <w:right w:val="single" w:sz="6" w:space="0" w:color="1F3864"/>
             </w:tcBorders>
             <w:shd w:val="clear" w:color="auto" w:fill="D9E2F3"/>
-            <w:tcMar>
-              <w:top w:w="50" w:type="dxa"/>
-              <w:left w:w="90" w:type="dxa"/>
-              <w:bottom w:w="50" w:type="dxa"/>
-              <w:right w:w="90" w:type="dxa"/>
-            </w:tcMar>
             <w:vAlign w:val="center"/>
           </w:tcPr>
           <w:p>
@@ -2563,12 +2289,6 @@
               <w:right w:val="single" w:sz="6" w:space="0" w:color="1F3864"/>
             </w:tcBorders>
             <w:shd w:val="clear" w:color="auto" w:fill="D9E2F3"/>
-            <w:tcMar>
-              <w:top w:w="50" w:type="dxa"/>
-              <w:left w:w="90" w:type="dxa"/>
-              <w:bottom w:w="50" w:type="dxa"/>
-              <w:right w:w="90" w:type="dxa"/>
-            </w:tcMar>
             <w:vAlign w:val="center"/>
           </w:tcPr>
           <w:p>
@@ -2617,12 +2337,6 @@
               <w:right w:val="single" w:sz="6" w:space="0" w:color="1F3864"/>
             </w:tcBorders>
             <w:shd w:val="clear" w:color="auto" w:fill="4472C4"/>
-            <w:tcMar>
-              <w:top w:w="50" w:type="dxa"/>
-              <w:left w:w="90" w:type="dxa"/>
-              <w:bottom w:w="50" w:type="dxa"/>
-              <w:right w:w="90" w:type="dxa"/>
-            </w:tcMar>
             <w:vAlign w:val="center"/>
           </w:tcPr>
           <w:p>
@@ -2663,12 +2377,6 @@
               <w:right w:val="single" w:sz="6" w:space="0" w:color="1F3864"/>
             </w:tcBorders>
             <w:shd w:val="clear" w:color="auto" w:fill="4472C4"/>
-            <w:tcMar>
-              <w:top w:w="50" w:type="dxa"/>
-              <w:left w:w="90" w:type="dxa"/>
-              <w:bottom w:w="50" w:type="dxa"/>
-              <w:right w:w="90" w:type="dxa"/>
-            </w:tcMar>
             <w:vAlign w:val="center"/>
           </w:tcPr>
           <w:p>
@@ -2709,12 +2417,6 @@
               <w:right w:val="single" w:sz="6" w:space="0" w:color="1F3864"/>
             </w:tcBorders>
             <w:shd w:val="clear" w:color="auto" w:fill="4472C4"/>
-            <w:tcMar>
-              <w:top w:w="50" w:type="dxa"/>
-              <w:left w:w="90" w:type="dxa"/>
-              <w:bottom w:w="50" w:type="dxa"/>
-              <w:right w:w="90" w:type="dxa"/>
-            </w:tcMar>
             <w:vAlign w:val="center"/>
           </w:tcPr>
           <w:p>
@@ -2759,12 +2461,6 @@
               <w:right w:val="single" w:sz="6" w:space="0" w:color="1F3864"/>
             </w:tcBorders>
             <w:shd w:val="clear" w:color="auto" w:fill="D9E2F3"/>
-            <w:tcMar>
-              <w:top w:w="50" w:type="dxa"/>
-              <w:left w:w="90" w:type="dxa"/>
-              <w:bottom w:w="50" w:type="dxa"/>
-              <w:right w:w="90" w:type="dxa"/>
-            </w:tcMar>
             <w:vAlign w:val="center"/>
           </w:tcPr>
           <w:p>
@@ -2797,12 +2493,6 @@
               <w:right w:val="single" w:sz="6" w:space="0" w:color="1F3864"/>
             </w:tcBorders>
             <w:shd w:val="clear" w:color="auto" w:fill="D9E2F3"/>
-            <w:tcMar>
-              <w:top w:w="50" w:type="dxa"/>
-              <w:left w:w="90" w:type="dxa"/>
-              <w:bottom w:w="50" w:type="dxa"/>
-              <w:right w:w="90" w:type="dxa"/>
-            </w:tcMar>
             <w:vAlign w:val="center"/>
           </w:tcPr>
           <w:p>
@@ -2835,12 +2525,6 @@
               <w:right w:val="single" w:sz="6" w:space="0" w:color="1F3864"/>
             </w:tcBorders>
             <w:shd w:val="clear" w:color="auto" w:fill="D9E2F3"/>
-            <w:tcMar>
-              <w:top w:w="50" w:type="dxa"/>
-              <w:left w:w="90" w:type="dxa"/>
-              <w:bottom w:w="50" w:type="dxa"/>
-              <w:right w:w="90" w:type="dxa"/>
-            </w:tcMar>
             <w:vAlign w:val="center"/>
           </w:tcPr>
           <w:p>
@@ -2910,12 +2594,6 @@
               <w:right w:val="single" w:sz="6" w:space="0" w:color="1F3864"/>
             </w:tcBorders>
             <w:shd w:val="clear" w:color="auto" w:fill="D9E2F3"/>
-            <w:tcMar>
-              <w:top w:w="50" w:type="dxa"/>
-              <w:left w:w="90" w:type="dxa"/>
-              <w:bottom w:w="50" w:type="dxa"/>
-              <w:right w:w="90" w:type="dxa"/>
-            </w:tcMar>
             <w:vAlign w:val="center"/>
           </w:tcPr>
           <w:p>
@@ -2948,12 +2626,6 @@
               <w:right w:val="single" w:sz="6" w:space="0" w:color="1F3864"/>
             </w:tcBorders>
             <w:shd w:val="clear" w:color="auto" w:fill="D9E2F3"/>
-            <w:tcMar>
-              <w:top w:w="50" w:type="dxa"/>
-              <w:left w:w="90" w:type="dxa"/>
-              <w:bottom w:w="50" w:type="dxa"/>
-              <w:right w:w="90" w:type="dxa"/>
-            </w:tcMar>
             <w:vAlign w:val="center"/>
           </w:tcPr>
           <w:p>
@@ -3008,12 +2680,6 @@
               <w:right w:val="single" w:sz="6" w:space="0" w:color="1F3864"/>
             </w:tcBorders>
             <w:shd w:val="clear" w:color="auto" w:fill="D9E2F3"/>
-            <w:tcMar>
-              <w:top w:w="50" w:type="dxa"/>
-              <w:left w:w="90" w:type="dxa"/>
-              <w:bottom w:w="50" w:type="dxa"/>
-              <w:right w:w="90" w:type="dxa"/>
-            </w:tcMar>
             <w:vAlign w:val="center"/>
           </w:tcPr>
           <w:p>
@@ -3054,12 +2720,6 @@
               <w:right w:val="single" w:sz="6" w:space="0" w:color="1F3864"/>
             </w:tcBorders>
             <w:shd w:val="clear" w:color="auto" w:fill="D9E2F3"/>
-            <w:tcMar>
-              <w:top w:w="50" w:type="dxa"/>
-              <w:left w:w="90" w:type="dxa"/>
-              <w:bottom w:w="50" w:type="dxa"/>
-              <w:right w:w="90" w:type="dxa"/>
-            </w:tcMar>
             <w:vAlign w:val="center"/>
           </w:tcPr>
           <w:p>
@@ -3092,12 +2752,6 @@
               <w:right w:val="single" w:sz="6" w:space="0" w:color="1F3864"/>
             </w:tcBorders>
             <w:shd w:val="clear" w:color="auto" w:fill="D9E2F3"/>
-            <w:tcMar>
-              <w:top w:w="50" w:type="dxa"/>
-              <w:left w:w="90" w:type="dxa"/>
-              <w:bottom w:w="50" w:type="dxa"/>
-              <w:right w:w="90" w:type="dxa"/>
-            </w:tcMar>
             <w:vAlign w:val="center"/>
           </w:tcPr>
           <w:p>
@@ -3167,12 +2821,6 @@
               <w:right w:val="single" w:sz="6" w:space="0" w:color="1F3864"/>
             </w:tcBorders>
             <w:shd w:val="clear" w:color="auto" w:fill="D9E2F3"/>
-            <w:tcMar>
-              <w:top w:w="50" w:type="dxa"/>
-              <w:left w:w="90" w:type="dxa"/>
-              <w:bottom w:w="50" w:type="dxa"/>
-              <w:right w:w="90" w:type="dxa"/>
-            </w:tcMar>
             <w:vAlign w:val="center"/>
           </w:tcPr>
           <w:p>
@@ -3205,12 +2853,6 @@
               <w:right w:val="single" w:sz="6" w:space="0" w:color="1F3864"/>
             </w:tcBorders>
             <w:shd w:val="clear" w:color="auto" w:fill="D9E2F3"/>
-            <w:tcMar>
-              <w:top w:w="50" w:type="dxa"/>
-              <w:left w:w="90" w:type="dxa"/>
-              <w:bottom w:w="50" w:type="dxa"/>
-              <w:right w:w="90" w:type="dxa"/>
-            </w:tcMar>
             <w:vAlign w:val="center"/>
           </w:tcPr>
           <w:p>
@@ -3255,12 +2897,6 @@
               <w:right w:val="single" w:sz="6" w:space="0" w:color="1F3864"/>
             </w:tcBorders>
             <w:shd w:val="clear" w:color="auto" w:fill="4472C4"/>
-            <w:tcMar>
-              <w:top w:w="50" w:type="dxa"/>
-              <w:left w:w="90" w:type="dxa"/>
-              <w:bottom w:w="50" w:type="dxa"/>
-              <w:right w:w="90" w:type="dxa"/>
-            </w:tcMar>
             <w:vAlign w:val="center"/>
           </w:tcPr>
           <w:p>
@@ -3303,12 +2939,6 @@
               <w:right w:val="single" w:sz="6" w:space="0" w:color="1F3864"/>
             </w:tcBorders>
             <w:shd w:val="clear" w:color="auto" w:fill="4472C4"/>
-            <w:tcMar>
-              <w:top w:w="50" w:type="dxa"/>
-              <w:left w:w="90" w:type="dxa"/>
-              <w:bottom w:w="50" w:type="dxa"/>
-              <w:right w:w="90" w:type="dxa"/>
-            </w:tcMar>
             <w:vAlign w:val="center"/>
           </w:tcPr>
           <w:p>
@@ -3348,12 +2978,6 @@
               <w:right w:val="single" w:sz="6" w:space="0" w:color="1F3864"/>
             </w:tcBorders>
             <w:shd w:val="clear" w:color="auto" w:fill="D9E2F3"/>
-            <w:tcMar>
-              <w:top w:w="50" w:type="dxa"/>
-              <w:left w:w="90" w:type="dxa"/>
-              <w:bottom w:w="50" w:type="dxa"/>
-              <w:right w:w="90" w:type="dxa"/>
-            </w:tcMar>
             <w:vAlign w:val="center"/>
           </w:tcPr>
           <w:p>
@@ -3412,12 +3036,6 @@
               <w:right w:val="single" w:sz="6" w:space="0" w:color="1F3864"/>
             </w:tcBorders>
             <w:shd w:val="clear" w:color="auto" w:fill="4472C4"/>
-            <w:tcMar>
-              <w:top w:w="50" w:type="dxa"/>
-              <w:left w:w="90" w:type="dxa"/>
-              <w:bottom w:w="50" w:type="dxa"/>
-              <w:right w:w="90" w:type="dxa"/>
-            </w:tcMar>
             <w:vAlign w:val="center"/>
           </w:tcPr>
           <w:p>
@@ -3459,12 +3077,6 @@
               <w:right w:val="single" w:sz="6" w:space="0" w:color="1F3864"/>
             </w:tcBorders>
             <w:shd w:val="clear" w:color="auto" w:fill="D9E2F3"/>
-            <w:tcMar>
-              <w:top w:w="50" w:type="dxa"/>
-              <w:left w:w="90" w:type="dxa"/>
-              <w:bottom w:w="50" w:type="dxa"/>
-              <w:right w:w="90" w:type="dxa"/>
-            </w:tcMar>
             <w:vAlign w:val="center"/>
           </w:tcPr>
           <w:p>
@@ -3522,12 +3134,6 @@
               <w:right w:val="single" w:sz="6" w:space="0" w:color="1F3864"/>
             </w:tcBorders>
             <w:shd w:val="clear" w:color="auto" w:fill="D9E2F3"/>
-            <w:tcMar>
-              <w:top w:w="50" w:type="dxa"/>
-              <w:left w:w="90" w:type="dxa"/>
-              <w:bottom w:w="50" w:type="dxa"/>
-              <w:right w:w="90" w:type="dxa"/>
-            </w:tcMar>
             <w:vAlign w:val="center"/>
           </w:tcPr>
           <w:p>
@@ -3795,12 +3401,6 @@
               <w:right w:val="single" w:sz="6" w:space="0" w:color="1F3864"/>
             </w:tcBorders>
             <w:shd w:val="clear" w:color="auto" w:fill="D9E2F3"/>
-            <w:tcMar>
-              <w:top w:w="50" w:type="dxa"/>
-              <w:left w:w="90" w:type="dxa"/>
-              <w:bottom w:w="50" w:type="dxa"/>
-              <w:right w:w="90" w:type="dxa"/>
-            </w:tcMar>
             <w:vAlign w:val="center"/>
           </w:tcPr>
           <w:p>
@@ -3887,12 +3487,6 @@
               <w:right w:val="single" w:sz="6" w:space="0" w:color="1F3864"/>
             </w:tcBorders>
             <w:shd w:val="clear" w:color="auto" w:fill="D9E2F3"/>
-            <w:tcMar>
-              <w:top w:w="50" w:type="dxa"/>
-              <w:left w:w="90" w:type="dxa"/>
-              <w:bottom w:w="50" w:type="dxa"/>
-              <w:right w:w="90" w:type="dxa"/>
-            </w:tcMar>
             <w:vAlign w:val="center"/>
           </w:tcPr>
           <w:p>
@@ -4021,12 +3615,6 @@
               <w:right w:val="single" w:sz="6" w:space="0" w:color="1F3864"/>
             </w:tcBorders>
             <w:shd w:val="clear" w:color="auto" w:fill="4472C4"/>
-            <w:tcMar>
-              <w:top w:w="50" w:type="dxa"/>
-              <w:left w:w="90" w:type="dxa"/>
-              <w:bottom w:w="50" w:type="dxa"/>
-              <w:right w:w="90" w:type="dxa"/>
-            </w:tcMar>
             <w:vAlign w:val="center"/>
           </w:tcPr>
           <w:p>
@@ -4067,12 +3655,6 @@
               <w:right w:val="single" w:sz="6" w:space="0" w:color="1F3864"/>
             </w:tcBorders>
             <w:shd w:val="clear" w:color="auto" w:fill="4472C4"/>
-            <w:tcMar>
-              <w:top w:w="50" w:type="dxa"/>
-              <w:left w:w="90" w:type="dxa"/>
-              <w:bottom w:w="50" w:type="dxa"/>
-              <w:right w:w="90" w:type="dxa"/>
-            </w:tcMar>
             <w:vAlign w:val="center"/>
           </w:tcPr>
           <w:p>
@@ -4113,12 +3695,6 @@
               <w:right w:val="single" w:sz="6" w:space="0" w:color="1F3864"/>
             </w:tcBorders>
             <w:shd w:val="clear" w:color="auto" w:fill="4472C4"/>
-            <w:tcMar>
-              <w:top w:w="50" w:type="dxa"/>
-              <w:left w:w="90" w:type="dxa"/>
-              <w:bottom w:w="50" w:type="dxa"/>
-              <w:right w:w="90" w:type="dxa"/>
-            </w:tcMar>
             <w:vAlign w:val="center"/>
           </w:tcPr>
           <w:p>
@@ -4163,12 +3739,6 @@
               <w:right w:val="single" w:sz="6" w:space="0" w:color="1F3864"/>
             </w:tcBorders>
             <w:shd w:val="clear" w:color="auto" w:fill="D9E2F3"/>
-            <w:tcMar>
-              <w:top w:w="50" w:type="dxa"/>
-              <w:left w:w="90" w:type="dxa"/>
-              <w:bottom w:w="50" w:type="dxa"/>
-              <w:right w:w="90" w:type="dxa"/>
-            </w:tcMar>
             <w:vAlign w:val="center"/>
           </w:tcPr>
           <w:p>
@@ -4201,12 +3771,6 @@
               <w:right w:val="single" w:sz="6" w:space="0" w:color="1F3864"/>
             </w:tcBorders>
             <w:shd w:val="clear" w:color="auto" w:fill="D9E2F3"/>
-            <w:tcMar>
-              <w:top w:w="50" w:type="dxa"/>
-              <w:left w:w="90" w:type="dxa"/>
-              <w:bottom w:w="50" w:type="dxa"/>
-              <w:right w:w="90" w:type="dxa"/>
-            </w:tcMar>
             <w:vAlign w:val="center"/>
           </w:tcPr>
           <w:p>
@@ -4239,12 +3803,6 @@
               <w:right w:val="single" w:sz="6" w:space="0" w:color="1F3864"/>
             </w:tcBorders>
             <w:shd w:val="clear" w:color="auto" w:fill="D9E2F3"/>
-            <w:tcMar>
-              <w:top w:w="50" w:type="dxa"/>
-              <w:left w:w="90" w:type="dxa"/>
-              <w:bottom w:w="50" w:type="dxa"/>
-              <w:right w:w="90" w:type="dxa"/>
-            </w:tcMar>
             <w:vAlign w:val="center"/>
           </w:tcPr>
           <w:p>
@@ -4293,12 +3851,6 @@
               <w:right w:val="single" w:sz="6" w:space="0" w:color="1F3864"/>
             </w:tcBorders>
             <w:shd w:val="clear" w:color="auto" w:fill="D9E2F3"/>
-            <w:tcMar>
-              <w:top w:w="50" w:type="dxa"/>
-              <w:left w:w="90" w:type="dxa"/>
-              <w:bottom w:w="50" w:type="dxa"/>
-              <w:right w:w="90" w:type="dxa"/>
-            </w:tcMar>
           </w:tcPr>
           <w:p>
             <w:pPr>
@@ -4322,12 +3874,6 @@
               <w:right w:val="single" w:sz="6" w:space="0" w:color="1F3864"/>
             </w:tcBorders>
             <w:shd w:val="clear" w:color="auto" w:fill="D9E2F3"/>
-            <w:tcMar>
-              <w:top w:w="50" w:type="dxa"/>
-              <w:left w:w="90" w:type="dxa"/>
-              <w:bottom w:w="50" w:type="dxa"/>
-              <w:right w:w="90" w:type="dxa"/>
-            </w:tcMar>
             <w:vAlign w:val="center"/>
           </w:tcPr>
           <w:p>
@@ -4360,12 +3906,6 @@
               <w:right w:val="single" w:sz="6" w:space="0" w:color="1F3864"/>
             </w:tcBorders>
             <w:shd w:val="clear" w:color="auto" w:fill="D9E2F3"/>
-            <w:tcMar>
-              <w:top w:w="50" w:type="dxa"/>
-              <w:left w:w="90" w:type="dxa"/>
-              <w:bottom w:w="50" w:type="dxa"/>
-              <w:right w:w="90" w:type="dxa"/>
-            </w:tcMar>
             <w:vAlign w:val="center"/>
           </w:tcPr>
           <w:p>
@@ -4414,12 +3954,6 @@
               <w:right w:val="single" w:sz="6" w:space="0" w:color="1F3864"/>
             </w:tcBorders>
             <w:shd w:val="clear" w:color="auto" w:fill="D9E2F3"/>
-            <w:tcMar>
-              <w:top w:w="50" w:type="dxa"/>
-              <w:left w:w="90" w:type="dxa"/>
-              <w:bottom w:w="50" w:type="dxa"/>
-              <w:right w:w="90" w:type="dxa"/>
-            </w:tcMar>
             <w:vAlign w:val="center"/>
           </w:tcPr>
           <w:p>
@@ -4460,12 +3994,6 @@
               <w:right w:val="single" w:sz="6" w:space="0" w:color="1F3864"/>
             </w:tcBorders>
             <w:shd w:val="clear" w:color="auto" w:fill="D9E2F3"/>
-            <w:tcMar>
-              <w:top w:w="50" w:type="dxa"/>
-              <w:left w:w="90" w:type="dxa"/>
-              <w:bottom w:w="50" w:type="dxa"/>
-              <w:right w:w="90" w:type="dxa"/>
-            </w:tcMar>
             <w:vAlign w:val="center"/>
           </w:tcPr>
           <w:p>
@@ -4498,12 +4026,6 @@
               <w:right w:val="single" w:sz="6" w:space="0" w:color="1F3864"/>
             </w:tcBorders>
             <w:shd w:val="clear" w:color="auto" w:fill="D9E2F3"/>
-            <w:tcMar>
-              <w:top w:w="50" w:type="dxa"/>
-              <w:left w:w="90" w:type="dxa"/>
-              <w:bottom w:w="50" w:type="dxa"/>
-              <w:right w:w="90" w:type="dxa"/>
-            </w:tcMar>
             <w:vAlign w:val="center"/>
           </w:tcPr>
           <w:p>
@@ -4593,12 +4115,6 @@
               <w:right w:val="single" w:sz="6" w:space="0" w:color="1F3864"/>
             </w:tcBorders>
             <w:shd w:val="clear" w:color="auto" w:fill="D9E2F3"/>
-            <w:tcMar>
-              <w:top w:w="50" w:type="dxa"/>
-              <w:left w:w="90" w:type="dxa"/>
-              <w:bottom w:w="50" w:type="dxa"/>
-              <w:right w:w="90" w:type="dxa"/>
-            </w:tcMar>
             <w:vAlign w:val="center"/>
           </w:tcPr>
           <w:p>
@@ -4631,12 +4147,6 @@
               <w:right w:val="single" w:sz="6" w:space="0" w:color="1F3864"/>
             </w:tcBorders>
             <w:shd w:val="clear" w:color="auto" w:fill="D9E2F3"/>
-            <w:tcMar>
-              <w:top w:w="50" w:type="dxa"/>
-              <w:left w:w="90" w:type="dxa"/>
-              <w:bottom w:w="50" w:type="dxa"/>
-              <w:right w:w="90" w:type="dxa"/>
-            </w:tcMar>
             <w:vAlign w:val="center"/>
           </w:tcPr>
           <w:p>
@@ -4703,12 +4213,6 @@
               <w:right w:val="single" w:sz="6" w:space="0" w:color="1F3864"/>
             </w:tcBorders>
             <w:shd w:val="clear" w:color="auto" w:fill="D9E2F3"/>
-            <w:tcMar>
-              <w:top w:w="50" w:type="dxa"/>
-              <w:left w:w="90" w:type="dxa"/>
-              <w:bottom w:w="50" w:type="dxa"/>
-              <w:right w:w="90" w:type="dxa"/>
-            </w:tcMar>
             <w:vAlign w:val="center"/>
           </w:tcPr>
           <w:p>
@@ -4757,12 +4261,6 @@
               <w:right w:val="single" w:sz="6" w:space="0" w:color="1F3864"/>
             </w:tcBorders>
             <w:shd w:val="clear" w:color="auto" w:fill="D9E2F3"/>
-            <w:tcMar>
-              <w:top w:w="50" w:type="dxa"/>
-              <w:left w:w="90" w:type="dxa"/>
-              <w:bottom w:w="50" w:type="dxa"/>
-              <w:right w:w="90" w:type="dxa"/>
-            </w:tcMar>
             <w:vAlign w:val="center"/>
           </w:tcPr>
           <w:p>
@@ -4795,12 +4293,6 @@
               <w:right w:val="single" w:sz="6" w:space="0" w:color="1F3864"/>
             </w:tcBorders>
             <w:shd w:val="clear" w:color="auto" w:fill="D9E2F3"/>
-            <w:tcMar>
-              <w:top w:w="50" w:type="dxa"/>
-              <w:left w:w="90" w:type="dxa"/>
-              <w:bottom w:w="50" w:type="dxa"/>
-              <w:right w:w="90" w:type="dxa"/>
-            </w:tcMar>
             <w:vAlign w:val="center"/>
           </w:tcPr>
           <w:p>
@@ -4890,12 +4382,6 @@
               <w:right w:val="single" w:sz="6" w:space="0" w:color="1F3864"/>
             </w:tcBorders>
             <w:shd w:val="clear" w:color="auto" w:fill="D9E2F3"/>
-            <w:tcMar>
-              <w:top w:w="50" w:type="dxa"/>
-              <w:left w:w="90" w:type="dxa"/>
-              <w:bottom w:w="50" w:type="dxa"/>
-              <w:right w:w="90" w:type="dxa"/>
-            </w:tcMar>
             <w:vAlign w:val="center"/>
           </w:tcPr>
           <w:p>
@@ -4928,12 +4414,6 @@
               <w:right w:val="single" w:sz="6" w:space="0" w:color="1F3864"/>
             </w:tcBorders>
             <w:shd w:val="clear" w:color="auto" w:fill="D9E2F3"/>
-            <w:tcMar>
-              <w:top w:w="50" w:type="dxa"/>
-              <w:left w:w="90" w:type="dxa"/>
-              <w:bottom w:w="50" w:type="dxa"/>
-              <w:right w:w="90" w:type="dxa"/>
-            </w:tcMar>
             <w:vAlign w:val="center"/>
           </w:tcPr>
           <w:p>
@@ -5006,12 +4486,6 @@
               <w:right w:val="single" w:sz="6" w:space="0" w:color="1F3864"/>
             </w:tcBorders>
             <w:shd w:val="clear" w:color="auto" w:fill="4472C4"/>
-            <w:tcMar>
-              <w:top w:w="50" w:type="dxa"/>
-              <w:left w:w="90" w:type="dxa"/>
-              <w:bottom w:w="50" w:type="dxa"/>
-              <w:right w:w="90" w:type="dxa"/>
-            </w:tcMar>
             <w:vAlign w:val="center"/>
           </w:tcPr>
           <w:p>
@@ -5054,12 +4528,6 @@
               <w:right w:val="single" w:sz="6" w:space="0" w:color="1F3864"/>
             </w:tcBorders>
             <w:shd w:val="clear" w:color="auto" w:fill="4472C4"/>
-            <w:tcMar>
-              <w:top w:w="50" w:type="dxa"/>
-              <w:left w:w="90" w:type="dxa"/>
-              <w:bottom w:w="50" w:type="dxa"/>
-              <w:right w:w="90" w:type="dxa"/>
-            </w:tcMar>
             <w:vAlign w:val="center"/>
           </w:tcPr>
           <w:p>
@@ -5099,12 +4567,6 @@
               <w:right w:val="single" w:sz="6" w:space="0" w:color="1F3864"/>
             </w:tcBorders>
             <w:shd w:val="clear" w:color="auto" w:fill="D9E2F3"/>
-            <w:tcMar>
-              <w:top w:w="50" w:type="dxa"/>
-              <w:left w:w="90" w:type="dxa"/>
-              <w:bottom w:w="50" w:type="dxa"/>
-              <w:right w:w="90" w:type="dxa"/>
-            </w:tcMar>
             <w:vAlign w:val="center"/>
           </w:tcPr>
           <w:p>
@@ -5163,12 +4625,6 @@
               <w:right w:val="single" w:sz="6" w:space="0" w:color="1F3864"/>
             </w:tcBorders>
             <w:shd w:val="clear" w:color="auto" w:fill="4472C4"/>
-            <w:tcMar>
-              <w:top w:w="50" w:type="dxa"/>
-              <w:left w:w="90" w:type="dxa"/>
-              <w:bottom w:w="50" w:type="dxa"/>
-              <w:right w:w="90" w:type="dxa"/>
-            </w:tcMar>
             <w:vAlign w:val="center"/>
           </w:tcPr>
           <w:p>
@@ -5210,12 +4666,6 @@
               <w:right w:val="single" w:sz="6" w:space="0" w:color="1F3864"/>
             </w:tcBorders>
             <w:shd w:val="clear" w:color="auto" w:fill="D9E2F3"/>
-            <w:tcMar>
-              <w:top w:w="50" w:type="dxa"/>
-              <w:left w:w="90" w:type="dxa"/>
-              <w:bottom w:w="50" w:type="dxa"/>
-              <w:right w:w="90" w:type="dxa"/>
-            </w:tcMar>
             <w:vAlign w:val="center"/>
           </w:tcPr>
           <w:p>
@@ -5264,12 +4714,6 @@
               <w:right w:val="single" w:sz="6" w:space="0" w:color="1F3864"/>
             </w:tcBorders>
             <w:shd w:val="clear" w:color="auto" w:fill="D9E2F3"/>
-            <w:tcMar>
-              <w:top w:w="50" w:type="dxa"/>
-              <w:left w:w="90" w:type="dxa"/>
-              <w:bottom w:w="50" w:type="dxa"/>
-              <w:right w:w="90" w:type="dxa"/>
-            </w:tcMar>
             <w:vAlign w:val="center"/>
           </w:tcPr>
           <w:p>
@@ -5400,12 +4844,6 @@
               <w:right w:val="single" w:sz="6" w:space="0" w:color="1F3864"/>
             </w:tcBorders>
             <w:shd w:val="clear" w:color="auto" w:fill="D9E2F3"/>
-            <w:tcMar>
-              <w:top w:w="50" w:type="dxa"/>
-              <w:left w:w="90" w:type="dxa"/>
-              <w:bottom w:w="50" w:type="dxa"/>
-              <w:right w:w="90" w:type="dxa"/>
-            </w:tcMar>
             <w:vAlign w:val="center"/>
           </w:tcPr>
           <w:p>
@@ -5537,12 +4975,6 @@
               <w:right w:val="single" w:sz="6" w:space="0" w:color="1F3864"/>
             </w:tcBorders>
             <w:shd w:val="clear" w:color="auto" w:fill="D9E2F3"/>
-            <w:tcMar>
-              <w:top w:w="50" w:type="dxa"/>
-              <w:left w:w="90" w:type="dxa"/>
-              <w:bottom w:w="50" w:type="dxa"/>
-              <w:right w:w="90" w:type="dxa"/>
-            </w:tcMar>
             <w:vAlign w:val="center"/>
           </w:tcPr>
           <w:p>
@@ -5591,12 +5023,6 @@
               <w:right w:val="single" w:sz="6" w:space="0" w:color="1F3864"/>
             </w:tcBorders>
             <w:shd w:val="clear" w:color="auto" w:fill="D9E2F3"/>
-            <w:tcMar>
-              <w:top w:w="50" w:type="dxa"/>
-              <w:left w:w="90" w:type="dxa"/>
-              <w:bottom w:w="50" w:type="dxa"/>
-              <w:right w:w="90" w:type="dxa"/>
-            </w:tcMar>
             <w:vAlign w:val="center"/>
           </w:tcPr>
           <w:p>
@@ -5759,12 +5185,6 @@
               <w:right w:val="single" w:sz="6" w:space="0" w:color="1F3864"/>
             </w:tcBorders>
             <w:shd w:val="clear" w:color="auto" w:fill="D9E2F3"/>
-            <w:tcMar>
-              <w:top w:w="50" w:type="dxa"/>
-              <w:left w:w="90" w:type="dxa"/>
-              <w:bottom w:w="50" w:type="dxa"/>
-              <w:right w:w="90" w:type="dxa"/>
-            </w:tcMar>
             <w:vAlign w:val="center"/>
           </w:tcPr>
           <w:p>
@@ -5796,12 +5216,6 @@
               <w:right w:val="single" w:sz="6" w:space="0" w:color="1F3864"/>
             </w:tcBorders>
             <w:shd w:val="clear" w:color="auto" w:fill="D9E2F3"/>
-            <w:tcMar>
-              <w:top w:w="50" w:type="dxa"/>
-              <w:left w:w="90" w:type="dxa"/>
-              <w:bottom w:w="50" w:type="dxa"/>
-              <w:right w:w="90" w:type="dxa"/>
-            </w:tcMar>
             <w:vAlign w:val="center"/>
           </w:tcPr>
           <w:p>
@@ -5858,12 +5272,6 @@
               <w:right w:val="single" w:sz="6" w:space="0" w:color="1F3864"/>
             </w:tcBorders>
             <w:shd w:val="clear" w:color="auto" w:fill="D9E2F3"/>
-            <w:tcMar>
-              <w:top w:w="50" w:type="dxa"/>
-              <w:left w:w="90" w:type="dxa"/>
-              <w:bottom w:w="50" w:type="dxa"/>
-              <w:right w:w="90" w:type="dxa"/>
-            </w:tcMar>
             <w:vAlign w:val="center"/>
           </w:tcPr>
           <w:p>
@@ -6363,12 +5771,6 @@
               <w:right w:val="single" w:sz="6" w:space="0" w:color="1F3864"/>
             </w:tcBorders>
             <w:shd w:val="clear" w:color="auto" w:fill="D9E2F3"/>
-            <w:tcMar>
-              <w:top w:w="50" w:type="dxa"/>
-              <w:left w:w="90" w:type="dxa"/>
-              <w:bottom w:w="50" w:type="dxa"/>
-              <w:right w:w="90" w:type="dxa"/>
-            </w:tcMar>
             <w:vAlign w:val="center"/>
           </w:tcPr>
           <w:p>
@@ -6401,12 +5803,6 @@
               <w:right w:val="single" w:sz="6" w:space="0" w:color="1F3864"/>
             </w:tcBorders>
             <w:shd w:val="clear" w:color="auto" w:fill="D9E2F3"/>
-            <w:tcMar>
-              <w:top w:w="50" w:type="dxa"/>
-              <w:left w:w="90" w:type="dxa"/>
-              <w:bottom w:w="50" w:type="dxa"/>
-              <w:right w:w="90" w:type="dxa"/>
-            </w:tcMar>
             <w:vAlign w:val="center"/>
           </w:tcPr>
           <w:p>
@@ -6478,12 +5874,6 @@
               <w:right w:val="single" w:sz="6" w:space="0" w:color="1F3864"/>
             </w:tcBorders>
             <w:shd w:val="clear" w:color="auto" w:fill="4472C4"/>
-            <w:tcMar>
-              <w:top w:w="50" w:type="dxa"/>
-              <w:left w:w="90" w:type="dxa"/>
-              <w:bottom w:w="50" w:type="dxa"/>
-              <w:right w:w="90" w:type="dxa"/>
-            </w:tcMar>
             <w:vAlign w:val="center"/>
           </w:tcPr>
           <w:p>
@@ -6525,12 +5915,6 @@
               <w:right w:val="single" w:sz="6" w:space="0" w:color="1F3864"/>
             </w:tcBorders>
             <w:shd w:val="clear" w:color="auto" w:fill="4472C4"/>
-            <w:tcMar>
-              <w:top w:w="50" w:type="dxa"/>
-              <w:left w:w="90" w:type="dxa"/>
-              <w:bottom w:w="50" w:type="dxa"/>
-              <w:right w:w="90" w:type="dxa"/>
-            </w:tcMar>
             <w:vAlign w:val="center"/>
           </w:tcPr>
           <w:p>
@@ -6571,12 +5955,6 @@
               <w:right w:val="single" w:sz="6" w:space="0" w:color="1F3864"/>
             </w:tcBorders>
             <w:shd w:val="clear" w:color="auto" w:fill="4472C4"/>
-            <w:tcMar>
-              <w:top w:w="50" w:type="dxa"/>
-              <w:left w:w="90" w:type="dxa"/>
-              <w:bottom w:w="50" w:type="dxa"/>
-              <w:right w:w="90" w:type="dxa"/>
-            </w:tcMar>
             <w:vAlign w:val="center"/>
           </w:tcPr>
           <w:p>
@@ -6621,12 +5999,6 @@
               <w:right w:val="single" w:sz="6" w:space="0" w:color="1F3864"/>
             </w:tcBorders>
             <w:shd w:val="clear" w:color="auto" w:fill="D9E2F3"/>
-            <w:tcMar>
-              <w:top w:w="50" w:type="dxa"/>
-              <w:left w:w="90" w:type="dxa"/>
-              <w:bottom w:w="50" w:type="dxa"/>
-              <w:right w:w="90" w:type="dxa"/>
-            </w:tcMar>
             <w:vAlign w:val="center"/>
           </w:tcPr>
           <w:p>
@@ -6659,12 +6031,6 @@
               <w:right w:val="single" w:sz="6" w:space="0" w:color="1F3864"/>
             </w:tcBorders>
             <w:shd w:val="clear" w:color="auto" w:fill="D9E2F3"/>
-            <w:tcMar>
-              <w:top w:w="50" w:type="dxa"/>
-              <w:left w:w="90" w:type="dxa"/>
-              <w:bottom w:w="50" w:type="dxa"/>
-              <w:right w:w="90" w:type="dxa"/>
-            </w:tcMar>
             <w:vAlign w:val="center"/>
           </w:tcPr>
           <w:p>
@@ -6697,12 +6063,6 @@
               <w:right w:val="single" w:sz="6" w:space="0" w:color="1F3864"/>
             </w:tcBorders>
             <w:shd w:val="clear" w:color="auto" w:fill="D9E2F3"/>
-            <w:tcMar>
-              <w:top w:w="50" w:type="dxa"/>
-              <w:left w:w="90" w:type="dxa"/>
-              <w:bottom w:w="50" w:type="dxa"/>
-              <w:right w:w="90" w:type="dxa"/>
-            </w:tcMar>
             <w:vAlign w:val="center"/>
           </w:tcPr>
           <w:p>
@@ -6771,12 +6131,6 @@
               <w:right w:val="single" w:sz="6" w:space="0" w:color="1F3864"/>
             </w:tcBorders>
             <w:shd w:val="clear" w:color="auto" w:fill="D9E2F3"/>
-            <w:tcMar>
-              <w:top w:w="50" w:type="dxa"/>
-              <w:left w:w="90" w:type="dxa"/>
-              <w:bottom w:w="50" w:type="dxa"/>
-              <w:right w:w="90" w:type="dxa"/>
-            </w:tcMar>
           </w:tcPr>
           <w:p>
             <w:pPr>
@@ -6800,12 +6154,6 @@
               <w:right w:val="single" w:sz="6" w:space="0" w:color="1F3864"/>
             </w:tcBorders>
             <w:shd w:val="clear" w:color="auto" w:fill="D9E2F3"/>
-            <w:tcMar>
-              <w:top w:w="50" w:type="dxa"/>
-              <w:left w:w="90" w:type="dxa"/>
-              <w:bottom w:w="50" w:type="dxa"/>
-              <w:right w:w="90" w:type="dxa"/>
-            </w:tcMar>
             <w:vAlign w:val="center"/>
           </w:tcPr>
           <w:p>
@@ -6838,12 +6186,6 @@
               <w:right w:val="single" w:sz="6" w:space="0" w:color="1F3864"/>
             </w:tcBorders>
             <w:shd w:val="clear" w:color="auto" w:fill="D9E2F3"/>
-            <w:tcMar>
-              <w:top w:w="50" w:type="dxa"/>
-              <w:left w:w="90" w:type="dxa"/>
-              <w:bottom w:w="50" w:type="dxa"/>
-              <w:right w:w="90" w:type="dxa"/>
-            </w:tcMar>
             <w:vAlign w:val="center"/>
           </w:tcPr>
           <w:p>
@@ -6912,12 +6254,6 @@
               <w:right w:val="single" w:sz="6" w:space="0" w:color="1F3864"/>
             </w:tcBorders>
             <w:shd w:val="clear" w:color="auto" w:fill="D9E2F3"/>
-            <w:tcMar>
-              <w:top w:w="50" w:type="dxa"/>
-              <w:left w:w="90" w:type="dxa"/>
-              <w:bottom w:w="50" w:type="dxa"/>
-              <w:right w:w="90" w:type="dxa"/>
-            </w:tcMar>
             <w:vAlign w:val="center"/>
           </w:tcPr>
           <w:p>
@@ -6950,12 +6286,6 @@
               <w:right w:val="single" w:sz="6" w:space="0" w:color="1F3864"/>
             </w:tcBorders>
             <w:shd w:val="clear" w:color="auto" w:fill="D9E2F3"/>
-            <w:tcMar>
-              <w:top w:w="50" w:type="dxa"/>
-              <w:left w:w="90" w:type="dxa"/>
-              <w:bottom w:w="50" w:type="dxa"/>
-              <w:right w:w="90" w:type="dxa"/>
-            </w:tcMar>
             <w:vAlign w:val="center"/>
           </w:tcPr>
           <w:p>
@@ -6988,12 +6318,6 @@
               <w:right w:val="single" w:sz="6" w:space="0" w:color="1F3864"/>
             </w:tcBorders>
             <w:shd w:val="clear" w:color="auto" w:fill="D9E2F3"/>
-            <w:tcMar>
-              <w:top w:w="50" w:type="dxa"/>
-              <w:left w:w="90" w:type="dxa"/>
-              <w:bottom w:w="50" w:type="dxa"/>
-              <w:right w:w="90" w:type="dxa"/>
-            </w:tcMar>
             <w:vAlign w:val="center"/>
           </w:tcPr>
           <w:p>
@@ -7083,12 +6407,6 @@
               <w:right w:val="single" w:sz="6" w:space="0" w:color="1F3864"/>
             </w:tcBorders>
             <w:shd w:val="clear" w:color="auto" w:fill="D9E2F3"/>
-            <w:tcMar>
-              <w:top w:w="50" w:type="dxa"/>
-              <w:left w:w="90" w:type="dxa"/>
-              <w:bottom w:w="50" w:type="dxa"/>
-              <w:right w:w="90" w:type="dxa"/>
-            </w:tcMar>
             <w:vAlign w:val="center"/>
           </w:tcPr>
           <w:p>
@@ -7121,12 +6439,6 @@
               <w:right w:val="single" w:sz="6" w:space="0" w:color="1F3864"/>
             </w:tcBorders>
             <w:shd w:val="clear" w:color="auto" w:fill="D9E2F3"/>
-            <w:tcMar>
-              <w:top w:w="50" w:type="dxa"/>
-              <w:left w:w="90" w:type="dxa"/>
-              <w:bottom w:w="50" w:type="dxa"/>
-              <w:right w:w="90" w:type="dxa"/>
-            </w:tcMar>
             <w:vAlign w:val="center"/>
           </w:tcPr>
           <w:p>
@@ -7193,12 +6505,6 @@
               <w:right w:val="single" w:sz="6" w:space="0" w:color="1F3864"/>
             </w:tcBorders>
             <w:shd w:val="clear" w:color="auto" w:fill="D9E2F3"/>
-            <w:tcMar>
-              <w:top w:w="50" w:type="dxa"/>
-              <w:left w:w="90" w:type="dxa"/>
-              <w:bottom w:w="50" w:type="dxa"/>
-              <w:right w:w="90" w:type="dxa"/>
-            </w:tcMar>
             <w:vAlign w:val="center"/>
           </w:tcPr>
           <w:p>
@@ -7231,12 +6537,6 @@
               <w:right w:val="single" w:sz="6" w:space="0" w:color="1F3864"/>
             </w:tcBorders>
             <w:shd w:val="clear" w:color="auto" w:fill="D9E2F3"/>
-            <w:tcMar>
-              <w:top w:w="50" w:type="dxa"/>
-              <w:left w:w="90" w:type="dxa"/>
-              <w:bottom w:w="50" w:type="dxa"/>
-              <w:right w:w="90" w:type="dxa"/>
-            </w:tcMar>
             <w:vAlign w:val="center"/>
           </w:tcPr>
           <w:p>
@@ -7269,12 +6569,6 @@
               <w:right w:val="single" w:sz="6" w:space="0" w:color="1F3864"/>
             </w:tcBorders>
             <w:shd w:val="clear" w:color="auto" w:fill="D9E2F3"/>
-            <w:tcMar>
-              <w:top w:w="50" w:type="dxa"/>
-              <w:left w:w="90" w:type="dxa"/>
-              <w:bottom w:w="50" w:type="dxa"/>
-              <w:right w:w="90" w:type="dxa"/>
-            </w:tcMar>
             <w:vAlign w:val="center"/>
           </w:tcPr>
           <w:p>
@@ -7364,12 +6658,6 @@
               <w:right w:val="single" w:sz="6" w:space="0" w:color="1F3864"/>
             </w:tcBorders>
             <w:shd w:val="clear" w:color="auto" w:fill="D9E2F3"/>
-            <w:tcMar>
-              <w:top w:w="50" w:type="dxa"/>
-              <w:left w:w="90" w:type="dxa"/>
-              <w:bottom w:w="50" w:type="dxa"/>
-              <w:right w:w="90" w:type="dxa"/>
-            </w:tcMar>
             <w:vAlign w:val="center"/>
           </w:tcPr>
           <w:p>
@@ -7402,12 +6690,6 @@
               <w:right w:val="single" w:sz="6" w:space="0" w:color="1F3864"/>
             </w:tcBorders>
             <w:shd w:val="clear" w:color="auto" w:fill="D9E2F3"/>
-            <w:tcMar>
-              <w:top w:w="50" w:type="dxa"/>
-              <w:left w:w="90" w:type="dxa"/>
-              <w:bottom w:w="50" w:type="dxa"/>
-              <w:right w:w="90" w:type="dxa"/>
-            </w:tcMar>
             <w:vAlign w:val="center"/>
           </w:tcPr>
           <w:p>
@@ -7480,12 +6762,6 @@
               <w:right w:val="single" w:sz="6" w:space="0" w:color="1F3864"/>
             </w:tcBorders>
             <w:shd w:val="clear" w:color="auto" w:fill="4472C4"/>
-            <w:tcMar>
-              <w:top w:w="50" w:type="dxa"/>
-              <w:left w:w="90" w:type="dxa"/>
-              <w:bottom w:w="50" w:type="dxa"/>
-              <w:right w:w="90" w:type="dxa"/>
-            </w:tcMar>
             <w:vAlign w:val="center"/>
           </w:tcPr>
           <w:p>
@@ -7528,12 +6804,6 @@
               <w:right w:val="single" w:sz="6" w:space="0" w:color="1F3864"/>
             </w:tcBorders>
             <w:shd w:val="clear" w:color="auto" w:fill="4472C4"/>
-            <w:tcMar>
-              <w:top w:w="50" w:type="dxa"/>
-              <w:left w:w="90" w:type="dxa"/>
-              <w:bottom w:w="50" w:type="dxa"/>
-              <w:right w:w="90" w:type="dxa"/>
-            </w:tcMar>
             <w:vAlign w:val="center"/>
           </w:tcPr>
           <w:p>
@@ -7573,12 +6843,6 @@
               <w:right w:val="single" w:sz="6" w:space="0" w:color="1F3864"/>
             </w:tcBorders>
             <w:shd w:val="clear" w:color="auto" w:fill="D9E2F3"/>
-            <w:tcMar>
-              <w:top w:w="50" w:type="dxa"/>
-              <w:left w:w="90" w:type="dxa"/>
-              <w:bottom w:w="50" w:type="dxa"/>
-              <w:right w:w="90" w:type="dxa"/>
-            </w:tcMar>
             <w:vAlign w:val="center"/>
           </w:tcPr>
           <w:p>
@@ -7637,12 +6901,6 @@
               <w:right w:val="single" w:sz="6" w:space="0" w:color="1F3864"/>
             </w:tcBorders>
             <w:shd w:val="clear" w:color="auto" w:fill="4472C4"/>
-            <w:tcMar>
-              <w:top w:w="50" w:type="dxa"/>
-              <w:left w:w="90" w:type="dxa"/>
-              <w:bottom w:w="50" w:type="dxa"/>
-              <w:right w:w="90" w:type="dxa"/>
-            </w:tcMar>
             <w:vAlign w:val="center"/>
           </w:tcPr>
           <w:p>
@@ -7684,12 +6942,6 @@
               <w:right w:val="single" w:sz="6" w:space="0" w:color="1F3864"/>
             </w:tcBorders>
             <w:shd w:val="clear" w:color="auto" w:fill="D9E2F3"/>
-            <w:tcMar>
-              <w:top w:w="50" w:type="dxa"/>
-              <w:left w:w="90" w:type="dxa"/>
-              <w:bottom w:w="50" w:type="dxa"/>
-              <w:right w:w="90" w:type="dxa"/>
-            </w:tcMar>
             <w:vAlign w:val="center"/>
           </w:tcPr>
           <w:p>
@@ -7722,12 +6974,6 @@
               <w:right w:val="single" w:sz="6" w:space="0" w:color="1F3864"/>
             </w:tcBorders>
             <w:shd w:val="clear" w:color="auto" w:fill="D9E2F3"/>
-            <w:tcMar>
-              <w:top w:w="50" w:type="dxa"/>
-              <w:left w:w="90" w:type="dxa"/>
-              <w:bottom w:w="50" w:type="dxa"/>
-              <w:right w:w="90" w:type="dxa"/>
-            </w:tcMar>
             <w:vAlign w:val="center"/>
           </w:tcPr>
           <w:p>
@@ -8050,12 +7296,6 @@
               <w:right w:val="single" w:sz="6" w:space="0" w:color="1F3864"/>
             </w:tcBorders>
             <w:shd w:val="clear" w:color="auto" w:fill="D9E2F3"/>
-            <w:tcMar>
-              <w:top w:w="50" w:type="dxa"/>
-              <w:left w:w="90" w:type="dxa"/>
-              <w:bottom w:w="50" w:type="dxa"/>
-              <w:right w:w="90" w:type="dxa"/>
-            </w:tcMar>
             <w:vAlign w:val="center"/>
           </w:tcPr>
           <w:p>
@@ -8142,12 +7382,6 @@
               <w:right w:val="single" w:sz="6" w:space="0" w:color="1F3864"/>
             </w:tcBorders>
             <w:shd w:val="clear" w:color="auto" w:fill="D9E2F3"/>
-            <w:tcMar>
-              <w:top w:w="50" w:type="dxa"/>
-              <w:left w:w="90" w:type="dxa"/>
-              <w:bottom w:w="50" w:type="dxa"/>
-              <w:right w:w="90" w:type="dxa"/>
-            </w:tcMar>
             <w:vAlign w:val="center"/>
           </w:tcPr>
           <w:p>
@@ -8180,12 +7414,6 @@
               <w:right w:val="single" w:sz="6" w:space="0" w:color="1F3864"/>
             </w:tcBorders>
             <w:shd w:val="clear" w:color="auto" w:fill="D9E2F3"/>
-            <w:tcMar>
-              <w:top w:w="50" w:type="dxa"/>
-              <w:left w:w="90" w:type="dxa"/>
-              <w:bottom w:w="50" w:type="dxa"/>
-              <w:right w:w="90" w:type="dxa"/>
-            </w:tcMar>
             <w:vAlign w:val="center"/>
           </w:tcPr>
           <w:p>
@@ -8623,12 +7851,6 @@
               <w:right w:val="single" w:sz="6" w:space="0" w:color="1F3864"/>
             </w:tcBorders>
             <w:shd w:val="clear" w:color="auto" w:fill="D9E2F3"/>
-            <w:tcMar>
-              <w:top w:w="50" w:type="dxa"/>
-              <w:left w:w="90" w:type="dxa"/>
-              <w:bottom w:w="50" w:type="dxa"/>
-              <w:right w:w="90" w:type="dxa"/>
-            </w:tcMar>
             <w:vAlign w:val="center"/>
           </w:tcPr>
           <w:p>
@@ -8693,12 +7915,6 @@
               <w:right w:val="single" w:sz="6" w:space="0" w:color="1F3864"/>
             </w:tcBorders>
             <w:shd w:val="clear" w:color="auto" w:fill="D9E2F3"/>
-            <w:tcMar>
-              <w:top w:w="50" w:type="dxa"/>
-              <w:left w:w="90" w:type="dxa"/>
-              <w:bottom w:w="50" w:type="dxa"/>
-              <w:right w:w="90" w:type="dxa"/>
-            </w:tcMar>
             <w:vAlign w:val="center"/>
           </w:tcPr>
           <w:p>
@@ -8762,12 +7978,6 @@
               <w:right w:val="single" w:sz="6" w:space="0" w:color="1F3864"/>
             </w:tcBorders>
             <w:shd w:val="clear" w:color="auto" w:fill="4472C4"/>
-            <w:tcMar>
-              <w:top w:w="50" w:type="dxa"/>
-              <w:left w:w="90" w:type="dxa"/>
-              <w:bottom w:w="50" w:type="dxa"/>
-              <w:right w:w="90" w:type="dxa"/>
-            </w:tcMar>
             <w:vAlign w:val="center"/>
           </w:tcPr>
           <w:p>
@@ -8808,12 +8018,6 @@
               <w:right w:val="single" w:sz="6" w:space="0" w:color="1F3864"/>
             </w:tcBorders>
             <w:shd w:val="clear" w:color="auto" w:fill="4472C4"/>
-            <w:tcMar>
-              <w:top w:w="50" w:type="dxa"/>
-              <w:left w:w="90" w:type="dxa"/>
-              <w:bottom w:w="50" w:type="dxa"/>
-              <w:right w:w="90" w:type="dxa"/>
-            </w:tcMar>
             <w:vAlign w:val="center"/>
           </w:tcPr>
           <w:p>
@@ -8854,12 +8058,6 @@
               <w:right w:val="single" w:sz="6" w:space="0" w:color="1F3864"/>
             </w:tcBorders>
             <w:shd w:val="clear" w:color="auto" w:fill="4472C4"/>
-            <w:tcMar>
-              <w:top w:w="50" w:type="dxa"/>
-              <w:left w:w="90" w:type="dxa"/>
-              <w:bottom w:w="50" w:type="dxa"/>
-              <w:right w:w="90" w:type="dxa"/>
-            </w:tcMar>
             <w:vAlign w:val="center"/>
           </w:tcPr>
           <w:p>
@@ -8904,12 +8102,6 @@
               <w:right w:val="single" w:sz="6" w:space="0" w:color="1F3864"/>
             </w:tcBorders>
             <w:shd w:val="clear" w:color="auto" w:fill="D9E2F3"/>
-            <w:tcMar>
-              <w:top w:w="50" w:type="dxa"/>
-              <w:left w:w="90" w:type="dxa"/>
-              <w:bottom w:w="50" w:type="dxa"/>
-              <w:right w:w="90" w:type="dxa"/>
-            </w:tcMar>
             <w:vAlign w:val="center"/>
           </w:tcPr>
           <w:p>
@@ -8950,12 +8142,6 @@
               <w:right w:val="single" w:sz="6" w:space="0" w:color="1F3864"/>
             </w:tcBorders>
             <w:shd w:val="clear" w:color="auto" w:fill="D9E2F3"/>
-            <w:tcMar>
-              <w:top w:w="50" w:type="dxa"/>
-              <w:left w:w="90" w:type="dxa"/>
-              <w:bottom w:w="50" w:type="dxa"/>
-              <w:right w:w="90" w:type="dxa"/>
-            </w:tcMar>
             <w:vAlign w:val="center"/>
           </w:tcPr>
           <w:p>
@@ -8988,12 +8174,6 @@
               <w:right w:val="single" w:sz="6" w:space="0" w:color="1F3864"/>
             </w:tcBorders>
             <w:shd w:val="clear" w:color="auto" w:fill="D9E2F3"/>
-            <w:tcMar>
-              <w:top w:w="50" w:type="dxa"/>
-              <w:left w:w="90" w:type="dxa"/>
-              <w:bottom w:w="50" w:type="dxa"/>
-              <w:right w:w="90" w:type="dxa"/>
-            </w:tcMar>
             <w:vAlign w:val="center"/>
           </w:tcPr>
           <w:p>
@@ -9101,12 +8281,6 @@
               <w:right w:val="single" w:sz="6" w:space="0" w:color="1F3864"/>
             </w:tcBorders>
             <w:shd w:val="clear" w:color="auto" w:fill="D9E2F3"/>
-            <w:tcMar>
-              <w:top w:w="50" w:type="dxa"/>
-              <w:left w:w="90" w:type="dxa"/>
-              <w:bottom w:w="50" w:type="dxa"/>
-              <w:right w:w="90" w:type="dxa"/>
-            </w:tcMar>
             <w:vAlign w:val="center"/>
           </w:tcPr>
           <w:p>
@@ -9139,12 +8313,6 @@
               <w:right w:val="single" w:sz="6" w:space="0" w:color="1F3864"/>
             </w:tcBorders>
             <w:shd w:val="clear" w:color="auto" w:fill="D9E2F3"/>
-            <w:tcMar>
-              <w:top w:w="50" w:type="dxa"/>
-              <w:left w:w="90" w:type="dxa"/>
-              <w:bottom w:w="50" w:type="dxa"/>
-              <w:right w:w="90" w:type="dxa"/>
-            </w:tcMar>
             <w:vAlign w:val="center"/>
           </w:tcPr>
           <w:p>
@@ -9221,12 +8389,6 @@
               <w:right w:val="single" w:sz="6" w:space="0" w:color="1F3864"/>
             </w:tcBorders>
             <w:shd w:val="clear" w:color="auto" w:fill="D9E2F3"/>
-            <w:tcMar>
-              <w:top w:w="50" w:type="dxa"/>
-              <w:left w:w="90" w:type="dxa"/>
-              <w:bottom w:w="50" w:type="dxa"/>
-              <w:right w:w="90" w:type="dxa"/>
-            </w:tcMar>
             <w:vAlign w:val="center"/>
           </w:tcPr>
           <w:p>
@@ -9268,12 +8430,6 @@
               <w:right w:val="single" w:sz="6" w:space="0" w:color="1F3864"/>
             </w:tcBorders>
             <w:shd w:val="clear" w:color="auto" w:fill="D9E2F3"/>
-            <w:tcMar>
-              <w:top w:w="50" w:type="dxa"/>
-              <w:left w:w="90" w:type="dxa"/>
-              <w:bottom w:w="50" w:type="dxa"/>
-              <w:right w:w="90" w:type="dxa"/>
-            </w:tcMar>
             <w:vAlign w:val="center"/>
           </w:tcPr>
           <w:p>
@@ -9307,12 +8463,6 @@
               <w:right w:val="single" w:sz="6" w:space="0" w:color="1F3864"/>
             </w:tcBorders>
             <w:shd w:val="clear" w:color="auto" w:fill="D9E2F3"/>
-            <w:tcMar>
-              <w:top w:w="50" w:type="dxa"/>
-              <w:left w:w="90" w:type="dxa"/>
-              <w:bottom w:w="50" w:type="dxa"/>
-              <w:right w:w="90" w:type="dxa"/>
-            </w:tcMar>
             <w:vAlign w:val="center"/>
           </w:tcPr>
           <w:p>
@@ -9412,12 +8562,6 @@
               <w:right w:val="single" w:sz="6" w:space="0" w:color="1F3864"/>
             </w:tcBorders>
             <w:shd w:val="clear" w:color="auto" w:fill="D9E2F3"/>
-            <w:tcMar>
-              <w:top w:w="50" w:type="dxa"/>
-              <w:left w:w="90" w:type="dxa"/>
-              <w:bottom w:w="50" w:type="dxa"/>
-              <w:right w:w="90" w:type="dxa"/>
-            </w:tcMar>
             <w:vAlign w:val="center"/>
           </w:tcPr>
           <w:p>
@@ -9450,12 +8594,6 @@
               <w:right w:val="single" w:sz="6" w:space="0" w:color="1F3864"/>
             </w:tcBorders>
             <w:shd w:val="clear" w:color="auto" w:fill="D9E2F3"/>
-            <w:tcMar>
-              <w:top w:w="50" w:type="dxa"/>
-              <w:left w:w="90" w:type="dxa"/>
-              <w:bottom w:w="50" w:type="dxa"/>
-              <w:right w:w="90" w:type="dxa"/>
-            </w:tcMar>
             <w:vAlign w:val="center"/>
           </w:tcPr>
           <w:p>
@@ -9530,12 +8668,6 @@
               <w:right w:val="single" w:sz="6" w:space="0" w:color="1F3864"/>
             </w:tcBorders>
             <w:shd w:val="clear" w:color="auto" w:fill="4472C4"/>
-            <w:tcMar>
-              <w:top w:w="50" w:type="dxa"/>
-              <w:left w:w="90" w:type="dxa"/>
-              <w:bottom w:w="50" w:type="dxa"/>
-              <w:right w:w="90" w:type="dxa"/>
-            </w:tcMar>
             <w:vAlign w:val="center"/>
           </w:tcPr>
           <w:p>
@@ -9578,12 +8710,6 @@
               <w:right w:val="single" w:sz="6" w:space="0" w:color="1F3864"/>
             </w:tcBorders>
             <w:shd w:val="clear" w:color="auto" w:fill="4472C4"/>
-            <w:tcMar>
-              <w:top w:w="50" w:type="dxa"/>
-              <w:left w:w="90" w:type="dxa"/>
-              <w:bottom w:w="50" w:type="dxa"/>
-              <w:right w:w="90" w:type="dxa"/>
-            </w:tcMar>
             <w:vAlign w:val="center"/>
           </w:tcPr>
           <w:p>
@@ -9623,12 +8749,6 @@
               <w:right w:val="single" w:sz="6" w:space="0" w:color="1F3864"/>
             </w:tcBorders>
             <w:shd w:val="clear" w:color="auto" w:fill="D9E2F3"/>
-            <w:tcMar>
-              <w:top w:w="50" w:type="dxa"/>
-              <w:left w:w="90" w:type="dxa"/>
-              <w:bottom w:w="50" w:type="dxa"/>
-              <w:right w:w="90" w:type="dxa"/>
-            </w:tcMar>
             <w:vAlign w:val="center"/>
           </w:tcPr>
           <w:p>
@@ -9687,12 +8807,6 @@
               <w:right w:val="single" w:sz="6" w:space="0" w:color="1F3864"/>
             </w:tcBorders>
             <w:shd w:val="clear" w:color="auto" w:fill="4472C4"/>
-            <w:tcMar>
-              <w:top w:w="50" w:type="dxa"/>
-              <w:left w:w="90" w:type="dxa"/>
-              <w:bottom w:w="50" w:type="dxa"/>
-              <w:right w:w="90" w:type="dxa"/>
-            </w:tcMar>
             <w:vAlign w:val="center"/>
           </w:tcPr>
           <w:p>
@@ -9734,12 +8848,6 @@
               <w:right w:val="single" w:sz="6" w:space="0" w:color="1F3864"/>
             </w:tcBorders>
             <w:shd w:val="clear" w:color="auto" w:fill="D9E2F3"/>
-            <w:tcMar>
-              <w:top w:w="50" w:type="dxa"/>
-              <w:left w:w="90" w:type="dxa"/>
-              <w:bottom w:w="50" w:type="dxa"/>
-              <w:right w:w="90" w:type="dxa"/>
-            </w:tcMar>
             <w:vAlign w:val="center"/>
           </w:tcPr>
           <w:p>
@@ -9796,12 +8904,6 @@
               <w:right w:val="single" w:sz="6" w:space="0" w:color="1F3864"/>
             </w:tcBorders>
             <w:shd w:val="clear" w:color="auto" w:fill="D9E2F3"/>
-            <w:tcMar>
-              <w:top w:w="50" w:type="dxa"/>
-              <w:left w:w="90" w:type="dxa"/>
-              <w:bottom w:w="50" w:type="dxa"/>
-              <w:right w:w="90" w:type="dxa"/>
-            </w:tcMar>
             <w:vAlign w:val="center"/>
           </w:tcPr>
           <w:p>
@@ -10120,12 +9222,6 @@
               <w:right w:val="single" w:sz="6" w:space="0" w:color="1F3864"/>
             </w:tcBorders>
             <w:shd w:val="clear" w:color="auto" w:fill="D9E2F3"/>
-            <w:tcMar>
-              <w:top w:w="50" w:type="dxa"/>
-              <w:left w:w="90" w:type="dxa"/>
-              <w:bottom w:w="50" w:type="dxa"/>
-              <w:right w:w="90" w:type="dxa"/>
-            </w:tcMar>
             <w:vAlign w:val="center"/>
           </w:tcPr>
           <w:p>
@@ -10235,12 +9331,6 @@
               <w:right w:val="single" w:sz="6" w:space="0" w:color="1F3864"/>
             </w:tcBorders>
             <w:shd w:val="clear" w:color="auto" w:fill="D9E2F3"/>
-            <w:tcMar>
-              <w:top w:w="50" w:type="dxa"/>
-              <w:left w:w="90" w:type="dxa"/>
-              <w:bottom w:w="50" w:type="dxa"/>
-              <w:right w:w="90" w:type="dxa"/>
-            </w:tcMar>
             <w:vAlign w:val="center"/>
           </w:tcPr>
           <w:p>
@@ -10312,12 +9402,6 @@
               <w:right w:val="single" w:sz="6" w:space="0" w:color="1F3864"/>
             </w:tcBorders>
             <w:shd w:val="clear" w:color="auto" w:fill="4472C4"/>
-            <w:tcMar>
-              <w:top w:w="50" w:type="dxa"/>
-              <w:left w:w="90" w:type="dxa"/>
-              <w:bottom w:w="50" w:type="dxa"/>
-              <w:right w:w="90" w:type="dxa"/>
-            </w:tcMar>
             <w:vAlign w:val="center"/>
           </w:tcPr>
           <w:p>
@@ -10358,12 +9442,6 @@
               <w:right w:val="single" w:sz="6" w:space="0" w:color="1F3864"/>
             </w:tcBorders>
             <w:shd w:val="clear" w:color="auto" w:fill="4472C4"/>
-            <w:tcMar>
-              <w:top w:w="50" w:type="dxa"/>
-              <w:left w:w="90" w:type="dxa"/>
-              <w:bottom w:w="50" w:type="dxa"/>
-              <w:right w:w="90" w:type="dxa"/>
-            </w:tcMar>
             <w:vAlign w:val="center"/>
           </w:tcPr>
           <w:p>
@@ -10404,12 +9482,6 @@
               <w:right w:val="single" w:sz="6" w:space="0" w:color="1F3864"/>
             </w:tcBorders>
             <w:shd w:val="clear" w:color="auto" w:fill="4472C4"/>
-            <w:tcMar>
-              <w:top w:w="50" w:type="dxa"/>
-              <w:left w:w="90" w:type="dxa"/>
-              <w:bottom w:w="50" w:type="dxa"/>
-              <w:right w:w="90" w:type="dxa"/>
-            </w:tcMar>
             <w:vAlign w:val="center"/>
           </w:tcPr>
           <w:p>
@@ -10454,12 +9526,6 @@
               <w:right w:val="single" w:sz="6" w:space="0" w:color="1F3864"/>
             </w:tcBorders>
             <w:shd w:val="clear" w:color="auto" w:fill="D9E2F3"/>
-            <w:tcMar>
-              <w:top w:w="50" w:type="dxa"/>
-              <w:left w:w="90" w:type="dxa"/>
-              <w:bottom w:w="50" w:type="dxa"/>
-              <w:right w:w="90" w:type="dxa"/>
-            </w:tcMar>
             <w:vAlign w:val="center"/>
           </w:tcPr>
           <w:p>
@@ -10492,12 +9558,6 @@
               <w:right w:val="single" w:sz="6" w:space="0" w:color="1F3864"/>
             </w:tcBorders>
             <w:shd w:val="clear" w:color="auto" w:fill="D9E2F3"/>
-            <w:tcMar>
-              <w:top w:w="50" w:type="dxa"/>
-              <w:left w:w="90" w:type="dxa"/>
-              <w:bottom w:w="50" w:type="dxa"/>
-              <w:right w:w="90" w:type="dxa"/>
-            </w:tcMar>
             <w:vAlign w:val="center"/>
           </w:tcPr>
           <w:p>
@@ -10530,12 +9590,6 @@
               <w:right w:val="single" w:sz="6" w:space="0" w:color="1F3864"/>
             </w:tcBorders>
             <w:shd w:val="clear" w:color="auto" w:fill="D9E2F3"/>
-            <w:tcMar>
-              <w:top w:w="50" w:type="dxa"/>
-              <w:left w:w="90" w:type="dxa"/>
-              <w:bottom w:w="50" w:type="dxa"/>
-              <w:right w:w="90" w:type="dxa"/>
-            </w:tcMar>
             <w:vAlign w:val="center"/>
           </w:tcPr>
           <w:p>
@@ -10635,12 +9689,6 @@
               <w:right w:val="single" w:sz="6" w:space="0" w:color="1F3864"/>
             </w:tcBorders>
             <w:shd w:val="clear" w:color="auto" w:fill="D9E2F3"/>
-            <w:tcMar>
-              <w:top w:w="50" w:type="dxa"/>
-              <w:left w:w="90" w:type="dxa"/>
-              <w:bottom w:w="50" w:type="dxa"/>
-              <w:right w:w="90" w:type="dxa"/>
-            </w:tcMar>
             <w:vAlign w:val="center"/>
           </w:tcPr>
           <w:p>
@@ -10673,12 +9721,6 @@
               <w:right w:val="single" w:sz="6" w:space="0" w:color="1F3864"/>
             </w:tcBorders>
             <w:shd w:val="clear" w:color="auto" w:fill="D9E2F3"/>
-            <w:tcMar>
-              <w:top w:w="50" w:type="dxa"/>
-              <w:left w:w="90" w:type="dxa"/>
-              <w:bottom w:w="50" w:type="dxa"/>
-              <w:right w:w="90" w:type="dxa"/>
-            </w:tcMar>
             <w:vAlign w:val="center"/>
           </w:tcPr>
           <w:p>
@@ -10745,12 +9787,6 @@
               <w:right w:val="single" w:sz="6" w:space="0" w:color="1F3864"/>
             </w:tcBorders>
             <w:shd w:val="clear" w:color="auto" w:fill="D9E2F3"/>
-            <w:tcMar>
-              <w:top w:w="50" w:type="dxa"/>
-              <w:left w:w="90" w:type="dxa"/>
-              <w:bottom w:w="50" w:type="dxa"/>
-              <w:right w:w="90" w:type="dxa"/>
-            </w:tcMar>
             <w:vAlign w:val="center"/>
           </w:tcPr>
           <w:p>
@@ -10792,12 +9828,6 @@
               <w:right w:val="single" w:sz="6" w:space="0" w:color="1F3864"/>
             </w:tcBorders>
             <w:shd w:val="clear" w:color="auto" w:fill="D9E2F3"/>
-            <w:tcMar>
-              <w:top w:w="50" w:type="dxa"/>
-              <w:left w:w="90" w:type="dxa"/>
-              <w:bottom w:w="50" w:type="dxa"/>
-              <w:right w:w="90" w:type="dxa"/>
-            </w:tcMar>
             <w:vAlign w:val="center"/>
           </w:tcPr>
           <w:p>
@@ -10831,12 +9861,6 @@
               <w:right w:val="single" w:sz="6" w:space="0" w:color="1F3864"/>
             </w:tcBorders>
             <w:shd w:val="clear" w:color="auto" w:fill="D9E2F3"/>
-            <w:tcMar>
-              <w:top w:w="50" w:type="dxa"/>
-              <w:left w:w="90" w:type="dxa"/>
-              <w:bottom w:w="50" w:type="dxa"/>
-              <w:right w:w="90" w:type="dxa"/>
-            </w:tcMar>
             <w:vAlign w:val="center"/>
           </w:tcPr>
           <w:p>
@@ -10926,12 +9950,6 @@
               <w:right w:val="single" w:sz="6" w:space="0" w:color="1F3864"/>
             </w:tcBorders>
             <w:shd w:val="clear" w:color="auto" w:fill="D9E2F3"/>
-            <w:tcMar>
-              <w:top w:w="50" w:type="dxa"/>
-              <w:left w:w="90" w:type="dxa"/>
-              <w:bottom w:w="50" w:type="dxa"/>
-              <w:right w:w="90" w:type="dxa"/>
-            </w:tcMar>
             <w:vAlign w:val="center"/>
           </w:tcPr>
           <w:p>
@@ -10964,12 +9982,6 @@
               <w:right w:val="single" w:sz="6" w:space="0" w:color="1F3864"/>
             </w:tcBorders>
             <w:shd w:val="clear" w:color="auto" w:fill="D9E2F3"/>
-            <w:tcMar>
-              <w:top w:w="50" w:type="dxa"/>
-              <w:left w:w="90" w:type="dxa"/>
-              <w:bottom w:w="50" w:type="dxa"/>
-              <w:right w:w="90" w:type="dxa"/>
-            </w:tcMar>
             <w:vAlign w:val="center"/>
           </w:tcPr>
           <w:p>
@@ -11034,12 +10046,6 @@
               <w:right w:val="single" w:sz="6" w:space="0" w:color="1F3864"/>
             </w:tcBorders>
             <w:shd w:val="clear" w:color="auto" w:fill="4472C4"/>
-            <w:tcMar>
-              <w:top w:w="50" w:type="dxa"/>
-              <w:left w:w="90" w:type="dxa"/>
-              <w:bottom w:w="50" w:type="dxa"/>
-              <w:right w:w="90" w:type="dxa"/>
-            </w:tcMar>
             <w:vAlign w:val="center"/>
           </w:tcPr>
           <w:p>
@@ -11082,12 +10088,6 @@
               <w:right w:val="single" w:sz="6" w:space="0" w:color="1F3864"/>
             </w:tcBorders>
             <w:shd w:val="clear" w:color="auto" w:fill="4472C4"/>
-            <w:tcMar>
-              <w:top w:w="50" w:type="dxa"/>
-              <w:left w:w="90" w:type="dxa"/>
-              <w:bottom w:w="50" w:type="dxa"/>
-              <w:right w:w="90" w:type="dxa"/>
-            </w:tcMar>
             <w:vAlign w:val="center"/>
           </w:tcPr>
           <w:p>
@@ -11127,12 +10127,6 @@
               <w:right w:val="single" w:sz="6" w:space="0" w:color="1F3864"/>
             </w:tcBorders>
             <w:shd w:val="clear" w:color="auto" w:fill="D9E2F3"/>
-            <w:tcMar>
-              <w:top w:w="50" w:type="dxa"/>
-              <w:left w:w="90" w:type="dxa"/>
-              <w:bottom w:w="50" w:type="dxa"/>
-              <w:right w:w="90" w:type="dxa"/>
-            </w:tcMar>
             <w:vAlign w:val="center"/>
           </w:tcPr>
           <w:p>
@@ -11191,12 +10185,6 @@
               <w:right w:val="single" w:sz="6" w:space="0" w:color="1F3864"/>
             </w:tcBorders>
             <w:shd w:val="clear" w:color="auto" w:fill="4472C4"/>
-            <w:tcMar>
-              <w:top w:w="50" w:type="dxa"/>
-              <w:left w:w="90" w:type="dxa"/>
-              <w:bottom w:w="50" w:type="dxa"/>
-              <w:right w:w="90" w:type="dxa"/>
-            </w:tcMar>
             <w:vAlign w:val="center"/>
           </w:tcPr>
           <w:p>
@@ -11238,12 +10226,6 @@
               <w:right w:val="single" w:sz="6" w:space="0" w:color="1F3864"/>
             </w:tcBorders>
             <w:shd w:val="clear" w:color="auto" w:fill="D9E2F3"/>
-            <w:tcMar>
-              <w:top w:w="50" w:type="dxa"/>
-              <w:left w:w="90" w:type="dxa"/>
-              <w:bottom w:w="50" w:type="dxa"/>
-              <w:right w:w="90" w:type="dxa"/>
-            </w:tcMar>
             <w:vAlign w:val="center"/>
           </w:tcPr>
           <w:p>
@@ -11276,12 +10258,6 @@
               <w:right w:val="single" w:sz="6" w:space="0" w:color="1F3864"/>
             </w:tcBorders>
             <w:shd w:val="clear" w:color="auto" w:fill="D9E2F3"/>
-            <w:tcMar>
-              <w:top w:w="50" w:type="dxa"/>
-              <w:left w:w="90" w:type="dxa"/>
-              <w:bottom w:w="50" w:type="dxa"/>
-              <w:right w:w="90" w:type="dxa"/>
-            </w:tcMar>
             <w:vAlign w:val="center"/>
           </w:tcPr>
           <w:p>
@@ -11457,12 +10433,6 @@
               <w:right w:val="single" w:sz="6" w:space="0" w:color="1F3864"/>
             </w:tcBorders>
             <w:shd w:val="clear" w:color="auto" w:fill="D9E2F3"/>
-            <w:tcMar>
-              <w:top w:w="50" w:type="dxa"/>
-              <w:left w:w="90" w:type="dxa"/>
-              <w:bottom w:w="50" w:type="dxa"/>
-              <w:right w:w="90" w:type="dxa"/>
-            </w:tcMar>
             <w:vAlign w:val="center"/>
           </w:tcPr>
           <w:p>
@@ -11513,6 +10483,55 @@
           </w:p>
         </w:tc>
       </w:tr>
+    </w:tbl>
+    <w:p>
+      <w:pPr>
+        <w:spacing w:before="0" w:after="0" w:line="240" w:lineRule="auto"/>
+        <w:rPr>
+          <w:sz w:val="18"/>
+          <w:szCs w:val="18"/>
+        </w:rPr>
+      </w:pPr>
+    </w:p>
+    <w:tbl>
+      <w:tblPr>
+        <w:tblW w:w="9405" w:type="dxa"/>
+        <w:jc w:val="center"/>
+        <w:tblBorders>
+          <w:top w:val="single" w:sz="6" w:space="0" w:color="1F3864"/>
+          <w:left w:val="single" w:sz="6" w:space="0" w:color="1F3864"/>
+          <w:bottom w:val="single" w:sz="6" w:space="0" w:color="1F3864"/>
+          <w:right w:val="single" w:sz="6" w:space="0" w:color="1F3864"/>
+          <w:insideH w:val="single" w:sz="6" w:space="0" w:color="1F3864"/>
+          <w:insideV w:val="single" w:sz="6" w:space="0" w:color="1F3864"/>
+        </w:tblBorders>
+        <w:tblLayout w:type="fixed"/>
+        <w:tblCellMar>
+          <w:top w:w="40" w:type="dxa"/>
+          <w:left w:w="90" w:type="dxa"/>
+          <w:bottom w:w="40" w:type="dxa"/>
+          <w:right w:w="90" w:type="dxa"/>
+        </w:tblCellMar>
+        <w:tblLook w:val="0000" w:firstRow="0" w:lastRow="0" w:firstColumn="0" w:lastColumn="0" w:noHBand="0" w:noVBand="0"/>
+      </w:tblPr>
+      <w:tblGrid>
+        <w:gridCol w:w="1175"/>
+        <w:gridCol w:w="391"/>
+        <w:gridCol w:w="391"/>
+        <w:gridCol w:w="391"/>
+        <w:gridCol w:w="783"/>
+        <w:gridCol w:w="391"/>
+        <w:gridCol w:w="391"/>
+        <w:gridCol w:w="783"/>
+        <w:gridCol w:w="783"/>
+        <w:gridCol w:w="391"/>
+        <w:gridCol w:w="391"/>
+        <w:gridCol w:w="391"/>
+        <w:gridCol w:w="391"/>
+        <w:gridCol w:w="391"/>
+        <w:gridCol w:w="45"/>
+        <w:gridCol w:w="1914"/>
+      </w:tblGrid>
       <w:tr>
         <w:tc>
           <w:tcPr>
@@ -11525,12 +10544,6 @@
               <w:right w:val="single" w:sz="6" w:space="0" w:color="1F3864"/>
             </w:tcBorders>
             <w:shd w:val="clear" w:color="auto" w:fill="4472C4"/>
-            <w:tcMar>
-              <w:top w:w="50" w:type="dxa"/>
-              <w:left w:w="90" w:type="dxa"/>
-              <w:bottom w:w="50" w:type="dxa"/>
-              <w:right w:w="90" w:type="dxa"/>
-            </w:tcMar>
             <w:vAlign w:val="center"/>
           </w:tcPr>
           <w:p>
@@ -11573,12 +10586,6 @@
               <w:right w:val="single" w:sz="6" w:space="0" w:color="1F3864"/>
             </w:tcBorders>
             <w:shd w:val="clear" w:color="auto" w:fill="4472C4"/>
-            <w:tcMar>
-              <w:top w:w="50" w:type="dxa"/>
-              <w:left w:w="90" w:type="dxa"/>
-              <w:bottom w:w="50" w:type="dxa"/>
-              <w:right w:w="90" w:type="dxa"/>
-            </w:tcMar>
             <w:vAlign w:val="center"/>
           </w:tcPr>
           <w:p>
@@ -11619,12 +10626,6 @@
               <w:right w:val="single" w:sz="6" w:space="0" w:color="1F3864"/>
             </w:tcBorders>
             <w:shd w:val="clear" w:color="auto" w:fill="4472C4"/>
-            <w:tcMar>
-              <w:top w:w="50" w:type="dxa"/>
-              <w:left w:w="90" w:type="dxa"/>
-              <w:bottom w:w="50" w:type="dxa"/>
-              <w:right w:w="90" w:type="dxa"/>
-            </w:tcMar>
             <w:vAlign w:val="center"/>
           </w:tcPr>
           <w:p>
@@ -11665,12 +10666,6 @@
               <w:right w:val="single" w:sz="6" w:space="0" w:color="1F3864"/>
             </w:tcBorders>
             <w:shd w:val="clear" w:color="auto" w:fill="4472C4"/>
-            <w:tcMar>
-              <w:top w:w="50" w:type="dxa"/>
-              <w:left w:w="90" w:type="dxa"/>
-              <w:bottom w:w="50" w:type="dxa"/>
-              <w:right w:w="90" w:type="dxa"/>
-            </w:tcMar>
             <w:vAlign w:val="center"/>
           </w:tcPr>
           <w:p>
@@ -11711,12 +10706,6 @@
               <w:right w:val="single" w:sz="6" w:space="0" w:color="1F3864"/>
             </w:tcBorders>
             <w:shd w:val="clear" w:color="auto" w:fill="4472C4"/>
-            <w:tcMar>
-              <w:top w:w="50" w:type="dxa"/>
-              <w:left w:w="90" w:type="dxa"/>
-              <w:bottom w:w="50" w:type="dxa"/>
-              <w:right w:w="90" w:type="dxa"/>
-            </w:tcMar>
             <w:vAlign w:val="center"/>
           </w:tcPr>
           <w:p>
@@ -11757,12 +10746,6 @@
               <w:right w:val="single" w:sz="6" w:space="0" w:color="1F3864"/>
             </w:tcBorders>
             <w:shd w:val="clear" w:color="auto" w:fill="4472C4"/>
-            <w:tcMar>
-              <w:top w:w="50" w:type="dxa"/>
-              <w:left w:w="90" w:type="dxa"/>
-              <w:bottom w:w="50" w:type="dxa"/>
-              <w:right w:w="90" w:type="dxa"/>
-            </w:tcMar>
             <w:vAlign w:val="center"/>
           </w:tcPr>
           <w:p>
@@ -11805,12 +10788,6 @@
               <w:right w:val="single" w:sz="6" w:space="0" w:color="1F3864"/>
             </w:tcBorders>
             <w:shd w:val="clear" w:color="auto" w:fill="D9E2F3"/>
-            <w:tcMar>
-              <w:top w:w="50" w:type="dxa"/>
-              <w:left w:w="90" w:type="dxa"/>
-              <w:bottom w:w="50" w:type="dxa"/>
-              <w:right w:w="90" w:type="dxa"/>
-            </w:tcMar>
             <w:vAlign w:val="center"/>
           </w:tcPr>
           <w:p>
@@ -11929,12 +10906,6 @@
               <w:right w:val="single" w:sz="6" w:space="0" w:color="1F3864"/>
             </w:tcBorders>
             <w:shd w:val="clear" w:color="auto" w:fill="D9E2F3"/>
-            <w:tcMar>
-              <w:top w:w="50" w:type="dxa"/>
-              <w:left w:w="90" w:type="dxa"/>
-              <w:bottom w:w="50" w:type="dxa"/>
-              <w:right w:w="90" w:type="dxa"/>
-            </w:tcMar>
             <w:vAlign w:val="center"/>
           </w:tcPr>
           <w:p>
@@ -12007,12 +10978,6 @@
               <w:right w:val="single" w:sz="6" w:space="0" w:color="1F3864"/>
             </w:tcBorders>
             <w:shd w:val="clear" w:color="auto" w:fill="D9E2F3"/>
-            <w:tcMar>
-              <w:top w:w="50" w:type="dxa"/>
-              <w:left w:w="90" w:type="dxa"/>
-              <w:bottom w:w="50" w:type="dxa"/>
-              <w:right w:w="90" w:type="dxa"/>
-            </w:tcMar>
             <w:vAlign w:val="center"/>
           </w:tcPr>
           <w:p>
@@ -12112,12 +11077,6 @@
               <w:right w:val="single" w:sz="6" w:space="0" w:color="1F3864"/>
             </w:tcBorders>
             <w:shd w:val="clear" w:color="auto" w:fill="D9E2F3"/>
-            <w:tcMar>
-              <w:top w:w="50" w:type="dxa"/>
-              <w:left w:w="90" w:type="dxa"/>
-              <w:bottom w:w="50" w:type="dxa"/>
-              <w:right w:w="90" w:type="dxa"/>
-            </w:tcMar>
             <w:vAlign w:val="center"/>
           </w:tcPr>
           <w:p>
@@ -12209,12 +11168,6 @@
               <w:right w:val="single" w:sz="6" w:space="0" w:color="1F3864"/>
             </w:tcBorders>
             <w:shd w:val="clear" w:color="auto" w:fill="D9E2F3"/>
-            <w:tcMar>
-              <w:top w:w="50" w:type="dxa"/>
-              <w:left w:w="90" w:type="dxa"/>
-              <w:bottom w:w="50" w:type="dxa"/>
-              <w:right w:w="90" w:type="dxa"/>
-            </w:tcMar>
             <w:vAlign w:val="center"/>
           </w:tcPr>
           <w:p>
@@ -12296,6 +11249,55 @@
           </w:p>
         </w:tc>
       </w:tr>
+    </w:tbl>
+    <w:p>
+      <w:pPr>
+        <w:spacing w:before="0" w:after="0" w:line="240" w:lineRule="auto"/>
+        <w:rPr>
+          <w:sz w:val="18"/>
+          <w:szCs w:val="18"/>
+        </w:rPr>
+      </w:pPr>
+    </w:p>
+    <w:tbl>
+      <w:tblPr>
+        <w:tblW w:w="9405" w:type="dxa"/>
+        <w:jc w:val="center"/>
+        <w:tblBorders>
+          <w:top w:val="single" w:sz="6" w:space="0" w:color="1F3864"/>
+          <w:left w:val="single" w:sz="6" w:space="0" w:color="1F3864"/>
+          <w:bottom w:val="single" w:sz="6" w:space="0" w:color="1F3864"/>
+          <w:right w:val="single" w:sz="6" w:space="0" w:color="1F3864"/>
+          <w:insideH w:val="single" w:sz="6" w:space="0" w:color="1F3864"/>
+          <w:insideV w:val="single" w:sz="6" w:space="0" w:color="1F3864"/>
+        </w:tblBorders>
+        <w:tblLayout w:type="fixed"/>
+        <w:tblCellMar>
+          <w:top w:w="40" w:type="dxa"/>
+          <w:left w:w="90" w:type="dxa"/>
+          <w:bottom w:w="40" w:type="dxa"/>
+          <w:right w:w="90" w:type="dxa"/>
+        </w:tblCellMar>
+        <w:tblLook w:val="0000" w:firstRow="0" w:lastRow="0" w:firstColumn="0" w:lastColumn="0" w:noHBand="0" w:noVBand="0"/>
+      </w:tblPr>
+      <w:tblGrid>
+        <w:gridCol w:w="1175"/>
+        <w:gridCol w:w="391"/>
+        <w:gridCol w:w="391"/>
+        <w:gridCol w:w="391"/>
+        <w:gridCol w:w="783"/>
+        <w:gridCol w:w="391"/>
+        <w:gridCol w:w="391"/>
+        <w:gridCol w:w="783"/>
+        <w:gridCol w:w="783"/>
+        <w:gridCol w:w="391"/>
+        <w:gridCol w:w="391"/>
+        <w:gridCol w:w="391"/>
+        <w:gridCol w:w="391"/>
+        <w:gridCol w:w="391"/>
+        <w:gridCol w:w="45"/>
+        <w:gridCol w:w="1914"/>
+      </w:tblGrid>
       <w:tr>
         <w:tc>
           <w:tcPr>
@@ -12308,12 +11310,6 @@
               <w:right w:val="single" w:sz="6" w:space="0" w:color="1F3864"/>
             </w:tcBorders>
             <w:shd w:val="clear" w:color="auto" w:fill="4472C4"/>
-            <w:tcMar>
-              <w:top w:w="50" w:type="dxa"/>
-              <w:left w:w="90" w:type="dxa"/>
-              <w:bottom w:w="50" w:type="dxa"/>
-              <w:right w:w="90" w:type="dxa"/>
-            </w:tcMar>
             <w:vAlign w:val="center"/>
           </w:tcPr>
           <w:p>
@@ -12354,12 +11350,6 @@
               <w:right w:val="single" w:sz="6" w:space="0" w:color="1F3864"/>
             </w:tcBorders>
             <w:shd w:val="clear" w:color="auto" w:fill="D9E2F3"/>
-            <w:tcMar>
-              <w:top w:w="50" w:type="dxa"/>
-              <w:left w:w="90" w:type="dxa"/>
-              <w:bottom w:w="50" w:type="dxa"/>
-              <w:right w:w="90" w:type="dxa"/>
-            </w:tcMar>
             <w:vAlign w:val="center"/>
           </w:tcPr>
           <w:p>
@@ -12537,12 +11527,6 @@
               <w:right w:val="single" w:sz="6" w:space="0" w:color="1F3864"/>
             </w:tcBorders>
             <w:shd w:val="clear" w:color="auto" w:fill="4472C4"/>
-            <w:tcMar>
-              <w:top w:w="50" w:type="dxa"/>
-              <w:left w:w="90" w:type="dxa"/>
-              <w:bottom w:w="50" w:type="dxa"/>
-              <w:right w:w="90" w:type="dxa"/>
-            </w:tcMar>
             <w:vAlign w:val="center"/>
           </w:tcPr>
           <w:p>
@@ -12582,12 +11566,6 @@
               <w:right w:val="single" w:sz="6" w:space="0" w:color="1F3864"/>
             </w:tcBorders>
             <w:shd w:val="clear" w:color="auto" w:fill="D9E2F3"/>
-            <w:tcMar>
-              <w:top w:w="50" w:type="dxa"/>
-              <w:left w:w="90" w:type="dxa"/>
-              <w:bottom w:w="50" w:type="dxa"/>
-              <w:right w:w="90" w:type="dxa"/>
-            </w:tcMar>
             <w:vAlign w:val="center"/>
           </w:tcPr>
           <w:p>
@@ -12765,12 +11743,6 @@
               <w:right w:val="single" w:sz="6" w:space="0" w:color="1F3864"/>
             </w:tcBorders>
             <w:shd w:val="clear" w:color="auto" w:fill="4472C4"/>
-            <w:tcMar>
-              <w:top w:w="50" w:type="dxa"/>
-              <w:left w:w="90" w:type="dxa"/>
-              <w:bottom w:w="50" w:type="dxa"/>
-              <w:right w:w="90" w:type="dxa"/>
-            </w:tcMar>
             <w:vAlign w:val="center"/>
           </w:tcPr>
           <w:p>
@@ -12810,12 +11782,6 @@
               <w:right w:val="single" w:sz="6" w:space="0" w:color="1F3864"/>
             </w:tcBorders>
             <w:shd w:val="clear" w:color="auto" w:fill="D9E2F3"/>
-            <w:tcMar>
-              <w:top w:w="50" w:type="dxa"/>
-              <w:left w:w="90" w:type="dxa"/>
-              <w:bottom w:w="50" w:type="dxa"/>
-              <w:right w:w="90" w:type="dxa"/>
-            </w:tcMar>
             <w:vAlign w:val="center"/>
           </w:tcPr>
           <w:p>
@@ -12901,12 +11867,6 @@
               <w:right w:val="single" w:sz="6" w:space="0" w:color="1F3864"/>
             </w:tcBorders>
             <w:shd w:val="clear" w:color="auto" w:fill="4472C4"/>
-            <w:tcMar>
-              <w:top w:w="50" w:type="dxa"/>
-              <w:left w:w="90" w:type="dxa"/>
-              <w:bottom w:w="50" w:type="dxa"/>
-              <w:right w:w="90" w:type="dxa"/>
-            </w:tcMar>
             <w:vAlign w:val="center"/>
           </w:tcPr>
           <w:p>
@@ -12946,12 +11906,6 @@
               <w:right w:val="single" w:sz="6" w:space="0" w:color="1F3864"/>
             </w:tcBorders>
             <w:shd w:val="clear" w:color="auto" w:fill="D9E2F3"/>
-            <w:tcMar>
-              <w:top w:w="50" w:type="dxa"/>
-              <w:left w:w="90" w:type="dxa"/>
-              <w:bottom w:w="50" w:type="dxa"/>
-              <w:right w:w="90" w:type="dxa"/>
-            </w:tcMar>
             <w:vAlign w:val="center"/>
           </w:tcPr>
           <w:p>
@@ -13062,12 +12016,6 @@
               <w:right w:val="single" w:sz="6" w:space="0" w:color="1F3864"/>
             </w:tcBorders>
             <w:shd w:val="clear" w:color="auto" w:fill="4472C4"/>
-            <w:tcMar>
-              <w:top w:w="50" w:type="dxa"/>
-              <w:left w:w="90" w:type="dxa"/>
-              <w:bottom w:w="50" w:type="dxa"/>
-              <w:right w:w="90" w:type="dxa"/>
-            </w:tcMar>
             <w:vAlign w:val="center"/>
           </w:tcPr>
           <w:p>
@@ -13107,12 +12055,6 @@
               <w:right w:val="single" w:sz="6" w:space="0" w:color="1F3864"/>
             </w:tcBorders>
             <w:shd w:val="clear" w:color="auto" w:fill="D9E2F3"/>
-            <w:tcMar>
-              <w:top w:w="50" w:type="dxa"/>
-              <w:left w:w="90" w:type="dxa"/>
-              <w:bottom w:w="50" w:type="dxa"/>
-              <w:right w:w="90" w:type="dxa"/>
-            </w:tcMar>
             <w:vAlign w:val="center"/>
           </w:tcPr>
           <w:p>
@@ -13157,12 +12099,6 @@
               <w:right w:val="single" w:sz="6" w:space="0" w:color="1F3864"/>
             </w:tcBorders>
             <w:shd w:val="clear" w:color="auto" w:fill="4472C4"/>
-            <w:tcMar>
-              <w:top w:w="50" w:type="dxa"/>
-              <w:left w:w="90" w:type="dxa"/>
-              <w:bottom w:w="50" w:type="dxa"/>
-              <w:right w:w="90" w:type="dxa"/>
-            </w:tcMar>
             <w:vAlign w:val="center"/>
           </w:tcPr>
           <w:p>
@@ -13229,12 +12165,6 @@
               <w:right w:val="single" w:sz="6" w:space="0" w:color="1F3864"/>
             </w:tcBorders>
             <w:shd w:val="clear" w:color="auto" w:fill="4472C4"/>
-            <w:tcMar>
-              <w:top w:w="50" w:type="dxa"/>
-              <w:left w:w="90" w:type="dxa"/>
-              <w:bottom w:w="50" w:type="dxa"/>
-              <w:right w:w="90" w:type="dxa"/>
-            </w:tcMar>
             <w:vAlign w:val="center"/>
           </w:tcPr>
           <w:p>
@@ -13274,12 +12204,6 @@
               <w:right w:val="single" w:sz="6" w:space="0" w:color="1F3864"/>
             </w:tcBorders>
             <w:shd w:val="clear" w:color="auto" w:fill="4472C4"/>
-            <w:tcMar>
-              <w:top w:w="50" w:type="dxa"/>
-              <w:left w:w="90" w:type="dxa"/>
-              <w:bottom w:w="50" w:type="dxa"/>
-              <w:right w:w="90" w:type="dxa"/>
-            </w:tcMar>
             <w:vAlign w:val="center"/>
           </w:tcPr>
           <w:p>
@@ -13319,12 +12243,6 @@
               <w:right w:val="single" w:sz="6" w:space="0" w:color="1F3864"/>
             </w:tcBorders>
             <w:shd w:val="clear" w:color="auto" w:fill="4472C4"/>
-            <w:tcMar>
-              <w:top w:w="50" w:type="dxa"/>
-              <w:left w:w="90" w:type="dxa"/>
-              <w:bottom w:w="50" w:type="dxa"/>
-              <w:right w:w="90" w:type="dxa"/>
-            </w:tcMar>
             <w:vAlign w:val="center"/>
           </w:tcPr>
           <w:p>
@@ -13364,12 +12282,6 @@
               <w:right w:val="single" w:sz="6" w:space="0" w:color="1F3864"/>
             </w:tcBorders>
             <w:shd w:val="clear" w:color="auto" w:fill="4472C4"/>
-            <w:tcMar>
-              <w:top w:w="50" w:type="dxa"/>
-              <w:left w:w="90" w:type="dxa"/>
-              <w:bottom w:w="50" w:type="dxa"/>
-              <w:right w:w="90" w:type="dxa"/>
-            </w:tcMar>
             <w:vAlign w:val="center"/>
           </w:tcPr>
           <w:p>
@@ -13436,12 +12348,6 @@
               <w:right w:val="single" w:sz="6" w:space="0" w:color="1F3864"/>
             </w:tcBorders>
             <w:shd w:val="clear" w:color="auto" w:fill="D9E2F3"/>
-            <w:tcMar>
-              <w:top w:w="50" w:type="dxa"/>
-              <w:left w:w="90" w:type="dxa"/>
-              <w:bottom w:w="50" w:type="dxa"/>
-              <w:right w:w="90" w:type="dxa"/>
-            </w:tcMar>
             <w:vAlign w:val="center"/>
           </w:tcPr>
           <w:p>
@@ -13474,12 +12380,6 @@
               <w:right w:val="single" w:sz="6" w:space="0" w:color="1F3864"/>
             </w:tcBorders>
             <w:shd w:val="clear" w:color="auto" w:fill="D9E2F3"/>
-            <w:tcMar>
-              <w:top w:w="50" w:type="dxa"/>
-              <w:left w:w="90" w:type="dxa"/>
-              <w:bottom w:w="50" w:type="dxa"/>
-              <w:right w:w="90" w:type="dxa"/>
-            </w:tcMar>
             <w:vAlign w:val="center"/>
           </w:tcPr>
           <w:p>
@@ -13512,12 +12412,6 @@
               <w:right w:val="single" w:sz="6" w:space="0" w:color="1F3864"/>
             </w:tcBorders>
             <w:shd w:val="clear" w:color="auto" w:fill="D9E2F3"/>
-            <w:tcMar>
-              <w:top w:w="50" w:type="dxa"/>
-              <w:left w:w="90" w:type="dxa"/>
-              <w:bottom w:w="50" w:type="dxa"/>
-              <w:right w:w="90" w:type="dxa"/>
-            </w:tcMar>
             <w:vAlign w:val="center"/>
           </w:tcPr>
           <w:p>
@@ -13550,12 +12444,6 @@
               <w:right w:val="single" w:sz="6" w:space="0" w:color="1F3864"/>
             </w:tcBorders>
             <w:shd w:val="clear" w:color="auto" w:fill="D9E2F3"/>
-            <w:tcMar>
-              <w:top w:w="50" w:type="dxa"/>
-              <w:left w:w="90" w:type="dxa"/>
-              <w:bottom w:w="50" w:type="dxa"/>
-              <w:right w:w="90" w:type="dxa"/>
-            </w:tcMar>
             <w:vAlign w:val="center"/>
           </w:tcPr>
           <w:p>
@@ -13615,12 +12503,6 @@
               <w:right w:val="single" w:sz="6" w:space="0" w:color="1F3864"/>
             </w:tcBorders>
             <w:shd w:val="clear" w:color="auto" w:fill="D9E2F3"/>
-            <w:tcMar>
-              <w:top w:w="50" w:type="dxa"/>
-              <w:left w:w="90" w:type="dxa"/>
-              <w:bottom w:w="50" w:type="dxa"/>
-              <w:right w:w="90" w:type="dxa"/>
-            </w:tcMar>
             <w:vAlign w:val="center"/>
           </w:tcPr>
           <w:p>
@@ -13653,12 +12535,6 @@
               <w:right w:val="single" w:sz="6" w:space="0" w:color="1F3864"/>
             </w:tcBorders>
             <w:shd w:val="clear" w:color="auto" w:fill="D9E2F3"/>
-            <w:tcMar>
-              <w:top w:w="50" w:type="dxa"/>
-              <w:left w:w="90" w:type="dxa"/>
-              <w:bottom w:w="50" w:type="dxa"/>
-              <w:right w:w="90" w:type="dxa"/>
-            </w:tcMar>
             <w:vAlign w:val="center"/>
           </w:tcPr>
           <w:p>
@@ -13691,12 +12567,6 @@
               <w:right w:val="single" w:sz="6" w:space="0" w:color="1F3864"/>
             </w:tcBorders>
             <w:shd w:val="clear" w:color="auto" w:fill="D9E2F3"/>
-            <w:tcMar>
-              <w:top w:w="50" w:type="dxa"/>
-              <w:left w:w="90" w:type="dxa"/>
-              <w:bottom w:w="50" w:type="dxa"/>
-              <w:right w:w="90" w:type="dxa"/>
-            </w:tcMar>
             <w:vAlign w:val="center"/>
           </w:tcPr>
           <w:p>
@@ -13729,12 +12599,6 @@
               <w:right w:val="single" w:sz="6" w:space="0" w:color="1F3864"/>
             </w:tcBorders>
             <w:shd w:val="clear" w:color="auto" w:fill="D9E2F3"/>
-            <w:tcMar>
-              <w:top w:w="50" w:type="dxa"/>
-              <w:left w:w="90" w:type="dxa"/>
-              <w:bottom w:w="50" w:type="dxa"/>
-              <w:right w:w="90" w:type="dxa"/>
-            </w:tcMar>
             <w:vAlign w:val="center"/>
           </w:tcPr>
           <w:p>
@@ -13794,12 +12658,6 @@
               <w:right w:val="single" w:sz="6" w:space="0" w:color="1F3864"/>
             </w:tcBorders>
             <w:shd w:val="clear" w:color="auto" w:fill="D9E2F3"/>
-            <w:tcMar>
-              <w:top w:w="50" w:type="dxa"/>
-              <w:left w:w="90" w:type="dxa"/>
-              <w:bottom w:w="50" w:type="dxa"/>
-              <w:right w:w="90" w:type="dxa"/>
-            </w:tcMar>
             <w:vAlign w:val="center"/>
           </w:tcPr>
           <w:p>
@@ -13832,12 +12690,6 @@
               <w:right w:val="single" w:sz="6" w:space="0" w:color="1F3864"/>
             </w:tcBorders>
             <w:shd w:val="clear" w:color="auto" w:fill="D9E2F3"/>
-            <w:tcMar>
-              <w:top w:w="50" w:type="dxa"/>
-              <w:left w:w="90" w:type="dxa"/>
-              <w:bottom w:w="50" w:type="dxa"/>
-              <w:right w:w="90" w:type="dxa"/>
-            </w:tcMar>
             <w:vAlign w:val="center"/>
           </w:tcPr>
           <w:p>
@@ -13870,12 +12722,6 @@
               <w:right w:val="single" w:sz="6" w:space="0" w:color="1F3864"/>
             </w:tcBorders>
             <w:shd w:val="clear" w:color="auto" w:fill="D9E2F3"/>
-            <w:tcMar>
-              <w:top w:w="50" w:type="dxa"/>
-              <w:left w:w="90" w:type="dxa"/>
-              <w:bottom w:w="50" w:type="dxa"/>
-              <w:right w:w="90" w:type="dxa"/>
-            </w:tcMar>
             <w:vAlign w:val="center"/>
           </w:tcPr>
           <w:p>
@@ -13908,12 +12754,6 @@
               <w:right w:val="single" w:sz="6" w:space="0" w:color="1F3864"/>
             </w:tcBorders>
             <w:shd w:val="clear" w:color="auto" w:fill="D9E2F3"/>
-            <w:tcMar>
-              <w:top w:w="50" w:type="dxa"/>
-              <w:left w:w="90" w:type="dxa"/>
-              <w:bottom w:w="50" w:type="dxa"/>
-              <w:right w:w="90" w:type="dxa"/>
-            </w:tcMar>
             <w:vAlign w:val="center"/>
           </w:tcPr>
           <w:p>
@@ -13973,12 +12813,6 @@
               <w:right w:val="single" w:sz="6" w:space="0" w:color="1F3864"/>
             </w:tcBorders>
             <w:shd w:val="clear" w:color="auto" w:fill="D9E2F3"/>
-            <w:tcMar>
-              <w:top w:w="50" w:type="dxa"/>
-              <w:left w:w="90" w:type="dxa"/>
-              <w:bottom w:w="50" w:type="dxa"/>
-              <w:right w:w="90" w:type="dxa"/>
-            </w:tcMar>
             <w:vAlign w:val="center"/>
           </w:tcPr>
           <w:p>
@@ -14023,12 +12857,6 @@
               <w:right w:val="single" w:sz="6" w:space="0" w:color="1F3864"/>
             </w:tcBorders>
             <w:shd w:val="clear" w:color="auto" w:fill="4472C4"/>
-            <w:tcMar>
-              <w:top w:w="50" w:type="dxa"/>
-              <w:left w:w="90" w:type="dxa"/>
-              <w:bottom w:w="50" w:type="dxa"/>
-              <w:right w:w="90" w:type="dxa"/>
-            </w:tcMar>
             <w:vAlign w:val="center"/>
           </w:tcPr>
           <w:p>
@@ -14095,12 +12923,6 @@
               <w:right w:val="single" w:sz="6" w:space="0" w:color="1F3864"/>
             </w:tcBorders>
             <w:shd w:val="clear" w:color="auto" w:fill="4472C4"/>
-            <w:tcMar>
-              <w:top w:w="50" w:type="dxa"/>
-              <w:left w:w="90" w:type="dxa"/>
-              <w:bottom w:w="50" w:type="dxa"/>
-              <w:right w:w="90" w:type="dxa"/>
-            </w:tcMar>
             <w:vAlign w:val="center"/>
           </w:tcPr>
           <w:p>
@@ -14140,12 +12962,6 @@
               <w:right w:val="single" w:sz="6" w:space="0" w:color="1F3864"/>
             </w:tcBorders>
             <w:shd w:val="clear" w:color="auto" w:fill="4472C4"/>
-            <w:tcMar>
-              <w:top w:w="50" w:type="dxa"/>
-              <w:left w:w="90" w:type="dxa"/>
-              <w:bottom w:w="50" w:type="dxa"/>
-              <w:right w:w="90" w:type="dxa"/>
-            </w:tcMar>
             <w:vAlign w:val="center"/>
           </w:tcPr>
           <w:p>
@@ -14185,12 +13001,6 @@
               <w:right w:val="single" w:sz="6" w:space="0" w:color="1F3864"/>
             </w:tcBorders>
             <w:shd w:val="clear" w:color="auto" w:fill="4472C4"/>
-            <w:tcMar>
-              <w:top w:w="50" w:type="dxa"/>
-              <w:left w:w="90" w:type="dxa"/>
-              <w:bottom w:w="50" w:type="dxa"/>
-              <w:right w:w="90" w:type="dxa"/>
-            </w:tcMar>
             <w:vAlign w:val="center"/>
           </w:tcPr>
           <w:p>
@@ -14230,12 +13040,6 @@
               <w:right w:val="single" w:sz="6" w:space="0" w:color="1F3864"/>
             </w:tcBorders>
             <w:shd w:val="clear" w:color="auto" w:fill="4472C4"/>
-            <w:tcMar>
-              <w:top w:w="50" w:type="dxa"/>
-              <w:left w:w="90" w:type="dxa"/>
-              <w:bottom w:w="50" w:type="dxa"/>
-              <w:right w:w="90" w:type="dxa"/>
-            </w:tcMar>
             <w:vAlign w:val="center"/>
           </w:tcPr>
           <w:p>
@@ -14302,12 +13106,6 @@
               <w:right w:val="single" w:sz="6" w:space="0" w:color="1F3864"/>
             </w:tcBorders>
             <w:shd w:val="clear" w:color="auto" w:fill="D9E2F3"/>
-            <w:tcMar>
-              <w:top w:w="50" w:type="dxa"/>
-              <w:left w:w="90" w:type="dxa"/>
-              <w:bottom w:w="50" w:type="dxa"/>
-              <w:right w:w="90" w:type="dxa"/>
-            </w:tcMar>
             <w:vAlign w:val="center"/>
           </w:tcPr>
           <w:p>
@@ -14340,12 +13138,6 @@
               <w:right w:val="single" w:sz="6" w:space="0" w:color="1F3864"/>
             </w:tcBorders>
             <w:shd w:val="clear" w:color="auto" w:fill="D9E2F3"/>
-            <w:tcMar>
-              <w:top w:w="50" w:type="dxa"/>
-              <w:left w:w="90" w:type="dxa"/>
-              <w:bottom w:w="50" w:type="dxa"/>
-              <w:right w:w="90" w:type="dxa"/>
-            </w:tcMar>
             <w:vAlign w:val="center"/>
           </w:tcPr>
           <w:p>
@@ -14378,12 +13170,6 @@
               <w:right w:val="single" w:sz="6" w:space="0" w:color="1F3864"/>
             </w:tcBorders>
             <w:shd w:val="clear" w:color="auto" w:fill="D9E2F3"/>
-            <w:tcMar>
-              <w:top w:w="50" w:type="dxa"/>
-              <w:left w:w="90" w:type="dxa"/>
-              <w:bottom w:w="50" w:type="dxa"/>
-              <w:right w:w="90" w:type="dxa"/>
-            </w:tcMar>
             <w:vAlign w:val="center"/>
           </w:tcPr>
           <w:p>
@@ -14416,12 +13202,6 @@
               <w:right w:val="single" w:sz="6" w:space="0" w:color="1F3864"/>
             </w:tcBorders>
             <w:shd w:val="clear" w:color="auto" w:fill="D9E2F3"/>
-            <w:tcMar>
-              <w:top w:w="50" w:type="dxa"/>
-              <w:left w:w="90" w:type="dxa"/>
-              <w:bottom w:w="50" w:type="dxa"/>
-              <w:right w:w="90" w:type="dxa"/>
-            </w:tcMar>
             <w:vAlign w:val="center"/>
           </w:tcPr>
           <w:p>
@@ -14481,12 +13261,6 @@
               <w:right w:val="single" w:sz="6" w:space="0" w:color="1F3864"/>
             </w:tcBorders>
             <w:shd w:val="clear" w:color="auto" w:fill="D9E2F3"/>
-            <w:tcMar>
-              <w:top w:w="50" w:type="dxa"/>
-              <w:left w:w="90" w:type="dxa"/>
-              <w:bottom w:w="50" w:type="dxa"/>
-              <w:right w:w="90" w:type="dxa"/>
-            </w:tcMar>
             <w:vAlign w:val="center"/>
           </w:tcPr>
           <w:p>
@@ -14519,12 +13293,6 @@
               <w:right w:val="single" w:sz="6" w:space="0" w:color="1F3864"/>
             </w:tcBorders>
             <w:shd w:val="clear" w:color="auto" w:fill="D9E2F3"/>
-            <w:tcMar>
-              <w:top w:w="50" w:type="dxa"/>
-              <w:left w:w="90" w:type="dxa"/>
-              <w:bottom w:w="50" w:type="dxa"/>
-              <w:right w:w="90" w:type="dxa"/>
-            </w:tcMar>
             <w:vAlign w:val="center"/>
           </w:tcPr>
           <w:p>
@@ -14557,12 +13325,6 @@
               <w:right w:val="single" w:sz="6" w:space="0" w:color="1F3864"/>
             </w:tcBorders>
             <w:shd w:val="clear" w:color="auto" w:fill="D9E2F3"/>
-            <w:tcMar>
-              <w:top w:w="50" w:type="dxa"/>
-              <w:left w:w="90" w:type="dxa"/>
-              <w:bottom w:w="50" w:type="dxa"/>
-              <w:right w:w="90" w:type="dxa"/>
-            </w:tcMar>
             <w:vAlign w:val="center"/>
           </w:tcPr>
           <w:p>
@@ -14595,12 +13357,6 @@
               <w:right w:val="single" w:sz="6" w:space="0" w:color="1F3864"/>
             </w:tcBorders>
             <w:shd w:val="clear" w:color="auto" w:fill="D9E2F3"/>
-            <w:tcMar>
-              <w:top w:w="50" w:type="dxa"/>
-              <w:left w:w="90" w:type="dxa"/>
-              <w:bottom w:w="50" w:type="dxa"/>
-              <w:right w:w="90" w:type="dxa"/>
-            </w:tcMar>
             <w:vAlign w:val="center"/>
           </w:tcPr>
           <w:p>
@@ -14660,12 +13416,6 @@
               <w:right w:val="single" w:sz="6" w:space="0" w:color="1F3864"/>
             </w:tcBorders>
             <w:shd w:val="clear" w:color="auto" w:fill="D9E2F3"/>
-            <w:tcMar>
-              <w:top w:w="50" w:type="dxa"/>
-              <w:left w:w="90" w:type="dxa"/>
-              <w:bottom w:w="50" w:type="dxa"/>
-              <w:right w:w="90" w:type="dxa"/>
-            </w:tcMar>
             <w:vAlign w:val="center"/>
           </w:tcPr>
           <w:p>
@@ -14698,12 +13448,6 @@
               <w:right w:val="single" w:sz="6" w:space="0" w:color="1F3864"/>
             </w:tcBorders>
             <w:shd w:val="clear" w:color="auto" w:fill="D9E2F3"/>
-            <w:tcMar>
-              <w:top w:w="50" w:type="dxa"/>
-              <w:left w:w="90" w:type="dxa"/>
-              <w:bottom w:w="50" w:type="dxa"/>
-              <w:right w:w="90" w:type="dxa"/>
-            </w:tcMar>
             <w:vAlign w:val="center"/>
           </w:tcPr>
           <w:p>
@@ -14736,12 +13480,6 @@
               <w:right w:val="single" w:sz="6" w:space="0" w:color="1F3864"/>
             </w:tcBorders>
             <w:shd w:val="clear" w:color="auto" w:fill="D9E2F3"/>
-            <w:tcMar>
-              <w:top w:w="50" w:type="dxa"/>
-              <w:left w:w="90" w:type="dxa"/>
-              <w:bottom w:w="50" w:type="dxa"/>
-              <w:right w:w="90" w:type="dxa"/>
-            </w:tcMar>
             <w:vAlign w:val="center"/>
           </w:tcPr>
           <w:p>
@@ -14774,12 +13512,6 @@
               <w:right w:val="single" w:sz="6" w:space="0" w:color="1F3864"/>
             </w:tcBorders>
             <w:shd w:val="clear" w:color="auto" w:fill="D9E2F3"/>
-            <w:tcMar>
-              <w:top w:w="50" w:type="dxa"/>
-              <w:left w:w="90" w:type="dxa"/>
-              <w:bottom w:w="50" w:type="dxa"/>
-              <w:right w:w="90" w:type="dxa"/>
-            </w:tcMar>
             <w:vAlign w:val="center"/>
           </w:tcPr>
           <w:p>
@@ -14839,12 +13571,6 @@
               <w:right w:val="single" w:sz="6" w:space="0" w:color="1F3864"/>
             </w:tcBorders>
             <w:shd w:val="clear" w:color="auto" w:fill="D9E2F3"/>
-            <w:tcMar>
-              <w:top w:w="50" w:type="dxa"/>
-              <w:left w:w="90" w:type="dxa"/>
-              <w:bottom w:w="50" w:type="dxa"/>
-              <w:right w:w="90" w:type="dxa"/>
-            </w:tcMar>
             <w:vAlign w:val="center"/>
           </w:tcPr>
           <w:p>
@@ -14889,12 +13615,6 @@
               <w:right w:val="single" w:sz="6" w:space="0" w:color="1F3864"/>
             </w:tcBorders>
             <w:shd w:val="clear" w:color="auto" w:fill="4472C4"/>
-            <w:tcMar>
-              <w:top w:w="50" w:type="dxa"/>
-              <w:left w:w="90" w:type="dxa"/>
-              <w:bottom w:w="50" w:type="dxa"/>
-              <w:right w:w="90" w:type="dxa"/>
-            </w:tcMar>
             <w:vAlign w:val="center"/>
           </w:tcPr>
           <w:p>
@@ -14961,12 +13681,6 @@
               <w:right w:val="single" w:sz="6" w:space="0" w:color="1F3864"/>
             </w:tcBorders>
             <w:shd w:val="clear" w:color="auto" w:fill="4472C4"/>
-            <w:tcMar>
-              <w:top w:w="50" w:type="dxa"/>
-              <w:left w:w="90" w:type="dxa"/>
-              <w:bottom w:w="50" w:type="dxa"/>
-              <w:right w:w="90" w:type="dxa"/>
-            </w:tcMar>
             <w:vAlign w:val="center"/>
           </w:tcPr>
           <w:p>
@@ -15006,12 +13720,6 @@
               <w:right w:val="single" w:sz="6" w:space="0" w:color="1F3864"/>
             </w:tcBorders>
             <w:shd w:val="clear" w:color="auto" w:fill="4472C4"/>
-            <w:tcMar>
-              <w:top w:w="50" w:type="dxa"/>
-              <w:left w:w="90" w:type="dxa"/>
-              <w:bottom w:w="50" w:type="dxa"/>
-              <w:right w:w="90" w:type="dxa"/>
-            </w:tcMar>
             <w:vAlign w:val="center"/>
           </w:tcPr>
           <w:p>
@@ -15051,12 +13759,6 @@
               <w:right w:val="single" w:sz="6" w:space="0" w:color="1F3864"/>
             </w:tcBorders>
             <w:shd w:val="clear" w:color="auto" w:fill="4472C4"/>
-            <w:tcMar>
-              <w:top w:w="50" w:type="dxa"/>
-              <w:left w:w="90" w:type="dxa"/>
-              <w:bottom w:w="50" w:type="dxa"/>
-              <w:right w:w="90" w:type="dxa"/>
-            </w:tcMar>
             <w:vAlign w:val="center"/>
           </w:tcPr>
           <w:p>
@@ -15096,12 +13798,6 @@
               <w:right w:val="single" w:sz="6" w:space="0" w:color="1F3864"/>
             </w:tcBorders>
             <w:shd w:val="clear" w:color="auto" w:fill="4472C4"/>
-            <w:tcMar>
-              <w:top w:w="50" w:type="dxa"/>
-              <w:left w:w="90" w:type="dxa"/>
-              <w:bottom w:w="50" w:type="dxa"/>
-              <w:right w:w="90" w:type="dxa"/>
-            </w:tcMar>
             <w:vAlign w:val="center"/>
           </w:tcPr>
           <w:p>
@@ -15168,12 +13864,6 @@
               <w:right w:val="single" w:sz="6" w:space="0" w:color="1F3864"/>
             </w:tcBorders>
             <w:shd w:val="clear" w:color="auto" w:fill="D9E2F3"/>
-            <w:tcMar>
-              <w:top w:w="50" w:type="dxa"/>
-              <w:left w:w="90" w:type="dxa"/>
-              <w:bottom w:w="50" w:type="dxa"/>
-              <w:right w:w="90" w:type="dxa"/>
-            </w:tcMar>
             <w:vAlign w:val="center"/>
           </w:tcPr>
           <w:p>
@@ -15206,12 +13896,6 @@
               <w:right w:val="single" w:sz="6" w:space="0" w:color="1F3864"/>
             </w:tcBorders>
             <w:shd w:val="clear" w:color="auto" w:fill="D9E2F3"/>
-            <w:tcMar>
-              <w:top w:w="50" w:type="dxa"/>
-              <w:left w:w="90" w:type="dxa"/>
-              <w:bottom w:w="50" w:type="dxa"/>
-              <w:right w:w="90" w:type="dxa"/>
-            </w:tcMar>
             <w:vAlign w:val="center"/>
           </w:tcPr>
           <w:p>
@@ -15244,12 +13928,6 @@
               <w:right w:val="single" w:sz="6" w:space="0" w:color="1F3864"/>
             </w:tcBorders>
             <w:shd w:val="clear" w:color="auto" w:fill="D9E2F3"/>
-            <w:tcMar>
-              <w:top w:w="50" w:type="dxa"/>
-              <w:left w:w="90" w:type="dxa"/>
-              <w:bottom w:w="50" w:type="dxa"/>
-              <w:right w:w="90" w:type="dxa"/>
-            </w:tcMar>
             <w:vAlign w:val="center"/>
           </w:tcPr>
           <w:p>
@@ -15290,12 +13968,6 @@
               <w:right w:val="single" w:sz="6" w:space="0" w:color="1F3864"/>
             </w:tcBorders>
             <w:shd w:val="clear" w:color="auto" w:fill="D9E2F3"/>
-            <w:tcMar>
-              <w:top w:w="50" w:type="dxa"/>
-              <w:left w:w="90" w:type="dxa"/>
-              <w:bottom w:w="50" w:type="dxa"/>
-              <w:right w:w="90" w:type="dxa"/>
-            </w:tcMar>
             <w:vAlign w:val="center"/>
           </w:tcPr>
           <w:p>
@@ -15355,12 +14027,6 @@
               <w:right w:val="single" w:sz="6" w:space="0" w:color="1F3864"/>
             </w:tcBorders>
             <w:shd w:val="clear" w:color="auto" w:fill="D9E2F3"/>
-            <w:tcMar>
-              <w:top w:w="50" w:type="dxa"/>
-              <w:left w:w="90" w:type="dxa"/>
-              <w:bottom w:w="50" w:type="dxa"/>
-              <w:right w:w="90" w:type="dxa"/>
-            </w:tcMar>
             <w:vAlign w:val="center"/>
           </w:tcPr>
           <w:p>
@@ -15393,12 +14059,6 @@
               <w:right w:val="single" w:sz="6" w:space="0" w:color="1F3864"/>
             </w:tcBorders>
             <w:shd w:val="clear" w:color="auto" w:fill="D9E2F3"/>
-            <w:tcMar>
-              <w:top w:w="50" w:type="dxa"/>
-              <w:left w:w="90" w:type="dxa"/>
-              <w:bottom w:w="50" w:type="dxa"/>
-              <w:right w:w="90" w:type="dxa"/>
-            </w:tcMar>
             <w:vAlign w:val="center"/>
           </w:tcPr>
           <w:p>
@@ -15431,12 +14091,6 @@
               <w:right w:val="single" w:sz="6" w:space="0" w:color="1F3864"/>
             </w:tcBorders>
             <w:shd w:val="clear" w:color="auto" w:fill="D9E2F3"/>
-            <w:tcMar>
-              <w:top w:w="50" w:type="dxa"/>
-              <w:left w:w="90" w:type="dxa"/>
-              <w:bottom w:w="50" w:type="dxa"/>
-              <w:right w:w="90" w:type="dxa"/>
-            </w:tcMar>
             <w:vAlign w:val="center"/>
           </w:tcPr>
           <w:p>
@@ -15469,12 +14123,6 @@
               <w:right w:val="single" w:sz="6" w:space="0" w:color="1F3864"/>
             </w:tcBorders>
             <w:shd w:val="clear" w:color="auto" w:fill="D9E2F3"/>
-            <w:tcMar>
-              <w:top w:w="50" w:type="dxa"/>
-              <w:left w:w="90" w:type="dxa"/>
-              <w:bottom w:w="50" w:type="dxa"/>
-              <w:right w:w="90" w:type="dxa"/>
-            </w:tcMar>
             <w:vAlign w:val="center"/>
           </w:tcPr>
           <w:p>
@@ -15534,12 +14182,6 @@
               <w:right w:val="single" w:sz="6" w:space="0" w:color="1F3864"/>
             </w:tcBorders>
             <w:shd w:val="clear" w:color="auto" w:fill="D9E2F3"/>
-            <w:tcMar>
-              <w:top w:w="50" w:type="dxa"/>
-              <w:left w:w="90" w:type="dxa"/>
-              <w:bottom w:w="50" w:type="dxa"/>
-              <w:right w:w="90" w:type="dxa"/>
-            </w:tcMar>
             <w:vAlign w:val="center"/>
           </w:tcPr>
           <w:p>
@@ -15572,12 +14214,6 @@
               <w:right w:val="single" w:sz="6" w:space="0" w:color="1F3864"/>
             </w:tcBorders>
             <w:shd w:val="clear" w:color="auto" w:fill="D9E2F3"/>
-            <w:tcMar>
-              <w:top w:w="50" w:type="dxa"/>
-              <w:left w:w="90" w:type="dxa"/>
-              <w:bottom w:w="50" w:type="dxa"/>
-              <w:right w:w="90" w:type="dxa"/>
-            </w:tcMar>
             <w:vAlign w:val="center"/>
           </w:tcPr>
           <w:p>
@@ -15610,12 +14246,6 @@
               <w:right w:val="single" w:sz="6" w:space="0" w:color="1F3864"/>
             </w:tcBorders>
             <w:shd w:val="clear" w:color="auto" w:fill="D9E2F3"/>
-            <w:tcMar>
-              <w:top w:w="50" w:type="dxa"/>
-              <w:left w:w="90" w:type="dxa"/>
-              <w:bottom w:w="50" w:type="dxa"/>
-              <w:right w:w="90" w:type="dxa"/>
-            </w:tcMar>
             <w:vAlign w:val="center"/>
           </w:tcPr>
           <w:p>
@@ -15648,12 +14278,6 @@
               <w:right w:val="single" w:sz="6" w:space="0" w:color="1F3864"/>
             </w:tcBorders>
             <w:shd w:val="clear" w:color="auto" w:fill="D9E2F3"/>
-            <w:tcMar>
-              <w:top w:w="50" w:type="dxa"/>
-              <w:left w:w="90" w:type="dxa"/>
-              <w:bottom w:w="50" w:type="dxa"/>
-              <w:right w:w="90" w:type="dxa"/>
-            </w:tcMar>
             <w:vAlign w:val="center"/>
           </w:tcPr>
           <w:p>
@@ -15713,12 +14337,6 @@
               <w:right w:val="single" w:sz="6" w:space="0" w:color="1F3864"/>
             </w:tcBorders>
             <w:shd w:val="clear" w:color="auto" w:fill="D9E2F3"/>
-            <w:tcMar>
-              <w:top w:w="50" w:type="dxa"/>
-              <w:left w:w="90" w:type="dxa"/>
-              <w:bottom w:w="50" w:type="dxa"/>
-              <w:right w:w="90" w:type="dxa"/>
-            </w:tcMar>
             <w:vAlign w:val="center"/>
           </w:tcPr>
           <w:p>
@@ -15763,12 +14381,6 @@
               <w:right w:val="single" w:sz="6" w:space="0" w:color="1F3864"/>
             </w:tcBorders>
             <w:shd w:val="clear" w:color="auto" w:fill="4472C4"/>
-            <w:tcMar>
-              <w:top w:w="50" w:type="dxa"/>
-              <w:left w:w="90" w:type="dxa"/>
-              <w:bottom w:w="50" w:type="dxa"/>
-              <w:right w:w="90" w:type="dxa"/>
-            </w:tcMar>
             <w:vAlign w:val="center"/>
           </w:tcPr>
           <w:p>
@@ -15835,12 +14447,6 @@
               <w:right w:val="single" w:sz="6" w:space="0" w:color="1F3864"/>
             </w:tcBorders>
             <w:shd w:val="clear" w:color="auto" w:fill="4472C4"/>
-            <w:tcMar>
-              <w:top w:w="50" w:type="dxa"/>
-              <w:left w:w="90" w:type="dxa"/>
-              <w:bottom w:w="50" w:type="dxa"/>
-              <w:right w:w="90" w:type="dxa"/>
-            </w:tcMar>
             <w:vAlign w:val="center"/>
           </w:tcPr>
           <w:p>
@@ -15880,12 +14486,6 @@
               <w:right w:val="single" w:sz="6" w:space="0" w:color="1F3864"/>
             </w:tcBorders>
             <w:shd w:val="clear" w:color="auto" w:fill="4472C4"/>
-            <w:tcMar>
-              <w:top w:w="50" w:type="dxa"/>
-              <w:left w:w="90" w:type="dxa"/>
-              <w:bottom w:w="50" w:type="dxa"/>
-              <w:right w:w="90" w:type="dxa"/>
-            </w:tcMar>
             <w:vAlign w:val="center"/>
           </w:tcPr>
           <w:p>
@@ -15925,12 +14525,6 @@
               <w:right w:val="single" w:sz="6" w:space="0" w:color="1F3864"/>
             </w:tcBorders>
             <w:shd w:val="clear" w:color="auto" w:fill="4472C4"/>
-            <w:tcMar>
-              <w:top w:w="50" w:type="dxa"/>
-              <w:left w:w="90" w:type="dxa"/>
-              <w:bottom w:w="50" w:type="dxa"/>
-              <w:right w:w="90" w:type="dxa"/>
-            </w:tcMar>
             <w:vAlign w:val="center"/>
           </w:tcPr>
           <w:p>
@@ -15970,12 +14564,6 @@
               <w:right w:val="single" w:sz="6" w:space="0" w:color="1F3864"/>
             </w:tcBorders>
             <w:shd w:val="clear" w:color="auto" w:fill="4472C4"/>
-            <w:tcMar>
-              <w:top w:w="50" w:type="dxa"/>
-              <w:left w:w="90" w:type="dxa"/>
-              <w:bottom w:w="50" w:type="dxa"/>
-              <w:right w:w="90" w:type="dxa"/>
-            </w:tcMar>
             <w:vAlign w:val="center"/>
           </w:tcPr>
           <w:p>
@@ -16042,12 +14630,6 @@
               <w:right w:val="single" w:sz="6" w:space="0" w:color="1F3864"/>
             </w:tcBorders>
             <w:shd w:val="clear" w:color="auto" w:fill="D9E2F3"/>
-            <w:tcMar>
-              <w:top w:w="50" w:type="dxa"/>
-              <w:left w:w="90" w:type="dxa"/>
-              <w:bottom w:w="50" w:type="dxa"/>
-              <w:right w:w="90" w:type="dxa"/>
-            </w:tcMar>
             <w:vAlign w:val="center"/>
           </w:tcPr>
           <w:p>
@@ -16080,12 +14662,6 @@
               <w:right w:val="single" w:sz="6" w:space="0" w:color="1F3864"/>
             </w:tcBorders>
             <w:shd w:val="clear" w:color="auto" w:fill="D9E2F3"/>
-            <w:tcMar>
-              <w:top w:w="50" w:type="dxa"/>
-              <w:left w:w="90" w:type="dxa"/>
-              <w:bottom w:w="50" w:type="dxa"/>
-              <w:right w:w="90" w:type="dxa"/>
-            </w:tcMar>
             <w:vAlign w:val="center"/>
           </w:tcPr>
           <w:p>
@@ -16118,12 +14694,6 @@
               <w:right w:val="single" w:sz="6" w:space="0" w:color="1F3864"/>
             </w:tcBorders>
             <w:shd w:val="clear" w:color="auto" w:fill="D9E2F3"/>
-            <w:tcMar>
-              <w:top w:w="50" w:type="dxa"/>
-              <w:left w:w="90" w:type="dxa"/>
-              <w:bottom w:w="50" w:type="dxa"/>
-              <w:right w:w="90" w:type="dxa"/>
-            </w:tcMar>
             <w:vAlign w:val="center"/>
           </w:tcPr>
           <w:p>
@@ -16156,12 +14726,6 @@
               <w:right w:val="single" w:sz="6" w:space="0" w:color="1F3864"/>
             </w:tcBorders>
             <w:shd w:val="clear" w:color="auto" w:fill="D9E2F3"/>
-            <w:tcMar>
-              <w:top w:w="50" w:type="dxa"/>
-              <w:left w:w="90" w:type="dxa"/>
-              <w:bottom w:w="50" w:type="dxa"/>
-              <w:right w:w="90" w:type="dxa"/>
-            </w:tcMar>
             <w:vAlign w:val="center"/>
           </w:tcPr>
           <w:p>
@@ -16221,12 +14785,6 @@
               <w:right w:val="single" w:sz="6" w:space="0" w:color="1F3864"/>
             </w:tcBorders>
             <w:shd w:val="clear" w:color="auto" w:fill="D9E2F3"/>
-            <w:tcMar>
-              <w:top w:w="50" w:type="dxa"/>
-              <w:left w:w="90" w:type="dxa"/>
-              <w:bottom w:w="50" w:type="dxa"/>
-              <w:right w:w="90" w:type="dxa"/>
-            </w:tcMar>
             <w:vAlign w:val="center"/>
           </w:tcPr>
           <w:p>
@@ -16259,12 +14817,6 @@
               <w:right w:val="single" w:sz="6" w:space="0" w:color="1F3864"/>
             </w:tcBorders>
             <w:shd w:val="clear" w:color="auto" w:fill="D9E2F3"/>
-            <w:tcMar>
-              <w:top w:w="50" w:type="dxa"/>
-              <w:left w:w="90" w:type="dxa"/>
-              <w:bottom w:w="50" w:type="dxa"/>
-              <w:right w:w="90" w:type="dxa"/>
-            </w:tcMar>
             <w:vAlign w:val="center"/>
           </w:tcPr>
           <w:p>
@@ -16297,12 +14849,6 @@
               <w:right w:val="single" w:sz="6" w:space="0" w:color="1F3864"/>
             </w:tcBorders>
             <w:shd w:val="clear" w:color="auto" w:fill="D9E2F3"/>
-            <w:tcMar>
-              <w:top w:w="50" w:type="dxa"/>
-              <w:left w:w="90" w:type="dxa"/>
-              <w:bottom w:w="50" w:type="dxa"/>
-              <w:right w:w="90" w:type="dxa"/>
-            </w:tcMar>
             <w:vAlign w:val="center"/>
           </w:tcPr>
           <w:p>
@@ -16335,12 +14881,6 @@
               <w:right w:val="single" w:sz="6" w:space="0" w:color="1F3864"/>
             </w:tcBorders>
             <w:shd w:val="clear" w:color="auto" w:fill="D9E2F3"/>
-            <w:tcMar>
-              <w:top w:w="50" w:type="dxa"/>
-              <w:left w:w="90" w:type="dxa"/>
-              <w:bottom w:w="50" w:type="dxa"/>
-              <w:right w:w="90" w:type="dxa"/>
-            </w:tcMar>
             <w:vAlign w:val="center"/>
           </w:tcPr>
           <w:p>
@@ -16400,12 +14940,6 @@
               <w:right w:val="single" w:sz="6" w:space="0" w:color="1F3864"/>
             </w:tcBorders>
             <w:shd w:val="clear" w:color="auto" w:fill="D9E2F3"/>
-            <w:tcMar>
-              <w:top w:w="50" w:type="dxa"/>
-              <w:left w:w="90" w:type="dxa"/>
-              <w:bottom w:w="50" w:type="dxa"/>
-              <w:right w:w="90" w:type="dxa"/>
-            </w:tcMar>
             <w:vAlign w:val="center"/>
           </w:tcPr>
           <w:p>
@@ -16438,12 +14972,6 @@
               <w:right w:val="single" w:sz="6" w:space="0" w:color="1F3864"/>
             </w:tcBorders>
             <w:shd w:val="clear" w:color="auto" w:fill="D9E2F3"/>
-            <w:tcMar>
-              <w:top w:w="50" w:type="dxa"/>
-              <w:left w:w="90" w:type="dxa"/>
-              <w:bottom w:w="50" w:type="dxa"/>
-              <w:right w:w="90" w:type="dxa"/>
-            </w:tcMar>
             <w:vAlign w:val="center"/>
           </w:tcPr>
           <w:p>
@@ -16476,12 +15004,6 @@
               <w:right w:val="single" w:sz="6" w:space="0" w:color="1F3864"/>
             </w:tcBorders>
             <w:shd w:val="clear" w:color="auto" w:fill="D9E2F3"/>
-            <w:tcMar>
-              <w:top w:w="50" w:type="dxa"/>
-              <w:left w:w="90" w:type="dxa"/>
-              <w:bottom w:w="50" w:type="dxa"/>
-              <w:right w:w="90" w:type="dxa"/>
-            </w:tcMar>
             <w:vAlign w:val="center"/>
           </w:tcPr>
           <w:p>
@@ -16514,12 +15036,6 @@
               <w:right w:val="single" w:sz="6" w:space="0" w:color="1F3864"/>
             </w:tcBorders>
             <w:shd w:val="clear" w:color="auto" w:fill="D9E2F3"/>
-            <w:tcMar>
-              <w:top w:w="50" w:type="dxa"/>
-              <w:left w:w="90" w:type="dxa"/>
-              <w:bottom w:w="50" w:type="dxa"/>
-              <w:right w:w="90" w:type="dxa"/>
-            </w:tcMar>
             <w:vAlign w:val="center"/>
           </w:tcPr>
           <w:p>
@@ -16579,12 +15095,6 @@
               <w:right w:val="single" w:sz="6" w:space="0" w:color="1F3864"/>
             </w:tcBorders>
             <w:shd w:val="clear" w:color="auto" w:fill="D9E2F3"/>
-            <w:tcMar>
-              <w:top w:w="50" w:type="dxa"/>
-              <w:left w:w="90" w:type="dxa"/>
-              <w:bottom w:w="50" w:type="dxa"/>
-              <w:right w:w="90" w:type="dxa"/>
-            </w:tcMar>
             <w:vAlign w:val="center"/>
           </w:tcPr>
           <w:p>
@@ -16629,12 +15139,6 @@
               <w:right w:val="single" w:sz="6" w:space="0" w:color="1F3864"/>
             </w:tcBorders>
             <w:shd w:val="clear" w:color="auto" w:fill="4472C4"/>
-            <w:tcMar>
-              <w:top w:w="50" w:type="dxa"/>
-              <w:left w:w="90" w:type="dxa"/>
-              <w:bottom w:w="50" w:type="dxa"/>
-              <w:right w:w="90" w:type="dxa"/>
-            </w:tcMar>
             <w:vAlign w:val="center"/>
           </w:tcPr>
           <w:p>
@@ -16701,12 +15205,6 @@
               <w:right w:val="single" w:sz="6" w:space="0" w:color="1F3864"/>
             </w:tcBorders>
             <w:shd w:val="clear" w:color="auto" w:fill="4472C4"/>
-            <w:tcMar>
-              <w:top w:w="50" w:type="dxa"/>
-              <w:left w:w="90" w:type="dxa"/>
-              <w:bottom w:w="50" w:type="dxa"/>
-              <w:right w:w="90" w:type="dxa"/>
-            </w:tcMar>
             <w:vAlign w:val="center"/>
           </w:tcPr>
           <w:p>
@@ -16746,12 +15244,6 @@
               <w:right w:val="single" w:sz="6" w:space="0" w:color="1F3864"/>
             </w:tcBorders>
             <w:shd w:val="clear" w:color="auto" w:fill="4472C4"/>
-            <w:tcMar>
-              <w:top w:w="50" w:type="dxa"/>
-              <w:left w:w="90" w:type="dxa"/>
-              <w:bottom w:w="50" w:type="dxa"/>
-              <w:right w:w="90" w:type="dxa"/>
-            </w:tcMar>
             <w:vAlign w:val="center"/>
           </w:tcPr>
           <w:p>
@@ -16791,12 +15283,6 @@
               <w:right w:val="single" w:sz="6" w:space="0" w:color="1F3864"/>
             </w:tcBorders>
             <w:shd w:val="clear" w:color="auto" w:fill="4472C4"/>
-            <w:tcMar>
-              <w:top w:w="50" w:type="dxa"/>
-              <w:left w:w="90" w:type="dxa"/>
-              <w:bottom w:w="50" w:type="dxa"/>
-              <w:right w:w="90" w:type="dxa"/>
-            </w:tcMar>
             <w:vAlign w:val="center"/>
           </w:tcPr>
           <w:p>
@@ -16836,12 +15322,6 @@
               <w:right w:val="single" w:sz="6" w:space="0" w:color="1F3864"/>
             </w:tcBorders>
             <w:shd w:val="clear" w:color="auto" w:fill="4472C4"/>
-            <w:tcMar>
-              <w:top w:w="50" w:type="dxa"/>
-              <w:left w:w="90" w:type="dxa"/>
-              <w:bottom w:w="50" w:type="dxa"/>
-              <w:right w:w="90" w:type="dxa"/>
-            </w:tcMar>
             <w:vAlign w:val="center"/>
           </w:tcPr>
           <w:p>
@@ -16908,12 +15388,6 @@
               <w:right w:val="single" w:sz="6" w:space="0" w:color="1F3864"/>
             </w:tcBorders>
             <w:shd w:val="clear" w:color="auto" w:fill="D9E2F3"/>
-            <w:tcMar>
-              <w:top w:w="50" w:type="dxa"/>
-              <w:left w:w="90" w:type="dxa"/>
-              <w:bottom w:w="50" w:type="dxa"/>
-              <w:right w:w="90" w:type="dxa"/>
-            </w:tcMar>
             <w:vAlign w:val="center"/>
           </w:tcPr>
           <w:p>
@@ -16946,12 +15420,6 @@
               <w:right w:val="single" w:sz="6" w:space="0" w:color="1F3864"/>
             </w:tcBorders>
             <w:shd w:val="clear" w:color="auto" w:fill="D9E2F3"/>
-            <w:tcMar>
-              <w:top w:w="50" w:type="dxa"/>
-              <w:left w:w="90" w:type="dxa"/>
-              <w:bottom w:w="50" w:type="dxa"/>
-              <w:right w:w="90" w:type="dxa"/>
-            </w:tcMar>
             <w:vAlign w:val="center"/>
           </w:tcPr>
           <w:p>
@@ -16984,12 +15452,6 @@
               <w:right w:val="single" w:sz="6" w:space="0" w:color="1F3864"/>
             </w:tcBorders>
             <w:shd w:val="clear" w:color="auto" w:fill="D9E2F3"/>
-            <w:tcMar>
-              <w:top w:w="50" w:type="dxa"/>
-              <w:left w:w="90" w:type="dxa"/>
-              <w:bottom w:w="50" w:type="dxa"/>
-              <w:right w:w="90" w:type="dxa"/>
-            </w:tcMar>
             <w:vAlign w:val="center"/>
           </w:tcPr>
           <w:p>
@@ -17022,12 +15484,6 @@
               <w:right w:val="single" w:sz="6" w:space="0" w:color="1F3864"/>
             </w:tcBorders>
             <w:shd w:val="clear" w:color="auto" w:fill="D9E2F3"/>
-            <w:tcMar>
-              <w:top w:w="50" w:type="dxa"/>
-              <w:left w:w="90" w:type="dxa"/>
-              <w:bottom w:w="50" w:type="dxa"/>
-              <w:right w:w="90" w:type="dxa"/>
-            </w:tcMar>
             <w:vAlign w:val="center"/>
           </w:tcPr>
           <w:p>
@@ -17087,12 +15543,6 @@
               <w:right w:val="single" w:sz="6" w:space="0" w:color="1F3864"/>
             </w:tcBorders>
             <w:shd w:val="clear" w:color="auto" w:fill="D9E2F3"/>
-            <w:tcMar>
-              <w:top w:w="50" w:type="dxa"/>
-              <w:left w:w="90" w:type="dxa"/>
-              <w:bottom w:w="50" w:type="dxa"/>
-              <w:right w:w="90" w:type="dxa"/>
-            </w:tcMar>
             <w:vAlign w:val="center"/>
           </w:tcPr>
           <w:p>
@@ -17125,12 +15575,6 @@
               <w:right w:val="single" w:sz="6" w:space="0" w:color="1F3864"/>
             </w:tcBorders>
             <w:shd w:val="clear" w:color="auto" w:fill="D9E2F3"/>
-            <w:tcMar>
-              <w:top w:w="50" w:type="dxa"/>
-              <w:left w:w="90" w:type="dxa"/>
-              <w:bottom w:w="50" w:type="dxa"/>
-              <w:right w:w="90" w:type="dxa"/>
-            </w:tcMar>
             <w:vAlign w:val="center"/>
           </w:tcPr>
           <w:p>
@@ -17163,12 +15607,6 @@
               <w:right w:val="single" w:sz="6" w:space="0" w:color="1F3864"/>
             </w:tcBorders>
             <w:shd w:val="clear" w:color="auto" w:fill="D9E2F3"/>
-            <w:tcMar>
-              <w:top w:w="50" w:type="dxa"/>
-              <w:left w:w="90" w:type="dxa"/>
-              <w:bottom w:w="50" w:type="dxa"/>
-              <w:right w:w="90" w:type="dxa"/>
-            </w:tcMar>
             <w:vAlign w:val="center"/>
           </w:tcPr>
           <w:p>
@@ -17201,12 +15639,6 @@
               <w:right w:val="single" w:sz="6" w:space="0" w:color="1F3864"/>
             </w:tcBorders>
             <w:shd w:val="clear" w:color="auto" w:fill="D9E2F3"/>
-            <w:tcMar>
-              <w:top w:w="50" w:type="dxa"/>
-              <w:left w:w="90" w:type="dxa"/>
-              <w:bottom w:w="50" w:type="dxa"/>
-              <w:right w:w="90" w:type="dxa"/>
-            </w:tcMar>
             <w:vAlign w:val="center"/>
           </w:tcPr>
           <w:p>
@@ -17266,12 +15698,6 @@
               <w:right w:val="single" w:sz="6" w:space="0" w:color="1F3864"/>
             </w:tcBorders>
             <w:shd w:val="clear" w:color="auto" w:fill="D9E2F3"/>
-            <w:tcMar>
-              <w:top w:w="50" w:type="dxa"/>
-              <w:left w:w="90" w:type="dxa"/>
-              <w:bottom w:w="50" w:type="dxa"/>
-              <w:right w:w="90" w:type="dxa"/>
-            </w:tcMar>
             <w:vAlign w:val="center"/>
           </w:tcPr>
           <w:p>
@@ -17304,12 +15730,6 @@
               <w:right w:val="single" w:sz="6" w:space="0" w:color="1F3864"/>
             </w:tcBorders>
             <w:shd w:val="clear" w:color="auto" w:fill="D9E2F3"/>
-            <w:tcMar>
-              <w:top w:w="50" w:type="dxa"/>
-              <w:left w:w="90" w:type="dxa"/>
-              <w:bottom w:w="50" w:type="dxa"/>
-              <w:right w:w="90" w:type="dxa"/>
-            </w:tcMar>
             <w:vAlign w:val="center"/>
           </w:tcPr>
           <w:p>
@@ -17342,12 +15762,6 @@
               <w:right w:val="single" w:sz="6" w:space="0" w:color="1F3864"/>
             </w:tcBorders>
             <w:shd w:val="clear" w:color="auto" w:fill="D9E2F3"/>
-            <w:tcMar>
-              <w:top w:w="50" w:type="dxa"/>
-              <w:left w:w="90" w:type="dxa"/>
-              <w:bottom w:w="50" w:type="dxa"/>
-              <w:right w:w="90" w:type="dxa"/>
-            </w:tcMar>
             <w:vAlign w:val="center"/>
           </w:tcPr>
           <w:p>
@@ -17380,12 +15794,6 @@
               <w:right w:val="single" w:sz="6" w:space="0" w:color="1F3864"/>
             </w:tcBorders>
             <w:shd w:val="clear" w:color="auto" w:fill="D9E2F3"/>
-            <w:tcMar>
-              <w:top w:w="50" w:type="dxa"/>
-              <w:left w:w="90" w:type="dxa"/>
-              <w:bottom w:w="50" w:type="dxa"/>
-              <w:right w:w="90" w:type="dxa"/>
-            </w:tcMar>
             <w:vAlign w:val="center"/>
           </w:tcPr>
           <w:p>
@@ -17445,12 +15853,6 @@
               <w:right w:val="single" w:sz="6" w:space="0" w:color="1F3864"/>
             </w:tcBorders>
             <w:shd w:val="clear" w:color="auto" w:fill="D9E2F3"/>
-            <w:tcMar>
-              <w:top w:w="50" w:type="dxa"/>
-              <w:left w:w="90" w:type="dxa"/>
-              <w:bottom w:w="50" w:type="dxa"/>
-              <w:right w:w="90" w:type="dxa"/>
-            </w:tcMar>
             <w:vAlign w:val="center"/>
           </w:tcPr>
           <w:p>
@@ -17497,12 +15899,6 @@
               <w:right w:val="single" w:sz="6" w:space="0" w:color="1F3864"/>
             </w:tcBorders>
             <w:shd w:val="clear" w:color="auto" w:fill="4472C4"/>
-            <w:tcMar>
-              <w:top w:w="50" w:type="dxa"/>
-              <w:left w:w="90" w:type="dxa"/>
-              <w:bottom w:w="50" w:type="dxa"/>
-              <w:right w:w="90" w:type="dxa"/>
-            </w:tcMar>
             <w:vAlign w:val="center"/>
           </w:tcPr>
           <w:p>
@@ -17582,12 +15978,6 @@
               <w:right w:val="single" w:sz="6" w:space="0" w:color="1F3864"/>
             </w:tcBorders>
             <w:shd w:val="clear" w:color="auto" w:fill="4472C4"/>
-            <w:tcMar>
-              <w:top w:w="50" w:type="dxa"/>
-              <w:left w:w="90" w:type="dxa"/>
-              <w:bottom w:w="50" w:type="dxa"/>
-              <w:right w:w="90" w:type="dxa"/>
-            </w:tcMar>
             <w:vAlign w:val="center"/>
           </w:tcPr>
           <w:p>
@@ -17627,12 +16017,6 @@
               <w:right w:val="single" w:sz="6" w:space="0" w:color="1F3864"/>
             </w:tcBorders>
             <w:shd w:val="clear" w:color="auto" w:fill="4472C4"/>
-            <w:tcMar>
-              <w:top w:w="50" w:type="dxa"/>
-              <w:left w:w="90" w:type="dxa"/>
-              <w:bottom w:w="50" w:type="dxa"/>
-              <w:right w:w="90" w:type="dxa"/>
-            </w:tcMar>
             <w:vAlign w:val="center"/>
           </w:tcPr>
           <w:p>
@@ -17672,12 +16056,6 @@
               <w:right w:val="single" w:sz="6" w:space="0" w:color="1F3864"/>
             </w:tcBorders>
             <w:shd w:val="clear" w:color="auto" w:fill="4472C4"/>
-            <w:tcMar>
-              <w:top w:w="50" w:type="dxa"/>
-              <w:left w:w="90" w:type="dxa"/>
-              <w:bottom w:w="50" w:type="dxa"/>
-              <w:right w:w="90" w:type="dxa"/>
-            </w:tcMar>
             <w:vAlign w:val="center"/>
           </w:tcPr>
           <w:p>
@@ -17717,12 +16095,6 @@
               <w:right w:val="single" w:sz="6" w:space="0" w:color="1F3864"/>
             </w:tcBorders>
             <w:shd w:val="clear" w:color="auto" w:fill="4472C4"/>
-            <w:tcMar>
-              <w:top w:w="50" w:type="dxa"/>
-              <w:left w:w="90" w:type="dxa"/>
-              <w:bottom w:w="50" w:type="dxa"/>
-              <w:right w:w="90" w:type="dxa"/>
-            </w:tcMar>
             <w:vAlign w:val="center"/>
           </w:tcPr>
           <w:p>
@@ -17789,12 +16161,6 @@
               <w:right w:val="single" w:sz="6" w:space="0" w:color="1F3864"/>
             </w:tcBorders>
             <w:shd w:val="clear" w:color="auto" w:fill="D9E2F3"/>
-            <w:tcMar>
-              <w:top w:w="50" w:type="dxa"/>
-              <w:left w:w="90" w:type="dxa"/>
-              <w:bottom w:w="50" w:type="dxa"/>
-              <w:right w:w="90" w:type="dxa"/>
-            </w:tcMar>
             <w:vAlign w:val="center"/>
           </w:tcPr>
           <w:p>
@@ -17827,12 +16193,6 @@
               <w:right w:val="single" w:sz="6" w:space="0" w:color="1F3864"/>
             </w:tcBorders>
             <w:shd w:val="clear" w:color="auto" w:fill="D9E2F3"/>
-            <w:tcMar>
-              <w:top w:w="50" w:type="dxa"/>
-              <w:left w:w="90" w:type="dxa"/>
-              <w:bottom w:w="50" w:type="dxa"/>
-              <w:right w:w="90" w:type="dxa"/>
-            </w:tcMar>
             <w:vAlign w:val="center"/>
           </w:tcPr>
           <w:p>
@@ -17865,12 +16225,6 @@
               <w:right w:val="single" w:sz="6" w:space="0" w:color="1F3864"/>
             </w:tcBorders>
             <w:shd w:val="clear" w:color="auto" w:fill="D9E2F3"/>
-            <w:tcMar>
-              <w:top w:w="50" w:type="dxa"/>
-              <w:left w:w="90" w:type="dxa"/>
-              <w:bottom w:w="50" w:type="dxa"/>
-              <w:right w:w="90" w:type="dxa"/>
-            </w:tcMar>
             <w:vAlign w:val="center"/>
           </w:tcPr>
           <w:p>
@@ -17903,12 +16257,6 @@
               <w:right w:val="single" w:sz="6" w:space="0" w:color="1F3864"/>
             </w:tcBorders>
             <w:shd w:val="clear" w:color="auto" w:fill="D9E2F3"/>
-            <w:tcMar>
-              <w:top w:w="50" w:type="dxa"/>
-              <w:left w:w="90" w:type="dxa"/>
-              <w:bottom w:w="50" w:type="dxa"/>
-              <w:right w:w="90" w:type="dxa"/>
-            </w:tcMar>
             <w:vAlign w:val="center"/>
           </w:tcPr>
           <w:p>
@@ -17968,12 +16316,6 @@
               <w:right w:val="single" w:sz="6" w:space="0" w:color="1F3864"/>
             </w:tcBorders>
             <w:shd w:val="clear" w:color="auto" w:fill="D9E2F3"/>
-            <w:tcMar>
-              <w:top w:w="50" w:type="dxa"/>
-              <w:left w:w="90" w:type="dxa"/>
-              <w:bottom w:w="50" w:type="dxa"/>
-              <w:right w:w="90" w:type="dxa"/>
-            </w:tcMar>
             <w:vAlign w:val="center"/>
           </w:tcPr>
           <w:p>
@@ -18006,12 +16348,6 @@
               <w:right w:val="single" w:sz="6" w:space="0" w:color="1F3864"/>
             </w:tcBorders>
             <w:shd w:val="clear" w:color="auto" w:fill="D9E2F3"/>
-            <w:tcMar>
-              <w:top w:w="50" w:type="dxa"/>
-              <w:left w:w="90" w:type="dxa"/>
-              <w:bottom w:w="50" w:type="dxa"/>
-              <w:right w:w="90" w:type="dxa"/>
-            </w:tcMar>
             <w:vAlign w:val="center"/>
           </w:tcPr>
           <w:p>
@@ -18044,12 +16380,6 @@
               <w:right w:val="single" w:sz="6" w:space="0" w:color="1F3864"/>
             </w:tcBorders>
             <w:shd w:val="clear" w:color="auto" w:fill="D9E2F3"/>
-            <w:tcMar>
-              <w:top w:w="50" w:type="dxa"/>
-              <w:left w:w="90" w:type="dxa"/>
-              <w:bottom w:w="50" w:type="dxa"/>
-              <w:right w:w="90" w:type="dxa"/>
-            </w:tcMar>
             <w:vAlign w:val="center"/>
           </w:tcPr>
           <w:p>
@@ -18082,12 +16412,6 @@
               <w:right w:val="single" w:sz="6" w:space="0" w:color="1F3864"/>
             </w:tcBorders>
             <w:shd w:val="clear" w:color="auto" w:fill="D9E2F3"/>
-            <w:tcMar>
-              <w:top w:w="50" w:type="dxa"/>
-              <w:left w:w="90" w:type="dxa"/>
-              <w:bottom w:w="50" w:type="dxa"/>
-              <w:right w:w="90" w:type="dxa"/>
-            </w:tcMar>
             <w:vAlign w:val="center"/>
           </w:tcPr>
           <w:p>
@@ -18147,12 +16471,6 @@
               <w:right w:val="single" w:sz="6" w:space="0" w:color="1F3864"/>
             </w:tcBorders>
             <w:shd w:val="clear" w:color="auto" w:fill="D9E2F3"/>
-            <w:tcMar>
-              <w:top w:w="50" w:type="dxa"/>
-              <w:left w:w="90" w:type="dxa"/>
-              <w:bottom w:w="50" w:type="dxa"/>
-              <w:right w:w="90" w:type="dxa"/>
-            </w:tcMar>
             <w:vAlign w:val="center"/>
           </w:tcPr>
           <w:p>
@@ -18185,12 +16503,6 @@
               <w:right w:val="single" w:sz="6" w:space="0" w:color="1F3864"/>
             </w:tcBorders>
             <w:shd w:val="clear" w:color="auto" w:fill="D9E2F3"/>
-            <w:tcMar>
-              <w:top w:w="50" w:type="dxa"/>
-              <w:left w:w="90" w:type="dxa"/>
-              <w:bottom w:w="50" w:type="dxa"/>
-              <w:right w:w="90" w:type="dxa"/>
-            </w:tcMar>
             <w:vAlign w:val="center"/>
           </w:tcPr>
           <w:p>
@@ -18223,12 +16535,6 @@
               <w:right w:val="single" w:sz="6" w:space="0" w:color="1F3864"/>
             </w:tcBorders>
             <w:shd w:val="clear" w:color="auto" w:fill="D9E2F3"/>
-            <w:tcMar>
-              <w:top w:w="50" w:type="dxa"/>
-              <w:left w:w="90" w:type="dxa"/>
-              <w:bottom w:w="50" w:type="dxa"/>
-              <w:right w:w="90" w:type="dxa"/>
-            </w:tcMar>
             <w:vAlign w:val="center"/>
           </w:tcPr>
           <w:p>
@@ -18261,12 +16567,6 @@
               <w:right w:val="single" w:sz="6" w:space="0" w:color="1F3864"/>
             </w:tcBorders>
             <w:shd w:val="clear" w:color="auto" w:fill="D9E2F3"/>
-            <w:tcMar>
-              <w:top w:w="50" w:type="dxa"/>
-              <w:left w:w="90" w:type="dxa"/>
-              <w:bottom w:w="50" w:type="dxa"/>
-              <w:right w:w="90" w:type="dxa"/>
-            </w:tcMar>
             <w:vAlign w:val="center"/>
           </w:tcPr>
           <w:p>
@@ -18326,12 +16626,6 @@
               <w:right w:val="single" w:sz="6" w:space="0" w:color="1F3864"/>
             </w:tcBorders>
             <w:shd w:val="clear" w:color="auto" w:fill="D9E2F3"/>
-            <w:tcMar>
-              <w:top w:w="50" w:type="dxa"/>
-              <w:left w:w="90" w:type="dxa"/>
-              <w:bottom w:w="50" w:type="dxa"/>
-              <w:right w:w="90" w:type="dxa"/>
-            </w:tcMar>
             <w:vAlign w:val="center"/>
           </w:tcPr>
           <w:p>
@@ -18376,12 +16670,6 @@
               <w:right w:val="single" w:sz="6" w:space="0" w:color="1F3864"/>
             </w:tcBorders>
             <w:shd w:val="clear" w:color="auto" w:fill="4472C4"/>
-            <w:tcMar>
-              <w:top w:w="50" w:type="dxa"/>
-              <w:left w:w="90" w:type="dxa"/>
-              <w:bottom w:w="50" w:type="dxa"/>
-              <w:right w:w="90" w:type="dxa"/>
-            </w:tcMar>
             <w:vAlign w:val="center"/>
           </w:tcPr>
           <w:p>
@@ -18448,12 +16736,6 @@
               <w:right w:val="single" w:sz="6" w:space="0" w:color="1F3864"/>
             </w:tcBorders>
             <w:shd w:val="clear" w:color="auto" w:fill="4472C4"/>
-            <w:tcMar>
-              <w:top w:w="50" w:type="dxa"/>
-              <w:left w:w="90" w:type="dxa"/>
-              <w:bottom w:w="50" w:type="dxa"/>
-              <w:right w:w="90" w:type="dxa"/>
-            </w:tcMar>
             <w:vAlign w:val="center"/>
           </w:tcPr>
           <w:p>
@@ -18493,12 +16775,6 @@
               <w:right w:val="single" w:sz="6" w:space="0" w:color="1F3864"/>
             </w:tcBorders>
             <w:shd w:val="clear" w:color="auto" w:fill="4472C4"/>
-            <w:tcMar>
-              <w:top w:w="50" w:type="dxa"/>
-              <w:left w:w="90" w:type="dxa"/>
-              <w:bottom w:w="50" w:type="dxa"/>
-              <w:right w:w="90" w:type="dxa"/>
-            </w:tcMar>
             <w:vAlign w:val="center"/>
           </w:tcPr>
           <w:p>
@@ -18538,12 +16814,6 @@
               <w:right w:val="single" w:sz="6" w:space="0" w:color="1F3864"/>
             </w:tcBorders>
             <w:shd w:val="clear" w:color="auto" w:fill="4472C4"/>
-            <w:tcMar>
-              <w:top w:w="50" w:type="dxa"/>
-              <w:left w:w="90" w:type="dxa"/>
-              <w:bottom w:w="50" w:type="dxa"/>
-              <w:right w:w="90" w:type="dxa"/>
-            </w:tcMar>
             <w:vAlign w:val="center"/>
           </w:tcPr>
           <w:p>
@@ -18583,12 +16853,6 @@
               <w:right w:val="single" w:sz="6" w:space="0" w:color="1F3864"/>
             </w:tcBorders>
             <w:shd w:val="clear" w:color="auto" w:fill="4472C4"/>
-            <w:tcMar>
-              <w:top w:w="50" w:type="dxa"/>
-              <w:left w:w="90" w:type="dxa"/>
-              <w:bottom w:w="50" w:type="dxa"/>
-              <w:right w:w="90" w:type="dxa"/>
-            </w:tcMar>
             <w:vAlign w:val="center"/>
           </w:tcPr>
           <w:p>
@@ -18655,12 +16919,6 @@
               <w:right w:val="single" w:sz="6" w:space="0" w:color="1F3864"/>
             </w:tcBorders>
             <w:shd w:val="clear" w:color="auto" w:fill="D9E2F3"/>
-            <w:tcMar>
-              <w:top w:w="50" w:type="dxa"/>
-              <w:left w:w="90" w:type="dxa"/>
-              <w:bottom w:w="50" w:type="dxa"/>
-              <w:right w:w="90" w:type="dxa"/>
-            </w:tcMar>
             <w:vAlign w:val="center"/>
           </w:tcPr>
           <w:p>
@@ -18693,12 +16951,6 @@
               <w:right w:val="single" w:sz="6" w:space="0" w:color="1F3864"/>
             </w:tcBorders>
             <w:shd w:val="clear" w:color="auto" w:fill="D9E2F3"/>
-            <w:tcMar>
-              <w:top w:w="50" w:type="dxa"/>
-              <w:left w:w="90" w:type="dxa"/>
-              <w:bottom w:w="50" w:type="dxa"/>
-              <w:right w:w="90" w:type="dxa"/>
-            </w:tcMar>
             <w:vAlign w:val="center"/>
           </w:tcPr>
           <w:p>
@@ -18731,12 +16983,6 @@
               <w:right w:val="single" w:sz="6" w:space="0" w:color="1F3864"/>
             </w:tcBorders>
             <w:shd w:val="clear" w:color="auto" w:fill="D9E2F3"/>
-            <w:tcMar>
-              <w:top w:w="50" w:type="dxa"/>
-              <w:left w:w="90" w:type="dxa"/>
-              <w:bottom w:w="50" w:type="dxa"/>
-              <w:right w:w="90" w:type="dxa"/>
-            </w:tcMar>
             <w:vAlign w:val="center"/>
           </w:tcPr>
           <w:p>
@@ -18769,12 +17015,6 @@
               <w:right w:val="single" w:sz="6" w:space="0" w:color="1F3864"/>
             </w:tcBorders>
             <w:shd w:val="clear" w:color="auto" w:fill="D9E2F3"/>
-            <w:tcMar>
-              <w:top w:w="50" w:type="dxa"/>
-              <w:left w:w="90" w:type="dxa"/>
-              <w:bottom w:w="50" w:type="dxa"/>
-              <w:right w:w="90" w:type="dxa"/>
-            </w:tcMar>
             <w:vAlign w:val="center"/>
           </w:tcPr>
           <w:p>
@@ -18834,12 +17074,6 @@
               <w:right w:val="single" w:sz="6" w:space="0" w:color="1F3864"/>
             </w:tcBorders>
             <w:shd w:val="clear" w:color="auto" w:fill="D9E2F3"/>
-            <w:tcMar>
-              <w:top w:w="50" w:type="dxa"/>
-              <w:left w:w="90" w:type="dxa"/>
-              <w:bottom w:w="50" w:type="dxa"/>
-              <w:right w:w="90" w:type="dxa"/>
-            </w:tcMar>
             <w:vAlign w:val="center"/>
           </w:tcPr>
           <w:p>
@@ -18872,12 +17106,6 @@
               <w:right w:val="single" w:sz="6" w:space="0" w:color="1F3864"/>
             </w:tcBorders>
             <w:shd w:val="clear" w:color="auto" w:fill="D9E2F3"/>
-            <w:tcMar>
-              <w:top w:w="50" w:type="dxa"/>
-              <w:left w:w="90" w:type="dxa"/>
-              <w:bottom w:w="50" w:type="dxa"/>
-              <w:right w:w="90" w:type="dxa"/>
-            </w:tcMar>
             <w:vAlign w:val="center"/>
           </w:tcPr>
           <w:p>
@@ -18910,12 +17138,6 @@
               <w:right w:val="single" w:sz="6" w:space="0" w:color="1F3864"/>
             </w:tcBorders>
             <w:shd w:val="clear" w:color="auto" w:fill="D9E2F3"/>
-            <w:tcMar>
-              <w:top w:w="50" w:type="dxa"/>
-              <w:left w:w="90" w:type="dxa"/>
-              <w:bottom w:w="50" w:type="dxa"/>
-              <w:right w:w="90" w:type="dxa"/>
-            </w:tcMar>
             <w:vAlign w:val="center"/>
           </w:tcPr>
           <w:p>
@@ -18948,12 +17170,6 @@
               <w:right w:val="single" w:sz="6" w:space="0" w:color="1F3864"/>
             </w:tcBorders>
             <w:shd w:val="clear" w:color="auto" w:fill="D9E2F3"/>
-            <w:tcMar>
-              <w:top w:w="50" w:type="dxa"/>
-              <w:left w:w="90" w:type="dxa"/>
-              <w:bottom w:w="50" w:type="dxa"/>
-              <w:right w:w="90" w:type="dxa"/>
-            </w:tcMar>
             <w:vAlign w:val="center"/>
           </w:tcPr>
           <w:p>
@@ -19013,12 +17229,6 @@
               <w:right w:val="single" w:sz="6" w:space="0" w:color="1F3864"/>
             </w:tcBorders>
             <w:shd w:val="clear" w:color="auto" w:fill="D9E2F3"/>
-            <w:tcMar>
-              <w:top w:w="50" w:type="dxa"/>
-              <w:left w:w="90" w:type="dxa"/>
-              <w:bottom w:w="50" w:type="dxa"/>
-              <w:right w:w="90" w:type="dxa"/>
-            </w:tcMar>
             <w:vAlign w:val="center"/>
           </w:tcPr>
           <w:p>
@@ -19051,12 +17261,6 @@
               <w:right w:val="single" w:sz="6" w:space="0" w:color="1F3864"/>
             </w:tcBorders>
             <w:shd w:val="clear" w:color="auto" w:fill="D9E2F3"/>
-            <w:tcMar>
-              <w:top w:w="50" w:type="dxa"/>
-              <w:left w:w="90" w:type="dxa"/>
-              <w:bottom w:w="50" w:type="dxa"/>
-              <w:right w:w="90" w:type="dxa"/>
-            </w:tcMar>
             <w:vAlign w:val="center"/>
           </w:tcPr>
           <w:p>
@@ -19089,12 +17293,6 @@
               <w:right w:val="single" w:sz="6" w:space="0" w:color="1F3864"/>
             </w:tcBorders>
             <w:shd w:val="clear" w:color="auto" w:fill="D9E2F3"/>
-            <w:tcMar>
-              <w:top w:w="50" w:type="dxa"/>
-              <w:left w:w="90" w:type="dxa"/>
-              <w:bottom w:w="50" w:type="dxa"/>
-              <w:right w:w="90" w:type="dxa"/>
-            </w:tcMar>
             <w:vAlign w:val="center"/>
           </w:tcPr>
           <w:p>
@@ -19127,12 +17325,6 @@
               <w:right w:val="single" w:sz="6" w:space="0" w:color="1F3864"/>
             </w:tcBorders>
             <w:shd w:val="clear" w:color="auto" w:fill="D9E2F3"/>
-            <w:tcMar>
-              <w:top w:w="50" w:type="dxa"/>
-              <w:left w:w="90" w:type="dxa"/>
-              <w:bottom w:w="50" w:type="dxa"/>
-              <w:right w:w="90" w:type="dxa"/>
-            </w:tcMar>
             <w:vAlign w:val="center"/>
           </w:tcPr>
           <w:p>
@@ -19192,12 +17384,6 @@
               <w:right w:val="single" w:sz="6" w:space="0" w:color="1F3864"/>
             </w:tcBorders>
             <w:shd w:val="clear" w:color="auto" w:fill="D9E2F3"/>
-            <w:tcMar>
-              <w:top w:w="50" w:type="dxa"/>
-              <w:left w:w="90" w:type="dxa"/>
-              <w:bottom w:w="50" w:type="dxa"/>
-              <w:right w:w="90" w:type="dxa"/>
-            </w:tcMar>
             <w:vAlign w:val="center"/>
           </w:tcPr>
           <w:p>
@@ -19242,12 +17428,6 @@
               <w:right w:val="single" w:sz="6" w:space="0" w:color="1F3864"/>
             </w:tcBorders>
             <w:shd w:val="clear" w:color="auto" w:fill="4472C4"/>
-            <w:tcMar>
-              <w:top w:w="50" w:type="dxa"/>
-              <w:left w:w="90" w:type="dxa"/>
-              <w:bottom w:w="50" w:type="dxa"/>
-              <w:right w:w="90" w:type="dxa"/>
-            </w:tcMar>
             <w:vAlign w:val="center"/>
           </w:tcPr>
           <w:p>
@@ -19314,12 +17494,6 @@
               <w:right w:val="single" w:sz="6" w:space="0" w:color="1F3864"/>
             </w:tcBorders>
             <w:shd w:val="clear" w:color="auto" w:fill="4472C4"/>
-            <w:tcMar>
-              <w:top w:w="50" w:type="dxa"/>
-              <w:left w:w="90" w:type="dxa"/>
-              <w:bottom w:w="50" w:type="dxa"/>
-              <w:right w:w="90" w:type="dxa"/>
-            </w:tcMar>
             <w:vAlign w:val="center"/>
           </w:tcPr>
           <w:p>
@@ -19359,12 +17533,6 @@
               <w:right w:val="single" w:sz="6" w:space="0" w:color="1F3864"/>
             </w:tcBorders>
             <w:shd w:val="clear" w:color="auto" w:fill="4472C4"/>
-            <w:tcMar>
-              <w:top w:w="50" w:type="dxa"/>
-              <w:left w:w="90" w:type="dxa"/>
-              <w:bottom w:w="50" w:type="dxa"/>
-              <w:right w:w="90" w:type="dxa"/>
-            </w:tcMar>
             <w:vAlign w:val="center"/>
           </w:tcPr>
           <w:p>
@@ -19404,12 +17572,6 @@
               <w:right w:val="single" w:sz="6" w:space="0" w:color="1F3864"/>
             </w:tcBorders>
             <w:shd w:val="clear" w:color="auto" w:fill="4472C4"/>
-            <w:tcMar>
-              <w:top w:w="50" w:type="dxa"/>
-              <w:left w:w="90" w:type="dxa"/>
-              <w:bottom w:w="50" w:type="dxa"/>
-              <w:right w:w="90" w:type="dxa"/>
-            </w:tcMar>
             <w:vAlign w:val="center"/>
           </w:tcPr>
           <w:p>
@@ -19449,12 +17611,6 @@
               <w:right w:val="single" w:sz="6" w:space="0" w:color="1F3864"/>
             </w:tcBorders>
             <w:shd w:val="clear" w:color="auto" w:fill="4472C4"/>
-            <w:tcMar>
-              <w:top w:w="50" w:type="dxa"/>
-              <w:left w:w="90" w:type="dxa"/>
-              <w:bottom w:w="50" w:type="dxa"/>
-              <w:right w:w="90" w:type="dxa"/>
-            </w:tcMar>
             <w:vAlign w:val="center"/>
           </w:tcPr>
           <w:p>
@@ -19521,12 +17677,6 @@
               <w:right w:val="single" w:sz="6" w:space="0" w:color="1F3864"/>
             </w:tcBorders>
             <w:shd w:val="clear" w:color="auto" w:fill="D9E2F3"/>
-            <w:tcMar>
-              <w:top w:w="50" w:type="dxa"/>
-              <w:left w:w="90" w:type="dxa"/>
-              <w:bottom w:w="50" w:type="dxa"/>
-              <w:right w:w="90" w:type="dxa"/>
-            </w:tcMar>
             <w:vAlign w:val="center"/>
           </w:tcPr>
           <w:p>
@@ -19559,12 +17709,6 @@
               <w:right w:val="single" w:sz="6" w:space="0" w:color="1F3864"/>
             </w:tcBorders>
             <w:shd w:val="clear" w:color="auto" w:fill="D9E2F3"/>
-            <w:tcMar>
-              <w:top w:w="50" w:type="dxa"/>
-              <w:left w:w="90" w:type="dxa"/>
-              <w:bottom w:w="50" w:type="dxa"/>
-              <w:right w:w="90" w:type="dxa"/>
-            </w:tcMar>
             <w:vAlign w:val="center"/>
           </w:tcPr>
           <w:p>
@@ -19597,12 +17741,6 @@
               <w:right w:val="single" w:sz="6" w:space="0" w:color="1F3864"/>
             </w:tcBorders>
             <w:shd w:val="clear" w:color="auto" w:fill="D9E2F3"/>
-            <w:tcMar>
-              <w:top w:w="50" w:type="dxa"/>
-              <w:left w:w="90" w:type="dxa"/>
-              <w:bottom w:w="50" w:type="dxa"/>
-              <w:right w:w="90" w:type="dxa"/>
-            </w:tcMar>
             <w:vAlign w:val="center"/>
           </w:tcPr>
           <w:p>
@@ -19635,12 +17773,6 @@
               <w:right w:val="single" w:sz="6" w:space="0" w:color="1F3864"/>
             </w:tcBorders>
             <w:shd w:val="clear" w:color="auto" w:fill="D9E2F3"/>
-            <w:tcMar>
-              <w:top w:w="50" w:type="dxa"/>
-              <w:left w:w="90" w:type="dxa"/>
-              <w:bottom w:w="50" w:type="dxa"/>
-              <w:right w:w="90" w:type="dxa"/>
-            </w:tcMar>
             <w:vAlign w:val="center"/>
           </w:tcPr>
           <w:p>
@@ -19700,12 +17832,6 @@
               <w:right w:val="single" w:sz="6" w:space="0" w:color="1F3864"/>
             </w:tcBorders>
             <w:shd w:val="clear" w:color="auto" w:fill="D9E2F3"/>
-            <w:tcMar>
-              <w:top w:w="50" w:type="dxa"/>
-              <w:left w:w="90" w:type="dxa"/>
-              <w:bottom w:w="50" w:type="dxa"/>
-              <w:right w:w="90" w:type="dxa"/>
-            </w:tcMar>
             <w:vAlign w:val="center"/>
           </w:tcPr>
           <w:p>
@@ -19738,12 +17864,6 @@
               <w:right w:val="single" w:sz="6" w:space="0" w:color="1F3864"/>
             </w:tcBorders>
             <w:shd w:val="clear" w:color="auto" w:fill="D9E2F3"/>
-            <w:tcMar>
-              <w:top w:w="50" w:type="dxa"/>
-              <w:left w:w="90" w:type="dxa"/>
-              <w:bottom w:w="50" w:type="dxa"/>
-              <w:right w:w="90" w:type="dxa"/>
-            </w:tcMar>
             <w:vAlign w:val="center"/>
           </w:tcPr>
           <w:p>
@@ -19776,12 +17896,6 @@
               <w:right w:val="single" w:sz="6" w:space="0" w:color="1F3864"/>
             </w:tcBorders>
             <w:shd w:val="clear" w:color="auto" w:fill="D9E2F3"/>
-            <w:tcMar>
-              <w:top w:w="50" w:type="dxa"/>
-              <w:left w:w="90" w:type="dxa"/>
-              <w:bottom w:w="50" w:type="dxa"/>
-              <w:right w:w="90" w:type="dxa"/>
-            </w:tcMar>
             <w:vAlign w:val="center"/>
           </w:tcPr>
           <w:p>
@@ -19814,12 +17928,6 @@
               <w:right w:val="single" w:sz="6" w:space="0" w:color="1F3864"/>
             </w:tcBorders>
             <w:shd w:val="clear" w:color="auto" w:fill="D9E2F3"/>
-            <w:tcMar>
-              <w:top w:w="50" w:type="dxa"/>
-              <w:left w:w="90" w:type="dxa"/>
-              <w:bottom w:w="50" w:type="dxa"/>
-              <w:right w:w="90" w:type="dxa"/>
-            </w:tcMar>
             <w:vAlign w:val="center"/>
           </w:tcPr>
           <w:p>
@@ -19879,12 +17987,6 @@
               <w:right w:val="single" w:sz="6" w:space="0" w:color="1F3864"/>
             </w:tcBorders>
             <w:shd w:val="clear" w:color="auto" w:fill="D9E2F3"/>
-            <w:tcMar>
-              <w:top w:w="50" w:type="dxa"/>
-              <w:left w:w="90" w:type="dxa"/>
-              <w:bottom w:w="50" w:type="dxa"/>
-              <w:right w:w="90" w:type="dxa"/>
-            </w:tcMar>
             <w:vAlign w:val="center"/>
           </w:tcPr>
           <w:p>
@@ -19917,12 +18019,6 @@
               <w:right w:val="single" w:sz="6" w:space="0" w:color="1F3864"/>
             </w:tcBorders>
             <w:shd w:val="clear" w:color="auto" w:fill="D9E2F3"/>
-            <w:tcMar>
-              <w:top w:w="50" w:type="dxa"/>
-              <w:left w:w="90" w:type="dxa"/>
-              <w:bottom w:w="50" w:type="dxa"/>
-              <w:right w:w="90" w:type="dxa"/>
-            </w:tcMar>
             <w:vAlign w:val="center"/>
           </w:tcPr>
           <w:p>
@@ -19955,12 +18051,6 @@
               <w:right w:val="single" w:sz="6" w:space="0" w:color="1F3864"/>
             </w:tcBorders>
             <w:shd w:val="clear" w:color="auto" w:fill="D9E2F3"/>
-            <w:tcMar>
-              <w:top w:w="50" w:type="dxa"/>
-              <w:left w:w="90" w:type="dxa"/>
-              <w:bottom w:w="50" w:type="dxa"/>
-              <w:right w:w="90" w:type="dxa"/>
-            </w:tcMar>
             <w:vAlign w:val="center"/>
           </w:tcPr>
           <w:p>
@@ -19993,12 +18083,6 @@
               <w:right w:val="single" w:sz="6" w:space="0" w:color="1F3864"/>
             </w:tcBorders>
             <w:shd w:val="clear" w:color="auto" w:fill="D9E2F3"/>
-            <w:tcMar>
-              <w:top w:w="50" w:type="dxa"/>
-              <w:left w:w="90" w:type="dxa"/>
-              <w:bottom w:w="50" w:type="dxa"/>
-              <w:right w:w="90" w:type="dxa"/>
-            </w:tcMar>
             <w:vAlign w:val="center"/>
           </w:tcPr>
           <w:p>
@@ -20058,12 +18142,6 @@
               <w:right w:val="single" w:sz="6" w:space="0" w:color="1F3864"/>
             </w:tcBorders>
             <w:shd w:val="clear" w:color="auto" w:fill="D9E2F3"/>
-            <w:tcMar>
-              <w:top w:w="50" w:type="dxa"/>
-              <w:left w:w="90" w:type="dxa"/>
-              <w:bottom w:w="50" w:type="dxa"/>
-              <w:right w:w="90" w:type="dxa"/>
-            </w:tcMar>
             <w:vAlign w:val="center"/>
           </w:tcPr>
           <w:p>
@@ -20108,12 +18186,6 @@
               <w:right w:val="single" w:sz="6" w:space="0" w:color="1F3864"/>
             </w:tcBorders>
             <w:shd w:val="clear" w:color="auto" w:fill="4472C4"/>
-            <w:tcMar>
-              <w:top w:w="50" w:type="dxa"/>
-              <w:left w:w="90" w:type="dxa"/>
-              <w:bottom w:w="50" w:type="dxa"/>
-              <w:right w:w="90" w:type="dxa"/>
-            </w:tcMar>
             <w:vAlign w:val="center"/>
           </w:tcPr>
           <w:p>
@@ -20180,12 +18252,6 @@
               <w:right w:val="single" w:sz="6" w:space="0" w:color="1F3864"/>
             </w:tcBorders>
             <w:shd w:val="clear" w:color="auto" w:fill="4472C4"/>
-            <w:tcMar>
-              <w:top w:w="50" w:type="dxa"/>
-              <w:left w:w="90" w:type="dxa"/>
-              <w:bottom w:w="50" w:type="dxa"/>
-              <w:right w:w="90" w:type="dxa"/>
-            </w:tcMar>
             <w:vAlign w:val="center"/>
           </w:tcPr>
           <w:p>
@@ -20225,12 +18291,6 @@
               <w:right w:val="single" w:sz="6" w:space="0" w:color="1F3864"/>
             </w:tcBorders>
             <w:shd w:val="clear" w:color="auto" w:fill="4472C4"/>
-            <w:tcMar>
-              <w:top w:w="50" w:type="dxa"/>
-              <w:left w:w="90" w:type="dxa"/>
-              <w:bottom w:w="50" w:type="dxa"/>
-              <w:right w:w="90" w:type="dxa"/>
-            </w:tcMar>
             <w:vAlign w:val="center"/>
           </w:tcPr>
           <w:p>
@@ -20270,12 +18330,6 @@
               <w:right w:val="single" w:sz="6" w:space="0" w:color="1F3864"/>
             </w:tcBorders>
             <w:shd w:val="clear" w:color="auto" w:fill="4472C4"/>
-            <w:tcMar>
-              <w:top w:w="50" w:type="dxa"/>
-              <w:left w:w="90" w:type="dxa"/>
-              <w:bottom w:w="50" w:type="dxa"/>
-              <w:right w:w="90" w:type="dxa"/>
-            </w:tcMar>
             <w:vAlign w:val="center"/>
           </w:tcPr>
           <w:p>
@@ -20315,12 +18369,6 @@
               <w:right w:val="single" w:sz="6" w:space="0" w:color="1F3864"/>
             </w:tcBorders>
             <w:shd w:val="clear" w:color="auto" w:fill="4472C4"/>
-            <w:tcMar>
-              <w:top w:w="50" w:type="dxa"/>
-              <w:left w:w="90" w:type="dxa"/>
-              <w:bottom w:w="50" w:type="dxa"/>
-              <w:right w:w="90" w:type="dxa"/>
-            </w:tcMar>
             <w:vAlign w:val="center"/>
           </w:tcPr>
           <w:p>
@@ -20387,12 +18435,6 @@
               <w:right w:val="single" w:sz="6" w:space="0" w:color="1F3864"/>
             </w:tcBorders>
             <w:shd w:val="clear" w:color="auto" w:fill="D9E2F3"/>
-            <w:tcMar>
-              <w:top w:w="50" w:type="dxa"/>
-              <w:left w:w="90" w:type="dxa"/>
-              <w:bottom w:w="50" w:type="dxa"/>
-              <w:right w:w="90" w:type="dxa"/>
-            </w:tcMar>
             <w:vAlign w:val="center"/>
           </w:tcPr>
           <w:p>
@@ -20425,12 +18467,6 @@
               <w:right w:val="single" w:sz="6" w:space="0" w:color="1F3864"/>
             </w:tcBorders>
             <w:shd w:val="clear" w:color="auto" w:fill="D9E2F3"/>
-            <w:tcMar>
-              <w:top w:w="50" w:type="dxa"/>
-              <w:left w:w="90" w:type="dxa"/>
-              <w:bottom w:w="50" w:type="dxa"/>
-              <w:right w:w="90" w:type="dxa"/>
-            </w:tcMar>
             <w:vAlign w:val="center"/>
           </w:tcPr>
           <w:p>
@@ -20463,12 +18499,6 @@
               <w:right w:val="single" w:sz="6" w:space="0" w:color="1F3864"/>
             </w:tcBorders>
             <w:shd w:val="clear" w:color="auto" w:fill="D9E2F3"/>
-            <w:tcMar>
-              <w:top w:w="50" w:type="dxa"/>
-              <w:left w:w="90" w:type="dxa"/>
-              <w:bottom w:w="50" w:type="dxa"/>
-              <w:right w:w="90" w:type="dxa"/>
-            </w:tcMar>
             <w:vAlign w:val="center"/>
           </w:tcPr>
           <w:p>
@@ -20501,12 +18531,6 @@
               <w:right w:val="single" w:sz="6" w:space="0" w:color="1F3864"/>
             </w:tcBorders>
             <w:shd w:val="clear" w:color="auto" w:fill="D9E2F3"/>
-            <w:tcMar>
-              <w:top w:w="50" w:type="dxa"/>
-              <w:left w:w="90" w:type="dxa"/>
-              <w:bottom w:w="50" w:type="dxa"/>
-              <w:right w:w="90" w:type="dxa"/>
-            </w:tcMar>
             <w:vAlign w:val="center"/>
           </w:tcPr>
           <w:p>
@@ -20566,12 +18590,6 @@
               <w:right w:val="single" w:sz="6" w:space="0" w:color="1F3864"/>
             </w:tcBorders>
             <w:shd w:val="clear" w:color="auto" w:fill="D9E2F3"/>
-            <w:tcMar>
-              <w:top w:w="50" w:type="dxa"/>
-              <w:left w:w="90" w:type="dxa"/>
-              <w:bottom w:w="50" w:type="dxa"/>
-              <w:right w:w="90" w:type="dxa"/>
-            </w:tcMar>
             <w:vAlign w:val="center"/>
           </w:tcPr>
           <w:p>
@@ -20604,12 +18622,6 @@
               <w:right w:val="single" w:sz="6" w:space="0" w:color="1F3864"/>
             </w:tcBorders>
             <w:shd w:val="clear" w:color="auto" w:fill="D9E2F3"/>
-            <w:tcMar>
-              <w:top w:w="50" w:type="dxa"/>
-              <w:left w:w="90" w:type="dxa"/>
-              <w:bottom w:w="50" w:type="dxa"/>
-              <w:right w:w="90" w:type="dxa"/>
-            </w:tcMar>
             <w:vAlign w:val="center"/>
           </w:tcPr>
           <w:p>
@@ -20642,12 +18654,6 @@
               <w:right w:val="single" w:sz="6" w:space="0" w:color="1F3864"/>
             </w:tcBorders>
             <w:shd w:val="clear" w:color="auto" w:fill="D9E2F3"/>
-            <w:tcMar>
-              <w:top w:w="50" w:type="dxa"/>
-              <w:left w:w="90" w:type="dxa"/>
-              <w:bottom w:w="50" w:type="dxa"/>
-              <w:right w:w="90" w:type="dxa"/>
-            </w:tcMar>
             <w:vAlign w:val="center"/>
           </w:tcPr>
           <w:p>
@@ -20680,12 +18686,6 @@
               <w:right w:val="single" w:sz="6" w:space="0" w:color="1F3864"/>
             </w:tcBorders>
             <w:shd w:val="clear" w:color="auto" w:fill="D9E2F3"/>
-            <w:tcMar>
-              <w:top w:w="50" w:type="dxa"/>
-              <w:left w:w="90" w:type="dxa"/>
-              <w:bottom w:w="50" w:type="dxa"/>
-              <w:right w:w="90" w:type="dxa"/>
-            </w:tcMar>
             <w:vAlign w:val="center"/>
           </w:tcPr>
           <w:p>
@@ -20745,12 +18745,6 @@
               <w:right w:val="single" w:sz="6" w:space="0" w:color="1F3864"/>
             </w:tcBorders>
             <w:shd w:val="clear" w:color="auto" w:fill="D9E2F3"/>
-            <w:tcMar>
-              <w:top w:w="50" w:type="dxa"/>
-              <w:left w:w="90" w:type="dxa"/>
-              <w:bottom w:w="50" w:type="dxa"/>
-              <w:right w:w="90" w:type="dxa"/>
-            </w:tcMar>
             <w:vAlign w:val="center"/>
           </w:tcPr>
           <w:p>
@@ -20783,12 +18777,6 @@
               <w:right w:val="single" w:sz="6" w:space="0" w:color="1F3864"/>
             </w:tcBorders>
             <w:shd w:val="clear" w:color="auto" w:fill="D9E2F3"/>
-            <w:tcMar>
-              <w:top w:w="50" w:type="dxa"/>
-              <w:left w:w="90" w:type="dxa"/>
-              <w:bottom w:w="50" w:type="dxa"/>
-              <w:right w:w="90" w:type="dxa"/>
-            </w:tcMar>
             <w:vAlign w:val="center"/>
           </w:tcPr>
           <w:p>
@@ -20821,12 +18809,6 @@
               <w:right w:val="single" w:sz="6" w:space="0" w:color="1F3864"/>
             </w:tcBorders>
             <w:shd w:val="clear" w:color="auto" w:fill="D9E2F3"/>
-            <w:tcMar>
-              <w:top w:w="50" w:type="dxa"/>
-              <w:left w:w="90" w:type="dxa"/>
-              <w:bottom w:w="50" w:type="dxa"/>
-              <w:right w:w="90" w:type="dxa"/>
-            </w:tcMar>
             <w:vAlign w:val="center"/>
           </w:tcPr>
           <w:p>
@@ -20859,12 +18841,6 @@
               <w:right w:val="single" w:sz="6" w:space="0" w:color="1F3864"/>
             </w:tcBorders>
             <w:shd w:val="clear" w:color="auto" w:fill="D9E2F3"/>
-            <w:tcMar>
-              <w:top w:w="50" w:type="dxa"/>
-              <w:left w:w="90" w:type="dxa"/>
-              <w:bottom w:w="50" w:type="dxa"/>
-              <w:right w:w="90" w:type="dxa"/>
-            </w:tcMar>
             <w:vAlign w:val="center"/>
           </w:tcPr>
           <w:p>
@@ -20924,12 +18900,6 @@
               <w:right w:val="single" w:sz="6" w:space="0" w:color="1F3864"/>
             </w:tcBorders>
             <w:shd w:val="clear" w:color="auto" w:fill="D9E2F3"/>
-            <w:tcMar>
-              <w:top w:w="50" w:type="dxa"/>
-              <w:left w:w="90" w:type="dxa"/>
-              <w:bottom w:w="50" w:type="dxa"/>
-              <w:right w:w="90" w:type="dxa"/>
-            </w:tcMar>
             <w:vAlign w:val="center"/>
           </w:tcPr>
           <w:p>
@@ -20974,12 +18944,6 @@
               <w:right w:val="single" w:sz="6" w:space="0" w:color="1F3864"/>
             </w:tcBorders>
             <w:shd w:val="clear" w:color="auto" w:fill="4472C4"/>
-            <w:tcMar>
-              <w:top w:w="50" w:type="dxa"/>
-              <w:left w:w="90" w:type="dxa"/>
-              <w:bottom w:w="50" w:type="dxa"/>
-              <w:right w:w="90" w:type="dxa"/>
-            </w:tcMar>
             <w:vAlign w:val="center"/>
           </w:tcPr>
           <w:p>
@@ -21046,12 +19010,6 @@
               <w:right w:val="single" w:sz="6" w:space="0" w:color="1F3864"/>
             </w:tcBorders>
             <w:shd w:val="clear" w:color="auto" w:fill="4472C4"/>
-            <w:tcMar>
-              <w:top w:w="50" w:type="dxa"/>
-              <w:left w:w="90" w:type="dxa"/>
-              <w:bottom w:w="50" w:type="dxa"/>
-              <w:right w:w="90" w:type="dxa"/>
-            </w:tcMar>
             <w:vAlign w:val="center"/>
           </w:tcPr>
           <w:p>
@@ -21091,12 +19049,6 @@
               <w:right w:val="single" w:sz="6" w:space="0" w:color="1F3864"/>
             </w:tcBorders>
             <w:shd w:val="clear" w:color="auto" w:fill="4472C4"/>
-            <w:tcMar>
-              <w:top w:w="50" w:type="dxa"/>
-              <w:left w:w="90" w:type="dxa"/>
-              <w:bottom w:w="50" w:type="dxa"/>
-              <w:right w:w="90" w:type="dxa"/>
-            </w:tcMar>
             <w:vAlign w:val="center"/>
           </w:tcPr>
           <w:p>
@@ -21136,12 +19088,6 @@
               <w:right w:val="single" w:sz="6" w:space="0" w:color="1F3864"/>
             </w:tcBorders>
             <w:shd w:val="clear" w:color="auto" w:fill="4472C4"/>
-            <w:tcMar>
-              <w:top w:w="50" w:type="dxa"/>
-              <w:left w:w="90" w:type="dxa"/>
-              <w:bottom w:w="50" w:type="dxa"/>
-              <w:right w:w="90" w:type="dxa"/>
-            </w:tcMar>
             <w:vAlign w:val="center"/>
           </w:tcPr>
           <w:p>
@@ -21181,12 +19127,6 @@
               <w:right w:val="single" w:sz="6" w:space="0" w:color="1F3864"/>
             </w:tcBorders>
             <w:shd w:val="clear" w:color="auto" w:fill="4472C4"/>
-            <w:tcMar>
-              <w:top w:w="50" w:type="dxa"/>
-              <w:left w:w="90" w:type="dxa"/>
-              <w:bottom w:w="50" w:type="dxa"/>
-              <w:right w:w="90" w:type="dxa"/>
-            </w:tcMar>
             <w:vAlign w:val="center"/>
           </w:tcPr>
           <w:p>
@@ -21253,12 +19193,6 @@
               <w:right w:val="single" w:sz="6" w:space="0" w:color="1F3864"/>
             </w:tcBorders>
             <w:shd w:val="clear" w:color="auto" w:fill="D9E2F3"/>
-            <w:tcMar>
-              <w:top w:w="50" w:type="dxa"/>
-              <w:left w:w="90" w:type="dxa"/>
-              <w:bottom w:w="50" w:type="dxa"/>
-              <w:right w:w="90" w:type="dxa"/>
-            </w:tcMar>
             <w:vAlign w:val="center"/>
           </w:tcPr>
           <w:p>
@@ -21291,12 +19225,6 @@
               <w:right w:val="single" w:sz="6" w:space="0" w:color="1F3864"/>
             </w:tcBorders>
             <w:shd w:val="clear" w:color="auto" w:fill="D9E2F3"/>
-            <w:tcMar>
-              <w:top w:w="50" w:type="dxa"/>
-              <w:left w:w="90" w:type="dxa"/>
-              <w:bottom w:w="50" w:type="dxa"/>
-              <w:right w:w="90" w:type="dxa"/>
-            </w:tcMar>
             <w:vAlign w:val="center"/>
           </w:tcPr>
           <w:p>
@@ -21329,12 +19257,6 @@
               <w:right w:val="single" w:sz="6" w:space="0" w:color="1F3864"/>
             </w:tcBorders>
             <w:shd w:val="clear" w:color="auto" w:fill="D9E2F3"/>
-            <w:tcMar>
-              <w:top w:w="50" w:type="dxa"/>
-              <w:left w:w="90" w:type="dxa"/>
-              <w:bottom w:w="50" w:type="dxa"/>
-              <w:right w:w="90" w:type="dxa"/>
-            </w:tcMar>
             <w:vAlign w:val="center"/>
           </w:tcPr>
           <w:p>
@@ -21367,12 +19289,6 @@
               <w:right w:val="single" w:sz="6" w:space="0" w:color="1F3864"/>
             </w:tcBorders>
             <w:shd w:val="clear" w:color="auto" w:fill="D9E2F3"/>
-            <w:tcMar>
-              <w:top w:w="50" w:type="dxa"/>
-              <w:left w:w="90" w:type="dxa"/>
-              <w:bottom w:w="50" w:type="dxa"/>
-              <w:right w:w="90" w:type="dxa"/>
-            </w:tcMar>
             <w:vAlign w:val="center"/>
           </w:tcPr>
           <w:p>
@@ -21432,12 +19348,6 @@
               <w:right w:val="single" w:sz="6" w:space="0" w:color="1F3864"/>
             </w:tcBorders>
             <w:shd w:val="clear" w:color="auto" w:fill="D9E2F3"/>
-            <w:tcMar>
-              <w:top w:w="50" w:type="dxa"/>
-              <w:left w:w="90" w:type="dxa"/>
-              <w:bottom w:w="50" w:type="dxa"/>
-              <w:right w:w="90" w:type="dxa"/>
-            </w:tcMar>
             <w:vAlign w:val="center"/>
           </w:tcPr>
           <w:p>
@@ -21470,12 +19380,6 @@
               <w:right w:val="single" w:sz="6" w:space="0" w:color="1F3864"/>
             </w:tcBorders>
             <w:shd w:val="clear" w:color="auto" w:fill="D9E2F3"/>
-            <w:tcMar>
-              <w:top w:w="50" w:type="dxa"/>
-              <w:left w:w="90" w:type="dxa"/>
-              <w:bottom w:w="50" w:type="dxa"/>
-              <w:right w:w="90" w:type="dxa"/>
-            </w:tcMar>
             <w:vAlign w:val="center"/>
           </w:tcPr>
           <w:p>
@@ -21508,12 +19412,6 @@
               <w:right w:val="single" w:sz="6" w:space="0" w:color="1F3864"/>
             </w:tcBorders>
             <w:shd w:val="clear" w:color="auto" w:fill="D9E2F3"/>
-            <w:tcMar>
-              <w:top w:w="50" w:type="dxa"/>
-              <w:left w:w="90" w:type="dxa"/>
-              <w:bottom w:w="50" w:type="dxa"/>
-              <w:right w:w="90" w:type="dxa"/>
-            </w:tcMar>
             <w:vAlign w:val="center"/>
           </w:tcPr>
           <w:p>
@@ -21546,12 +19444,6 @@
               <w:right w:val="single" w:sz="6" w:space="0" w:color="1F3864"/>
             </w:tcBorders>
             <w:shd w:val="clear" w:color="auto" w:fill="D9E2F3"/>
-            <w:tcMar>
-              <w:top w:w="50" w:type="dxa"/>
-              <w:left w:w="90" w:type="dxa"/>
-              <w:bottom w:w="50" w:type="dxa"/>
-              <w:right w:w="90" w:type="dxa"/>
-            </w:tcMar>
             <w:vAlign w:val="center"/>
           </w:tcPr>
           <w:p>
@@ -21611,12 +19503,6 @@
               <w:right w:val="single" w:sz="6" w:space="0" w:color="1F3864"/>
             </w:tcBorders>
             <w:shd w:val="clear" w:color="auto" w:fill="D9E2F3"/>
-            <w:tcMar>
-              <w:top w:w="50" w:type="dxa"/>
-              <w:left w:w="90" w:type="dxa"/>
-              <w:bottom w:w="50" w:type="dxa"/>
-              <w:right w:w="90" w:type="dxa"/>
-            </w:tcMar>
             <w:vAlign w:val="center"/>
           </w:tcPr>
           <w:p>
@@ -21649,12 +19535,6 @@
               <w:right w:val="single" w:sz="6" w:space="0" w:color="1F3864"/>
             </w:tcBorders>
             <w:shd w:val="clear" w:color="auto" w:fill="D9E2F3"/>
-            <w:tcMar>
-              <w:top w:w="50" w:type="dxa"/>
-              <w:left w:w="90" w:type="dxa"/>
-              <w:bottom w:w="50" w:type="dxa"/>
-              <w:right w:w="90" w:type="dxa"/>
-            </w:tcMar>
             <w:vAlign w:val="center"/>
           </w:tcPr>
           <w:p>
@@ -21687,12 +19567,6 @@
               <w:right w:val="single" w:sz="6" w:space="0" w:color="1F3864"/>
             </w:tcBorders>
             <w:shd w:val="clear" w:color="auto" w:fill="D9E2F3"/>
-            <w:tcMar>
-              <w:top w:w="50" w:type="dxa"/>
-              <w:left w:w="90" w:type="dxa"/>
-              <w:bottom w:w="50" w:type="dxa"/>
-              <w:right w:w="90" w:type="dxa"/>
-            </w:tcMar>
             <w:vAlign w:val="center"/>
           </w:tcPr>
           <w:p>
@@ -21725,12 +19599,6 @@
               <w:right w:val="single" w:sz="6" w:space="0" w:color="1F3864"/>
             </w:tcBorders>
             <w:shd w:val="clear" w:color="auto" w:fill="D9E2F3"/>
-            <w:tcMar>
-              <w:top w:w="50" w:type="dxa"/>
-              <w:left w:w="90" w:type="dxa"/>
-              <w:bottom w:w="50" w:type="dxa"/>
-              <w:right w:w="90" w:type="dxa"/>
-            </w:tcMar>
             <w:vAlign w:val="center"/>
           </w:tcPr>
           <w:p>
@@ -21790,12 +19658,6 @@
               <w:right w:val="single" w:sz="6" w:space="0" w:color="1F3864"/>
             </w:tcBorders>
             <w:shd w:val="clear" w:color="auto" w:fill="4472C4"/>
-            <w:tcMar>
-              <w:top w:w="50" w:type="dxa"/>
-              <w:left w:w="90" w:type="dxa"/>
-              <w:bottom w:w="50" w:type="dxa"/>
-              <w:right w:w="90" w:type="dxa"/>
-            </w:tcMar>
             <w:vAlign w:val="center"/>
           </w:tcPr>
           <w:p>
@@ -21865,12 +19727,6 @@
               <w:right w:val="single" w:sz="6" w:space="0" w:color="1F3864"/>
             </w:tcBorders>
             <w:shd w:val="clear" w:color="auto" w:fill="4472C4"/>
-            <w:tcMar>
-              <w:top w:w="50" w:type="dxa"/>
-              <w:left w:w="90" w:type="dxa"/>
-              <w:bottom w:w="50" w:type="dxa"/>
-              <w:right w:w="90" w:type="dxa"/>
-            </w:tcMar>
             <w:vAlign w:val="center"/>
           </w:tcPr>
           <w:p>
@@ -21954,12 +19810,6 @@
               <w:right w:val="single" w:sz="6" w:space="0" w:color="1F3864"/>
             </w:tcBorders>
             <w:shd w:val="clear" w:color="auto" w:fill="4472C4"/>
-            <w:tcMar>
-              <w:top w:w="50" w:type="dxa"/>
-              <w:left w:w="90" w:type="dxa"/>
-              <w:bottom w:w="50" w:type="dxa"/>
-              <w:right w:w="90" w:type="dxa"/>
-            </w:tcMar>
             <w:vAlign w:val="center"/>
           </w:tcPr>
           <w:p>
@@ -21998,12 +19848,6 @@
               <w:right w:val="single" w:sz="6" w:space="0" w:color="1F3864"/>
             </w:tcBorders>
             <w:shd w:val="clear" w:color="auto" w:fill="4472C4"/>
-            <w:tcMar>
-              <w:top w:w="50" w:type="dxa"/>
-              <w:left w:w="90" w:type="dxa"/>
-              <w:bottom w:w="50" w:type="dxa"/>
-              <w:right w:w="90" w:type="dxa"/>
-            </w:tcMar>
             <w:vAlign w:val="center"/>
           </w:tcPr>
           <w:p>
@@ -22042,12 +19886,6 @@
               <w:right w:val="single" w:sz="6" w:space="0" w:color="1F3864"/>
             </w:tcBorders>
             <w:shd w:val="clear" w:color="auto" w:fill="4472C4"/>
-            <w:tcMar>
-              <w:top w:w="50" w:type="dxa"/>
-              <w:left w:w="90" w:type="dxa"/>
-              <w:bottom w:w="50" w:type="dxa"/>
-              <w:right w:w="90" w:type="dxa"/>
-            </w:tcMar>
             <w:vAlign w:val="center"/>
           </w:tcPr>
           <w:p>
@@ -22086,12 +19924,6 @@
               <w:right w:val="single" w:sz="6" w:space="0" w:color="1F3864"/>
             </w:tcBorders>
             <w:shd w:val="clear" w:color="auto" w:fill="4472C4"/>
-            <w:tcMar>
-              <w:top w:w="50" w:type="dxa"/>
-              <w:left w:w="90" w:type="dxa"/>
-              <w:bottom w:w="50" w:type="dxa"/>
-              <w:right w:w="90" w:type="dxa"/>
-            </w:tcMar>
             <w:vAlign w:val="center"/>
           </w:tcPr>
           <w:p>
@@ -22157,12 +19989,6 @@
               <w:right w:val="single" w:sz="6" w:space="0" w:color="1F3864"/>
             </w:tcBorders>
             <w:shd w:val="clear" w:color="auto" w:fill="D9E2F3"/>
-            <w:tcMar>
-              <w:top w:w="50" w:type="dxa"/>
-              <w:left w:w="90" w:type="dxa"/>
-              <w:bottom w:w="50" w:type="dxa"/>
-              <w:right w:w="90" w:type="dxa"/>
-            </w:tcMar>
             <w:vAlign w:val="center"/>
           </w:tcPr>
           <w:p>
@@ -22195,12 +20021,6 @@
               <w:right w:val="single" w:sz="6" w:space="0" w:color="1F3864"/>
             </w:tcBorders>
             <w:shd w:val="clear" w:color="auto" w:fill="D9E2F3"/>
-            <w:tcMar>
-              <w:top w:w="50" w:type="dxa"/>
-              <w:left w:w="90" w:type="dxa"/>
-              <w:bottom w:w="50" w:type="dxa"/>
-              <w:right w:w="90" w:type="dxa"/>
-            </w:tcMar>
             <w:vAlign w:val="center"/>
           </w:tcPr>
           <w:p>
@@ -22233,12 +20053,6 @@
               <w:right w:val="single" w:sz="6" w:space="0" w:color="1F3864"/>
             </w:tcBorders>
             <w:shd w:val="clear" w:color="auto" w:fill="D9E2F3"/>
-            <w:tcMar>
-              <w:top w:w="50" w:type="dxa"/>
-              <w:left w:w="90" w:type="dxa"/>
-              <w:bottom w:w="50" w:type="dxa"/>
-              <w:right w:w="90" w:type="dxa"/>
-            </w:tcMar>
             <w:vAlign w:val="center"/>
           </w:tcPr>
           <w:p>
@@ -22271,12 +20085,6 @@
               <w:right w:val="single" w:sz="6" w:space="0" w:color="1F3864"/>
             </w:tcBorders>
             <w:shd w:val="clear" w:color="auto" w:fill="D9E2F3"/>
-            <w:tcMar>
-              <w:top w:w="50" w:type="dxa"/>
-              <w:left w:w="90" w:type="dxa"/>
-              <w:bottom w:w="50" w:type="dxa"/>
-              <w:right w:w="90" w:type="dxa"/>
-            </w:tcMar>
             <w:vAlign w:val="center"/>
           </w:tcPr>
           <w:p>
@@ -22336,12 +20144,6 @@
               <w:right w:val="single" w:sz="6" w:space="0" w:color="1F3864"/>
             </w:tcBorders>
             <w:shd w:val="clear" w:color="auto" w:fill="D9E2F3"/>
-            <w:tcMar>
-              <w:top w:w="50" w:type="dxa"/>
-              <w:left w:w="90" w:type="dxa"/>
-              <w:bottom w:w="50" w:type="dxa"/>
-              <w:right w:w="90" w:type="dxa"/>
-            </w:tcMar>
             <w:vAlign w:val="center"/>
           </w:tcPr>
           <w:p>
@@ -22374,12 +20176,6 @@
               <w:right w:val="single" w:sz="6" w:space="0" w:color="1F3864"/>
             </w:tcBorders>
             <w:shd w:val="clear" w:color="auto" w:fill="D9E2F3"/>
-            <w:tcMar>
-              <w:top w:w="50" w:type="dxa"/>
-              <w:left w:w="90" w:type="dxa"/>
-              <w:bottom w:w="50" w:type="dxa"/>
-              <w:right w:w="90" w:type="dxa"/>
-            </w:tcMar>
             <w:vAlign w:val="center"/>
           </w:tcPr>
           <w:p>
@@ -22412,12 +20208,6 @@
               <w:right w:val="single" w:sz="6" w:space="0" w:color="1F3864"/>
             </w:tcBorders>
             <w:shd w:val="clear" w:color="auto" w:fill="D9E2F3"/>
-            <w:tcMar>
-              <w:top w:w="50" w:type="dxa"/>
-              <w:left w:w="90" w:type="dxa"/>
-              <w:bottom w:w="50" w:type="dxa"/>
-              <w:right w:w="90" w:type="dxa"/>
-            </w:tcMar>
             <w:vAlign w:val="center"/>
           </w:tcPr>
           <w:p>
@@ -22450,12 +20240,6 @@
               <w:right w:val="single" w:sz="6" w:space="0" w:color="1F3864"/>
             </w:tcBorders>
             <w:shd w:val="clear" w:color="auto" w:fill="D9E2F3"/>
-            <w:tcMar>
-              <w:top w:w="50" w:type="dxa"/>
-              <w:left w:w="90" w:type="dxa"/>
-              <w:bottom w:w="50" w:type="dxa"/>
-              <w:right w:w="90" w:type="dxa"/>
-            </w:tcMar>
             <w:vAlign w:val="center"/>
           </w:tcPr>
           <w:p>
@@ -22515,12 +20299,6 @@
               <w:right w:val="single" w:sz="6" w:space="0" w:color="1F3864"/>
             </w:tcBorders>
             <w:shd w:val="clear" w:color="auto" w:fill="D9E2F3"/>
-            <w:tcMar>
-              <w:top w:w="50" w:type="dxa"/>
-              <w:left w:w="90" w:type="dxa"/>
-              <w:bottom w:w="50" w:type="dxa"/>
-              <w:right w:w="90" w:type="dxa"/>
-            </w:tcMar>
             <w:vAlign w:val="center"/>
           </w:tcPr>
           <w:p>
@@ -22553,12 +20331,6 @@
               <w:right w:val="single" w:sz="6" w:space="0" w:color="1F3864"/>
             </w:tcBorders>
             <w:shd w:val="clear" w:color="auto" w:fill="D9E2F3"/>
-            <w:tcMar>
-              <w:top w:w="50" w:type="dxa"/>
-              <w:left w:w="90" w:type="dxa"/>
-              <w:bottom w:w="50" w:type="dxa"/>
-              <w:right w:w="90" w:type="dxa"/>
-            </w:tcMar>
             <w:vAlign w:val="center"/>
           </w:tcPr>
           <w:p>
@@ -22591,12 +20363,6 @@
               <w:right w:val="single" w:sz="6" w:space="0" w:color="1F3864"/>
             </w:tcBorders>
             <w:shd w:val="clear" w:color="auto" w:fill="D9E2F3"/>
-            <w:tcMar>
-              <w:top w:w="50" w:type="dxa"/>
-              <w:left w:w="90" w:type="dxa"/>
-              <w:bottom w:w="50" w:type="dxa"/>
-              <w:right w:w="90" w:type="dxa"/>
-            </w:tcMar>
             <w:vAlign w:val="center"/>
           </w:tcPr>
           <w:p>
@@ -22629,12 +20395,6 @@
               <w:right w:val="single" w:sz="6" w:space="0" w:color="1F3864"/>
             </w:tcBorders>
             <w:shd w:val="clear" w:color="auto" w:fill="D9E2F3"/>
-            <w:tcMar>
-              <w:top w:w="50" w:type="dxa"/>
-              <w:left w:w="90" w:type="dxa"/>
-              <w:bottom w:w="50" w:type="dxa"/>
-              <w:right w:w="90" w:type="dxa"/>
-            </w:tcMar>
             <w:vAlign w:val="center"/>
           </w:tcPr>
           <w:p>
@@ -22694,12 +20454,6 @@
               <w:right w:val="single" w:sz="6" w:space="0" w:color="1F3864"/>
             </w:tcBorders>
             <w:shd w:val="clear" w:color="auto" w:fill="D9E2F3"/>
-            <w:tcMar>
-              <w:top w:w="50" w:type="dxa"/>
-              <w:left w:w="90" w:type="dxa"/>
-              <w:bottom w:w="50" w:type="dxa"/>
-              <w:right w:w="90" w:type="dxa"/>
-            </w:tcMar>
             <w:vAlign w:val="center"/>
           </w:tcPr>
           <w:p>
@@ -22785,12 +20539,6 @@
               <w:right w:val="single" w:sz="6" w:space="0" w:color="1F3864"/>
             </w:tcBorders>
             <w:shd w:val="clear" w:color="auto" w:fill="4472C4"/>
-            <w:tcMar>
-              <w:top w:w="50" w:type="dxa"/>
-              <w:left w:w="90" w:type="dxa"/>
-              <w:bottom w:w="50" w:type="dxa"/>
-              <w:right w:w="90" w:type="dxa"/>
-            </w:tcMar>
             <w:vAlign w:val="center"/>
           </w:tcPr>
           <w:p>
@@ -22870,12 +20618,6 @@
               <w:right w:val="single" w:sz="6" w:space="0" w:color="1F3864"/>
             </w:tcBorders>
             <w:shd w:val="clear" w:color="auto" w:fill="4472C4"/>
-            <w:tcMar>
-              <w:top w:w="50" w:type="dxa"/>
-              <w:left w:w="90" w:type="dxa"/>
-              <w:bottom w:w="50" w:type="dxa"/>
-              <w:right w:w="90" w:type="dxa"/>
-            </w:tcMar>
             <w:vAlign w:val="center"/>
           </w:tcPr>
           <w:p>
@@ -22914,12 +20656,6 @@
               <w:right w:val="single" w:sz="6" w:space="0" w:color="1F3864"/>
             </w:tcBorders>
             <w:shd w:val="clear" w:color="auto" w:fill="4472C4"/>
-            <w:tcMar>
-              <w:top w:w="50" w:type="dxa"/>
-              <w:left w:w="90" w:type="dxa"/>
-              <w:bottom w:w="50" w:type="dxa"/>
-              <w:right w:w="90" w:type="dxa"/>
-            </w:tcMar>
             <w:vAlign w:val="center"/>
           </w:tcPr>
           <w:p>
@@ -22958,12 +20694,6 @@
               <w:right w:val="single" w:sz="6" w:space="0" w:color="1F3864"/>
             </w:tcBorders>
             <w:shd w:val="clear" w:color="auto" w:fill="4472C4"/>
-            <w:tcMar>
-              <w:top w:w="50" w:type="dxa"/>
-              <w:left w:w="90" w:type="dxa"/>
-              <w:bottom w:w="50" w:type="dxa"/>
-              <w:right w:w="90" w:type="dxa"/>
-            </w:tcMar>
             <w:vAlign w:val="center"/>
           </w:tcPr>
           <w:p>
@@ -23002,12 +20732,6 @@
               <w:right w:val="single" w:sz="6" w:space="0" w:color="1F3864"/>
             </w:tcBorders>
             <w:shd w:val="clear" w:color="auto" w:fill="4472C4"/>
-            <w:tcMar>
-              <w:top w:w="50" w:type="dxa"/>
-              <w:left w:w="90" w:type="dxa"/>
-              <w:bottom w:w="50" w:type="dxa"/>
-              <w:right w:w="90" w:type="dxa"/>
-            </w:tcMar>
             <w:vAlign w:val="center"/>
           </w:tcPr>
           <w:p>
@@ -23073,12 +20797,6 @@
               <w:right w:val="single" w:sz="6" w:space="0" w:color="1F3864"/>
             </w:tcBorders>
             <w:shd w:val="clear" w:color="auto" w:fill="D9E2F3"/>
-            <w:tcMar>
-              <w:top w:w="50" w:type="dxa"/>
-              <w:left w:w="90" w:type="dxa"/>
-              <w:bottom w:w="50" w:type="dxa"/>
-              <w:right w:w="90" w:type="dxa"/>
-            </w:tcMar>
             <w:vAlign w:val="center"/>
           </w:tcPr>
           <w:p>
@@ -23111,12 +20829,6 @@
               <w:right w:val="single" w:sz="6" w:space="0" w:color="1F3864"/>
             </w:tcBorders>
             <w:shd w:val="clear" w:color="auto" w:fill="D9E2F3"/>
-            <w:tcMar>
-              <w:top w:w="50" w:type="dxa"/>
-              <w:left w:w="90" w:type="dxa"/>
-              <w:bottom w:w="50" w:type="dxa"/>
-              <w:right w:w="90" w:type="dxa"/>
-            </w:tcMar>
             <w:vAlign w:val="center"/>
           </w:tcPr>
           <w:p>
@@ -23149,12 +20861,6 @@
               <w:right w:val="single" w:sz="6" w:space="0" w:color="1F3864"/>
             </w:tcBorders>
             <w:shd w:val="clear" w:color="auto" w:fill="D9E2F3"/>
-            <w:tcMar>
-              <w:top w:w="50" w:type="dxa"/>
-              <w:left w:w="90" w:type="dxa"/>
-              <w:bottom w:w="50" w:type="dxa"/>
-              <w:right w:w="90" w:type="dxa"/>
-            </w:tcMar>
             <w:vAlign w:val="center"/>
           </w:tcPr>
           <w:p>
@@ -23187,12 +20893,6 @@
               <w:right w:val="single" w:sz="6" w:space="0" w:color="1F3864"/>
             </w:tcBorders>
             <w:shd w:val="clear" w:color="auto" w:fill="D9E2F3"/>
-            <w:tcMar>
-              <w:top w:w="50" w:type="dxa"/>
-              <w:left w:w="90" w:type="dxa"/>
-              <w:bottom w:w="50" w:type="dxa"/>
-              <w:right w:w="90" w:type="dxa"/>
-            </w:tcMar>
             <w:vAlign w:val="center"/>
           </w:tcPr>
           <w:p>
@@ -23252,12 +20952,6 @@
               <w:right w:val="single" w:sz="6" w:space="0" w:color="1F3864"/>
             </w:tcBorders>
             <w:shd w:val="clear" w:color="auto" w:fill="D9E2F3"/>
-            <w:tcMar>
-              <w:top w:w="50" w:type="dxa"/>
-              <w:left w:w="90" w:type="dxa"/>
-              <w:bottom w:w="50" w:type="dxa"/>
-              <w:right w:w="90" w:type="dxa"/>
-            </w:tcMar>
             <w:vAlign w:val="center"/>
           </w:tcPr>
           <w:p>
@@ -23290,12 +20984,6 @@
               <w:right w:val="single" w:sz="6" w:space="0" w:color="1F3864"/>
             </w:tcBorders>
             <w:shd w:val="clear" w:color="auto" w:fill="D9E2F3"/>
-            <w:tcMar>
-              <w:top w:w="50" w:type="dxa"/>
-              <w:left w:w="90" w:type="dxa"/>
-              <w:bottom w:w="50" w:type="dxa"/>
-              <w:right w:w="90" w:type="dxa"/>
-            </w:tcMar>
             <w:vAlign w:val="center"/>
           </w:tcPr>
           <w:p>
@@ -23328,12 +21016,6 @@
               <w:right w:val="single" w:sz="6" w:space="0" w:color="1F3864"/>
             </w:tcBorders>
             <w:shd w:val="clear" w:color="auto" w:fill="D9E2F3"/>
-            <w:tcMar>
-              <w:top w:w="50" w:type="dxa"/>
-              <w:left w:w="90" w:type="dxa"/>
-              <w:bottom w:w="50" w:type="dxa"/>
-              <w:right w:w="90" w:type="dxa"/>
-            </w:tcMar>
             <w:vAlign w:val="center"/>
           </w:tcPr>
           <w:p>
@@ -23366,12 +21048,6 @@
               <w:right w:val="single" w:sz="6" w:space="0" w:color="1F3864"/>
             </w:tcBorders>
             <w:shd w:val="clear" w:color="auto" w:fill="D9E2F3"/>
-            <w:tcMar>
-              <w:top w:w="50" w:type="dxa"/>
-              <w:left w:w="90" w:type="dxa"/>
-              <w:bottom w:w="50" w:type="dxa"/>
-              <w:right w:w="90" w:type="dxa"/>
-            </w:tcMar>
             <w:vAlign w:val="center"/>
           </w:tcPr>
           <w:p>
@@ -23431,12 +21107,6 @@
               <w:right w:val="single" w:sz="6" w:space="0" w:color="1F3864"/>
             </w:tcBorders>
             <w:shd w:val="clear" w:color="auto" w:fill="D9E2F3"/>
-            <w:tcMar>
-              <w:top w:w="50" w:type="dxa"/>
-              <w:left w:w="90" w:type="dxa"/>
-              <w:bottom w:w="50" w:type="dxa"/>
-              <w:right w:w="90" w:type="dxa"/>
-            </w:tcMar>
             <w:vAlign w:val="center"/>
           </w:tcPr>
           <w:p>
@@ -23469,12 +21139,6 @@
               <w:right w:val="single" w:sz="6" w:space="0" w:color="1F3864"/>
             </w:tcBorders>
             <w:shd w:val="clear" w:color="auto" w:fill="D9E2F3"/>
-            <w:tcMar>
-              <w:top w:w="50" w:type="dxa"/>
-              <w:left w:w="90" w:type="dxa"/>
-              <w:bottom w:w="50" w:type="dxa"/>
-              <w:right w:w="90" w:type="dxa"/>
-            </w:tcMar>
             <w:vAlign w:val="center"/>
           </w:tcPr>
           <w:p>
@@ -23507,12 +21171,6 @@
               <w:right w:val="single" w:sz="6" w:space="0" w:color="1F3864"/>
             </w:tcBorders>
             <w:shd w:val="clear" w:color="auto" w:fill="D9E2F3"/>
-            <w:tcMar>
-              <w:top w:w="50" w:type="dxa"/>
-              <w:left w:w="90" w:type="dxa"/>
-              <w:bottom w:w="50" w:type="dxa"/>
-              <w:right w:w="90" w:type="dxa"/>
-            </w:tcMar>
             <w:vAlign w:val="center"/>
           </w:tcPr>
           <w:p>
@@ -23545,12 +21203,6 @@
               <w:right w:val="single" w:sz="6" w:space="0" w:color="1F3864"/>
             </w:tcBorders>
             <w:shd w:val="clear" w:color="auto" w:fill="D9E2F3"/>
-            <w:tcMar>
-              <w:top w:w="50" w:type="dxa"/>
-              <w:left w:w="90" w:type="dxa"/>
-              <w:bottom w:w="50" w:type="dxa"/>
-              <w:right w:w="90" w:type="dxa"/>
-            </w:tcMar>
             <w:vAlign w:val="center"/>
           </w:tcPr>
           <w:p>
@@ -23610,12 +21262,6 @@
               <w:right w:val="single" w:sz="6" w:space="0" w:color="1F3864"/>
             </w:tcBorders>
             <w:shd w:val="clear" w:color="auto" w:fill="D9E2F3"/>
-            <w:tcMar>
-              <w:top w:w="50" w:type="dxa"/>
-              <w:left w:w="90" w:type="dxa"/>
-              <w:bottom w:w="50" w:type="dxa"/>
-              <w:right w:w="90" w:type="dxa"/>
-            </w:tcMar>
             <w:vAlign w:val="center"/>
           </w:tcPr>
           <w:p>
@@ -23685,12 +21331,6 @@
               <w:right w:val="single" w:sz="6" w:space="0" w:color="1F3864"/>
             </w:tcBorders>
             <w:shd w:val="clear" w:color="auto" w:fill="4472C4"/>
-            <w:tcMar>
-              <w:top w:w="50" w:type="dxa"/>
-              <w:left w:w="90" w:type="dxa"/>
-              <w:bottom w:w="50" w:type="dxa"/>
-              <w:right w:w="90" w:type="dxa"/>
-            </w:tcMar>
             <w:vAlign w:val="center"/>
           </w:tcPr>
           <w:p>
@@ -23757,12 +21397,6 @@
               <w:right w:val="single" w:sz="6" w:space="0" w:color="1F3864"/>
             </w:tcBorders>
             <w:shd w:val="clear" w:color="auto" w:fill="4472C4"/>
-            <w:tcMar>
-              <w:top w:w="50" w:type="dxa"/>
-              <w:left w:w="90" w:type="dxa"/>
-              <w:bottom w:w="50" w:type="dxa"/>
-              <w:right w:w="90" w:type="dxa"/>
-            </w:tcMar>
             <w:vAlign w:val="center"/>
           </w:tcPr>
           <w:p>
@@ -23801,12 +21435,6 @@
               <w:right w:val="single" w:sz="6" w:space="0" w:color="1F3864"/>
             </w:tcBorders>
             <w:shd w:val="clear" w:color="auto" w:fill="4472C4"/>
-            <w:tcMar>
-              <w:top w:w="50" w:type="dxa"/>
-              <w:left w:w="90" w:type="dxa"/>
-              <w:bottom w:w="50" w:type="dxa"/>
-              <w:right w:w="90" w:type="dxa"/>
-            </w:tcMar>
             <w:vAlign w:val="center"/>
           </w:tcPr>
           <w:p>
@@ -23845,12 +21473,6 @@
               <w:right w:val="single" w:sz="6" w:space="0" w:color="1F3864"/>
             </w:tcBorders>
             <w:shd w:val="clear" w:color="auto" w:fill="4472C4"/>
-            <w:tcMar>
-              <w:top w:w="50" w:type="dxa"/>
-              <w:left w:w="90" w:type="dxa"/>
-              <w:bottom w:w="50" w:type="dxa"/>
-              <w:right w:w="90" w:type="dxa"/>
-            </w:tcMar>
             <w:vAlign w:val="center"/>
           </w:tcPr>
           <w:p>
@@ -23889,12 +21511,6 @@
               <w:right w:val="single" w:sz="6" w:space="0" w:color="1F3864"/>
             </w:tcBorders>
             <w:shd w:val="clear" w:color="auto" w:fill="4472C4"/>
-            <w:tcMar>
-              <w:top w:w="50" w:type="dxa"/>
-              <w:left w:w="90" w:type="dxa"/>
-              <w:bottom w:w="50" w:type="dxa"/>
-              <w:right w:w="90" w:type="dxa"/>
-            </w:tcMar>
             <w:vAlign w:val="center"/>
           </w:tcPr>
           <w:p>
@@ -23960,12 +21576,6 @@
               <w:right w:val="single" w:sz="6" w:space="0" w:color="1F3864"/>
             </w:tcBorders>
             <w:shd w:val="clear" w:color="auto" w:fill="D9E2F3"/>
-            <w:tcMar>
-              <w:top w:w="50" w:type="dxa"/>
-              <w:left w:w="90" w:type="dxa"/>
-              <w:bottom w:w="50" w:type="dxa"/>
-              <w:right w:w="90" w:type="dxa"/>
-            </w:tcMar>
             <w:vAlign w:val="center"/>
           </w:tcPr>
           <w:p>
@@ -23998,12 +21608,6 @@
               <w:right w:val="single" w:sz="6" w:space="0" w:color="1F3864"/>
             </w:tcBorders>
             <w:shd w:val="clear" w:color="auto" w:fill="D9E2F3"/>
-            <w:tcMar>
-              <w:top w:w="50" w:type="dxa"/>
-              <w:left w:w="90" w:type="dxa"/>
-              <w:bottom w:w="50" w:type="dxa"/>
-              <w:right w:w="90" w:type="dxa"/>
-            </w:tcMar>
             <w:vAlign w:val="center"/>
           </w:tcPr>
           <w:p>
@@ -24036,12 +21640,6 @@
               <w:right w:val="single" w:sz="6" w:space="0" w:color="1F3864"/>
             </w:tcBorders>
             <w:shd w:val="clear" w:color="auto" w:fill="D9E2F3"/>
-            <w:tcMar>
-              <w:top w:w="50" w:type="dxa"/>
-              <w:left w:w="90" w:type="dxa"/>
-              <w:bottom w:w="50" w:type="dxa"/>
-              <w:right w:w="90" w:type="dxa"/>
-            </w:tcMar>
             <w:vAlign w:val="center"/>
           </w:tcPr>
           <w:p>
@@ -24090,12 +21688,6 @@
               <w:right w:val="single" w:sz="6" w:space="0" w:color="1F3864"/>
             </w:tcBorders>
             <w:shd w:val="clear" w:color="auto" w:fill="D9E2F3"/>
-            <w:tcMar>
-              <w:top w:w="50" w:type="dxa"/>
-              <w:left w:w="90" w:type="dxa"/>
-              <w:bottom w:w="50" w:type="dxa"/>
-              <w:right w:w="90" w:type="dxa"/>
-            </w:tcMar>
             <w:vAlign w:val="center"/>
           </w:tcPr>
           <w:p>
@@ -24155,12 +21747,6 @@
               <w:right w:val="single" w:sz="6" w:space="0" w:color="1F3864"/>
             </w:tcBorders>
             <w:shd w:val="clear" w:color="auto" w:fill="D9E2F3"/>
-            <w:tcMar>
-              <w:top w:w="50" w:type="dxa"/>
-              <w:left w:w="90" w:type="dxa"/>
-              <w:bottom w:w="50" w:type="dxa"/>
-              <w:right w:w="90" w:type="dxa"/>
-            </w:tcMar>
             <w:vAlign w:val="center"/>
           </w:tcPr>
           <w:p>
@@ -24193,12 +21779,6 @@
               <w:right w:val="single" w:sz="6" w:space="0" w:color="1F3864"/>
             </w:tcBorders>
             <w:shd w:val="clear" w:color="auto" w:fill="D9E2F3"/>
-            <w:tcMar>
-              <w:top w:w="50" w:type="dxa"/>
-              <w:left w:w="90" w:type="dxa"/>
-              <w:bottom w:w="50" w:type="dxa"/>
-              <w:right w:w="90" w:type="dxa"/>
-            </w:tcMar>
             <w:vAlign w:val="center"/>
           </w:tcPr>
           <w:p>
@@ -24231,12 +21811,6 @@
               <w:right w:val="single" w:sz="6" w:space="0" w:color="1F3864"/>
             </w:tcBorders>
             <w:shd w:val="clear" w:color="auto" w:fill="D9E2F3"/>
-            <w:tcMar>
-              <w:top w:w="50" w:type="dxa"/>
-              <w:left w:w="90" w:type="dxa"/>
-              <w:bottom w:w="50" w:type="dxa"/>
-              <w:right w:w="90" w:type="dxa"/>
-            </w:tcMar>
             <w:vAlign w:val="center"/>
           </w:tcPr>
           <w:p>
@@ -24269,12 +21843,6 @@
               <w:right w:val="single" w:sz="6" w:space="0" w:color="1F3864"/>
             </w:tcBorders>
             <w:shd w:val="clear" w:color="auto" w:fill="D9E2F3"/>
-            <w:tcMar>
-              <w:top w:w="50" w:type="dxa"/>
-              <w:left w:w="90" w:type="dxa"/>
-              <w:bottom w:w="50" w:type="dxa"/>
-              <w:right w:w="90" w:type="dxa"/>
-            </w:tcMar>
             <w:vAlign w:val="center"/>
           </w:tcPr>
           <w:p>
@@ -24334,12 +21902,6 @@
               <w:right w:val="single" w:sz="6" w:space="0" w:color="1F3864"/>
             </w:tcBorders>
             <w:shd w:val="clear" w:color="auto" w:fill="D9E2F3"/>
-            <w:tcMar>
-              <w:top w:w="50" w:type="dxa"/>
-              <w:left w:w="90" w:type="dxa"/>
-              <w:bottom w:w="50" w:type="dxa"/>
-              <w:right w:w="90" w:type="dxa"/>
-            </w:tcMar>
             <w:vAlign w:val="center"/>
           </w:tcPr>
           <w:p>
@@ -24372,12 +21934,6 @@
               <w:right w:val="single" w:sz="6" w:space="0" w:color="1F3864"/>
             </w:tcBorders>
             <w:shd w:val="clear" w:color="auto" w:fill="D9E2F3"/>
-            <w:tcMar>
-              <w:top w:w="50" w:type="dxa"/>
-              <w:left w:w="90" w:type="dxa"/>
-              <w:bottom w:w="50" w:type="dxa"/>
-              <w:right w:w="90" w:type="dxa"/>
-            </w:tcMar>
             <w:vAlign w:val="center"/>
           </w:tcPr>
           <w:p>
@@ -24410,12 +21966,6 @@
               <w:right w:val="single" w:sz="6" w:space="0" w:color="1F3864"/>
             </w:tcBorders>
             <w:shd w:val="clear" w:color="auto" w:fill="D9E2F3"/>
-            <w:tcMar>
-              <w:top w:w="50" w:type="dxa"/>
-              <w:left w:w="90" w:type="dxa"/>
-              <w:bottom w:w="50" w:type="dxa"/>
-              <w:right w:w="90" w:type="dxa"/>
-            </w:tcMar>
             <w:vAlign w:val="center"/>
           </w:tcPr>
           <w:p>
@@ -24448,12 +21998,6 @@
               <w:right w:val="single" w:sz="6" w:space="0" w:color="1F3864"/>
             </w:tcBorders>
             <w:shd w:val="clear" w:color="auto" w:fill="D9E2F3"/>
-            <w:tcMar>
-              <w:top w:w="50" w:type="dxa"/>
-              <w:left w:w="90" w:type="dxa"/>
-              <w:bottom w:w="50" w:type="dxa"/>
-              <w:right w:w="90" w:type="dxa"/>
-            </w:tcMar>
             <w:vAlign w:val="center"/>
           </w:tcPr>
           <w:p>
@@ -24513,12 +22057,6 @@
               <w:right w:val="single" w:sz="6" w:space="0" w:color="1F3864"/>
             </w:tcBorders>
             <w:shd w:val="clear" w:color="auto" w:fill="D9E2F3"/>
-            <w:tcMar>
-              <w:top w:w="50" w:type="dxa"/>
-              <w:left w:w="90" w:type="dxa"/>
-              <w:bottom w:w="50" w:type="dxa"/>
-              <w:right w:w="90" w:type="dxa"/>
-            </w:tcMar>
             <w:vAlign w:val="center"/>
           </w:tcPr>
           <w:p>
@@ -24588,12 +22126,6 @@
               <w:right w:val="single" w:sz="6" w:space="0" w:color="1F3864"/>
             </w:tcBorders>
             <w:shd w:val="clear" w:color="auto" w:fill="4472C4"/>
-            <w:tcMar>
-              <w:top w:w="50" w:type="dxa"/>
-              <w:left w:w="90" w:type="dxa"/>
-              <w:bottom w:w="50" w:type="dxa"/>
-              <w:right w:w="90" w:type="dxa"/>
-            </w:tcMar>
             <w:vAlign w:val="center"/>
           </w:tcPr>
           <w:p>
@@ -24673,12 +22205,6 @@
               <w:right w:val="single" w:sz="6" w:space="0" w:color="1F3864"/>
             </w:tcBorders>
             <w:shd w:val="clear" w:color="auto" w:fill="4472C4"/>
-            <w:tcMar>
-              <w:top w:w="50" w:type="dxa"/>
-              <w:left w:w="90" w:type="dxa"/>
-              <w:bottom w:w="50" w:type="dxa"/>
-              <w:right w:w="90" w:type="dxa"/>
-            </w:tcMar>
             <w:vAlign w:val="center"/>
           </w:tcPr>
           <w:p>
@@ -24717,12 +22243,6 @@
               <w:right w:val="single" w:sz="6" w:space="0" w:color="1F3864"/>
             </w:tcBorders>
             <w:shd w:val="clear" w:color="auto" w:fill="4472C4"/>
-            <w:tcMar>
-              <w:top w:w="50" w:type="dxa"/>
-              <w:left w:w="90" w:type="dxa"/>
-              <w:bottom w:w="50" w:type="dxa"/>
-              <w:right w:w="90" w:type="dxa"/>
-            </w:tcMar>
             <w:vAlign w:val="center"/>
           </w:tcPr>
           <w:p>
@@ -24761,12 +22281,6 @@
               <w:right w:val="single" w:sz="6" w:space="0" w:color="1F3864"/>
             </w:tcBorders>
             <w:shd w:val="clear" w:color="auto" w:fill="4472C4"/>
-            <w:tcMar>
-              <w:top w:w="50" w:type="dxa"/>
-              <w:left w:w="90" w:type="dxa"/>
-              <w:bottom w:w="50" w:type="dxa"/>
-              <w:right w:w="90" w:type="dxa"/>
-            </w:tcMar>
             <w:vAlign w:val="center"/>
           </w:tcPr>
           <w:p>
@@ -24805,12 +22319,6 @@
               <w:right w:val="single" w:sz="6" w:space="0" w:color="1F3864"/>
             </w:tcBorders>
             <w:shd w:val="clear" w:color="auto" w:fill="4472C4"/>
-            <w:tcMar>
-              <w:top w:w="50" w:type="dxa"/>
-              <w:left w:w="90" w:type="dxa"/>
-              <w:bottom w:w="50" w:type="dxa"/>
-              <w:right w:w="90" w:type="dxa"/>
-            </w:tcMar>
             <w:vAlign w:val="center"/>
           </w:tcPr>
           <w:p>
@@ -24876,12 +22384,6 @@
               <w:right w:val="single" w:sz="6" w:space="0" w:color="1F3864"/>
             </w:tcBorders>
             <w:shd w:val="clear" w:color="auto" w:fill="D9E2F3"/>
-            <w:tcMar>
-              <w:top w:w="50" w:type="dxa"/>
-              <w:left w:w="90" w:type="dxa"/>
-              <w:bottom w:w="50" w:type="dxa"/>
-              <w:right w:w="90" w:type="dxa"/>
-            </w:tcMar>
             <w:vAlign w:val="center"/>
           </w:tcPr>
           <w:p>
@@ -24914,12 +22416,6 @@
               <w:right w:val="single" w:sz="6" w:space="0" w:color="1F3864"/>
             </w:tcBorders>
             <w:shd w:val="clear" w:color="auto" w:fill="D9E2F3"/>
-            <w:tcMar>
-              <w:top w:w="50" w:type="dxa"/>
-              <w:left w:w="90" w:type="dxa"/>
-              <w:bottom w:w="50" w:type="dxa"/>
-              <w:right w:w="90" w:type="dxa"/>
-            </w:tcMar>
             <w:vAlign w:val="center"/>
           </w:tcPr>
           <w:p>
@@ -24952,12 +22448,6 @@
               <w:right w:val="single" w:sz="6" w:space="0" w:color="1F3864"/>
             </w:tcBorders>
             <w:shd w:val="clear" w:color="auto" w:fill="D9E2F3"/>
-            <w:tcMar>
-              <w:top w:w="50" w:type="dxa"/>
-              <w:left w:w="90" w:type="dxa"/>
-              <w:bottom w:w="50" w:type="dxa"/>
-              <w:right w:w="90" w:type="dxa"/>
-            </w:tcMar>
             <w:vAlign w:val="center"/>
           </w:tcPr>
           <w:p>
@@ -24990,12 +22480,6 @@
               <w:right w:val="single" w:sz="6" w:space="0" w:color="1F3864"/>
             </w:tcBorders>
             <w:shd w:val="clear" w:color="auto" w:fill="D9E2F3"/>
-            <w:tcMar>
-              <w:top w:w="50" w:type="dxa"/>
-              <w:left w:w="90" w:type="dxa"/>
-              <w:bottom w:w="50" w:type="dxa"/>
-              <w:right w:w="90" w:type="dxa"/>
-            </w:tcMar>
             <w:vAlign w:val="center"/>
           </w:tcPr>
           <w:p>
@@ -25055,12 +22539,6 @@
               <w:right w:val="single" w:sz="6" w:space="0" w:color="1F3864"/>
             </w:tcBorders>
             <w:shd w:val="clear" w:color="auto" w:fill="D9E2F3"/>
-            <w:tcMar>
-              <w:top w:w="50" w:type="dxa"/>
-              <w:left w:w="90" w:type="dxa"/>
-              <w:bottom w:w="50" w:type="dxa"/>
-              <w:right w:w="90" w:type="dxa"/>
-            </w:tcMar>
             <w:vAlign w:val="center"/>
           </w:tcPr>
           <w:p>
@@ -25093,12 +22571,6 @@
               <w:right w:val="single" w:sz="6" w:space="0" w:color="1F3864"/>
             </w:tcBorders>
             <w:shd w:val="clear" w:color="auto" w:fill="D9E2F3"/>
-            <w:tcMar>
-              <w:top w:w="50" w:type="dxa"/>
-              <w:left w:w="90" w:type="dxa"/>
-              <w:bottom w:w="50" w:type="dxa"/>
-              <w:right w:w="90" w:type="dxa"/>
-            </w:tcMar>
             <w:vAlign w:val="center"/>
           </w:tcPr>
           <w:p>
@@ -25131,12 +22603,6 @@
               <w:right w:val="single" w:sz="6" w:space="0" w:color="1F3864"/>
             </w:tcBorders>
             <w:shd w:val="clear" w:color="auto" w:fill="D9E2F3"/>
-            <w:tcMar>
-              <w:top w:w="50" w:type="dxa"/>
-              <w:left w:w="90" w:type="dxa"/>
-              <w:bottom w:w="50" w:type="dxa"/>
-              <w:right w:w="90" w:type="dxa"/>
-            </w:tcMar>
             <w:vAlign w:val="center"/>
           </w:tcPr>
           <w:p>
@@ -25169,12 +22635,6 @@
               <w:right w:val="single" w:sz="6" w:space="0" w:color="1F3864"/>
             </w:tcBorders>
             <w:shd w:val="clear" w:color="auto" w:fill="D9E2F3"/>
-            <w:tcMar>
-              <w:top w:w="50" w:type="dxa"/>
-              <w:left w:w="90" w:type="dxa"/>
-              <w:bottom w:w="50" w:type="dxa"/>
-              <w:right w:w="90" w:type="dxa"/>
-            </w:tcMar>
             <w:vAlign w:val="center"/>
           </w:tcPr>
           <w:p>
@@ -25234,12 +22694,6 @@
               <w:right w:val="single" w:sz="6" w:space="0" w:color="1F3864"/>
             </w:tcBorders>
             <w:shd w:val="clear" w:color="auto" w:fill="D9E2F3"/>
-            <w:tcMar>
-              <w:top w:w="50" w:type="dxa"/>
-              <w:left w:w="90" w:type="dxa"/>
-              <w:bottom w:w="50" w:type="dxa"/>
-              <w:right w:w="90" w:type="dxa"/>
-            </w:tcMar>
             <w:vAlign w:val="center"/>
           </w:tcPr>
           <w:p>
@@ -25272,12 +22726,6 @@
               <w:right w:val="single" w:sz="6" w:space="0" w:color="1F3864"/>
             </w:tcBorders>
             <w:shd w:val="clear" w:color="auto" w:fill="D9E2F3"/>
-            <w:tcMar>
-              <w:top w:w="50" w:type="dxa"/>
-              <w:left w:w="90" w:type="dxa"/>
-              <w:bottom w:w="50" w:type="dxa"/>
-              <w:right w:w="90" w:type="dxa"/>
-            </w:tcMar>
             <w:vAlign w:val="center"/>
           </w:tcPr>
           <w:p>
@@ -25310,12 +22758,6 @@
               <w:right w:val="single" w:sz="6" w:space="0" w:color="1F3864"/>
             </w:tcBorders>
             <w:shd w:val="clear" w:color="auto" w:fill="D9E2F3"/>
-            <w:tcMar>
-              <w:top w:w="50" w:type="dxa"/>
-              <w:left w:w="90" w:type="dxa"/>
-              <w:bottom w:w="50" w:type="dxa"/>
-              <w:right w:w="90" w:type="dxa"/>
-            </w:tcMar>
             <w:vAlign w:val="center"/>
           </w:tcPr>
           <w:p>
@@ -25348,12 +22790,6 @@
               <w:right w:val="single" w:sz="6" w:space="0" w:color="1F3864"/>
             </w:tcBorders>
             <w:shd w:val="clear" w:color="auto" w:fill="D9E2F3"/>
-            <w:tcMar>
-              <w:top w:w="50" w:type="dxa"/>
-              <w:left w:w="90" w:type="dxa"/>
-              <w:bottom w:w="50" w:type="dxa"/>
-              <w:right w:w="90" w:type="dxa"/>
-            </w:tcMar>
             <w:vAlign w:val="center"/>
           </w:tcPr>
           <w:p>
@@ -25413,12 +22849,6 @@
               <w:right w:val="single" w:sz="6" w:space="0" w:color="1F3864"/>
             </w:tcBorders>
             <w:shd w:val="clear" w:color="auto" w:fill="D9E2F3"/>
-            <w:tcMar>
-              <w:top w:w="50" w:type="dxa"/>
-              <w:left w:w="90" w:type="dxa"/>
-              <w:bottom w:w="50" w:type="dxa"/>
-              <w:right w:w="90" w:type="dxa"/>
-            </w:tcMar>
             <w:vAlign w:val="center"/>
           </w:tcPr>
           <w:p>
@@ -25488,12 +22918,6 @@
               <w:right w:val="single" w:sz="6" w:space="0" w:color="1F3864"/>
             </w:tcBorders>
             <w:shd w:val="clear" w:color="auto" w:fill="4472C4"/>
-            <w:tcMar>
-              <w:top w:w="50" w:type="dxa"/>
-              <w:left w:w="90" w:type="dxa"/>
-              <w:bottom w:w="50" w:type="dxa"/>
-              <w:right w:w="90" w:type="dxa"/>
-            </w:tcMar>
             <w:vAlign w:val="center"/>
           </w:tcPr>
           <w:p>
@@ -25560,12 +22984,6 @@
               <w:right w:val="single" w:sz="6" w:space="0" w:color="1F3864"/>
             </w:tcBorders>
             <w:shd w:val="clear" w:color="auto" w:fill="4472C4"/>
-            <w:tcMar>
-              <w:top w:w="50" w:type="dxa"/>
-              <w:left w:w="90" w:type="dxa"/>
-              <w:bottom w:w="50" w:type="dxa"/>
-              <w:right w:w="90" w:type="dxa"/>
-            </w:tcMar>
             <w:vAlign w:val="center"/>
           </w:tcPr>
           <w:p>
@@ -25604,12 +23022,6 @@
               <w:right w:val="single" w:sz="6" w:space="0" w:color="1F3864"/>
             </w:tcBorders>
             <w:shd w:val="clear" w:color="auto" w:fill="4472C4"/>
-            <w:tcMar>
-              <w:top w:w="50" w:type="dxa"/>
-              <w:left w:w="90" w:type="dxa"/>
-              <w:bottom w:w="50" w:type="dxa"/>
-              <w:right w:w="90" w:type="dxa"/>
-            </w:tcMar>
             <w:vAlign w:val="center"/>
           </w:tcPr>
           <w:p>
@@ -25648,12 +23060,6 @@
               <w:right w:val="single" w:sz="6" w:space="0" w:color="1F3864"/>
             </w:tcBorders>
             <w:shd w:val="clear" w:color="auto" w:fill="4472C4"/>
-            <w:tcMar>
-              <w:top w:w="50" w:type="dxa"/>
-              <w:left w:w="90" w:type="dxa"/>
-              <w:bottom w:w="50" w:type="dxa"/>
-              <w:right w:w="90" w:type="dxa"/>
-            </w:tcMar>
             <w:vAlign w:val="center"/>
           </w:tcPr>
           <w:p>
@@ -25692,12 +23098,6 @@
               <w:right w:val="single" w:sz="6" w:space="0" w:color="1F3864"/>
             </w:tcBorders>
             <w:shd w:val="clear" w:color="auto" w:fill="4472C4"/>
-            <w:tcMar>
-              <w:top w:w="50" w:type="dxa"/>
-              <w:left w:w="90" w:type="dxa"/>
-              <w:bottom w:w="50" w:type="dxa"/>
-              <w:right w:w="90" w:type="dxa"/>
-            </w:tcMar>
             <w:vAlign w:val="center"/>
           </w:tcPr>
           <w:p>
@@ -25763,12 +23163,6 @@
               <w:right w:val="single" w:sz="6" w:space="0" w:color="1F3864"/>
             </w:tcBorders>
             <w:shd w:val="clear" w:color="auto" w:fill="D9E2F3"/>
-            <w:tcMar>
-              <w:top w:w="50" w:type="dxa"/>
-              <w:left w:w="90" w:type="dxa"/>
-              <w:bottom w:w="50" w:type="dxa"/>
-              <w:right w:w="90" w:type="dxa"/>
-            </w:tcMar>
             <w:vAlign w:val="center"/>
           </w:tcPr>
           <w:p>
@@ -25801,12 +23195,6 @@
               <w:right w:val="single" w:sz="6" w:space="0" w:color="1F3864"/>
             </w:tcBorders>
             <w:shd w:val="clear" w:color="auto" w:fill="D9E2F3"/>
-            <w:tcMar>
-              <w:top w:w="50" w:type="dxa"/>
-              <w:left w:w="90" w:type="dxa"/>
-              <w:bottom w:w="50" w:type="dxa"/>
-              <w:right w:w="90" w:type="dxa"/>
-            </w:tcMar>
             <w:vAlign w:val="center"/>
           </w:tcPr>
           <w:p>
@@ -25839,12 +23227,6 @@
               <w:right w:val="single" w:sz="6" w:space="0" w:color="1F3864"/>
             </w:tcBorders>
             <w:shd w:val="clear" w:color="auto" w:fill="D9E2F3"/>
-            <w:tcMar>
-              <w:top w:w="50" w:type="dxa"/>
-              <w:left w:w="90" w:type="dxa"/>
-              <w:bottom w:w="50" w:type="dxa"/>
-              <w:right w:w="90" w:type="dxa"/>
-            </w:tcMar>
             <w:vAlign w:val="center"/>
           </w:tcPr>
           <w:p>
@@ -25877,12 +23259,6 @@
               <w:right w:val="single" w:sz="6" w:space="0" w:color="1F3864"/>
             </w:tcBorders>
             <w:shd w:val="clear" w:color="auto" w:fill="D9E2F3"/>
-            <w:tcMar>
-              <w:top w:w="50" w:type="dxa"/>
-              <w:left w:w="90" w:type="dxa"/>
-              <w:bottom w:w="50" w:type="dxa"/>
-              <w:right w:w="90" w:type="dxa"/>
-            </w:tcMar>
             <w:vAlign w:val="center"/>
           </w:tcPr>
           <w:p>
@@ -25942,12 +23318,6 @@
               <w:right w:val="single" w:sz="6" w:space="0" w:color="1F3864"/>
             </w:tcBorders>
             <w:shd w:val="clear" w:color="auto" w:fill="D9E2F3"/>
-            <w:tcMar>
-              <w:top w:w="50" w:type="dxa"/>
-              <w:left w:w="90" w:type="dxa"/>
-              <w:bottom w:w="50" w:type="dxa"/>
-              <w:right w:w="90" w:type="dxa"/>
-            </w:tcMar>
             <w:vAlign w:val="center"/>
           </w:tcPr>
           <w:p>
@@ -25980,12 +23350,6 @@
               <w:right w:val="single" w:sz="6" w:space="0" w:color="1F3864"/>
             </w:tcBorders>
             <w:shd w:val="clear" w:color="auto" w:fill="D9E2F3"/>
-            <w:tcMar>
-              <w:top w:w="50" w:type="dxa"/>
-              <w:left w:w="90" w:type="dxa"/>
-              <w:bottom w:w="50" w:type="dxa"/>
-              <w:right w:w="90" w:type="dxa"/>
-            </w:tcMar>
             <w:vAlign w:val="center"/>
           </w:tcPr>
           <w:p>
@@ -26018,12 +23382,6 @@
               <w:right w:val="single" w:sz="6" w:space="0" w:color="1F3864"/>
             </w:tcBorders>
             <w:shd w:val="clear" w:color="auto" w:fill="D9E2F3"/>
-            <w:tcMar>
-              <w:top w:w="50" w:type="dxa"/>
-              <w:left w:w="90" w:type="dxa"/>
-              <w:bottom w:w="50" w:type="dxa"/>
-              <w:right w:w="90" w:type="dxa"/>
-            </w:tcMar>
             <w:vAlign w:val="center"/>
           </w:tcPr>
           <w:p>
@@ -26056,12 +23414,6 @@
               <w:right w:val="single" w:sz="6" w:space="0" w:color="1F3864"/>
             </w:tcBorders>
             <w:shd w:val="clear" w:color="auto" w:fill="D9E2F3"/>
-            <w:tcMar>
-              <w:top w:w="50" w:type="dxa"/>
-              <w:left w:w="90" w:type="dxa"/>
-              <w:bottom w:w="50" w:type="dxa"/>
-              <w:right w:w="90" w:type="dxa"/>
-            </w:tcMar>
             <w:vAlign w:val="center"/>
           </w:tcPr>
           <w:p>
@@ -26121,12 +23473,6 @@
               <w:right w:val="single" w:sz="6" w:space="0" w:color="1F3864"/>
             </w:tcBorders>
             <w:shd w:val="clear" w:color="auto" w:fill="D9E2F3"/>
-            <w:tcMar>
-              <w:top w:w="50" w:type="dxa"/>
-              <w:left w:w="90" w:type="dxa"/>
-              <w:bottom w:w="50" w:type="dxa"/>
-              <w:right w:w="90" w:type="dxa"/>
-            </w:tcMar>
             <w:vAlign w:val="center"/>
           </w:tcPr>
           <w:p>
@@ -26159,12 +23505,6 @@
               <w:right w:val="single" w:sz="6" w:space="0" w:color="1F3864"/>
             </w:tcBorders>
             <w:shd w:val="clear" w:color="auto" w:fill="D9E2F3"/>
-            <w:tcMar>
-              <w:top w:w="50" w:type="dxa"/>
-              <w:left w:w="90" w:type="dxa"/>
-              <w:bottom w:w="50" w:type="dxa"/>
-              <w:right w:w="90" w:type="dxa"/>
-            </w:tcMar>
             <w:vAlign w:val="center"/>
           </w:tcPr>
           <w:p>
@@ -26197,12 +23537,6 @@
               <w:right w:val="single" w:sz="6" w:space="0" w:color="1F3864"/>
             </w:tcBorders>
             <w:shd w:val="clear" w:color="auto" w:fill="D9E2F3"/>
-            <w:tcMar>
-              <w:top w:w="50" w:type="dxa"/>
-              <w:left w:w="90" w:type="dxa"/>
-              <w:bottom w:w="50" w:type="dxa"/>
-              <w:right w:w="90" w:type="dxa"/>
-            </w:tcMar>
             <w:vAlign w:val="center"/>
           </w:tcPr>
           <w:p>
@@ -26235,12 +23569,6 @@
               <w:right w:val="single" w:sz="6" w:space="0" w:color="1F3864"/>
             </w:tcBorders>
             <w:shd w:val="clear" w:color="auto" w:fill="D9E2F3"/>
-            <w:tcMar>
-              <w:top w:w="50" w:type="dxa"/>
-              <w:left w:w="90" w:type="dxa"/>
-              <w:bottom w:w="50" w:type="dxa"/>
-              <w:right w:w="90" w:type="dxa"/>
-            </w:tcMar>
             <w:vAlign w:val="center"/>
           </w:tcPr>
           <w:p>
@@ -26300,12 +23628,6 @@
               <w:right w:val="single" w:sz="6" w:space="0" w:color="1F3864"/>
             </w:tcBorders>
             <w:shd w:val="clear" w:color="auto" w:fill="D9E2F3"/>
-            <w:tcMar>
-              <w:top w:w="50" w:type="dxa"/>
-              <w:left w:w="90" w:type="dxa"/>
-              <w:bottom w:w="50" w:type="dxa"/>
-              <w:right w:w="90" w:type="dxa"/>
-            </w:tcMar>
             <w:vAlign w:val="center"/>
           </w:tcPr>
           <w:p>
@@ -26375,12 +23697,6 @@
               <w:right w:val="single" w:sz="6" w:space="0" w:color="1F3864"/>
             </w:tcBorders>
             <w:shd w:val="clear" w:color="auto" w:fill="4472C4"/>
-            <w:tcMar>
-              <w:top w:w="50" w:type="dxa"/>
-              <w:left w:w="90" w:type="dxa"/>
-              <w:bottom w:w="50" w:type="dxa"/>
-              <w:right w:w="90" w:type="dxa"/>
-            </w:tcMar>
             <w:vAlign w:val="center"/>
           </w:tcPr>
           <w:p>
@@ -26447,12 +23763,6 @@
               <w:right w:val="single" w:sz="6" w:space="0" w:color="1F3864"/>
             </w:tcBorders>
             <w:shd w:val="clear" w:color="auto" w:fill="4472C4"/>
-            <w:tcMar>
-              <w:top w:w="50" w:type="dxa"/>
-              <w:left w:w="90" w:type="dxa"/>
-              <w:bottom w:w="50" w:type="dxa"/>
-              <w:right w:w="90" w:type="dxa"/>
-            </w:tcMar>
             <w:vAlign w:val="center"/>
           </w:tcPr>
           <w:p>
@@ -26491,12 +23801,6 @@
               <w:right w:val="single" w:sz="6" w:space="0" w:color="1F3864"/>
             </w:tcBorders>
             <w:shd w:val="clear" w:color="auto" w:fill="4472C4"/>
-            <w:tcMar>
-              <w:top w:w="50" w:type="dxa"/>
-              <w:left w:w="90" w:type="dxa"/>
-              <w:bottom w:w="50" w:type="dxa"/>
-              <w:right w:w="90" w:type="dxa"/>
-            </w:tcMar>
             <w:vAlign w:val="center"/>
           </w:tcPr>
           <w:p>
@@ -26535,12 +23839,6 @@
               <w:right w:val="single" w:sz="6" w:space="0" w:color="1F3864"/>
             </w:tcBorders>
             <w:shd w:val="clear" w:color="auto" w:fill="4472C4"/>
-            <w:tcMar>
-              <w:top w:w="50" w:type="dxa"/>
-              <w:left w:w="90" w:type="dxa"/>
-              <w:bottom w:w="50" w:type="dxa"/>
-              <w:right w:w="90" w:type="dxa"/>
-            </w:tcMar>
             <w:vAlign w:val="center"/>
           </w:tcPr>
           <w:p>
@@ -26579,12 +23877,6 @@
               <w:right w:val="single" w:sz="6" w:space="0" w:color="1F3864"/>
             </w:tcBorders>
             <w:shd w:val="clear" w:color="auto" w:fill="4472C4"/>
-            <w:tcMar>
-              <w:top w:w="50" w:type="dxa"/>
-              <w:left w:w="90" w:type="dxa"/>
-              <w:bottom w:w="50" w:type="dxa"/>
-              <w:right w:w="90" w:type="dxa"/>
-            </w:tcMar>
             <w:vAlign w:val="center"/>
           </w:tcPr>
           <w:p>
@@ -26650,12 +23942,6 @@
               <w:right w:val="single" w:sz="6" w:space="0" w:color="1F3864"/>
             </w:tcBorders>
             <w:shd w:val="clear" w:color="auto" w:fill="D9E2F3"/>
-            <w:tcMar>
-              <w:top w:w="50" w:type="dxa"/>
-              <w:left w:w="90" w:type="dxa"/>
-              <w:bottom w:w="50" w:type="dxa"/>
-              <w:right w:w="90" w:type="dxa"/>
-            </w:tcMar>
             <w:vAlign w:val="center"/>
           </w:tcPr>
           <w:p>
@@ -26688,12 +23974,6 @@
               <w:right w:val="single" w:sz="6" w:space="0" w:color="1F3864"/>
             </w:tcBorders>
             <w:shd w:val="clear" w:color="auto" w:fill="D9E2F3"/>
-            <w:tcMar>
-              <w:top w:w="50" w:type="dxa"/>
-              <w:left w:w="90" w:type="dxa"/>
-              <w:bottom w:w="50" w:type="dxa"/>
-              <w:right w:w="90" w:type="dxa"/>
-            </w:tcMar>
             <w:vAlign w:val="center"/>
           </w:tcPr>
           <w:p>
@@ -26726,12 +24006,6 @@
               <w:right w:val="single" w:sz="6" w:space="0" w:color="1F3864"/>
             </w:tcBorders>
             <w:shd w:val="clear" w:color="auto" w:fill="D9E2F3"/>
-            <w:tcMar>
-              <w:top w:w="50" w:type="dxa"/>
-              <w:left w:w="90" w:type="dxa"/>
-              <w:bottom w:w="50" w:type="dxa"/>
-              <w:right w:w="90" w:type="dxa"/>
-            </w:tcMar>
             <w:vAlign w:val="center"/>
           </w:tcPr>
           <w:p>
@@ -26764,12 +24038,6 @@
               <w:right w:val="single" w:sz="6" w:space="0" w:color="1F3864"/>
             </w:tcBorders>
             <w:shd w:val="clear" w:color="auto" w:fill="D9E2F3"/>
-            <w:tcMar>
-              <w:top w:w="50" w:type="dxa"/>
-              <w:left w:w="90" w:type="dxa"/>
-              <w:bottom w:w="50" w:type="dxa"/>
-              <w:right w:w="90" w:type="dxa"/>
-            </w:tcMar>
             <w:vAlign w:val="center"/>
           </w:tcPr>
           <w:p>
@@ -26829,12 +24097,6 @@
               <w:right w:val="single" w:sz="6" w:space="0" w:color="1F3864"/>
             </w:tcBorders>
             <w:shd w:val="clear" w:color="auto" w:fill="D9E2F3"/>
-            <w:tcMar>
-              <w:top w:w="50" w:type="dxa"/>
-              <w:left w:w="90" w:type="dxa"/>
-              <w:bottom w:w="50" w:type="dxa"/>
-              <w:right w:w="90" w:type="dxa"/>
-            </w:tcMar>
             <w:vAlign w:val="center"/>
           </w:tcPr>
           <w:p>
@@ -26867,12 +24129,6 @@
               <w:right w:val="single" w:sz="6" w:space="0" w:color="1F3864"/>
             </w:tcBorders>
             <w:shd w:val="clear" w:color="auto" w:fill="D9E2F3"/>
-            <w:tcMar>
-              <w:top w:w="50" w:type="dxa"/>
-              <w:left w:w="90" w:type="dxa"/>
-              <w:bottom w:w="50" w:type="dxa"/>
-              <w:right w:w="90" w:type="dxa"/>
-            </w:tcMar>
             <w:vAlign w:val="center"/>
           </w:tcPr>
           <w:p>
@@ -26905,12 +24161,6 @@
               <w:right w:val="single" w:sz="6" w:space="0" w:color="1F3864"/>
             </w:tcBorders>
             <w:shd w:val="clear" w:color="auto" w:fill="D9E2F3"/>
-            <w:tcMar>
-              <w:top w:w="50" w:type="dxa"/>
-              <w:left w:w="90" w:type="dxa"/>
-              <w:bottom w:w="50" w:type="dxa"/>
-              <w:right w:w="90" w:type="dxa"/>
-            </w:tcMar>
             <w:vAlign w:val="center"/>
           </w:tcPr>
           <w:p>
@@ -26943,12 +24193,6 @@
               <w:right w:val="single" w:sz="6" w:space="0" w:color="1F3864"/>
             </w:tcBorders>
             <w:shd w:val="clear" w:color="auto" w:fill="D9E2F3"/>
-            <w:tcMar>
-              <w:top w:w="50" w:type="dxa"/>
-              <w:left w:w="90" w:type="dxa"/>
-              <w:bottom w:w="50" w:type="dxa"/>
-              <w:right w:w="90" w:type="dxa"/>
-            </w:tcMar>
             <w:vAlign w:val="center"/>
           </w:tcPr>
           <w:p>
@@ -27008,12 +24252,6 @@
               <w:right w:val="single" w:sz="6" w:space="0" w:color="1F3864"/>
             </w:tcBorders>
             <w:shd w:val="clear" w:color="auto" w:fill="D9E2F3"/>
-            <w:tcMar>
-              <w:top w:w="50" w:type="dxa"/>
-              <w:left w:w="90" w:type="dxa"/>
-              <w:bottom w:w="50" w:type="dxa"/>
-              <w:right w:w="90" w:type="dxa"/>
-            </w:tcMar>
             <w:vAlign w:val="center"/>
           </w:tcPr>
           <w:p>
@@ -27046,12 +24284,6 @@
               <w:right w:val="single" w:sz="6" w:space="0" w:color="1F3864"/>
             </w:tcBorders>
             <w:shd w:val="clear" w:color="auto" w:fill="D9E2F3"/>
-            <w:tcMar>
-              <w:top w:w="50" w:type="dxa"/>
-              <w:left w:w="90" w:type="dxa"/>
-              <w:bottom w:w="50" w:type="dxa"/>
-              <w:right w:w="90" w:type="dxa"/>
-            </w:tcMar>
             <w:vAlign w:val="center"/>
           </w:tcPr>
           <w:p>
@@ -27084,12 +24316,6 @@
               <w:right w:val="single" w:sz="6" w:space="0" w:color="1F3864"/>
             </w:tcBorders>
             <w:shd w:val="clear" w:color="auto" w:fill="D9E2F3"/>
-            <w:tcMar>
-              <w:top w:w="50" w:type="dxa"/>
-              <w:left w:w="90" w:type="dxa"/>
-              <w:bottom w:w="50" w:type="dxa"/>
-              <w:right w:w="90" w:type="dxa"/>
-            </w:tcMar>
             <w:vAlign w:val="center"/>
           </w:tcPr>
           <w:p>
@@ -27122,12 +24348,6 @@
               <w:right w:val="single" w:sz="6" w:space="0" w:color="1F3864"/>
             </w:tcBorders>
             <w:shd w:val="clear" w:color="auto" w:fill="D9E2F3"/>
-            <w:tcMar>
-              <w:top w:w="50" w:type="dxa"/>
-              <w:left w:w="90" w:type="dxa"/>
-              <w:bottom w:w="50" w:type="dxa"/>
-              <w:right w:w="90" w:type="dxa"/>
-            </w:tcMar>
             <w:vAlign w:val="center"/>
           </w:tcPr>
           <w:p>
@@ -27187,12 +24407,6 @@
               <w:right w:val="single" w:sz="6" w:space="0" w:color="1F3864"/>
             </w:tcBorders>
             <w:shd w:val="clear" w:color="auto" w:fill="D9E2F3"/>
-            <w:tcMar>
-              <w:top w:w="50" w:type="dxa"/>
-              <w:left w:w="90" w:type="dxa"/>
-              <w:bottom w:w="50" w:type="dxa"/>
-              <w:right w:w="90" w:type="dxa"/>
-            </w:tcMar>
             <w:vAlign w:val="center"/>
           </w:tcPr>
           <w:p>
@@ -27262,12 +24476,6 @@
               <w:right w:val="single" w:sz="6" w:space="0" w:color="1F3864"/>
             </w:tcBorders>
             <w:shd w:val="clear" w:color="auto" w:fill="4472C4"/>
-            <w:tcMar>
-              <w:top w:w="50" w:type="dxa"/>
-              <w:left w:w="90" w:type="dxa"/>
-              <w:bottom w:w="50" w:type="dxa"/>
-              <w:right w:w="90" w:type="dxa"/>
-            </w:tcMar>
             <w:vAlign w:val="center"/>
           </w:tcPr>
           <w:p>
@@ -27347,12 +24555,6 @@
               <w:right w:val="single" w:sz="6" w:space="0" w:color="1F3864"/>
             </w:tcBorders>
             <w:shd w:val="clear" w:color="auto" w:fill="4472C4"/>
-            <w:tcMar>
-              <w:top w:w="50" w:type="dxa"/>
-              <w:left w:w="90" w:type="dxa"/>
-              <w:bottom w:w="50" w:type="dxa"/>
-              <w:right w:w="90" w:type="dxa"/>
-            </w:tcMar>
             <w:vAlign w:val="center"/>
           </w:tcPr>
           <w:p>
@@ -27391,12 +24593,6 @@
               <w:right w:val="single" w:sz="6" w:space="0" w:color="1F3864"/>
             </w:tcBorders>
             <w:shd w:val="clear" w:color="auto" w:fill="4472C4"/>
-            <w:tcMar>
-              <w:top w:w="50" w:type="dxa"/>
-              <w:left w:w="90" w:type="dxa"/>
-              <w:bottom w:w="50" w:type="dxa"/>
-              <w:right w:w="90" w:type="dxa"/>
-            </w:tcMar>
             <w:vAlign w:val="center"/>
           </w:tcPr>
           <w:p>
@@ -27435,12 +24631,6 @@
               <w:right w:val="single" w:sz="6" w:space="0" w:color="1F3864"/>
             </w:tcBorders>
             <w:shd w:val="clear" w:color="auto" w:fill="4472C4"/>
-            <w:tcMar>
-              <w:top w:w="50" w:type="dxa"/>
-              <w:left w:w="90" w:type="dxa"/>
-              <w:bottom w:w="50" w:type="dxa"/>
-              <w:right w:w="90" w:type="dxa"/>
-            </w:tcMar>
             <w:vAlign w:val="center"/>
           </w:tcPr>
           <w:p>
@@ -27479,12 +24669,6 @@
               <w:right w:val="single" w:sz="6" w:space="0" w:color="1F3864"/>
             </w:tcBorders>
             <w:shd w:val="clear" w:color="auto" w:fill="4472C4"/>
-            <w:tcMar>
-              <w:top w:w="50" w:type="dxa"/>
-              <w:left w:w="90" w:type="dxa"/>
-              <w:bottom w:w="50" w:type="dxa"/>
-              <w:right w:w="90" w:type="dxa"/>
-            </w:tcMar>
             <w:vAlign w:val="center"/>
           </w:tcPr>
           <w:p>
@@ -27550,12 +24734,6 @@
               <w:right w:val="single" w:sz="6" w:space="0" w:color="1F3864"/>
             </w:tcBorders>
             <w:shd w:val="clear" w:color="auto" w:fill="D9E2F3"/>
-            <w:tcMar>
-              <w:top w:w="50" w:type="dxa"/>
-              <w:left w:w="90" w:type="dxa"/>
-              <w:bottom w:w="50" w:type="dxa"/>
-              <w:right w:w="90" w:type="dxa"/>
-            </w:tcMar>
             <w:vAlign w:val="center"/>
           </w:tcPr>
           <w:p>
@@ -27588,12 +24766,6 @@
               <w:right w:val="single" w:sz="6" w:space="0" w:color="1F3864"/>
             </w:tcBorders>
             <w:shd w:val="clear" w:color="auto" w:fill="D9E2F3"/>
-            <w:tcMar>
-              <w:top w:w="50" w:type="dxa"/>
-              <w:left w:w="90" w:type="dxa"/>
-              <w:bottom w:w="50" w:type="dxa"/>
-              <w:right w:w="90" w:type="dxa"/>
-            </w:tcMar>
             <w:vAlign w:val="center"/>
           </w:tcPr>
           <w:p>
@@ -27626,12 +24798,6 @@
               <w:right w:val="single" w:sz="6" w:space="0" w:color="1F3864"/>
             </w:tcBorders>
             <w:shd w:val="clear" w:color="auto" w:fill="D9E2F3"/>
-            <w:tcMar>
-              <w:top w:w="50" w:type="dxa"/>
-              <w:left w:w="90" w:type="dxa"/>
-              <w:bottom w:w="50" w:type="dxa"/>
-              <w:right w:w="90" w:type="dxa"/>
-            </w:tcMar>
             <w:vAlign w:val="center"/>
           </w:tcPr>
           <w:p>
@@ -27664,12 +24830,6 @@
               <w:right w:val="single" w:sz="6" w:space="0" w:color="1F3864"/>
             </w:tcBorders>
             <w:shd w:val="clear" w:color="auto" w:fill="D9E2F3"/>
-            <w:tcMar>
-              <w:top w:w="50" w:type="dxa"/>
-              <w:left w:w="90" w:type="dxa"/>
-              <w:bottom w:w="50" w:type="dxa"/>
-              <w:right w:w="90" w:type="dxa"/>
-            </w:tcMar>
             <w:vAlign w:val="center"/>
           </w:tcPr>
           <w:p>
@@ -27729,12 +24889,6 @@
               <w:right w:val="single" w:sz="6" w:space="0" w:color="1F3864"/>
             </w:tcBorders>
             <w:shd w:val="clear" w:color="auto" w:fill="D9E2F3"/>
-            <w:tcMar>
-              <w:top w:w="50" w:type="dxa"/>
-              <w:left w:w="90" w:type="dxa"/>
-              <w:bottom w:w="50" w:type="dxa"/>
-              <w:right w:w="90" w:type="dxa"/>
-            </w:tcMar>
             <w:vAlign w:val="center"/>
           </w:tcPr>
           <w:p>
@@ -27767,12 +24921,6 @@
               <w:right w:val="single" w:sz="6" w:space="0" w:color="1F3864"/>
             </w:tcBorders>
             <w:shd w:val="clear" w:color="auto" w:fill="D9E2F3"/>
-            <w:tcMar>
-              <w:top w:w="50" w:type="dxa"/>
-              <w:left w:w="90" w:type="dxa"/>
-              <w:bottom w:w="50" w:type="dxa"/>
-              <w:right w:w="90" w:type="dxa"/>
-            </w:tcMar>
             <w:vAlign w:val="center"/>
           </w:tcPr>
           <w:p>
@@ -27805,12 +24953,6 @@
               <w:right w:val="single" w:sz="6" w:space="0" w:color="1F3864"/>
             </w:tcBorders>
             <w:shd w:val="clear" w:color="auto" w:fill="D9E2F3"/>
-            <w:tcMar>
-              <w:top w:w="50" w:type="dxa"/>
-              <w:left w:w="90" w:type="dxa"/>
-              <w:bottom w:w="50" w:type="dxa"/>
-              <w:right w:w="90" w:type="dxa"/>
-            </w:tcMar>
             <w:vAlign w:val="center"/>
           </w:tcPr>
           <w:p>
@@ -27843,12 +24985,6 @@
               <w:right w:val="single" w:sz="6" w:space="0" w:color="1F3864"/>
             </w:tcBorders>
             <w:shd w:val="clear" w:color="auto" w:fill="D9E2F3"/>
-            <w:tcMar>
-              <w:top w:w="50" w:type="dxa"/>
-              <w:left w:w="90" w:type="dxa"/>
-              <w:bottom w:w="50" w:type="dxa"/>
-              <w:right w:w="90" w:type="dxa"/>
-            </w:tcMar>
             <w:vAlign w:val="center"/>
           </w:tcPr>
           <w:p>
@@ -27908,12 +25044,6 @@
               <w:right w:val="single" w:sz="6" w:space="0" w:color="1F3864"/>
             </w:tcBorders>
             <w:shd w:val="clear" w:color="auto" w:fill="D9E2F3"/>
-            <w:tcMar>
-              <w:top w:w="50" w:type="dxa"/>
-              <w:left w:w="90" w:type="dxa"/>
-              <w:bottom w:w="50" w:type="dxa"/>
-              <w:right w:w="90" w:type="dxa"/>
-            </w:tcMar>
             <w:vAlign w:val="center"/>
           </w:tcPr>
           <w:p>
@@ -27946,12 +25076,6 @@
               <w:right w:val="single" w:sz="6" w:space="0" w:color="1F3864"/>
             </w:tcBorders>
             <w:shd w:val="clear" w:color="auto" w:fill="D9E2F3"/>
-            <w:tcMar>
-              <w:top w:w="50" w:type="dxa"/>
-              <w:left w:w="90" w:type="dxa"/>
-              <w:bottom w:w="50" w:type="dxa"/>
-              <w:right w:w="90" w:type="dxa"/>
-            </w:tcMar>
             <w:vAlign w:val="center"/>
           </w:tcPr>
           <w:p>
@@ -27984,12 +25108,6 @@
               <w:right w:val="single" w:sz="6" w:space="0" w:color="1F3864"/>
             </w:tcBorders>
             <w:shd w:val="clear" w:color="auto" w:fill="D9E2F3"/>
-            <w:tcMar>
-              <w:top w:w="50" w:type="dxa"/>
-              <w:left w:w="90" w:type="dxa"/>
-              <w:bottom w:w="50" w:type="dxa"/>
-              <w:right w:w="90" w:type="dxa"/>
-            </w:tcMar>
             <w:vAlign w:val="center"/>
           </w:tcPr>
           <w:p>
@@ -28022,12 +25140,6 @@
               <w:right w:val="single" w:sz="6" w:space="0" w:color="1F3864"/>
             </w:tcBorders>
             <w:shd w:val="clear" w:color="auto" w:fill="D9E2F3"/>
-            <w:tcMar>
-              <w:top w:w="50" w:type="dxa"/>
-              <w:left w:w="90" w:type="dxa"/>
-              <w:bottom w:w="50" w:type="dxa"/>
-              <w:right w:w="90" w:type="dxa"/>
-            </w:tcMar>
             <w:vAlign w:val="center"/>
           </w:tcPr>
           <w:p>
@@ -28087,12 +25199,6 @@
               <w:right w:val="single" w:sz="6" w:space="0" w:color="1F3864"/>
             </w:tcBorders>
             <w:shd w:val="clear" w:color="auto" w:fill="D9E2F3"/>
-            <w:tcMar>
-              <w:top w:w="50" w:type="dxa"/>
-              <w:left w:w="90" w:type="dxa"/>
-              <w:bottom w:w="50" w:type="dxa"/>
-              <w:right w:w="90" w:type="dxa"/>
-            </w:tcMar>
             <w:vAlign w:val="center"/>
           </w:tcPr>
           <w:p>
@@ -28174,12 +25280,6 @@
               <w:right w:val="single" w:sz="6" w:space="0" w:color="1F3864"/>
             </w:tcBorders>
             <w:shd w:val="clear" w:color="auto" w:fill="4472C4"/>
-            <w:tcMar>
-              <w:top w:w="50" w:type="dxa"/>
-              <w:left w:w="90" w:type="dxa"/>
-              <w:bottom w:w="50" w:type="dxa"/>
-              <w:right w:w="90" w:type="dxa"/>
-            </w:tcMar>
             <w:vAlign w:val="center"/>
           </w:tcPr>
           <w:p>
@@ -28259,12 +25359,6 @@
               <w:right w:val="single" w:sz="6" w:space="0" w:color="1F3864"/>
             </w:tcBorders>
             <w:shd w:val="clear" w:color="auto" w:fill="4472C4"/>
-            <w:tcMar>
-              <w:top w:w="50" w:type="dxa"/>
-              <w:left w:w="90" w:type="dxa"/>
-              <w:bottom w:w="50" w:type="dxa"/>
-              <w:right w:w="90" w:type="dxa"/>
-            </w:tcMar>
             <w:vAlign w:val="center"/>
           </w:tcPr>
           <w:p>
@@ -28303,12 +25397,6 @@
               <w:right w:val="single" w:sz="6" w:space="0" w:color="1F3864"/>
             </w:tcBorders>
             <w:shd w:val="clear" w:color="auto" w:fill="4472C4"/>
-            <w:tcMar>
-              <w:top w:w="50" w:type="dxa"/>
-              <w:left w:w="90" w:type="dxa"/>
-              <w:bottom w:w="50" w:type="dxa"/>
-              <w:right w:w="90" w:type="dxa"/>
-            </w:tcMar>
             <w:vAlign w:val="center"/>
           </w:tcPr>
           <w:p>
@@ -28347,12 +25435,6 @@
               <w:right w:val="single" w:sz="6" w:space="0" w:color="1F3864"/>
             </w:tcBorders>
             <w:shd w:val="clear" w:color="auto" w:fill="4472C4"/>
-            <w:tcMar>
-              <w:top w:w="50" w:type="dxa"/>
-              <w:left w:w="90" w:type="dxa"/>
-              <w:bottom w:w="50" w:type="dxa"/>
-              <w:right w:w="90" w:type="dxa"/>
-            </w:tcMar>
             <w:vAlign w:val="center"/>
           </w:tcPr>
           <w:p>
@@ -28391,12 +25473,6 @@
               <w:right w:val="single" w:sz="6" w:space="0" w:color="1F3864"/>
             </w:tcBorders>
             <w:shd w:val="clear" w:color="auto" w:fill="4472C4"/>
-            <w:tcMar>
-              <w:top w:w="50" w:type="dxa"/>
-              <w:left w:w="90" w:type="dxa"/>
-              <w:bottom w:w="50" w:type="dxa"/>
-              <w:right w:w="90" w:type="dxa"/>
-            </w:tcMar>
             <w:vAlign w:val="center"/>
           </w:tcPr>
           <w:p>
@@ -28462,12 +25538,6 @@
               <w:right w:val="single" w:sz="6" w:space="0" w:color="1F3864"/>
             </w:tcBorders>
             <w:shd w:val="clear" w:color="auto" w:fill="D9E2F3"/>
-            <w:tcMar>
-              <w:top w:w="50" w:type="dxa"/>
-              <w:left w:w="90" w:type="dxa"/>
-              <w:bottom w:w="50" w:type="dxa"/>
-              <w:right w:w="90" w:type="dxa"/>
-            </w:tcMar>
             <w:vAlign w:val="center"/>
           </w:tcPr>
           <w:p>
@@ -28500,12 +25570,6 @@
               <w:right w:val="single" w:sz="6" w:space="0" w:color="1F3864"/>
             </w:tcBorders>
             <w:shd w:val="clear" w:color="auto" w:fill="D9E2F3"/>
-            <w:tcMar>
-              <w:top w:w="50" w:type="dxa"/>
-              <w:left w:w="90" w:type="dxa"/>
-              <w:bottom w:w="50" w:type="dxa"/>
-              <w:right w:w="90" w:type="dxa"/>
-            </w:tcMar>
             <w:vAlign w:val="center"/>
           </w:tcPr>
           <w:p>
@@ -28538,12 +25602,6 @@
               <w:right w:val="single" w:sz="6" w:space="0" w:color="1F3864"/>
             </w:tcBorders>
             <w:shd w:val="clear" w:color="auto" w:fill="D9E2F3"/>
-            <w:tcMar>
-              <w:top w:w="50" w:type="dxa"/>
-              <w:left w:w="90" w:type="dxa"/>
-              <w:bottom w:w="50" w:type="dxa"/>
-              <w:right w:w="90" w:type="dxa"/>
-            </w:tcMar>
             <w:vAlign w:val="center"/>
           </w:tcPr>
           <w:p>
@@ -28576,12 +25634,6 @@
               <w:right w:val="single" w:sz="6" w:space="0" w:color="1F3864"/>
             </w:tcBorders>
             <w:shd w:val="clear" w:color="auto" w:fill="D9E2F3"/>
-            <w:tcMar>
-              <w:top w:w="50" w:type="dxa"/>
-              <w:left w:w="90" w:type="dxa"/>
-              <w:bottom w:w="50" w:type="dxa"/>
-              <w:right w:w="90" w:type="dxa"/>
-            </w:tcMar>
             <w:vAlign w:val="center"/>
           </w:tcPr>
           <w:p>
@@ -28641,12 +25693,6 @@
               <w:right w:val="single" w:sz="6" w:space="0" w:color="1F3864"/>
             </w:tcBorders>
             <w:shd w:val="clear" w:color="auto" w:fill="D9E2F3"/>
-            <w:tcMar>
-              <w:top w:w="50" w:type="dxa"/>
-              <w:left w:w="90" w:type="dxa"/>
-              <w:bottom w:w="50" w:type="dxa"/>
-              <w:right w:w="90" w:type="dxa"/>
-            </w:tcMar>
             <w:vAlign w:val="center"/>
           </w:tcPr>
           <w:p>
@@ -28679,12 +25725,6 @@
               <w:right w:val="single" w:sz="6" w:space="0" w:color="1F3864"/>
             </w:tcBorders>
             <w:shd w:val="clear" w:color="auto" w:fill="D9E2F3"/>
-            <w:tcMar>
-              <w:top w:w="50" w:type="dxa"/>
-              <w:left w:w="90" w:type="dxa"/>
-              <w:bottom w:w="50" w:type="dxa"/>
-              <w:right w:w="90" w:type="dxa"/>
-            </w:tcMar>
             <w:vAlign w:val="center"/>
           </w:tcPr>
           <w:p>
@@ -28717,12 +25757,6 @@
               <w:right w:val="single" w:sz="6" w:space="0" w:color="1F3864"/>
             </w:tcBorders>
             <w:shd w:val="clear" w:color="auto" w:fill="D9E2F3"/>
-            <w:tcMar>
-              <w:top w:w="50" w:type="dxa"/>
-              <w:left w:w="90" w:type="dxa"/>
-              <w:bottom w:w="50" w:type="dxa"/>
-              <w:right w:w="90" w:type="dxa"/>
-            </w:tcMar>
             <w:vAlign w:val="center"/>
           </w:tcPr>
           <w:p>
@@ -28755,12 +25789,6 @@
               <w:right w:val="single" w:sz="6" w:space="0" w:color="1F3864"/>
             </w:tcBorders>
             <w:shd w:val="clear" w:color="auto" w:fill="D9E2F3"/>
-            <w:tcMar>
-              <w:top w:w="50" w:type="dxa"/>
-              <w:left w:w="90" w:type="dxa"/>
-              <w:bottom w:w="50" w:type="dxa"/>
-              <w:right w:w="90" w:type="dxa"/>
-            </w:tcMar>
             <w:vAlign w:val="center"/>
           </w:tcPr>
           <w:p>
@@ -28820,12 +25848,6 @@
               <w:right w:val="single" w:sz="6" w:space="0" w:color="1F3864"/>
             </w:tcBorders>
             <w:shd w:val="clear" w:color="auto" w:fill="D9E2F3"/>
-            <w:tcMar>
-              <w:top w:w="50" w:type="dxa"/>
-              <w:left w:w="90" w:type="dxa"/>
-              <w:bottom w:w="50" w:type="dxa"/>
-              <w:right w:w="90" w:type="dxa"/>
-            </w:tcMar>
             <w:vAlign w:val="center"/>
           </w:tcPr>
           <w:p>
@@ -28858,12 +25880,6 @@
               <w:right w:val="single" w:sz="6" w:space="0" w:color="1F3864"/>
             </w:tcBorders>
             <w:shd w:val="clear" w:color="auto" w:fill="D9E2F3"/>
-            <w:tcMar>
-              <w:top w:w="50" w:type="dxa"/>
-              <w:left w:w="90" w:type="dxa"/>
-              <w:bottom w:w="50" w:type="dxa"/>
-              <w:right w:w="90" w:type="dxa"/>
-            </w:tcMar>
             <w:vAlign w:val="center"/>
           </w:tcPr>
           <w:p>
@@ -28896,12 +25912,6 @@
               <w:right w:val="single" w:sz="6" w:space="0" w:color="1F3864"/>
             </w:tcBorders>
             <w:shd w:val="clear" w:color="auto" w:fill="D9E2F3"/>
-            <w:tcMar>
-              <w:top w:w="50" w:type="dxa"/>
-              <w:left w:w="90" w:type="dxa"/>
-              <w:bottom w:w="50" w:type="dxa"/>
-              <w:right w:w="90" w:type="dxa"/>
-            </w:tcMar>
             <w:vAlign w:val="center"/>
           </w:tcPr>
           <w:p>
@@ -28934,12 +25944,6 @@
               <w:right w:val="single" w:sz="6" w:space="0" w:color="1F3864"/>
             </w:tcBorders>
             <w:shd w:val="clear" w:color="auto" w:fill="D9E2F3"/>
-            <w:tcMar>
-              <w:top w:w="50" w:type="dxa"/>
-              <w:left w:w="90" w:type="dxa"/>
-              <w:bottom w:w="50" w:type="dxa"/>
-              <w:right w:w="90" w:type="dxa"/>
-            </w:tcMar>
             <w:vAlign w:val="center"/>
           </w:tcPr>
           <w:p>
@@ -28999,12 +26003,6 @@
               <w:right w:val="single" w:sz="6" w:space="0" w:color="1F3864"/>
             </w:tcBorders>
             <w:shd w:val="clear" w:color="auto" w:fill="D9E2F3"/>
-            <w:tcMar>
-              <w:top w:w="50" w:type="dxa"/>
-              <w:left w:w="90" w:type="dxa"/>
-              <w:bottom w:w="50" w:type="dxa"/>
-              <w:right w:w="90" w:type="dxa"/>
-            </w:tcMar>
             <w:vAlign w:val="center"/>
           </w:tcPr>
           <w:p>
@@ -29074,12 +26072,6 @@
               <w:right w:val="single" w:sz="6" w:space="0" w:color="1F3864"/>
             </w:tcBorders>
             <w:shd w:val="clear" w:color="auto" w:fill="4472C4"/>
-            <w:tcMar>
-              <w:top w:w="50" w:type="dxa"/>
-              <w:left w:w="90" w:type="dxa"/>
-              <w:bottom w:w="50" w:type="dxa"/>
-              <w:right w:w="90" w:type="dxa"/>
-            </w:tcMar>
             <w:vAlign w:val="center"/>
           </w:tcPr>
           <w:p>
@@ -29146,12 +26138,6 @@
               <w:right w:val="single" w:sz="6" w:space="0" w:color="1F3864"/>
             </w:tcBorders>
             <w:shd w:val="clear" w:color="auto" w:fill="4472C4"/>
-            <w:tcMar>
-              <w:top w:w="50" w:type="dxa"/>
-              <w:left w:w="90" w:type="dxa"/>
-              <w:bottom w:w="50" w:type="dxa"/>
-              <w:right w:w="90" w:type="dxa"/>
-            </w:tcMar>
             <w:vAlign w:val="center"/>
           </w:tcPr>
           <w:p>
@@ -29190,12 +26176,6 @@
               <w:right w:val="single" w:sz="6" w:space="0" w:color="1F3864"/>
             </w:tcBorders>
             <w:shd w:val="clear" w:color="auto" w:fill="4472C4"/>
-            <w:tcMar>
-              <w:top w:w="50" w:type="dxa"/>
-              <w:left w:w="90" w:type="dxa"/>
-              <w:bottom w:w="50" w:type="dxa"/>
-              <w:right w:w="90" w:type="dxa"/>
-            </w:tcMar>
             <w:vAlign w:val="center"/>
           </w:tcPr>
           <w:p>
@@ -29234,12 +26214,6 @@
               <w:right w:val="single" w:sz="6" w:space="0" w:color="1F3864"/>
             </w:tcBorders>
             <w:shd w:val="clear" w:color="auto" w:fill="4472C4"/>
-            <w:tcMar>
-              <w:top w:w="50" w:type="dxa"/>
-              <w:left w:w="90" w:type="dxa"/>
-              <w:bottom w:w="50" w:type="dxa"/>
-              <w:right w:w="90" w:type="dxa"/>
-            </w:tcMar>
             <w:vAlign w:val="center"/>
           </w:tcPr>
           <w:p>
@@ -29278,12 +26252,6 @@
               <w:right w:val="single" w:sz="6" w:space="0" w:color="1F3864"/>
             </w:tcBorders>
             <w:shd w:val="clear" w:color="auto" w:fill="4472C4"/>
-            <w:tcMar>
-              <w:top w:w="50" w:type="dxa"/>
-              <w:left w:w="90" w:type="dxa"/>
-              <w:bottom w:w="50" w:type="dxa"/>
-              <w:right w:w="90" w:type="dxa"/>
-            </w:tcMar>
             <w:vAlign w:val="center"/>
           </w:tcPr>
           <w:p>
@@ -29349,12 +26317,6 @@
               <w:right w:val="single" w:sz="6" w:space="0" w:color="1F3864"/>
             </w:tcBorders>
             <w:shd w:val="clear" w:color="auto" w:fill="D9E2F3"/>
-            <w:tcMar>
-              <w:top w:w="50" w:type="dxa"/>
-              <w:left w:w="90" w:type="dxa"/>
-              <w:bottom w:w="50" w:type="dxa"/>
-              <w:right w:w="90" w:type="dxa"/>
-            </w:tcMar>
             <w:vAlign w:val="center"/>
           </w:tcPr>
           <w:p>
@@ -29387,12 +26349,6 @@
               <w:right w:val="single" w:sz="6" w:space="0" w:color="1F3864"/>
             </w:tcBorders>
             <w:shd w:val="clear" w:color="auto" w:fill="D9E2F3"/>
-            <w:tcMar>
-              <w:top w:w="50" w:type="dxa"/>
-              <w:left w:w="90" w:type="dxa"/>
-              <w:bottom w:w="50" w:type="dxa"/>
-              <w:right w:w="90" w:type="dxa"/>
-            </w:tcMar>
             <w:vAlign w:val="center"/>
           </w:tcPr>
           <w:p>
@@ -29425,12 +26381,6 @@
               <w:right w:val="single" w:sz="6" w:space="0" w:color="1F3864"/>
             </w:tcBorders>
             <w:shd w:val="clear" w:color="auto" w:fill="D9E2F3"/>
-            <w:tcMar>
-              <w:top w:w="50" w:type="dxa"/>
-              <w:left w:w="90" w:type="dxa"/>
-              <w:bottom w:w="50" w:type="dxa"/>
-              <w:right w:w="90" w:type="dxa"/>
-            </w:tcMar>
             <w:vAlign w:val="center"/>
           </w:tcPr>
           <w:p>
@@ -29463,12 +26413,6 @@
               <w:right w:val="single" w:sz="6" w:space="0" w:color="1F3864"/>
             </w:tcBorders>
             <w:shd w:val="clear" w:color="auto" w:fill="D9E2F3"/>
-            <w:tcMar>
-              <w:top w:w="50" w:type="dxa"/>
-              <w:left w:w="90" w:type="dxa"/>
-              <w:bottom w:w="50" w:type="dxa"/>
-              <w:right w:w="90" w:type="dxa"/>
-            </w:tcMar>
             <w:vAlign w:val="center"/>
           </w:tcPr>
           <w:p>
@@ -29528,12 +26472,6 @@
               <w:right w:val="single" w:sz="6" w:space="0" w:color="1F3864"/>
             </w:tcBorders>
             <w:shd w:val="clear" w:color="auto" w:fill="D9E2F3"/>
-            <w:tcMar>
-              <w:top w:w="50" w:type="dxa"/>
-              <w:left w:w="90" w:type="dxa"/>
-              <w:bottom w:w="50" w:type="dxa"/>
-              <w:right w:w="90" w:type="dxa"/>
-            </w:tcMar>
             <w:vAlign w:val="center"/>
           </w:tcPr>
           <w:p>
@@ -29566,12 +26504,6 @@
               <w:right w:val="single" w:sz="6" w:space="0" w:color="1F3864"/>
             </w:tcBorders>
             <w:shd w:val="clear" w:color="auto" w:fill="D9E2F3"/>
-            <w:tcMar>
-              <w:top w:w="50" w:type="dxa"/>
-              <w:left w:w="90" w:type="dxa"/>
-              <w:bottom w:w="50" w:type="dxa"/>
-              <w:right w:w="90" w:type="dxa"/>
-            </w:tcMar>
             <w:vAlign w:val="center"/>
           </w:tcPr>
           <w:p>
@@ -29604,12 +26536,6 @@
               <w:right w:val="single" w:sz="6" w:space="0" w:color="1F3864"/>
             </w:tcBorders>
             <w:shd w:val="clear" w:color="auto" w:fill="D9E2F3"/>
-            <w:tcMar>
-              <w:top w:w="50" w:type="dxa"/>
-              <w:left w:w="90" w:type="dxa"/>
-              <w:bottom w:w="50" w:type="dxa"/>
-              <w:right w:w="90" w:type="dxa"/>
-            </w:tcMar>
             <w:vAlign w:val="center"/>
           </w:tcPr>
           <w:p>
@@ -29642,12 +26568,6 @@
               <w:right w:val="single" w:sz="6" w:space="0" w:color="1F3864"/>
             </w:tcBorders>
             <w:shd w:val="clear" w:color="auto" w:fill="D9E2F3"/>
-            <w:tcMar>
-              <w:top w:w="50" w:type="dxa"/>
-              <w:left w:w="90" w:type="dxa"/>
-              <w:bottom w:w="50" w:type="dxa"/>
-              <w:right w:w="90" w:type="dxa"/>
-            </w:tcMar>
             <w:vAlign w:val="center"/>
           </w:tcPr>
           <w:p>
@@ -29707,12 +26627,6 @@
               <w:right w:val="single" w:sz="6" w:space="0" w:color="1F3864"/>
             </w:tcBorders>
             <w:shd w:val="clear" w:color="auto" w:fill="D9E2F3"/>
-            <w:tcMar>
-              <w:top w:w="50" w:type="dxa"/>
-              <w:left w:w="90" w:type="dxa"/>
-              <w:bottom w:w="50" w:type="dxa"/>
-              <w:right w:w="90" w:type="dxa"/>
-            </w:tcMar>
             <w:vAlign w:val="center"/>
           </w:tcPr>
           <w:p>
@@ -29745,12 +26659,6 @@
               <w:right w:val="single" w:sz="6" w:space="0" w:color="1F3864"/>
             </w:tcBorders>
             <w:shd w:val="clear" w:color="auto" w:fill="D9E2F3"/>
-            <w:tcMar>
-              <w:top w:w="50" w:type="dxa"/>
-              <w:left w:w="90" w:type="dxa"/>
-              <w:bottom w:w="50" w:type="dxa"/>
-              <w:right w:w="90" w:type="dxa"/>
-            </w:tcMar>
             <w:vAlign w:val="center"/>
           </w:tcPr>
           <w:p>
@@ -29783,12 +26691,6 @@
               <w:right w:val="single" w:sz="6" w:space="0" w:color="1F3864"/>
             </w:tcBorders>
             <w:shd w:val="clear" w:color="auto" w:fill="D9E2F3"/>
-            <w:tcMar>
-              <w:top w:w="50" w:type="dxa"/>
-              <w:left w:w="90" w:type="dxa"/>
-              <w:bottom w:w="50" w:type="dxa"/>
-              <w:right w:w="90" w:type="dxa"/>
-            </w:tcMar>
             <w:vAlign w:val="center"/>
           </w:tcPr>
           <w:p>
@@ -29821,12 +26723,6 @@
               <w:right w:val="single" w:sz="6" w:space="0" w:color="1F3864"/>
             </w:tcBorders>
             <w:shd w:val="clear" w:color="auto" w:fill="D9E2F3"/>
-            <w:tcMar>
-              <w:top w:w="50" w:type="dxa"/>
-              <w:left w:w="90" w:type="dxa"/>
-              <w:bottom w:w="50" w:type="dxa"/>
-              <w:right w:w="90" w:type="dxa"/>
-            </w:tcMar>
             <w:vAlign w:val="center"/>
           </w:tcPr>
           <w:p>
@@ -29886,12 +26782,6 @@
               <w:right w:val="single" w:sz="6" w:space="0" w:color="1F3864"/>
             </w:tcBorders>
             <w:shd w:val="clear" w:color="auto" w:fill="D9E2F3"/>
-            <w:tcMar>
-              <w:top w:w="50" w:type="dxa"/>
-              <w:left w:w="90" w:type="dxa"/>
-              <w:bottom w:w="50" w:type="dxa"/>
-              <w:right w:w="90" w:type="dxa"/>
-            </w:tcMar>
             <w:vAlign w:val="center"/>
           </w:tcPr>
           <w:p>
@@ -29961,12 +26851,6 @@
               <w:right w:val="single" w:sz="6" w:space="0" w:color="1F3864"/>
             </w:tcBorders>
             <w:shd w:val="clear" w:color="auto" w:fill="4472C4"/>
-            <w:tcMar>
-              <w:top w:w="50" w:type="dxa"/>
-              <w:left w:w="90" w:type="dxa"/>
-              <w:bottom w:w="50" w:type="dxa"/>
-              <w:right w:w="90" w:type="dxa"/>
-            </w:tcMar>
             <w:vAlign w:val="center"/>
           </w:tcPr>
           <w:p>
@@ -30046,12 +26930,6 @@
               <w:right w:val="single" w:sz="6" w:space="0" w:color="1F3864"/>
             </w:tcBorders>
             <w:shd w:val="clear" w:color="auto" w:fill="4472C4"/>
-            <w:tcMar>
-              <w:top w:w="50" w:type="dxa"/>
-              <w:left w:w="90" w:type="dxa"/>
-              <w:bottom w:w="50" w:type="dxa"/>
-              <w:right w:w="90" w:type="dxa"/>
-            </w:tcMar>
             <w:vAlign w:val="center"/>
           </w:tcPr>
           <w:p>
@@ -30090,12 +26968,6 @@
               <w:right w:val="single" w:sz="6" w:space="0" w:color="1F3864"/>
             </w:tcBorders>
             <w:shd w:val="clear" w:color="auto" w:fill="4472C4"/>
-            <w:tcMar>
-              <w:top w:w="50" w:type="dxa"/>
-              <w:left w:w="90" w:type="dxa"/>
-              <w:bottom w:w="50" w:type="dxa"/>
-              <w:right w:w="90" w:type="dxa"/>
-            </w:tcMar>
             <w:vAlign w:val="center"/>
           </w:tcPr>
           <w:p>
@@ -30134,12 +27006,6 @@
               <w:right w:val="single" w:sz="6" w:space="0" w:color="1F3864"/>
             </w:tcBorders>
             <w:shd w:val="clear" w:color="auto" w:fill="4472C4"/>
-            <w:tcMar>
-              <w:top w:w="50" w:type="dxa"/>
-              <w:left w:w="90" w:type="dxa"/>
-              <w:bottom w:w="50" w:type="dxa"/>
-              <w:right w:w="90" w:type="dxa"/>
-            </w:tcMar>
             <w:vAlign w:val="center"/>
           </w:tcPr>
           <w:p>
@@ -30178,12 +27044,6 @@
               <w:right w:val="single" w:sz="6" w:space="0" w:color="1F3864"/>
             </w:tcBorders>
             <w:shd w:val="clear" w:color="auto" w:fill="4472C4"/>
-            <w:tcMar>
-              <w:top w:w="50" w:type="dxa"/>
-              <w:left w:w="90" w:type="dxa"/>
-              <w:bottom w:w="50" w:type="dxa"/>
-              <w:right w:w="90" w:type="dxa"/>
-            </w:tcMar>
             <w:vAlign w:val="center"/>
           </w:tcPr>
           <w:p>
@@ -30249,12 +27109,6 @@
               <w:right w:val="single" w:sz="6" w:space="0" w:color="1F3864"/>
             </w:tcBorders>
             <w:shd w:val="clear" w:color="auto" w:fill="D9E2F3"/>
-            <w:tcMar>
-              <w:top w:w="50" w:type="dxa"/>
-              <w:left w:w="90" w:type="dxa"/>
-              <w:bottom w:w="50" w:type="dxa"/>
-              <w:right w:w="90" w:type="dxa"/>
-            </w:tcMar>
             <w:vAlign w:val="center"/>
           </w:tcPr>
           <w:p>
@@ -30287,12 +27141,6 @@
               <w:right w:val="single" w:sz="6" w:space="0" w:color="1F3864"/>
             </w:tcBorders>
             <w:shd w:val="clear" w:color="auto" w:fill="D9E2F3"/>
-            <w:tcMar>
-              <w:top w:w="50" w:type="dxa"/>
-              <w:left w:w="90" w:type="dxa"/>
-              <w:bottom w:w="50" w:type="dxa"/>
-              <w:right w:w="90" w:type="dxa"/>
-            </w:tcMar>
             <w:vAlign w:val="center"/>
           </w:tcPr>
           <w:p>
@@ -30325,12 +27173,6 @@
               <w:right w:val="single" w:sz="6" w:space="0" w:color="1F3864"/>
             </w:tcBorders>
             <w:shd w:val="clear" w:color="auto" w:fill="D9E2F3"/>
-            <w:tcMar>
-              <w:top w:w="50" w:type="dxa"/>
-              <w:left w:w="90" w:type="dxa"/>
-              <w:bottom w:w="50" w:type="dxa"/>
-              <w:right w:w="90" w:type="dxa"/>
-            </w:tcMar>
             <w:vAlign w:val="center"/>
           </w:tcPr>
           <w:p>
@@ -30363,12 +27205,6 @@
               <w:right w:val="single" w:sz="6" w:space="0" w:color="1F3864"/>
             </w:tcBorders>
             <w:shd w:val="clear" w:color="auto" w:fill="D9E2F3"/>
-            <w:tcMar>
-              <w:top w:w="50" w:type="dxa"/>
-              <w:left w:w="90" w:type="dxa"/>
-              <w:bottom w:w="50" w:type="dxa"/>
-              <w:right w:w="90" w:type="dxa"/>
-            </w:tcMar>
             <w:vAlign w:val="center"/>
           </w:tcPr>
           <w:p>
@@ -30428,12 +27264,6 @@
               <w:right w:val="single" w:sz="6" w:space="0" w:color="1F3864"/>
             </w:tcBorders>
             <w:shd w:val="clear" w:color="auto" w:fill="D9E2F3"/>
-            <w:tcMar>
-              <w:top w:w="50" w:type="dxa"/>
-              <w:left w:w="90" w:type="dxa"/>
-              <w:bottom w:w="50" w:type="dxa"/>
-              <w:right w:w="90" w:type="dxa"/>
-            </w:tcMar>
             <w:vAlign w:val="center"/>
           </w:tcPr>
           <w:p>
@@ -30466,12 +27296,6 @@
               <w:right w:val="single" w:sz="6" w:space="0" w:color="1F3864"/>
             </w:tcBorders>
             <w:shd w:val="clear" w:color="auto" w:fill="D9E2F3"/>
-            <w:tcMar>
-              <w:top w:w="50" w:type="dxa"/>
-              <w:left w:w="90" w:type="dxa"/>
-              <w:bottom w:w="50" w:type="dxa"/>
-              <w:right w:w="90" w:type="dxa"/>
-            </w:tcMar>
             <w:vAlign w:val="center"/>
           </w:tcPr>
           <w:p>
@@ -30504,12 +27328,6 @@
               <w:right w:val="single" w:sz="6" w:space="0" w:color="1F3864"/>
             </w:tcBorders>
             <w:shd w:val="clear" w:color="auto" w:fill="D9E2F3"/>
-            <w:tcMar>
-              <w:top w:w="50" w:type="dxa"/>
-              <w:left w:w="90" w:type="dxa"/>
-              <w:bottom w:w="50" w:type="dxa"/>
-              <w:right w:w="90" w:type="dxa"/>
-            </w:tcMar>
             <w:vAlign w:val="center"/>
           </w:tcPr>
           <w:p>
@@ -30542,12 +27360,6 @@
               <w:right w:val="single" w:sz="6" w:space="0" w:color="1F3864"/>
             </w:tcBorders>
             <w:shd w:val="clear" w:color="auto" w:fill="D9E2F3"/>
-            <w:tcMar>
-              <w:top w:w="50" w:type="dxa"/>
-              <w:left w:w="90" w:type="dxa"/>
-              <w:bottom w:w="50" w:type="dxa"/>
-              <w:right w:w="90" w:type="dxa"/>
-            </w:tcMar>
             <w:vAlign w:val="center"/>
           </w:tcPr>
           <w:p>
@@ -30607,12 +27419,6 @@
               <w:right w:val="single" w:sz="6" w:space="0" w:color="1F3864"/>
             </w:tcBorders>
             <w:shd w:val="clear" w:color="auto" w:fill="D9E2F3"/>
-            <w:tcMar>
-              <w:top w:w="50" w:type="dxa"/>
-              <w:left w:w="90" w:type="dxa"/>
-              <w:bottom w:w="50" w:type="dxa"/>
-              <w:right w:w="90" w:type="dxa"/>
-            </w:tcMar>
             <w:vAlign w:val="center"/>
           </w:tcPr>
           <w:p>
@@ -30645,12 +27451,6 @@
               <w:right w:val="single" w:sz="6" w:space="0" w:color="1F3864"/>
             </w:tcBorders>
             <w:shd w:val="clear" w:color="auto" w:fill="D9E2F3"/>
-            <w:tcMar>
-              <w:top w:w="50" w:type="dxa"/>
-              <w:left w:w="90" w:type="dxa"/>
-              <w:bottom w:w="50" w:type="dxa"/>
-              <w:right w:w="90" w:type="dxa"/>
-            </w:tcMar>
             <w:vAlign w:val="center"/>
           </w:tcPr>
           <w:p>
@@ -30683,12 +27483,6 @@
               <w:right w:val="single" w:sz="6" w:space="0" w:color="1F3864"/>
             </w:tcBorders>
             <w:shd w:val="clear" w:color="auto" w:fill="D9E2F3"/>
-            <w:tcMar>
-              <w:top w:w="50" w:type="dxa"/>
-              <w:left w:w="90" w:type="dxa"/>
-              <w:bottom w:w="50" w:type="dxa"/>
-              <w:right w:w="90" w:type="dxa"/>
-            </w:tcMar>
             <w:vAlign w:val="center"/>
           </w:tcPr>
           <w:p>
@@ -30721,12 +27515,6 @@
               <w:right w:val="single" w:sz="6" w:space="0" w:color="1F3864"/>
             </w:tcBorders>
             <w:shd w:val="clear" w:color="auto" w:fill="D9E2F3"/>
-            <w:tcMar>
-              <w:top w:w="50" w:type="dxa"/>
-              <w:left w:w="90" w:type="dxa"/>
-              <w:bottom w:w="50" w:type="dxa"/>
-              <w:right w:w="90" w:type="dxa"/>
-            </w:tcMar>
             <w:vAlign w:val="center"/>
           </w:tcPr>
           <w:p>
@@ -30786,12 +27574,6 @@
               <w:right w:val="single" w:sz="6" w:space="0" w:color="1F3864"/>
             </w:tcBorders>
             <w:shd w:val="clear" w:color="auto" w:fill="D9E2F3"/>
-            <w:tcMar>
-              <w:top w:w="50" w:type="dxa"/>
-              <w:left w:w="90" w:type="dxa"/>
-              <w:bottom w:w="50" w:type="dxa"/>
-              <w:right w:w="90" w:type="dxa"/>
-            </w:tcMar>
             <w:vAlign w:val="center"/>
           </w:tcPr>
           <w:p>
@@ -30885,12 +27667,6 @@
               <w:right w:val="single" w:sz="6" w:space="0" w:color="1F3864"/>
             </w:tcBorders>
             <w:shd w:val="clear" w:color="auto" w:fill="4472C4"/>
-            <w:tcMar>
-              <w:top w:w="50" w:type="dxa"/>
-              <w:left w:w="90" w:type="dxa"/>
-              <w:bottom w:w="50" w:type="dxa"/>
-              <w:right w:w="90" w:type="dxa"/>
-            </w:tcMar>
             <w:vAlign w:val="center"/>
           </w:tcPr>
           <w:p>
@@ -30983,12 +27759,6 @@
               <w:right w:val="single" w:sz="6" w:space="0" w:color="1F3864"/>
             </w:tcBorders>
             <w:shd w:val="clear" w:color="auto" w:fill="4472C4"/>
-            <w:tcMar>
-              <w:top w:w="50" w:type="dxa"/>
-              <w:left w:w="90" w:type="dxa"/>
-              <w:bottom w:w="50" w:type="dxa"/>
-              <w:right w:w="90" w:type="dxa"/>
-            </w:tcMar>
             <w:vAlign w:val="center"/>
           </w:tcPr>
           <w:p>
@@ -31027,12 +27797,6 @@
               <w:right w:val="single" w:sz="6" w:space="0" w:color="1F3864"/>
             </w:tcBorders>
             <w:shd w:val="clear" w:color="auto" w:fill="4472C4"/>
-            <w:tcMar>
-              <w:top w:w="50" w:type="dxa"/>
-              <w:left w:w="90" w:type="dxa"/>
-              <w:bottom w:w="50" w:type="dxa"/>
-              <w:right w:w="90" w:type="dxa"/>
-            </w:tcMar>
             <w:vAlign w:val="center"/>
           </w:tcPr>
           <w:p>
@@ -31071,12 +27835,6 @@
               <w:right w:val="single" w:sz="6" w:space="0" w:color="1F3864"/>
             </w:tcBorders>
             <w:shd w:val="clear" w:color="auto" w:fill="4472C4"/>
-            <w:tcMar>
-              <w:top w:w="50" w:type="dxa"/>
-              <w:left w:w="90" w:type="dxa"/>
-              <w:bottom w:w="50" w:type="dxa"/>
-              <w:right w:w="90" w:type="dxa"/>
-            </w:tcMar>
             <w:vAlign w:val="center"/>
           </w:tcPr>
           <w:p>
@@ -31115,12 +27873,6 @@
               <w:right w:val="single" w:sz="6" w:space="0" w:color="1F3864"/>
             </w:tcBorders>
             <w:shd w:val="clear" w:color="auto" w:fill="4472C4"/>
-            <w:tcMar>
-              <w:top w:w="50" w:type="dxa"/>
-              <w:left w:w="90" w:type="dxa"/>
-              <w:bottom w:w="50" w:type="dxa"/>
-              <w:right w:w="90" w:type="dxa"/>
-            </w:tcMar>
             <w:vAlign w:val="center"/>
           </w:tcPr>
           <w:p>
@@ -31186,12 +27938,6 @@
               <w:right w:val="single" w:sz="6" w:space="0" w:color="1F3864"/>
             </w:tcBorders>
             <w:shd w:val="clear" w:color="auto" w:fill="D9E2F3"/>
-            <w:tcMar>
-              <w:top w:w="50" w:type="dxa"/>
-              <w:left w:w="90" w:type="dxa"/>
-              <w:bottom w:w="50" w:type="dxa"/>
-              <w:right w:w="90" w:type="dxa"/>
-            </w:tcMar>
             <w:vAlign w:val="center"/>
           </w:tcPr>
           <w:p>
@@ -31224,12 +27970,6 @@
               <w:right w:val="single" w:sz="6" w:space="0" w:color="1F3864"/>
             </w:tcBorders>
             <w:shd w:val="clear" w:color="auto" w:fill="D9E2F3"/>
-            <w:tcMar>
-              <w:top w:w="50" w:type="dxa"/>
-              <w:left w:w="90" w:type="dxa"/>
-              <w:bottom w:w="50" w:type="dxa"/>
-              <w:right w:w="90" w:type="dxa"/>
-            </w:tcMar>
             <w:vAlign w:val="center"/>
           </w:tcPr>
           <w:p>
@@ -31262,12 +28002,6 @@
               <w:right w:val="single" w:sz="6" w:space="0" w:color="1F3864"/>
             </w:tcBorders>
             <w:shd w:val="clear" w:color="auto" w:fill="D9E2F3"/>
-            <w:tcMar>
-              <w:top w:w="50" w:type="dxa"/>
-              <w:left w:w="90" w:type="dxa"/>
-              <w:bottom w:w="50" w:type="dxa"/>
-              <w:right w:w="90" w:type="dxa"/>
-            </w:tcMar>
             <w:vAlign w:val="center"/>
           </w:tcPr>
           <w:p>
@@ -31300,12 +28034,6 @@
               <w:right w:val="single" w:sz="6" w:space="0" w:color="1F3864"/>
             </w:tcBorders>
             <w:shd w:val="clear" w:color="auto" w:fill="D9E2F3"/>
-            <w:tcMar>
-              <w:top w:w="50" w:type="dxa"/>
-              <w:left w:w="90" w:type="dxa"/>
-              <w:bottom w:w="50" w:type="dxa"/>
-              <w:right w:w="90" w:type="dxa"/>
-            </w:tcMar>
             <w:vAlign w:val="center"/>
           </w:tcPr>
           <w:p>
@@ -31365,12 +28093,6 @@
               <w:right w:val="single" w:sz="6" w:space="0" w:color="1F3864"/>
             </w:tcBorders>
             <w:shd w:val="clear" w:color="auto" w:fill="D9E2F3"/>
-            <w:tcMar>
-              <w:top w:w="50" w:type="dxa"/>
-              <w:left w:w="90" w:type="dxa"/>
-              <w:bottom w:w="50" w:type="dxa"/>
-              <w:right w:w="90" w:type="dxa"/>
-            </w:tcMar>
             <w:vAlign w:val="center"/>
           </w:tcPr>
           <w:p>
@@ -31403,12 +28125,6 @@
               <w:right w:val="single" w:sz="6" w:space="0" w:color="1F3864"/>
             </w:tcBorders>
             <w:shd w:val="clear" w:color="auto" w:fill="D9E2F3"/>
-            <w:tcMar>
-              <w:top w:w="50" w:type="dxa"/>
-              <w:left w:w="90" w:type="dxa"/>
-              <w:bottom w:w="50" w:type="dxa"/>
-              <w:right w:w="90" w:type="dxa"/>
-            </w:tcMar>
             <w:vAlign w:val="center"/>
           </w:tcPr>
           <w:p>
@@ -31441,12 +28157,6 @@
               <w:right w:val="single" w:sz="6" w:space="0" w:color="1F3864"/>
             </w:tcBorders>
             <w:shd w:val="clear" w:color="auto" w:fill="D9E2F3"/>
-            <w:tcMar>
-              <w:top w:w="50" w:type="dxa"/>
-              <w:left w:w="90" w:type="dxa"/>
-              <w:bottom w:w="50" w:type="dxa"/>
-              <w:right w:w="90" w:type="dxa"/>
-            </w:tcMar>
             <w:vAlign w:val="center"/>
           </w:tcPr>
           <w:p>
@@ -31479,12 +28189,6 @@
               <w:right w:val="single" w:sz="6" w:space="0" w:color="1F3864"/>
             </w:tcBorders>
             <w:shd w:val="clear" w:color="auto" w:fill="D9E2F3"/>
-            <w:tcMar>
-              <w:top w:w="50" w:type="dxa"/>
-              <w:left w:w="90" w:type="dxa"/>
-              <w:bottom w:w="50" w:type="dxa"/>
-              <w:right w:w="90" w:type="dxa"/>
-            </w:tcMar>
             <w:vAlign w:val="center"/>
           </w:tcPr>
           <w:p>
@@ -31544,12 +28248,6 @@
               <w:right w:val="single" w:sz="6" w:space="0" w:color="1F3864"/>
             </w:tcBorders>
             <w:shd w:val="clear" w:color="auto" w:fill="D9E2F3"/>
-            <w:tcMar>
-              <w:top w:w="50" w:type="dxa"/>
-              <w:left w:w="90" w:type="dxa"/>
-              <w:bottom w:w="50" w:type="dxa"/>
-              <w:right w:w="90" w:type="dxa"/>
-            </w:tcMar>
             <w:vAlign w:val="center"/>
           </w:tcPr>
           <w:p>
@@ -31582,12 +28280,6 @@
               <w:right w:val="single" w:sz="6" w:space="0" w:color="1F3864"/>
             </w:tcBorders>
             <w:shd w:val="clear" w:color="auto" w:fill="D9E2F3"/>
-            <w:tcMar>
-              <w:top w:w="50" w:type="dxa"/>
-              <w:left w:w="90" w:type="dxa"/>
-              <w:bottom w:w="50" w:type="dxa"/>
-              <w:right w:w="90" w:type="dxa"/>
-            </w:tcMar>
             <w:vAlign w:val="center"/>
           </w:tcPr>
           <w:p>
@@ -31620,12 +28312,6 @@
               <w:right w:val="single" w:sz="6" w:space="0" w:color="1F3864"/>
             </w:tcBorders>
             <w:shd w:val="clear" w:color="auto" w:fill="D9E2F3"/>
-            <w:tcMar>
-              <w:top w:w="50" w:type="dxa"/>
-              <w:left w:w="90" w:type="dxa"/>
-              <w:bottom w:w="50" w:type="dxa"/>
-              <w:right w:w="90" w:type="dxa"/>
-            </w:tcMar>
             <w:vAlign w:val="center"/>
           </w:tcPr>
           <w:p>
@@ -31658,12 +28344,6 @@
               <w:right w:val="single" w:sz="6" w:space="0" w:color="1F3864"/>
             </w:tcBorders>
             <w:shd w:val="clear" w:color="auto" w:fill="D9E2F3"/>
-            <w:tcMar>
-              <w:top w:w="50" w:type="dxa"/>
-              <w:left w:w="90" w:type="dxa"/>
-              <w:bottom w:w="50" w:type="dxa"/>
-              <w:right w:w="90" w:type="dxa"/>
-            </w:tcMar>
             <w:vAlign w:val="center"/>
           </w:tcPr>
           <w:p>
@@ -31723,12 +28403,6 @@
               <w:right w:val="single" w:sz="6" w:space="0" w:color="1F3864"/>
             </w:tcBorders>
             <w:shd w:val="clear" w:color="auto" w:fill="D9E2F3"/>
-            <w:tcMar>
-              <w:top w:w="50" w:type="dxa"/>
-              <w:left w:w="90" w:type="dxa"/>
-              <w:bottom w:w="50" w:type="dxa"/>
-              <w:right w:w="90" w:type="dxa"/>
-            </w:tcMar>
             <w:vAlign w:val="center"/>
           </w:tcPr>
           <w:p>
@@ -31797,12 +28471,6 @@
               <w:right w:val="single" w:sz="6" w:space="0" w:color="1F3864"/>
             </w:tcBorders>
             <w:shd w:val="clear" w:color="auto" w:fill="4472C4"/>
-            <w:tcMar>
-              <w:top w:w="50" w:type="dxa"/>
-              <w:left w:w="90" w:type="dxa"/>
-              <w:bottom w:w="50" w:type="dxa"/>
-              <w:right w:w="90" w:type="dxa"/>
-            </w:tcMar>
             <w:vAlign w:val="center"/>
           </w:tcPr>
           <w:p>
@@ -31882,12 +28550,6 @@
               <w:right w:val="single" w:sz="6" w:space="0" w:color="1F3864"/>
             </w:tcBorders>
             <w:shd w:val="clear" w:color="auto" w:fill="4472C4"/>
-            <w:tcMar>
-              <w:top w:w="50" w:type="dxa"/>
-              <w:left w:w="90" w:type="dxa"/>
-              <w:bottom w:w="50" w:type="dxa"/>
-              <w:right w:w="90" w:type="dxa"/>
-            </w:tcMar>
             <w:vAlign w:val="center"/>
           </w:tcPr>
           <w:p>
@@ -31926,12 +28588,6 @@
               <w:right w:val="single" w:sz="6" w:space="0" w:color="1F3864"/>
             </w:tcBorders>
             <w:shd w:val="clear" w:color="auto" w:fill="4472C4"/>
-            <w:tcMar>
-              <w:top w:w="50" w:type="dxa"/>
-              <w:left w:w="90" w:type="dxa"/>
-              <w:bottom w:w="50" w:type="dxa"/>
-              <w:right w:w="90" w:type="dxa"/>
-            </w:tcMar>
             <w:vAlign w:val="center"/>
           </w:tcPr>
           <w:p>
@@ -31970,12 +28626,6 @@
               <w:right w:val="single" w:sz="6" w:space="0" w:color="1F3864"/>
             </w:tcBorders>
             <w:shd w:val="clear" w:color="auto" w:fill="4472C4"/>
-            <w:tcMar>
-              <w:top w:w="50" w:type="dxa"/>
-              <w:left w:w="90" w:type="dxa"/>
-              <w:bottom w:w="50" w:type="dxa"/>
-              <w:right w:w="90" w:type="dxa"/>
-            </w:tcMar>
             <w:vAlign w:val="center"/>
           </w:tcPr>
           <w:p>
@@ -32014,12 +28664,6 @@
               <w:right w:val="single" w:sz="6" w:space="0" w:color="1F3864"/>
             </w:tcBorders>
             <w:shd w:val="clear" w:color="auto" w:fill="4472C4"/>
-            <w:tcMar>
-              <w:top w:w="50" w:type="dxa"/>
-              <w:left w:w="90" w:type="dxa"/>
-              <w:bottom w:w="50" w:type="dxa"/>
-              <w:right w:w="90" w:type="dxa"/>
-            </w:tcMar>
             <w:vAlign w:val="center"/>
           </w:tcPr>
           <w:p>
@@ -32085,12 +28729,6 @@
               <w:right w:val="single" w:sz="6" w:space="0" w:color="1F3864"/>
             </w:tcBorders>
             <w:shd w:val="clear" w:color="auto" w:fill="D9E2F3"/>
-            <w:tcMar>
-              <w:top w:w="50" w:type="dxa"/>
-              <w:left w:w="90" w:type="dxa"/>
-              <w:bottom w:w="50" w:type="dxa"/>
-              <w:right w:w="90" w:type="dxa"/>
-            </w:tcMar>
             <w:vAlign w:val="center"/>
           </w:tcPr>
           <w:p>
@@ -32123,12 +28761,6 @@
               <w:right w:val="single" w:sz="6" w:space="0" w:color="1F3864"/>
             </w:tcBorders>
             <w:shd w:val="clear" w:color="auto" w:fill="D9E2F3"/>
-            <w:tcMar>
-              <w:top w:w="50" w:type="dxa"/>
-              <w:left w:w="90" w:type="dxa"/>
-              <w:bottom w:w="50" w:type="dxa"/>
-              <w:right w:w="90" w:type="dxa"/>
-            </w:tcMar>
             <w:vAlign w:val="center"/>
           </w:tcPr>
           <w:p>
@@ -32164,12 +28796,6 @@
               <w:right w:val="single" w:sz="6" w:space="0" w:color="1F3864"/>
             </w:tcBorders>
             <w:shd w:val="clear" w:color="auto" w:fill="D9E2F3"/>
-            <w:tcMar>
-              <w:top w:w="50" w:type="dxa"/>
-              <w:left w:w="90" w:type="dxa"/>
-              <w:bottom w:w="50" w:type="dxa"/>
-              <w:right w:w="90" w:type="dxa"/>
-            </w:tcMar>
             <w:vAlign w:val="center"/>
           </w:tcPr>
           <w:p>
@@ -32202,12 +28828,6 @@
               <w:right w:val="single" w:sz="6" w:space="0" w:color="1F3864"/>
             </w:tcBorders>
             <w:shd w:val="clear" w:color="auto" w:fill="D9E2F3"/>
-            <w:tcMar>
-              <w:top w:w="50" w:type="dxa"/>
-              <w:left w:w="90" w:type="dxa"/>
-              <w:bottom w:w="50" w:type="dxa"/>
-              <w:right w:w="90" w:type="dxa"/>
-            </w:tcMar>
             <w:vAlign w:val="center"/>
           </w:tcPr>
           <w:p>
@@ -32267,12 +28887,6 @@
               <w:right w:val="single" w:sz="6" w:space="0" w:color="1F3864"/>
             </w:tcBorders>
             <w:shd w:val="clear" w:color="auto" w:fill="D9E2F3"/>
-            <w:tcMar>
-              <w:top w:w="50" w:type="dxa"/>
-              <w:left w:w="90" w:type="dxa"/>
-              <w:bottom w:w="50" w:type="dxa"/>
-              <w:right w:w="90" w:type="dxa"/>
-            </w:tcMar>
             <w:vAlign w:val="center"/>
           </w:tcPr>
           <w:p>
@@ -32305,12 +28919,6 @@
               <w:right w:val="single" w:sz="6" w:space="0" w:color="1F3864"/>
             </w:tcBorders>
             <w:shd w:val="clear" w:color="auto" w:fill="D9E2F3"/>
-            <w:tcMar>
-              <w:top w:w="50" w:type="dxa"/>
-              <w:left w:w="90" w:type="dxa"/>
-              <w:bottom w:w="50" w:type="dxa"/>
-              <w:right w:w="90" w:type="dxa"/>
-            </w:tcMar>
             <w:vAlign w:val="center"/>
           </w:tcPr>
           <w:p>
@@ -32343,12 +28951,6 @@
               <w:right w:val="single" w:sz="6" w:space="0" w:color="1F3864"/>
             </w:tcBorders>
             <w:shd w:val="clear" w:color="auto" w:fill="D9E2F3"/>
-            <w:tcMar>
-              <w:top w:w="50" w:type="dxa"/>
-              <w:left w:w="90" w:type="dxa"/>
-              <w:bottom w:w="50" w:type="dxa"/>
-              <w:right w:w="90" w:type="dxa"/>
-            </w:tcMar>
             <w:vAlign w:val="center"/>
           </w:tcPr>
           <w:p>
@@ -32381,12 +28983,6 @@
               <w:right w:val="single" w:sz="6" w:space="0" w:color="1F3864"/>
             </w:tcBorders>
             <w:shd w:val="clear" w:color="auto" w:fill="D9E2F3"/>
-            <w:tcMar>
-              <w:top w:w="50" w:type="dxa"/>
-              <w:left w:w="90" w:type="dxa"/>
-              <w:bottom w:w="50" w:type="dxa"/>
-              <w:right w:w="90" w:type="dxa"/>
-            </w:tcMar>
             <w:vAlign w:val="center"/>
           </w:tcPr>
           <w:p>
@@ -32446,12 +29042,6 @@
               <w:right w:val="single" w:sz="6" w:space="0" w:color="1F3864"/>
             </w:tcBorders>
             <w:shd w:val="clear" w:color="auto" w:fill="D9E2F3"/>
-            <w:tcMar>
-              <w:top w:w="50" w:type="dxa"/>
-              <w:left w:w="90" w:type="dxa"/>
-              <w:bottom w:w="50" w:type="dxa"/>
-              <w:right w:w="90" w:type="dxa"/>
-            </w:tcMar>
             <w:vAlign w:val="center"/>
           </w:tcPr>
           <w:p>
@@ -32484,12 +29074,6 @@
               <w:right w:val="single" w:sz="6" w:space="0" w:color="1F3864"/>
             </w:tcBorders>
             <w:shd w:val="clear" w:color="auto" w:fill="D9E2F3"/>
-            <w:tcMar>
-              <w:top w:w="50" w:type="dxa"/>
-              <w:left w:w="90" w:type="dxa"/>
-              <w:bottom w:w="50" w:type="dxa"/>
-              <w:right w:w="90" w:type="dxa"/>
-            </w:tcMar>
             <w:vAlign w:val="center"/>
           </w:tcPr>
           <w:p>
@@ -32522,12 +29106,6 @@
               <w:right w:val="single" w:sz="6" w:space="0" w:color="1F3864"/>
             </w:tcBorders>
             <w:shd w:val="clear" w:color="auto" w:fill="D9E2F3"/>
-            <w:tcMar>
-              <w:top w:w="50" w:type="dxa"/>
-              <w:left w:w="90" w:type="dxa"/>
-              <w:bottom w:w="50" w:type="dxa"/>
-              <w:right w:w="90" w:type="dxa"/>
-            </w:tcMar>
             <w:vAlign w:val="center"/>
           </w:tcPr>
           <w:p>
@@ -32560,12 +29138,6 @@
               <w:right w:val="single" w:sz="6" w:space="0" w:color="1F3864"/>
             </w:tcBorders>
             <w:shd w:val="clear" w:color="auto" w:fill="D9E2F3"/>
-            <w:tcMar>
-              <w:top w:w="50" w:type="dxa"/>
-              <w:left w:w="90" w:type="dxa"/>
-              <w:bottom w:w="50" w:type="dxa"/>
-              <w:right w:w="90" w:type="dxa"/>
-            </w:tcMar>
             <w:vAlign w:val="center"/>
           </w:tcPr>
           <w:p>
@@ -32625,12 +29197,6 @@
               <w:right w:val="single" w:sz="6" w:space="0" w:color="1F3864"/>
             </w:tcBorders>
             <w:shd w:val="clear" w:color="auto" w:fill="D9E2F3"/>
-            <w:tcMar>
-              <w:top w:w="50" w:type="dxa"/>
-              <w:left w:w="90" w:type="dxa"/>
-              <w:bottom w:w="50" w:type="dxa"/>
-              <w:right w:w="90" w:type="dxa"/>
-            </w:tcMar>
             <w:vAlign w:val="center"/>
           </w:tcPr>
           <w:p>
@@ -32700,12 +29266,6 @@
               <w:right w:val="single" w:sz="6" w:space="0" w:color="1F3864"/>
             </w:tcBorders>
             <w:shd w:val="clear" w:color="auto" w:fill="4472C4"/>
-            <w:tcMar>
-              <w:top w:w="50" w:type="dxa"/>
-              <w:left w:w="90" w:type="dxa"/>
-              <w:bottom w:w="50" w:type="dxa"/>
-              <w:right w:w="90" w:type="dxa"/>
-            </w:tcMar>
             <w:vAlign w:val="center"/>
           </w:tcPr>
           <w:p>
@@ -32785,12 +29345,6 @@
               <w:right w:val="single" w:sz="6" w:space="0" w:color="1F3864"/>
             </w:tcBorders>
             <w:shd w:val="clear" w:color="auto" w:fill="4472C4"/>
-            <w:tcMar>
-              <w:top w:w="50" w:type="dxa"/>
-              <w:left w:w="90" w:type="dxa"/>
-              <w:bottom w:w="50" w:type="dxa"/>
-              <w:right w:w="90" w:type="dxa"/>
-            </w:tcMar>
             <w:vAlign w:val="center"/>
           </w:tcPr>
           <w:p>
@@ -32829,12 +29383,6 @@
               <w:right w:val="single" w:sz="6" w:space="0" w:color="1F3864"/>
             </w:tcBorders>
             <w:shd w:val="clear" w:color="auto" w:fill="4472C4"/>
-            <w:tcMar>
-              <w:top w:w="50" w:type="dxa"/>
-              <w:left w:w="90" w:type="dxa"/>
-              <w:bottom w:w="50" w:type="dxa"/>
-              <w:right w:w="90" w:type="dxa"/>
-            </w:tcMar>
             <w:vAlign w:val="center"/>
           </w:tcPr>
           <w:p>
@@ -32873,12 +29421,6 @@
               <w:right w:val="single" w:sz="6" w:space="0" w:color="1F3864"/>
             </w:tcBorders>
             <w:shd w:val="clear" w:color="auto" w:fill="4472C4"/>
-            <w:tcMar>
-              <w:top w:w="50" w:type="dxa"/>
-              <w:left w:w="90" w:type="dxa"/>
-              <w:bottom w:w="50" w:type="dxa"/>
-              <w:right w:w="90" w:type="dxa"/>
-            </w:tcMar>
             <w:vAlign w:val="center"/>
           </w:tcPr>
           <w:p>
@@ -32917,12 +29459,6 @@
               <w:right w:val="single" w:sz="6" w:space="0" w:color="1F3864"/>
             </w:tcBorders>
             <w:shd w:val="clear" w:color="auto" w:fill="4472C4"/>
-            <w:tcMar>
-              <w:top w:w="50" w:type="dxa"/>
-              <w:left w:w="90" w:type="dxa"/>
-              <w:bottom w:w="50" w:type="dxa"/>
-              <w:right w:w="90" w:type="dxa"/>
-            </w:tcMar>
             <w:vAlign w:val="center"/>
           </w:tcPr>
           <w:p>
@@ -32988,12 +29524,6 @@
               <w:right w:val="single" w:sz="6" w:space="0" w:color="1F3864"/>
             </w:tcBorders>
             <w:shd w:val="clear" w:color="auto" w:fill="D9E2F3"/>
-            <w:tcMar>
-              <w:top w:w="50" w:type="dxa"/>
-              <w:left w:w="90" w:type="dxa"/>
-              <w:bottom w:w="50" w:type="dxa"/>
-              <w:right w:w="90" w:type="dxa"/>
-            </w:tcMar>
             <w:vAlign w:val="center"/>
           </w:tcPr>
           <w:p>
@@ -33026,12 +29556,6 @@
               <w:right w:val="single" w:sz="6" w:space="0" w:color="1F3864"/>
             </w:tcBorders>
             <w:shd w:val="clear" w:color="auto" w:fill="D9E2F3"/>
-            <w:tcMar>
-              <w:top w:w="50" w:type="dxa"/>
-              <w:left w:w="90" w:type="dxa"/>
-              <w:bottom w:w="50" w:type="dxa"/>
-              <w:right w:w="90" w:type="dxa"/>
-            </w:tcMar>
             <w:vAlign w:val="center"/>
           </w:tcPr>
           <w:p>
@@ -33064,12 +29588,6 @@
               <w:right w:val="single" w:sz="6" w:space="0" w:color="1F3864"/>
             </w:tcBorders>
             <w:shd w:val="clear" w:color="auto" w:fill="D9E2F3"/>
-            <w:tcMar>
-              <w:top w:w="50" w:type="dxa"/>
-              <w:left w:w="90" w:type="dxa"/>
-              <w:bottom w:w="50" w:type="dxa"/>
-              <w:right w:w="90" w:type="dxa"/>
-            </w:tcMar>
             <w:vAlign w:val="center"/>
           </w:tcPr>
           <w:p>
@@ -33102,12 +29620,6 @@
               <w:right w:val="single" w:sz="6" w:space="0" w:color="1F3864"/>
             </w:tcBorders>
             <w:shd w:val="clear" w:color="auto" w:fill="D9E2F3"/>
-            <w:tcMar>
-              <w:top w:w="50" w:type="dxa"/>
-              <w:left w:w="90" w:type="dxa"/>
-              <w:bottom w:w="50" w:type="dxa"/>
-              <w:right w:w="90" w:type="dxa"/>
-            </w:tcMar>
             <w:vAlign w:val="center"/>
           </w:tcPr>
           <w:p>
@@ -33167,12 +29679,6 @@
               <w:right w:val="single" w:sz="6" w:space="0" w:color="1F3864"/>
             </w:tcBorders>
             <w:shd w:val="clear" w:color="auto" w:fill="D9E2F3"/>
-            <w:tcMar>
-              <w:top w:w="50" w:type="dxa"/>
-              <w:left w:w="90" w:type="dxa"/>
-              <w:bottom w:w="50" w:type="dxa"/>
-              <w:right w:w="90" w:type="dxa"/>
-            </w:tcMar>
             <w:vAlign w:val="center"/>
           </w:tcPr>
           <w:p>
@@ -33205,12 +29711,6 @@
               <w:right w:val="single" w:sz="6" w:space="0" w:color="1F3864"/>
             </w:tcBorders>
             <w:shd w:val="clear" w:color="auto" w:fill="D9E2F3"/>
-            <w:tcMar>
-              <w:top w:w="50" w:type="dxa"/>
-              <w:left w:w="90" w:type="dxa"/>
-              <w:bottom w:w="50" w:type="dxa"/>
-              <w:right w:w="90" w:type="dxa"/>
-            </w:tcMar>
             <w:vAlign w:val="center"/>
           </w:tcPr>
           <w:p>
@@ -33243,12 +29743,6 @@
               <w:right w:val="single" w:sz="6" w:space="0" w:color="1F3864"/>
             </w:tcBorders>
             <w:shd w:val="clear" w:color="auto" w:fill="D9E2F3"/>
-            <w:tcMar>
-              <w:top w:w="50" w:type="dxa"/>
-              <w:left w:w="90" w:type="dxa"/>
-              <w:bottom w:w="50" w:type="dxa"/>
-              <w:right w:w="90" w:type="dxa"/>
-            </w:tcMar>
             <w:vAlign w:val="center"/>
           </w:tcPr>
           <w:p>
@@ -33281,12 +29775,6 @@
               <w:right w:val="single" w:sz="6" w:space="0" w:color="1F3864"/>
             </w:tcBorders>
             <w:shd w:val="clear" w:color="auto" w:fill="D9E2F3"/>
-            <w:tcMar>
-              <w:top w:w="50" w:type="dxa"/>
-              <w:left w:w="90" w:type="dxa"/>
-              <w:bottom w:w="50" w:type="dxa"/>
-              <w:right w:w="90" w:type="dxa"/>
-            </w:tcMar>
             <w:vAlign w:val="center"/>
           </w:tcPr>
           <w:p>
@@ -33346,12 +29834,6 @@
               <w:right w:val="single" w:sz="6" w:space="0" w:color="1F3864"/>
             </w:tcBorders>
             <w:shd w:val="clear" w:color="auto" w:fill="D9E2F3"/>
-            <w:tcMar>
-              <w:top w:w="50" w:type="dxa"/>
-              <w:left w:w="90" w:type="dxa"/>
-              <w:bottom w:w="50" w:type="dxa"/>
-              <w:right w:w="90" w:type="dxa"/>
-            </w:tcMar>
             <w:vAlign w:val="center"/>
           </w:tcPr>
           <w:p>
@@ -33384,12 +29866,6 @@
               <w:right w:val="single" w:sz="6" w:space="0" w:color="1F3864"/>
             </w:tcBorders>
             <w:shd w:val="clear" w:color="auto" w:fill="D9E2F3"/>
-            <w:tcMar>
-              <w:top w:w="50" w:type="dxa"/>
-              <w:left w:w="90" w:type="dxa"/>
-              <w:bottom w:w="50" w:type="dxa"/>
-              <w:right w:w="90" w:type="dxa"/>
-            </w:tcMar>
             <w:vAlign w:val="center"/>
           </w:tcPr>
           <w:p>
@@ -33422,12 +29898,6 @@
               <w:right w:val="single" w:sz="6" w:space="0" w:color="1F3864"/>
             </w:tcBorders>
             <w:shd w:val="clear" w:color="auto" w:fill="D9E2F3"/>
-            <w:tcMar>
-              <w:top w:w="50" w:type="dxa"/>
-              <w:left w:w="90" w:type="dxa"/>
-              <w:bottom w:w="50" w:type="dxa"/>
-              <w:right w:w="90" w:type="dxa"/>
-            </w:tcMar>
             <w:vAlign w:val="center"/>
           </w:tcPr>
           <w:p>
@@ -33460,12 +29930,6 @@
               <w:right w:val="single" w:sz="6" w:space="0" w:color="1F3864"/>
             </w:tcBorders>
             <w:shd w:val="clear" w:color="auto" w:fill="D9E2F3"/>
-            <w:tcMar>
-              <w:top w:w="50" w:type="dxa"/>
-              <w:left w:w="90" w:type="dxa"/>
-              <w:bottom w:w="50" w:type="dxa"/>
-              <w:right w:w="90" w:type="dxa"/>
-            </w:tcMar>
             <w:vAlign w:val="center"/>
           </w:tcPr>
           <w:p>
@@ -33525,12 +29989,6 @@
               <w:right w:val="single" w:sz="6" w:space="0" w:color="1F3864"/>
             </w:tcBorders>
             <w:shd w:val="clear" w:color="auto" w:fill="D9E2F3"/>
-            <w:tcMar>
-              <w:top w:w="50" w:type="dxa"/>
-              <w:left w:w="90" w:type="dxa"/>
-              <w:bottom w:w="50" w:type="dxa"/>
-              <w:right w:w="90" w:type="dxa"/>
-            </w:tcMar>
             <w:vAlign w:val="center"/>
           </w:tcPr>
           <w:p>
@@ -33600,12 +30058,6 @@
               <w:right w:val="single" w:sz="6" w:space="0" w:color="1F3864"/>
             </w:tcBorders>
             <w:shd w:val="clear" w:color="auto" w:fill="4472C4"/>
-            <w:tcMar>
-              <w:top w:w="50" w:type="dxa"/>
-              <w:left w:w="90" w:type="dxa"/>
-              <w:bottom w:w="50" w:type="dxa"/>
-              <w:right w:w="90" w:type="dxa"/>
-            </w:tcMar>
             <w:vAlign w:val="center"/>
           </w:tcPr>
           <w:p>
@@ -33685,12 +30137,6 @@
               <w:right w:val="single" w:sz="6" w:space="0" w:color="1F3864"/>
             </w:tcBorders>
             <w:shd w:val="clear" w:color="auto" w:fill="4472C4"/>
-            <w:tcMar>
-              <w:top w:w="50" w:type="dxa"/>
-              <w:left w:w="90" w:type="dxa"/>
-              <w:bottom w:w="50" w:type="dxa"/>
-              <w:right w:w="90" w:type="dxa"/>
-            </w:tcMar>
             <w:vAlign w:val="center"/>
           </w:tcPr>
           <w:p>
@@ -33729,12 +30175,6 @@
               <w:right w:val="single" w:sz="6" w:space="0" w:color="1F3864"/>
             </w:tcBorders>
             <w:shd w:val="clear" w:color="auto" w:fill="4472C4"/>
-            <w:tcMar>
-              <w:top w:w="50" w:type="dxa"/>
-              <w:left w:w="90" w:type="dxa"/>
-              <w:bottom w:w="50" w:type="dxa"/>
-              <w:right w:w="90" w:type="dxa"/>
-            </w:tcMar>
             <w:vAlign w:val="center"/>
           </w:tcPr>
           <w:p>
@@ -33773,12 +30213,6 @@
               <w:right w:val="single" w:sz="6" w:space="0" w:color="1F3864"/>
             </w:tcBorders>
             <w:shd w:val="clear" w:color="auto" w:fill="4472C4"/>
-            <w:tcMar>
-              <w:top w:w="50" w:type="dxa"/>
-              <w:left w:w="90" w:type="dxa"/>
-              <w:bottom w:w="50" w:type="dxa"/>
-              <w:right w:w="90" w:type="dxa"/>
-            </w:tcMar>
             <w:vAlign w:val="center"/>
           </w:tcPr>
           <w:p>
@@ -33817,12 +30251,6 @@
               <w:right w:val="single" w:sz="6" w:space="0" w:color="1F3864"/>
             </w:tcBorders>
             <w:shd w:val="clear" w:color="auto" w:fill="4472C4"/>
-            <w:tcMar>
-              <w:top w:w="50" w:type="dxa"/>
-              <w:left w:w="90" w:type="dxa"/>
-              <w:bottom w:w="50" w:type="dxa"/>
-              <w:right w:w="90" w:type="dxa"/>
-            </w:tcMar>
             <w:vAlign w:val="center"/>
           </w:tcPr>
           <w:p>
@@ -33888,12 +30316,6 @@
               <w:right w:val="single" w:sz="6" w:space="0" w:color="1F3864"/>
             </w:tcBorders>
             <w:shd w:val="clear" w:color="auto" w:fill="D9E2F3"/>
-            <w:tcMar>
-              <w:top w:w="50" w:type="dxa"/>
-              <w:left w:w="90" w:type="dxa"/>
-              <w:bottom w:w="50" w:type="dxa"/>
-              <w:right w:w="90" w:type="dxa"/>
-            </w:tcMar>
             <w:vAlign w:val="center"/>
           </w:tcPr>
           <w:p>
@@ -33926,12 +30348,6 @@
               <w:right w:val="single" w:sz="6" w:space="0" w:color="1F3864"/>
             </w:tcBorders>
             <w:shd w:val="clear" w:color="auto" w:fill="D9E2F3"/>
-            <w:tcMar>
-              <w:top w:w="50" w:type="dxa"/>
-              <w:left w:w="90" w:type="dxa"/>
-              <w:bottom w:w="50" w:type="dxa"/>
-              <w:right w:w="90" w:type="dxa"/>
-            </w:tcMar>
             <w:vAlign w:val="center"/>
           </w:tcPr>
           <w:p>
@@ -33964,12 +30380,6 @@
               <w:right w:val="single" w:sz="6" w:space="0" w:color="1F3864"/>
             </w:tcBorders>
             <w:shd w:val="clear" w:color="auto" w:fill="D9E2F3"/>
-            <w:tcMar>
-              <w:top w:w="50" w:type="dxa"/>
-              <w:left w:w="90" w:type="dxa"/>
-              <w:bottom w:w="50" w:type="dxa"/>
-              <w:right w:w="90" w:type="dxa"/>
-            </w:tcMar>
             <w:vAlign w:val="center"/>
           </w:tcPr>
           <w:p>
@@ -34002,12 +30412,6 @@
               <w:right w:val="single" w:sz="6" w:space="0" w:color="1F3864"/>
             </w:tcBorders>
             <w:shd w:val="clear" w:color="auto" w:fill="D9E2F3"/>
-            <w:tcMar>
-              <w:top w:w="50" w:type="dxa"/>
-              <w:left w:w="90" w:type="dxa"/>
-              <w:bottom w:w="50" w:type="dxa"/>
-              <w:right w:w="90" w:type="dxa"/>
-            </w:tcMar>
             <w:vAlign w:val="center"/>
           </w:tcPr>
           <w:p>
@@ -34067,12 +30471,6 @@
               <w:right w:val="single" w:sz="6" w:space="0" w:color="1F3864"/>
             </w:tcBorders>
             <w:shd w:val="clear" w:color="auto" w:fill="D9E2F3"/>
-            <w:tcMar>
-              <w:top w:w="50" w:type="dxa"/>
-              <w:left w:w="90" w:type="dxa"/>
-              <w:bottom w:w="50" w:type="dxa"/>
-              <w:right w:w="90" w:type="dxa"/>
-            </w:tcMar>
             <w:vAlign w:val="center"/>
           </w:tcPr>
           <w:p>
@@ -34105,12 +30503,6 @@
               <w:right w:val="single" w:sz="6" w:space="0" w:color="1F3864"/>
             </w:tcBorders>
             <w:shd w:val="clear" w:color="auto" w:fill="D9E2F3"/>
-            <w:tcMar>
-              <w:top w:w="50" w:type="dxa"/>
-              <w:left w:w="90" w:type="dxa"/>
-              <w:bottom w:w="50" w:type="dxa"/>
-              <w:right w:w="90" w:type="dxa"/>
-            </w:tcMar>
             <w:vAlign w:val="center"/>
           </w:tcPr>
           <w:p>
@@ -34143,12 +30535,6 @@
               <w:right w:val="single" w:sz="6" w:space="0" w:color="1F3864"/>
             </w:tcBorders>
             <w:shd w:val="clear" w:color="auto" w:fill="D9E2F3"/>
-            <w:tcMar>
-              <w:top w:w="50" w:type="dxa"/>
-              <w:left w:w="90" w:type="dxa"/>
-              <w:bottom w:w="50" w:type="dxa"/>
-              <w:right w:w="90" w:type="dxa"/>
-            </w:tcMar>
             <w:vAlign w:val="center"/>
           </w:tcPr>
           <w:p>
@@ -34181,12 +30567,6 @@
               <w:right w:val="single" w:sz="6" w:space="0" w:color="1F3864"/>
             </w:tcBorders>
             <w:shd w:val="clear" w:color="auto" w:fill="D9E2F3"/>
-            <w:tcMar>
-              <w:top w:w="50" w:type="dxa"/>
-              <w:left w:w="90" w:type="dxa"/>
-              <w:bottom w:w="50" w:type="dxa"/>
-              <w:right w:w="90" w:type="dxa"/>
-            </w:tcMar>
             <w:vAlign w:val="center"/>
           </w:tcPr>
           <w:p>
@@ -34246,12 +30626,6 @@
               <w:right w:val="single" w:sz="6" w:space="0" w:color="1F3864"/>
             </w:tcBorders>
             <w:shd w:val="clear" w:color="auto" w:fill="D9E2F3"/>
-            <w:tcMar>
-              <w:top w:w="50" w:type="dxa"/>
-              <w:left w:w="90" w:type="dxa"/>
-              <w:bottom w:w="50" w:type="dxa"/>
-              <w:right w:w="90" w:type="dxa"/>
-            </w:tcMar>
             <w:vAlign w:val="center"/>
           </w:tcPr>
           <w:p>
@@ -34284,12 +30658,6 @@
               <w:right w:val="single" w:sz="6" w:space="0" w:color="1F3864"/>
             </w:tcBorders>
             <w:shd w:val="clear" w:color="auto" w:fill="D9E2F3"/>
-            <w:tcMar>
-              <w:top w:w="50" w:type="dxa"/>
-              <w:left w:w="90" w:type="dxa"/>
-              <w:bottom w:w="50" w:type="dxa"/>
-              <w:right w:w="90" w:type="dxa"/>
-            </w:tcMar>
             <w:vAlign w:val="center"/>
           </w:tcPr>
           <w:p>
@@ -34322,12 +30690,6 @@
               <w:right w:val="single" w:sz="6" w:space="0" w:color="1F3864"/>
             </w:tcBorders>
             <w:shd w:val="clear" w:color="auto" w:fill="D9E2F3"/>
-            <w:tcMar>
-              <w:top w:w="50" w:type="dxa"/>
-              <w:left w:w="90" w:type="dxa"/>
-              <w:bottom w:w="50" w:type="dxa"/>
-              <w:right w:w="90" w:type="dxa"/>
-            </w:tcMar>
             <w:vAlign w:val="center"/>
           </w:tcPr>
           <w:p>
@@ -34360,12 +30722,6 @@
               <w:right w:val="single" w:sz="6" w:space="0" w:color="1F3864"/>
             </w:tcBorders>
             <w:shd w:val="clear" w:color="auto" w:fill="D9E2F3"/>
-            <w:tcMar>
-              <w:top w:w="50" w:type="dxa"/>
-              <w:left w:w="90" w:type="dxa"/>
-              <w:bottom w:w="50" w:type="dxa"/>
-              <w:right w:w="90" w:type="dxa"/>
-            </w:tcMar>
             <w:vAlign w:val="center"/>
           </w:tcPr>
           <w:p>
@@ -34425,12 +30781,6 @@
               <w:right w:val="single" w:sz="6" w:space="0" w:color="1F3864"/>
             </w:tcBorders>
             <w:shd w:val="clear" w:color="auto" w:fill="D9E2F3"/>
-            <w:tcMar>
-              <w:top w:w="50" w:type="dxa"/>
-              <w:left w:w="90" w:type="dxa"/>
-              <w:bottom w:w="50" w:type="dxa"/>
-              <w:right w:w="90" w:type="dxa"/>
-            </w:tcMar>
             <w:vAlign w:val="center"/>
           </w:tcPr>
           <w:p>
@@ -34500,12 +30850,6 @@
               <w:right w:val="single" w:sz="6" w:space="0" w:color="1F3864"/>
             </w:tcBorders>
             <w:shd w:val="clear" w:color="auto" w:fill="4472C4"/>
-            <w:tcMar>
-              <w:top w:w="50" w:type="dxa"/>
-              <w:left w:w="90" w:type="dxa"/>
-              <w:bottom w:w="50" w:type="dxa"/>
-              <w:right w:w="90" w:type="dxa"/>
-            </w:tcMar>
             <w:vAlign w:val="center"/>
           </w:tcPr>
           <w:p>
@@ -34585,12 +30929,6 @@
               <w:right w:val="single" w:sz="6" w:space="0" w:color="1F3864"/>
             </w:tcBorders>
             <w:shd w:val="clear" w:color="auto" w:fill="4472C4"/>
-            <w:tcMar>
-              <w:top w:w="50" w:type="dxa"/>
-              <w:left w:w="90" w:type="dxa"/>
-              <w:bottom w:w="50" w:type="dxa"/>
-              <w:right w:w="90" w:type="dxa"/>
-            </w:tcMar>
             <w:vAlign w:val="center"/>
           </w:tcPr>
           <w:p>
@@ -34629,12 +30967,6 @@
               <w:right w:val="single" w:sz="6" w:space="0" w:color="1F3864"/>
             </w:tcBorders>
             <w:shd w:val="clear" w:color="auto" w:fill="4472C4"/>
-            <w:tcMar>
-              <w:top w:w="50" w:type="dxa"/>
-              <w:left w:w="90" w:type="dxa"/>
-              <w:bottom w:w="50" w:type="dxa"/>
-              <w:right w:w="90" w:type="dxa"/>
-            </w:tcMar>
             <w:vAlign w:val="center"/>
           </w:tcPr>
           <w:p>
@@ -34673,12 +31005,6 @@
               <w:right w:val="single" w:sz="6" w:space="0" w:color="1F3864"/>
             </w:tcBorders>
             <w:shd w:val="clear" w:color="auto" w:fill="4472C4"/>
-            <w:tcMar>
-              <w:top w:w="50" w:type="dxa"/>
-              <w:left w:w="90" w:type="dxa"/>
-              <w:bottom w:w="50" w:type="dxa"/>
-              <w:right w:w="90" w:type="dxa"/>
-            </w:tcMar>
             <w:vAlign w:val="center"/>
           </w:tcPr>
           <w:p>
@@ -34717,12 +31043,6 @@
               <w:right w:val="single" w:sz="6" w:space="0" w:color="1F3864"/>
             </w:tcBorders>
             <w:shd w:val="clear" w:color="auto" w:fill="4472C4"/>
-            <w:tcMar>
-              <w:top w:w="50" w:type="dxa"/>
-              <w:left w:w="90" w:type="dxa"/>
-              <w:bottom w:w="50" w:type="dxa"/>
-              <w:right w:w="90" w:type="dxa"/>
-            </w:tcMar>
             <w:vAlign w:val="center"/>
           </w:tcPr>
           <w:p>
@@ -34788,12 +31108,6 @@
               <w:right w:val="single" w:sz="6" w:space="0" w:color="1F3864"/>
             </w:tcBorders>
             <w:shd w:val="clear" w:color="auto" w:fill="D9E2F3"/>
-            <w:tcMar>
-              <w:top w:w="50" w:type="dxa"/>
-              <w:left w:w="90" w:type="dxa"/>
-              <w:bottom w:w="50" w:type="dxa"/>
-              <w:right w:w="90" w:type="dxa"/>
-            </w:tcMar>
             <w:vAlign w:val="center"/>
           </w:tcPr>
           <w:p>
@@ -34826,12 +31140,6 @@
               <w:right w:val="single" w:sz="6" w:space="0" w:color="1F3864"/>
             </w:tcBorders>
             <w:shd w:val="clear" w:color="auto" w:fill="D9E2F3"/>
-            <w:tcMar>
-              <w:top w:w="50" w:type="dxa"/>
-              <w:left w:w="90" w:type="dxa"/>
-              <w:bottom w:w="50" w:type="dxa"/>
-              <w:right w:w="90" w:type="dxa"/>
-            </w:tcMar>
             <w:vAlign w:val="center"/>
           </w:tcPr>
           <w:p>
@@ -34864,12 +31172,6 @@
               <w:right w:val="single" w:sz="6" w:space="0" w:color="1F3864"/>
             </w:tcBorders>
             <w:shd w:val="clear" w:color="auto" w:fill="D9E2F3"/>
-            <w:tcMar>
-              <w:top w:w="50" w:type="dxa"/>
-              <w:left w:w="90" w:type="dxa"/>
-              <w:bottom w:w="50" w:type="dxa"/>
-              <w:right w:w="90" w:type="dxa"/>
-            </w:tcMar>
             <w:vAlign w:val="center"/>
           </w:tcPr>
           <w:p>
@@ -34902,12 +31204,6 @@
               <w:right w:val="single" w:sz="6" w:space="0" w:color="1F3864"/>
             </w:tcBorders>
             <w:shd w:val="clear" w:color="auto" w:fill="D9E2F3"/>
-            <w:tcMar>
-              <w:top w:w="50" w:type="dxa"/>
-              <w:left w:w="90" w:type="dxa"/>
-              <w:bottom w:w="50" w:type="dxa"/>
-              <w:right w:w="90" w:type="dxa"/>
-            </w:tcMar>
             <w:vAlign w:val="center"/>
           </w:tcPr>
           <w:p>
@@ -34967,12 +31263,6 @@
               <w:right w:val="single" w:sz="6" w:space="0" w:color="1F3864"/>
             </w:tcBorders>
             <w:shd w:val="clear" w:color="auto" w:fill="D9E2F3"/>
-            <w:tcMar>
-              <w:top w:w="50" w:type="dxa"/>
-              <w:left w:w="90" w:type="dxa"/>
-              <w:bottom w:w="50" w:type="dxa"/>
-              <w:right w:w="90" w:type="dxa"/>
-            </w:tcMar>
             <w:vAlign w:val="center"/>
           </w:tcPr>
           <w:p>
@@ -35005,12 +31295,6 @@
               <w:right w:val="single" w:sz="6" w:space="0" w:color="1F3864"/>
             </w:tcBorders>
             <w:shd w:val="clear" w:color="auto" w:fill="D9E2F3"/>
-            <w:tcMar>
-              <w:top w:w="50" w:type="dxa"/>
-              <w:left w:w="90" w:type="dxa"/>
-              <w:bottom w:w="50" w:type="dxa"/>
-              <w:right w:w="90" w:type="dxa"/>
-            </w:tcMar>
             <w:vAlign w:val="center"/>
           </w:tcPr>
           <w:p>
@@ -35043,12 +31327,6 @@
               <w:right w:val="single" w:sz="6" w:space="0" w:color="1F3864"/>
             </w:tcBorders>
             <w:shd w:val="clear" w:color="auto" w:fill="D9E2F3"/>
-            <w:tcMar>
-              <w:top w:w="50" w:type="dxa"/>
-              <w:left w:w="90" w:type="dxa"/>
-              <w:bottom w:w="50" w:type="dxa"/>
-              <w:right w:w="90" w:type="dxa"/>
-            </w:tcMar>
             <w:vAlign w:val="center"/>
           </w:tcPr>
           <w:p>
@@ -35081,12 +31359,6 @@
               <w:right w:val="single" w:sz="6" w:space="0" w:color="1F3864"/>
             </w:tcBorders>
             <w:shd w:val="clear" w:color="auto" w:fill="D9E2F3"/>
-            <w:tcMar>
-              <w:top w:w="50" w:type="dxa"/>
-              <w:left w:w="90" w:type="dxa"/>
-              <w:bottom w:w="50" w:type="dxa"/>
-              <w:right w:w="90" w:type="dxa"/>
-            </w:tcMar>
             <w:vAlign w:val="center"/>
           </w:tcPr>
           <w:p>
@@ -35146,12 +31418,6 @@
               <w:right w:val="single" w:sz="6" w:space="0" w:color="1F3864"/>
             </w:tcBorders>
             <w:shd w:val="clear" w:color="auto" w:fill="D9E2F3"/>
-            <w:tcMar>
-              <w:top w:w="50" w:type="dxa"/>
-              <w:left w:w="90" w:type="dxa"/>
-              <w:bottom w:w="50" w:type="dxa"/>
-              <w:right w:w="90" w:type="dxa"/>
-            </w:tcMar>
             <w:vAlign w:val="center"/>
           </w:tcPr>
           <w:p>
@@ -35184,12 +31450,6 @@
               <w:right w:val="single" w:sz="6" w:space="0" w:color="1F3864"/>
             </w:tcBorders>
             <w:shd w:val="clear" w:color="auto" w:fill="D9E2F3"/>
-            <w:tcMar>
-              <w:top w:w="50" w:type="dxa"/>
-              <w:left w:w="90" w:type="dxa"/>
-              <w:bottom w:w="50" w:type="dxa"/>
-              <w:right w:w="90" w:type="dxa"/>
-            </w:tcMar>
             <w:vAlign w:val="center"/>
           </w:tcPr>
           <w:p>
@@ -35222,12 +31482,6 @@
               <w:right w:val="single" w:sz="6" w:space="0" w:color="1F3864"/>
             </w:tcBorders>
             <w:shd w:val="clear" w:color="auto" w:fill="D9E2F3"/>
-            <w:tcMar>
-              <w:top w:w="50" w:type="dxa"/>
-              <w:left w:w="90" w:type="dxa"/>
-              <w:bottom w:w="50" w:type="dxa"/>
-              <w:right w:w="90" w:type="dxa"/>
-            </w:tcMar>
             <w:vAlign w:val="center"/>
           </w:tcPr>
           <w:p>
@@ -35260,12 +31514,6 @@
               <w:right w:val="single" w:sz="6" w:space="0" w:color="1F3864"/>
             </w:tcBorders>
             <w:shd w:val="clear" w:color="auto" w:fill="D9E2F3"/>
-            <w:tcMar>
-              <w:top w:w="50" w:type="dxa"/>
-              <w:left w:w="90" w:type="dxa"/>
-              <w:bottom w:w="50" w:type="dxa"/>
-              <w:right w:w="90" w:type="dxa"/>
-            </w:tcMar>
             <w:vAlign w:val="center"/>
           </w:tcPr>
           <w:p>
@@ -35325,12 +31573,6 @@
               <w:right w:val="single" w:sz="6" w:space="0" w:color="1F3864"/>
             </w:tcBorders>
             <w:shd w:val="clear" w:color="auto" w:fill="D9E2F3"/>
-            <w:tcMar>
-              <w:top w:w="50" w:type="dxa"/>
-              <w:left w:w="90" w:type="dxa"/>
-              <w:bottom w:w="50" w:type="dxa"/>
-              <w:right w:w="90" w:type="dxa"/>
-            </w:tcMar>
             <w:vAlign w:val="center"/>
           </w:tcPr>
           <w:p>
@@ -35400,12 +31642,6 @@
               <w:right w:val="single" w:sz="6" w:space="0" w:color="1F3864"/>
             </w:tcBorders>
             <w:shd w:val="clear" w:color="auto" w:fill="4472C4"/>
-            <w:tcMar>
-              <w:top w:w="50" w:type="dxa"/>
-              <w:left w:w="90" w:type="dxa"/>
-              <w:bottom w:w="50" w:type="dxa"/>
-              <w:right w:w="90" w:type="dxa"/>
-            </w:tcMar>
             <w:vAlign w:val="center"/>
           </w:tcPr>
           <w:p>
@@ -35472,12 +31708,6 @@
               <w:right w:val="single" w:sz="6" w:space="0" w:color="1F3864"/>
             </w:tcBorders>
             <w:shd w:val="clear" w:color="auto" w:fill="4472C4"/>
-            <w:tcMar>
-              <w:top w:w="50" w:type="dxa"/>
-              <w:left w:w="90" w:type="dxa"/>
-              <w:bottom w:w="50" w:type="dxa"/>
-              <w:right w:w="90" w:type="dxa"/>
-            </w:tcMar>
             <w:vAlign w:val="center"/>
           </w:tcPr>
           <w:p>
@@ -35516,12 +31746,6 @@
               <w:right w:val="single" w:sz="6" w:space="0" w:color="1F3864"/>
             </w:tcBorders>
             <w:shd w:val="clear" w:color="auto" w:fill="4472C4"/>
-            <w:tcMar>
-              <w:top w:w="50" w:type="dxa"/>
-              <w:left w:w="90" w:type="dxa"/>
-              <w:bottom w:w="50" w:type="dxa"/>
-              <w:right w:w="90" w:type="dxa"/>
-            </w:tcMar>
             <w:vAlign w:val="center"/>
           </w:tcPr>
           <w:p>
@@ -35560,12 +31784,6 @@
               <w:right w:val="single" w:sz="6" w:space="0" w:color="1F3864"/>
             </w:tcBorders>
             <w:shd w:val="clear" w:color="auto" w:fill="4472C4"/>
-            <w:tcMar>
-              <w:top w:w="50" w:type="dxa"/>
-              <w:left w:w="90" w:type="dxa"/>
-              <w:bottom w:w="50" w:type="dxa"/>
-              <w:right w:w="90" w:type="dxa"/>
-            </w:tcMar>
             <w:vAlign w:val="center"/>
           </w:tcPr>
           <w:p>
@@ -35604,12 +31822,6 @@
               <w:right w:val="single" w:sz="6" w:space="0" w:color="1F3864"/>
             </w:tcBorders>
             <w:shd w:val="clear" w:color="auto" w:fill="4472C4"/>
-            <w:tcMar>
-              <w:top w:w="50" w:type="dxa"/>
-              <w:left w:w="90" w:type="dxa"/>
-              <w:bottom w:w="50" w:type="dxa"/>
-              <w:right w:w="90" w:type="dxa"/>
-            </w:tcMar>
             <w:vAlign w:val="center"/>
           </w:tcPr>
           <w:p>
@@ -35675,12 +31887,6 @@
               <w:right w:val="single" w:sz="6" w:space="0" w:color="1F3864"/>
             </w:tcBorders>
             <w:shd w:val="clear" w:color="auto" w:fill="D9E2F3"/>
-            <w:tcMar>
-              <w:top w:w="50" w:type="dxa"/>
-              <w:left w:w="90" w:type="dxa"/>
-              <w:bottom w:w="50" w:type="dxa"/>
-              <w:right w:w="90" w:type="dxa"/>
-            </w:tcMar>
             <w:vAlign w:val="center"/>
           </w:tcPr>
           <w:p>
@@ -35713,12 +31919,6 @@
               <w:right w:val="single" w:sz="6" w:space="0" w:color="1F3864"/>
             </w:tcBorders>
             <w:shd w:val="clear" w:color="auto" w:fill="D9E2F3"/>
-            <w:tcMar>
-              <w:top w:w="50" w:type="dxa"/>
-              <w:left w:w="90" w:type="dxa"/>
-              <w:bottom w:w="50" w:type="dxa"/>
-              <w:right w:w="90" w:type="dxa"/>
-            </w:tcMar>
             <w:vAlign w:val="center"/>
           </w:tcPr>
           <w:p>
@@ -35751,12 +31951,6 @@
               <w:right w:val="single" w:sz="6" w:space="0" w:color="1F3864"/>
             </w:tcBorders>
             <w:shd w:val="clear" w:color="auto" w:fill="D9E2F3"/>
-            <w:tcMar>
-              <w:top w:w="50" w:type="dxa"/>
-              <w:left w:w="90" w:type="dxa"/>
-              <w:bottom w:w="50" w:type="dxa"/>
-              <w:right w:w="90" w:type="dxa"/>
-            </w:tcMar>
             <w:vAlign w:val="center"/>
           </w:tcPr>
           <w:p>
@@ -35789,12 +31983,6 @@
               <w:right w:val="single" w:sz="6" w:space="0" w:color="1F3864"/>
             </w:tcBorders>
             <w:shd w:val="clear" w:color="auto" w:fill="D9E2F3"/>
-            <w:tcMar>
-              <w:top w:w="50" w:type="dxa"/>
-              <w:left w:w="90" w:type="dxa"/>
-              <w:bottom w:w="50" w:type="dxa"/>
-              <w:right w:w="90" w:type="dxa"/>
-            </w:tcMar>
             <w:vAlign w:val="center"/>
           </w:tcPr>
           <w:p>
@@ -35854,12 +32042,6 @@
               <w:right w:val="single" w:sz="6" w:space="0" w:color="1F3864"/>
             </w:tcBorders>
             <w:shd w:val="clear" w:color="auto" w:fill="D9E2F3"/>
-            <w:tcMar>
-              <w:top w:w="50" w:type="dxa"/>
-              <w:left w:w="90" w:type="dxa"/>
-              <w:bottom w:w="50" w:type="dxa"/>
-              <w:right w:w="90" w:type="dxa"/>
-            </w:tcMar>
             <w:vAlign w:val="center"/>
           </w:tcPr>
           <w:p>
@@ -35892,12 +32074,6 @@
               <w:right w:val="single" w:sz="6" w:space="0" w:color="1F3864"/>
             </w:tcBorders>
             <w:shd w:val="clear" w:color="auto" w:fill="D9E2F3"/>
-            <w:tcMar>
-              <w:top w:w="50" w:type="dxa"/>
-              <w:left w:w="90" w:type="dxa"/>
-              <w:bottom w:w="50" w:type="dxa"/>
-              <w:right w:w="90" w:type="dxa"/>
-            </w:tcMar>
             <w:vAlign w:val="center"/>
           </w:tcPr>
           <w:p>
@@ -35930,12 +32106,6 @@
               <w:right w:val="single" w:sz="6" w:space="0" w:color="1F3864"/>
             </w:tcBorders>
             <w:shd w:val="clear" w:color="auto" w:fill="D9E2F3"/>
-            <w:tcMar>
-              <w:top w:w="50" w:type="dxa"/>
-              <w:left w:w="90" w:type="dxa"/>
-              <w:bottom w:w="50" w:type="dxa"/>
-              <w:right w:w="90" w:type="dxa"/>
-            </w:tcMar>
             <w:vAlign w:val="center"/>
           </w:tcPr>
           <w:p>
@@ -35968,12 +32138,6 @@
               <w:right w:val="single" w:sz="6" w:space="0" w:color="1F3864"/>
             </w:tcBorders>
             <w:shd w:val="clear" w:color="auto" w:fill="D9E2F3"/>
-            <w:tcMar>
-              <w:top w:w="50" w:type="dxa"/>
-              <w:left w:w="90" w:type="dxa"/>
-              <w:bottom w:w="50" w:type="dxa"/>
-              <w:right w:w="90" w:type="dxa"/>
-            </w:tcMar>
             <w:vAlign w:val="center"/>
           </w:tcPr>
           <w:p>
@@ -36033,12 +32197,6 @@
               <w:right w:val="single" w:sz="6" w:space="0" w:color="1F3864"/>
             </w:tcBorders>
             <w:shd w:val="clear" w:color="auto" w:fill="D9E2F3"/>
-            <w:tcMar>
-              <w:top w:w="50" w:type="dxa"/>
-              <w:left w:w="90" w:type="dxa"/>
-              <w:bottom w:w="50" w:type="dxa"/>
-              <w:right w:w="90" w:type="dxa"/>
-            </w:tcMar>
             <w:vAlign w:val="center"/>
           </w:tcPr>
           <w:p>
@@ -36071,12 +32229,6 @@
               <w:right w:val="single" w:sz="6" w:space="0" w:color="1F3864"/>
             </w:tcBorders>
             <w:shd w:val="clear" w:color="auto" w:fill="D9E2F3"/>
-            <w:tcMar>
-              <w:top w:w="50" w:type="dxa"/>
-              <w:left w:w="90" w:type="dxa"/>
-              <w:bottom w:w="50" w:type="dxa"/>
-              <w:right w:w="90" w:type="dxa"/>
-            </w:tcMar>
             <w:vAlign w:val="center"/>
           </w:tcPr>
           <w:p>
@@ -36109,12 +32261,6 @@
               <w:right w:val="single" w:sz="6" w:space="0" w:color="1F3864"/>
             </w:tcBorders>
             <w:shd w:val="clear" w:color="auto" w:fill="D9E2F3"/>
-            <w:tcMar>
-              <w:top w:w="50" w:type="dxa"/>
-              <w:left w:w="90" w:type="dxa"/>
-              <w:bottom w:w="50" w:type="dxa"/>
-              <w:right w:w="90" w:type="dxa"/>
-            </w:tcMar>
             <w:vAlign w:val="center"/>
           </w:tcPr>
           <w:p>
@@ -36147,12 +32293,6 @@
               <w:right w:val="single" w:sz="6" w:space="0" w:color="1F3864"/>
             </w:tcBorders>
             <w:shd w:val="clear" w:color="auto" w:fill="D9E2F3"/>
-            <w:tcMar>
-              <w:top w:w="50" w:type="dxa"/>
-              <w:left w:w="90" w:type="dxa"/>
-              <w:bottom w:w="50" w:type="dxa"/>
-              <w:right w:w="90" w:type="dxa"/>
-            </w:tcMar>
             <w:vAlign w:val="center"/>
           </w:tcPr>
           <w:p>
@@ -36212,12 +32352,6 @@
               <w:right w:val="single" w:sz="6" w:space="0" w:color="1F3864"/>
             </w:tcBorders>
             <w:shd w:val="clear" w:color="auto" w:fill="D9E2F3"/>
-            <w:tcMar>
-              <w:top w:w="50" w:type="dxa"/>
-              <w:left w:w="90" w:type="dxa"/>
-              <w:bottom w:w="50" w:type="dxa"/>
-              <w:right w:w="90" w:type="dxa"/>
-            </w:tcMar>
             <w:vAlign w:val="center"/>
           </w:tcPr>
           <w:p>
@@ -36286,12 +32420,6 @@
               <w:right w:val="single" w:sz="6" w:space="0" w:color="1F3864"/>
             </w:tcBorders>
             <w:shd w:val="clear" w:color="auto" w:fill="4472C4"/>
-            <w:tcMar>
-              <w:top w:w="50" w:type="dxa"/>
-              <w:left w:w="90" w:type="dxa"/>
-              <w:bottom w:w="50" w:type="dxa"/>
-              <w:right w:w="90" w:type="dxa"/>
-            </w:tcMar>
             <w:vAlign w:val="center"/>
           </w:tcPr>
           <w:p>
@@ -36371,12 +32499,6 @@
               <w:right w:val="single" w:sz="6" w:space="0" w:color="1F3864"/>
             </w:tcBorders>
             <w:shd w:val="clear" w:color="auto" w:fill="4472C4"/>
-            <w:tcMar>
-              <w:top w:w="50" w:type="dxa"/>
-              <w:left w:w="90" w:type="dxa"/>
-              <w:bottom w:w="50" w:type="dxa"/>
-              <w:right w:w="90" w:type="dxa"/>
-            </w:tcMar>
             <w:vAlign w:val="center"/>
           </w:tcPr>
           <w:p>
@@ -36416,12 +32538,6 @@
               <w:right w:val="single" w:sz="6" w:space="0" w:color="1F3864"/>
             </w:tcBorders>
             <w:shd w:val="clear" w:color="auto" w:fill="4472C4"/>
-            <w:tcMar>
-              <w:top w:w="50" w:type="dxa"/>
-              <w:left w:w="90" w:type="dxa"/>
-              <w:bottom w:w="50" w:type="dxa"/>
-              <w:right w:w="90" w:type="dxa"/>
-            </w:tcMar>
             <w:vAlign w:val="center"/>
           </w:tcPr>
           <w:p>
@@ -36461,12 +32577,6 @@
               <w:right w:val="single" w:sz="6" w:space="0" w:color="1F3864"/>
             </w:tcBorders>
             <w:shd w:val="clear" w:color="auto" w:fill="4472C4"/>
-            <w:tcMar>
-              <w:top w:w="50" w:type="dxa"/>
-              <w:left w:w="90" w:type="dxa"/>
-              <w:bottom w:w="50" w:type="dxa"/>
-              <w:right w:w="90" w:type="dxa"/>
-            </w:tcMar>
             <w:vAlign w:val="center"/>
           </w:tcPr>
           <w:p>
@@ -36506,12 +32616,6 @@
               <w:right w:val="single" w:sz="6" w:space="0" w:color="1F3864"/>
             </w:tcBorders>
             <w:shd w:val="clear" w:color="auto" w:fill="4472C4"/>
-            <w:tcMar>
-              <w:top w:w="50" w:type="dxa"/>
-              <w:left w:w="90" w:type="dxa"/>
-              <w:bottom w:w="50" w:type="dxa"/>
-              <w:right w:w="90" w:type="dxa"/>
-            </w:tcMar>
             <w:vAlign w:val="center"/>
           </w:tcPr>
           <w:p>
@@ -36578,12 +32682,6 @@
               <w:right w:val="single" w:sz="6" w:space="0" w:color="1F3864"/>
             </w:tcBorders>
             <w:shd w:val="clear" w:color="auto" w:fill="D9E2F3"/>
-            <w:tcMar>
-              <w:top w:w="50" w:type="dxa"/>
-              <w:left w:w="90" w:type="dxa"/>
-              <w:bottom w:w="50" w:type="dxa"/>
-              <w:right w:w="90" w:type="dxa"/>
-            </w:tcMar>
             <w:vAlign w:val="center"/>
           </w:tcPr>
           <w:p>
@@ -36616,12 +32714,6 @@
               <w:right w:val="single" w:sz="6" w:space="0" w:color="1F3864"/>
             </w:tcBorders>
             <w:shd w:val="clear" w:color="auto" w:fill="D9E2F3"/>
-            <w:tcMar>
-              <w:top w:w="50" w:type="dxa"/>
-              <w:left w:w="90" w:type="dxa"/>
-              <w:bottom w:w="50" w:type="dxa"/>
-              <w:right w:w="90" w:type="dxa"/>
-            </w:tcMar>
             <w:vAlign w:val="center"/>
           </w:tcPr>
           <w:p>
@@ -36654,12 +32746,6 @@
               <w:right w:val="single" w:sz="6" w:space="0" w:color="1F3864"/>
             </w:tcBorders>
             <w:shd w:val="clear" w:color="auto" w:fill="D9E2F3"/>
-            <w:tcMar>
-              <w:top w:w="50" w:type="dxa"/>
-              <w:left w:w="90" w:type="dxa"/>
-              <w:bottom w:w="50" w:type="dxa"/>
-              <w:right w:w="90" w:type="dxa"/>
-            </w:tcMar>
             <w:vAlign w:val="center"/>
           </w:tcPr>
           <w:p>
@@ -36692,12 +32778,6 @@
               <w:right w:val="single" w:sz="6" w:space="0" w:color="1F3864"/>
             </w:tcBorders>
             <w:shd w:val="clear" w:color="auto" w:fill="D9E2F3"/>
-            <w:tcMar>
-              <w:top w:w="50" w:type="dxa"/>
-              <w:left w:w="90" w:type="dxa"/>
-              <w:bottom w:w="50" w:type="dxa"/>
-              <w:right w:w="90" w:type="dxa"/>
-            </w:tcMar>
             <w:vAlign w:val="center"/>
           </w:tcPr>
           <w:p>
@@ -36757,12 +32837,6 @@
               <w:right w:val="single" w:sz="6" w:space="0" w:color="1F3864"/>
             </w:tcBorders>
             <w:shd w:val="clear" w:color="auto" w:fill="D9E2F3"/>
-            <w:tcMar>
-              <w:top w:w="50" w:type="dxa"/>
-              <w:left w:w="90" w:type="dxa"/>
-              <w:bottom w:w="50" w:type="dxa"/>
-              <w:right w:w="90" w:type="dxa"/>
-            </w:tcMar>
             <w:vAlign w:val="center"/>
           </w:tcPr>
           <w:p>
@@ -36795,12 +32869,6 @@
               <w:right w:val="single" w:sz="6" w:space="0" w:color="1F3864"/>
             </w:tcBorders>
             <w:shd w:val="clear" w:color="auto" w:fill="D9E2F3"/>
-            <w:tcMar>
-              <w:top w:w="50" w:type="dxa"/>
-              <w:left w:w="90" w:type="dxa"/>
-              <w:bottom w:w="50" w:type="dxa"/>
-              <w:right w:w="90" w:type="dxa"/>
-            </w:tcMar>
             <w:vAlign w:val="center"/>
           </w:tcPr>
           <w:p>
@@ -36833,12 +32901,6 @@
               <w:right w:val="single" w:sz="6" w:space="0" w:color="1F3864"/>
             </w:tcBorders>
             <w:shd w:val="clear" w:color="auto" w:fill="D9E2F3"/>
-            <w:tcMar>
-              <w:top w:w="50" w:type="dxa"/>
-              <w:left w:w="90" w:type="dxa"/>
-              <w:bottom w:w="50" w:type="dxa"/>
-              <w:right w:w="90" w:type="dxa"/>
-            </w:tcMar>
             <w:vAlign w:val="center"/>
           </w:tcPr>
           <w:p>
@@ -36871,12 +32933,6 @@
               <w:right w:val="single" w:sz="6" w:space="0" w:color="1F3864"/>
             </w:tcBorders>
             <w:shd w:val="clear" w:color="auto" w:fill="D9E2F3"/>
-            <w:tcMar>
-              <w:top w:w="50" w:type="dxa"/>
-              <w:left w:w="90" w:type="dxa"/>
-              <w:bottom w:w="50" w:type="dxa"/>
-              <w:right w:w="90" w:type="dxa"/>
-            </w:tcMar>
             <w:vAlign w:val="center"/>
           </w:tcPr>
           <w:p>
@@ -36936,12 +32992,6 @@
               <w:right w:val="single" w:sz="6" w:space="0" w:color="1F3864"/>
             </w:tcBorders>
             <w:shd w:val="clear" w:color="auto" w:fill="D9E2F3"/>
-            <w:tcMar>
-              <w:top w:w="50" w:type="dxa"/>
-              <w:left w:w="90" w:type="dxa"/>
-              <w:bottom w:w="50" w:type="dxa"/>
-              <w:right w:w="90" w:type="dxa"/>
-            </w:tcMar>
             <w:vAlign w:val="center"/>
           </w:tcPr>
           <w:p>
@@ -36974,12 +33024,6 @@
               <w:right w:val="single" w:sz="6" w:space="0" w:color="1F3864"/>
             </w:tcBorders>
             <w:shd w:val="clear" w:color="auto" w:fill="D9E2F3"/>
-            <w:tcMar>
-              <w:top w:w="50" w:type="dxa"/>
-              <w:left w:w="90" w:type="dxa"/>
-              <w:bottom w:w="50" w:type="dxa"/>
-              <w:right w:w="90" w:type="dxa"/>
-            </w:tcMar>
             <w:vAlign w:val="center"/>
           </w:tcPr>
           <w:p>
@@ -37012,12 +33056,6 @@
               <w:right w:val="single" w:sz="6" w:space="0" w:color="1F3864"/>
             </w:tcBorders>
             <w:shd w:val="clear" w:color="auto" w:fill="D9E2F3"/>
-            <w:tcMar>
-              <w:top w:w="50" w:type="dxa"/>
-              <w:left w:w="90" w:type="dxa"/>
-              <w:bottom w:w="50" w:type="dxa"/>
-              <w:right w:w="90" w:type="dxa"/>
-            </w:tcMar>
             <w:vAlign w:val="center"/>
           </w:tcPr>
           <w:p>
@@ -37050,12 +33088,6 @@
               <w:right w:val="single" w:sz="6" w:space="0" w:color="1F3864"/>
             </w:tcBorders>
             <w:shd w:val="clear" w:color="auto" w:fill="D9E2F3"/>
-            <w:tcMar>
-              <w:top w:w="50" w:type="dxa"/>
-              <w:left w:w="90" w:type="dxa"/>
-              <w:bottom w:w="50" w:type="dxa"/>
-              <w:right w:w="90" w:type="dxa"/>
-            </w:tcMar>
             <w:vAlign w:val="center"/>
           </w:tcPr>
           <w:p>
@@ -37115,12 +33147,6 @@
               <w:right w:val="single" w:sz="6" w:space="0" w:color="1F3864"/>
             </w:tcBorders>
             <w:shd w:val="clear" w:color="auto" w:fill="D9E2F3"/>
-            <w:tcMar>
-              <w:top w:w="50" w:type="dxa"/>
-              <w:left w:w="90" w:type="dxa"/>
-              <w:bottom w:w="50" w:type="dxa"/>
-              <w:right w:w="90" w:type="dxa"/>
-            </w:tcMar>
             <w:vAlign w:val="center"/>
           </w:tcPr>
           <w:p>
@@ -37190,12 +33216,6 @@
               <w:right w:val="single" w:sz="6" w:space="0" w:color="1F3864"/>
             </w:tcBorders>
             <w:shd w:val="clear" w:color="auto" w:fill="4472C4"/>
-            <w:tcMar>
-              <w:top w:w="50" w:type="dxa"/>
-              <w:left w:w="90" w:type="dxa"/>
-              <w:bottom w:w="50" w:type="dxa"/>
-              <w:right w:w="90" w:type="dxa"/>
-            </w:tcMar>
             <w:vAlign w:val="center"/>
           </w:tcPr>
           <w:p>
@@ -37275,12 +33295,6 @@
               <w:right w:val="single" w:sz="6" w:space="0" w:color="1F3864"/>
             </w:tcBorders>
             <w:shd w:val="clear" w:color="auto" w:fill="4472C4"/>
-            <w:tcMar>
-              <w:top w:w="50" w:type="dxa"/>
-              <w:left w:w="90" w:type="dxa"/>
-              <w:bottom w:w="50" w:type="dxa"/>
-              <w:right w:w="90" w:type="dxa"/>
-            </w:tcMar>
             <w:vAlign w:val="center"/>
           </w:tcPr>
           <w:p>
@@ -37319,12 +33333,6 @@
               <w:right w:val="single" w:sz="6" w:space="0" w:color="1F3864"/>
             </w:tcBorders>
             <w:shd w:val="clear" w:color="auto" w:fill="4472C4"/>
-            <w:tcMar>
-              <w:top w:w="50" w:type="dxa"/>
-              <w:left w:w="90" w:type="dxa"/>
-              <w:bottom w:w="50" w:type="dxa"/>
-              <w:right w:w="90" w:type="dxa"/>
-            </w:tcMar>
             <w:vAlign w:val="center"/>
           </w:tcPr>
           <w:p>
@@ -37363,12 +33371,6 @@
               <w:right w:val="single" w:sz="6" w:space="0" w:color="1F3864"/>
             </w:tcBorders>
             <w:shd w:val="clear" w:color="auto" w:fill="4472C4"/>
-            <w:tcMar>
-              <w:top w:w="50" w:type="dxa"/>
-              <w:left w:w="90" w:type="dxa"/>
-              <w:bottom w:w="50" w:type="dxa"/>
-              <w:right w:w="90" w:type="dxa"/>
-            </w:tcMar>
             <w:vAlign w:val="center"/>
           </w:tcPr>
           <w:p>
@@ -37407,12 +33409,6 @@
               <w:right w:val="single" w:sz="6" w:space="0" w:color="1F3864"/>
             </w:tcBorders>
             <w:shd w:val="clear" w:color="auto" w:fill="4472C4"/>
-            <w:tcMar>
-              <w:top w:w="50" w:type="dxa"/>
-              <w:left w:w="90" w:type="dxa"/>
-              <w:bottom w:w="50" w:type="dxa"/>
-              <w:right w:w="90" w:type="dxa"/>
-            </w:tcMar>
             <w:vAlign w:val="center"/>
           </w:tcPr>
           <w:p>
@@ -37478,12 +33474,6 @@
               <w:right w:val="single" w:sz="6" w:space="0" w:color="1F3864"/>
             </w:tcBorders>
             <w:shd w:val="clear" w:color="auto" w:fill="D9E2F3"/>
-            <w:tcMar>
-              <w:top w:w="50" w:type="dxa"/>
-              <w:left w:w="90" w:type="dxa"/>
-              <w:bottom w:w="50" w:type="dxa"/>
-              <w:right w:w="90" w:type="dxa"/>
-            </w:tcMar>
             <w:vAlign w:val="center"/>
           </w:tcPr>
           <w:p>
@@ -37516,12 +33506,6 @@
               <w:right w:val="single" w:sz="6" w:space="0" w:color="1F3864"/>
             </w:tcBorders>
             <w:shd w:val="clear" w:color="auto" w:fill="D9E2F3"/>
-            <w:tcMar>
-              <w:top w:w="50" w:type="dxa"/>
-              <w:left w:w="90" w:type="dxa"/>
-              <w:bottom w:w="50" w:type="dxa"/>
-              <w:right w:w="90" w:type="dxa"/>
-            </w:tcMar>
             <w:vAlign w:val="center"/>
           </w:tcPr>
           <w:p>
@@ -37554,12 +33538,6 @@
               <w:right w:val="single" w:sz="6" w:space="0" w:color="1F3864"/>
             </w:tcBorders>
             <w:shd w:val="clear" w:color="auto" w:fill="D9E2F3"/>
-            <w:tcMar>
-              <w:top w:w="50" w:type="dxa"/>
-              <w:left w:w="90" w:type="dxa"/>
-              <w:bottom w:w="50" w:type="dxa"/>
-              <w:right w:w="90" w:type="dxa"/>
-            </w:tcMar>
             <w:vAlign w:val="center"/>
           </w:tcPr>
           <w:p>
@@ -37592,12 +33570,6 @@
               <w:right w:val="single" w:sz="6" w:space="0" w:color="1F3864"/>
             </w:tcBorders>
             <w:shd w:val="clear" w:color="auto" w:fill="D9E2F3"/>
-            <w:tcMar>
-              <w:top w:w="50" w:type="dxa"/>
-              <w:left w:w="90" w:type="dxa"/>
-              <w:bottom w:w="50" w:type="dxa"/>
-              <w:right w:w="90" w:type="dxa"/>
-            </w:tcMar>
             <w:vAlign w:val="center"/>
           </w:tcPr>
           <w:p>
@@ -37657,12 +33629,6 @@
               <w:right w:val="single" w:sz="6" w:space="0" w:color="1F3864"/>
             </w:tcBorders>
             <w:shd w:val="clear" w:color="auto" w:fill="D9E2F3"/>
-            <w:tcMar>
-              <w:top w:w="50" w:type="dxa"/>
-              <w:left w:w="90" w:type="dxa"/>
-              <w:bottom w:w="50" w:type="dxa"/>
-              <w:right w:w="90" w:type="dxa"/>
-            </w:tcMar>
             <w:vAlign w:val="center"/>
           </w:tcPr>
           <w:p>
@@ -37695,12 +33661,6 @@
               <w:right w:val="single" w:sz="6" w:space="0" w:color="1F3864"/>
             </w:tcBorders>
             <w:shd w:val="clear" w:color="auto" w:fill="D9E2F3"/>
-            <w:tcMar>
-              <w:top w:w="50" w:type="dxa"/>
-              <w:left w:w="90" w:type="dxa"/>
-              <w:bottom w:w="50" w:type="dxa"/>
-              <w:right w:w="90" w:type="dxa"/>
-            </w:tcMar>
             <w:vAlign w:val="center"/>
           </w:tcPr>
           <w:p>
@@ -37733,12 +33693,6 @@
               <w:right w:val="single" w:sz="6" w:space="0" w:color="1F3864"/>
             </w:tcBorders>
             <w:shd w:val="clear" w:color="auto" w:fill="D9E2F3"/>
-            <w:tcMar>
-              <w:top w:w="50" w:type="dxa"/>
-              <w:left w:w="90" w:type="dxa"/>
-              <w:bottom w:w="50" w:type="dxa"/>
-              <w:right w:w="90" w:type="dxa"/>
-            </w:tcMar>
             <w:vAlign w:val="center"/>
           </w:tcPr>
           <w:p>
@@ -37771,12 +33725,6 @@
               <w:right w:val="single" w:sz="6" w:space="0" w:color="1F3864"/>
             </w:tcBorders>
             <w:shd w:val="clear" w:color="auto" w:fill="D9E2F3"/>
-            <w:tcMar>
-              <w:top w:w="50" w:type="dxa"/>
-              <w:left w:w="90" w:type="dxa"/>
-              <w:bottom w:w="50" w:type="dxa"/>
-              <w:right w:w="90" w:type="dxa"/>
-            </w:tcMar>
             <w:vAlign w:val="center"/>
           </w:tcPr>
           <w:p>
@@ -37836,12 +33784,6 @@
               <w:right w:val="single" w:sz="6" w:space="0" w:color="1F3864"/>
             </w:tcBorders>
             <w:shd w:val="clear" w:color="auto" w:fill="D9E2F3"/>
-            <w:tcMar>
-              <w:top w:w="50" w:type="dxa"/>
-              <w:left w:w="90" w:type="dxa"/>
-              <w:bottom w:w="50" w:type="dxa"/>
-              <w:right w:w="90" w:type="dxa"/>
-            </w:tcMar>
             <w:vAlign w:val="center"/>
           </w:tcPr>
           <w:p>
@@ -37874,12 +33816,6 @@
               <w:right w:val="single" w:sz="6" w:space="0" w:color="1F3864"/>
             </w:tcBorders>
             <w:shd w:val="clear" w:color="auto" w:fill="D9E2F3"/>
-            <w:tcMar>
-              <w:top w:w="50" w:type="dxa"/>
-              <w:left w:w="90" w:type="dxa"/>
-              <w:bottom w:w="50" w:type="dxa"/>
-              <w:right w:w="90" w:type="dxa"/>
-            </w:tcMar>
             <w:vAlign w:val="center"/>
           </w:tcPr>
           <w:p>
@@ -37912,12 +33848,6 @@
               <w:right w:val="single" w:sz="6" w:space="0" w:color="1F3864"/>
             </w:tcBorders>
             <w:shd w:val="clear" w:color="auto" w:fill="D9E2F3"/>
-            <w:tcMar>
-              <w:top w:w="50" w:type="dxa"/>
-              <w:left w:w="90" w:type="dxa"/>
-              <w:bottom w:w="50" w:type="dxa"/>
-              <w:right w:w="90" w:type="dxa"/>
-            </w:tcMar>
             <w:vAlign w:val="center"/>
           </w:tcPr>
           <w:p>
@@ -37950,12 +33880,6 @@
               <w:right w:val="single" w:sz="6" w:space="0" w:color="1F3864"/>
             </w:tcBorders>
             <w:shd w:val="clear" w:color="auto" w:fill="D9E2F3"/>
-            <w:tcMar>
-              <w:top w:w="50" w:type="dxa"/>
-              <w:left w:w="90" w:type="dxa"/>
-              <w:bottom w:w="50" w:type="dxa"/>
-              <w:right w:w="90" w:type="dxa"/>
-            </w:tcMar>
             <w:vAlign w:val="center"/>
           </w:tcPr>
           <w:p>
@@ -38014,12 +33938,6 @@
               <w:right w:val="single" w:sz="6" w:space="0" w:color="1F3864"/>
             </w:tcBorders>
             <w:shd w:val="clear" w:color="auto" w:fill="4472C4"/>
-            <w:tcMar>
-              <w:top w:w="50" w:type="dxa"/>
-              <w:left w:w="90" w:type="dxa"/>
-              <w:bottom w:w="50" w:type="dxa"/>
-              <w:right w:w="90" w:type="dxa"/>
-            </w:tcMar>
             <w:vAlign w:val="center"/>
           </w:tcPr>
           <w:p>
@@ -38058,12 +33976,6 @@
               <w:right w:val="single" w:sz="6" w:space="0" w:color="1F3864"/>
             </w:tcBorders>
             <w:shd w:val="clear" w:color="auto" w:fill="4472C4"/>
-            <w:tcMar>
-              <w:top w:w="50" w:type="dxa"/>
-              <w:left w:w="90" w:type="dxa"/>
-              <w:bottom w:w="50" w:type="dxa"/>
-              <w:right w:w="90" w:type="dxa"/>
-            </w:tcMar>
             <w:vAlign w:val="center"/>
           </w:tcPr>
           <w:p>
@@ -38093,6 +34005,55 @@
           </w:p>
         </w:tc>
       </w:tr>
+    </w:tbl>
+    <w:p>
+      <w:pPr>
+        <w:spacing w:before="0" w:after="0" w:line="240" w:lineRule="auto"/>
+        <w:rPr>
+          <w:sz w:val="18"/>
+          <w:szCs w:val="18"/>
+        </w:rPr>
+      </w:pPr>
+    </w:p>
+    <w:tbl>
+      <w:tblPr>
+        <w:tblW w:w="9405" w:type="dxa"/>
+        <w:jc w:val="center"/>
+        <w:tblBorders>
+          <w:top w:val="single" w:sz="6" w:space="0" w:color="1F3864"/>
+          <w:left w:val="single" w:sz="6" w:space="0" w:color="1F3864"/>
+          <w:bottom w:val="single" w:sz="6" w:space="0" w:color="1F3864"/>
+          <w:right w:val="single" w:sz="6" w:space="0" w:color="1F3864"/>
+          <w:insideH w:val="single" w:sz="6" w:space="0" w:color="1F3864"/>
+          <w:insideV w:val="single" w:sz="6" w:space="0" w:color="1F3864"/>
+        </w:tblBorders>
+        <w:tblLayout w:type="fixed"/>
+        <w:tblCellMar>
+          <w:top w:w="40" w:type="dxa"/>
+          <w:left w:w="90" w:type="dxa"/>
+          <w:bottom w:w="40" w:type="dxa"/>
+          <w:right w:w="90" w:type="dxa"/>
+        </w:tblCellMar>
+        <w:tblLook w:val="0000" w:firstRow="0" w:lastRow="0" w:firstColumn="0" w:lastColumn="0" w:noHBand="0" w:noVBand="0"/>
+      </w:tblPr>
+      <w:tblGrid>
+        <w:gridCol w:w="1175"/>
+        <w:gridCol w:w="391"/>
+        <w:gridCol w:w="391"/>
+        <w:gridCol w:w="391"/>
+        <w:gridCol w:w="783"/>
+        <w:gridCol w:w="391"/>
+        <w:gridCol w:w="391"/>
+        <w:gridCol w:w="783"/>
+        <w:gridCol w:w="783"/>
+        <w:gridCol w:w="391"/>
+        <w:gridCol w:w="391"/>
+        <w:gridCol w:w="391"/>
+        <w:gridCol w:w="391"/>
+        <w:gridCol w:w="391"/>
+        <w:gridCol w:w="45"/>
+        <w:gridCol w:w="1914"/>
+      </w:tblGrid>
       <w:tr>
         <w:tc>
           <w:tcPr>
@@ -38105,12 +34066,6 @@
               <w:right w:val="single" w:sz="6" w:space="0" w:color="1F3864"/>
             </w:tcBorders>
             <w:shd w:val="clear" w:color="auto" w:fill="D9E2F3"/>
-            <w:tcMar>
-              <w:top w:w="50" w:type="dxa"/>
-              <w:left w:w="90" w:type="dxa"/>
-              <w:bottom w:w="50" w:type="dxa"/>
-              <w:right w:w="90" w:type="dxa"/>
-            </w:tcMar>
           </w:tcPr>
           <w:p>
             <w:pPr>
@@ -38561,12 +34516,6 @@
               <w:right w:val="single" w:sz="6" w:space="0" w:color="1F3864"/>
             </w:tcBorders>
             <w:shd w:val="clear" w:color="auto" w:fill="D9E2F3"/>
-            <w:tcMar>
-              <w:top w:w="50" w:type="dxa"/>
-              <w:left w:w="90" w:type="dxa"/>
-              <w:bottom w:w="50" w:type="dxa"/>
-              <w:right w:w="90" w:type="dxa"/>
-            </w:tcMar>
           </w:tcPr>
           <w:p>
             <w:pPr>
